--- a/flow/20230914_vu_template/drafts/2024-12-u/18-СР-Севастіана.docx
+++ b/flow/20230914_vu_template/drafts/2024-12-u/18-СР-Севастіана.docx
@@ -3753,301 +3753,13 @@
           <w:rFonts w:ascii="Times New Roman" w:hAnsi="Times New Roman"/>
           <w:sz w:val="24"/>
         </w:rPr>
-        <w:t xml:space="preserve"> З </w:t>
-      </w:r>
-      <w:r>
-        <w:rPr>
-          <w:rFonts w:ascii="Times New Roman" w:hAnsi="Times New Roman"/>
-          <w:sz w:val="24"/>
-        </w:rPr>
-        <w:t>прецінної</w:t>
-      </w:r>
-      <w:r>
-        <w:rPr>
-          <w:rFonts w:ascii="Times New Roman" w:hAnsi="Times New Roman"/>
-          <w:sz w:val="24"/>
-        </w:rPr>
-        <w:t xml:space="preserve"> </w:t>
-      </w:r>
-      <w:r>
-        <w:rPr>
-          <w:rFonts w:ascii="Times New Roman" w:hAnsi="Times New Roman"/>
-          <w:sz w:val="24"/>
-        </w:rPr>
-        <w:t>багряни́ці</w:t>
-      </w:r>
-      <w:r>
-        <w:rPr>
-          <w:rFonts w:ascii="Times New Roman" w:hAnsi="Times New Roman"/>
-          <w:sz w:val="24"/>
-        </w:rPr>
-        <w:t xml:space="preserve">* </w:t>
-      </w:r>
-      <w:r>
-        <w:rPr>
-          <w:rFonts w:ascii="Times New Roman" w:hAnsi="Times New Roman"/>
-          <w:sz w:val="24"/>
-        </w:rPr>
-        <w:t>кро́ви</w:t>
-      </w:r>
-      <w:r>
-        <w:rPr>
-          <w:rFonts w:ascii="Times New Roman" w:hAnsi="Times New Roman"/>
-          <w:sz w:val="24"/>
-        </w:rPr>
-        <w:t xml:space="preserve"> </w:t>
-      </w:r>
-      <w:r>
-        <w:rPr>
-          <w:rFonts w:ascii="Times New Roman" w:hAnsi="Times New Roman"/>
-          <w:sz w:val="24"/>
-        </w:rPr>
-        <w:t>твоє́ї</w:t>
-      </w:r>
-      <w:r>
-        <w:rPr>
-          <w:rFonts w:ascii="Times New Roman" w:hAnsi="Times New Roman"/>
-          <w:sz w:val="24"/>
-        </w:rPr>
-        <w:t xml:space="preserve">, </w:t>
-      </w:r>
-      <w:r>
-        <w:rPr>
-          <w:rFonts w:ascii="Times New Roman" w:hAnsi="Times New Roman"/>
-          <w:sz w:val="24"/>
-        </w:rPr>
-        <w:t>му́чениче</w:t>
-      </w:r>
-      <w:r>
-        <w:rPr>
-          <w:rFonts w:ascii="Times New Roman" w:hAnsi="Times New Roman"/>
-          <w:sz w:val="24"/>
-        </w:rPr>
-        <w:t xml:space="preserve">,* ти </w:t>
-      </w:r>
-      <w:r>
-        <w:rPr>
-          <w:rFonts w:ascii="Times New Roman" w:hAnsi="Times New Roman"/>
-          <w:sz w:val="24"/>
-        </w:rPr>
-        <w:t>зітка́в</w:t>
-      </w:r>
-      <w:r>
-        <w:rPr>
-          <w:rFonts w:ascii="Times New Roman" w:hAnsi="Times New Roman"/>
-          <w:sz w:val="24"/>
-        </w:rPr>
-        <w:t xml:space="preserve"> собі </w:t>
-      </w:r>
-      <w:r>
-        <w:rPr>
-          <w:rFonts w:ascii="Times New Roman" w:hAnsi="Times New Roman"/>
-          <w:sz w:val="24"/>
-        </w:rPr>
-        <w:t>само́му</w:t>
-      </w:r>
-      <w:r>
-        <w:rPr>
-          <w:rFonts w:ascii="Times New Roman" w:hAnsi="Times New Roman"/>
-          <w:sz w:val="24"/>
-        </w:rPr>
-        <w:t xml:space="preserve"> </w:t>
-      </w:r>
-      <w:r>
-        <w:rPr>
-          <w:rFonts w:ascii="Times New Roman" w:hAnsi="Times New Roman"/>
-          <w:sz w:val="24"/>
-        </w:rPr>
-        <w:t>порфи́ру</w:t>
-      </w:r>
-      <w:r>
-        <w:rPr>
-          <w:rFonts w:ascii="Times New Roman" w:hAnsi="Times New Roman"/>
-          <w:sz w:val="24"/>
-        </w:rPr>
-        <w:t xml:space="preserve"> </w:t>
-      </w:r>
-      <w:r>
-        <w:rPr>
-          <w:rFonts w:ascii="Times New Roman" w:hAnsi="Times New Roman"/>
-          <w:sz w:val="24"/>
-        </w:rPr>
-        <w:t>многоцінну</w:t>
-      </w:r>
-      <w:r>
-        <w:rPr>
-          <w:rFonts w:ascii="Times New Roman" w:hAnsi="Times New Roman"/>
-          <w:sz w:val="24"/>
-        </w:rPr>
-        <w:t xml:space="preserve">,* в яку́ </w:t>
-      </w:r>
-      <w:r>
-        <w:rPr>
-          <w:rFonts w:ascii="Times New Roman" w:hAnsi="Times New Roman"/>
-          <w:sz w:val="24"/>
-        </w:rPr>
-        <w:t>зодягну́вшись</w:t>
-      </w:r>
-      <w:r>
-        <w:rPr>
-          <w:rFonts w:ascii="Times New Roman" w:hAnsi="Times New Roman"/>
-          <w:sz w:val="24"/>
-        </w:rPr>
-        <w:t xml:space="preserve">,* </w:t>
-      </w:r>
-      <w:r>
-        <w:rPr>
-          <w:rFonts w:ascii="Times New Roman" w:hAnsi="Times New Roman"/>
-          <w:sz w:val="24"/>
-        </w:rPr>
-        <w:t>живе́ш</w:t>
-      </w:r>
-      <w:r>
-        <w:rPr>
-          <w:rFonts w:ascii="Times New Roman" w:hAnsi="Times New Roman"/>
-          <w:sz w:val="24"/>
-        </w:rPr>
-        <w:t xml:space="preserve"> істинно у </w:t>
-      </w:r>
-      <w:r>
-        <w:rPr>
-          <w:rFonts w:ascii="Times New Roman" w:hAnsi="Times New Roman"/>
-          <w:sz w:val="24"/>
-        </w:rPr>
-        <w:t>ви́шньому</w:t>
-      </w:r>
-      <w:r>
-        <w:rPr>
-          <w:rFonts w:ascii="Times New Roman" w:hAnsi="Times New Roman"/>
-          <w:sz w:val="24"/>
-        </w:rPr>
-        <w:t xml:space="preserve"> </w:t>
-      </w:r>
-      <w:r>
-        <w:rPr>
-          <w:rFonts w:ascii="Times New Roman" w:hAnsi="Times New Roman"/>
-          <w:sz w:val="24"/>
-        </w:rPr>
-        <w:t>Ца́рстві</w:t>
-      </w:r>
-      <w:r>
-        <w:rPr>
-          <w:rFonts w:ascii="Times New Roman" w:hAnsi="Times New Roman"/>
-          <w:sz w:val="24"/>
-        </w:rPr>
-        <w:t xml:space="preserve">,* </w:t>
-      </w:r>
-      <w:r>
-        <w:rPr>
-          <w:rFonts w:ascii="Times New Roman" w:hAnsi="Times New Roman"/>
-          <w:sz w:val="24"/>
-        </w:rPr>
-        <w:t>Бо́гу</w:t>
-      </w:r>
-      <w:r>
-        <w:rPr>
-          <w:rFonts w:ascii="Times New Roman" w:hAnsi="Times New Roman"/>
-          <w:sz w:val="24"/>
-        </w:rPr>
-        <w:t xml:space="preserve"> </w:t>
-      </w:r>
-      <w:r>
-        <w:rPr>
-          <w:rFonts w:ascii="Times New Roman" w:hAnsi="Times New Roman"/>
-          <w:sz w:val="24"/>
-        </w:rPr>
-        <w:t>Всецарю</w:t>
-      </w:r>
-      <w:r>
-        <w:rPr>
-          <w:rFonts w:ascii="Times New Roman" w:hAnsi="Times New Roman"/>
-          <w:sz w:val="24"/>
-        </w:rPr>
-        <w:t xml:space="preserve">́ предстоячи́.* Тим-то </w:t>
-      </w:r>
-      <w:r>
-        <w:rPr>
-          <w:rFonts w:ascii="Times New Roman" w:hAnsi="Times New Roman"/>
-          <w:sz w:val="24"/>
-        </w:rPr>
-        <w:t>блага́й</w:t>
-      </w:r>
-      <w:r>
-        <w:rPr>
-          <w:rFonts w:ascii="Times New Roman" w:hAnsi="Times New Roman"/>
-          <w:sz w:val="24"/>
-        </w:rPr>
-        <w:t xml:space="preserve">,* щоб </w:t>
-      </w:r>
-      <w:r>
-        <w:rPr>
-          <w:rFonts w:ascii="Times New Roman" w:hAnsi="Times New Roman"/>
-          <w:sz w:val="24"/>
-        </w:rPr>
-        <w:t>даро́вано</w:t>
-      </w:r>
-      <w:r>
-        <w:rPr>
-          <w:rFonts w:ascii="Times New Roman" w:hAnsi="Times New Roman"/>
-          <w:sz w:val="24"/>
-        </w:rPr>
-        <w:t xml:space="preserve"> </w:t>
-      </w:r>
-      <w:r>
-        <w:rPr>
-          <w:rFonts w:ascii="Times New Roman" w:hAnsi="Times New Roman"/>
-          <w:sz w:val="24"/>
-        </w:rPr>
-        <w:t>ду́шам</w:t>
-      </w:r>
-      <w:r>
-        <w:rPr>
-          <w:rFonts w:ascii="Times New Roman" w:hAnsi="Times New Roman"/>
-          <w:sz w:val="24"/>
-        </w:rPr>
-        <w:t xml:space="preserve"> </w:t>
-      </w:r>
-      <w:r>
-        <w:rPr>
-          <w:rFonts w:ascii="Times New Roman" w:hAnsi="Times New Roman"/>
-          <w:sz w:val="24"/>
-        </w:rPr>
-        <w:t>на́шим</w:t>
-      </w:r>
-      <w:r>
-        <w:rPr>
-          <w:rFonts w:ascii="Times New Roman" w:hAnsi="Times New Roman"/>
-          <w:sz w:val="24"/>
-        </w:rPr>
-        <w:t xml:space="preserve">* мир і </w:t>
-      </w:r>
-      <w:r>
-        <w:rPr>
-          <w:rFonts w:ascii="Times New Roman" w:hAnsi="Times New Roman"/>
-          <w:sz w:val="24"/>
-        </w:rPr>
-        <w:t>вели́ку</w:t>
-      </w:r>
-      <w:r>
-        <w:rPr>
-          <w:rFonts w:ascii="Times New Roman" w:hAnsi="Times New Roman"/>
-          <w:sz w:val="24"/>
-        </w:rPr>
-        <w:t xml:space="preserve"> </w:t>
-      </w:r>
-      <w:r>
-        <w:rPr>
-          <w:rFonts w:ascii="Times New Roman" w:hAnsi="Times New Roman"/>
-          <w:sz w:val="24"/>
-        </w:rPr>
-        <w:t>ми́лість</w:t>
-      </w:r>
-      <w:r>
-        <w:rPr>
-          <w:rFonts w:ascii="Times New Roman" w:hAnsi="Times New Roman"/>
-          <w:sz w:val="24"/>
-        </w:rPr>
-        <w:t>.</w:t>
+        <w:t xml:space="preserve"> З прецінної багряни́ці* кро́ви твоє́ї, му́чениче,* ти зітка́в собі само́му порфи́ру многоцінну,* в яку́ зодягну́вшись,* живе́ш істинно у ви́шньому Ца́рстві,* Бо́гу Всецарю́ предстоячи́.* Тим-то блага́й,* щоб даро́вано ду́шам на́шим* мир і вели́ку ми́лість.</w:t>
+      </w:r>
+      <w:r>
+        <w:rPr>
+          <w:rFonts w:ascii="Times New Roman" w:hAnsi="Times New Roman"/>
+          <w:sz w:val="24"/>
+        </w:rPr>
       </w:r>
     </w:p>
     <w:p>
@@ -4218,287 +3930,7 @@
           <w:rFonts w:ascii="Times New Roman" w:hAnsi="Times New Roman"/>
           <w:sz w:val="24"/>
         </w:rPr>
-        <w:t xml:space="preserve">З </w:t>
-      </w:r>
-      <w:r>
-        <w:rPr>
-          <w:rFonts w:ascii="Times New Roman" w:hAnsi="Times New Roman"/>
-          <w:sz w:val="24"/>
-        </w:rPr>
-        <w:t>Севастіа́ном</w:t>
-      </w:r>
-      <w:r>
-        <w:rPr>
-          <w:rFonts w:ascii="Times New Roman" w:hAnsi="Times New Roman"/>
-          <w:sz w:val="24"/>
-        </w:rPr>
-        <w:t xml:space="preserve"> </w:t>
-      </w:r>
-      <w:r>
-        <w:rPr>
-          <w:rFonts w:ascii="Times New Roman" w:hAnsi="Times New Roman"/>
-          <w:sz w:val="24"/>
-        </w:rPr>
-        <w:t>стражда́є</w:t>
-      </w:r>
-      <w:r>
-        <w:rPr>
-          <w:rFonts w:ascii="Times New Roman" w:hAnsi="Times New Roman"/>
-          <w:sz w:val="24"/>
-        </w:rPr>
-        <w:t xml:space="preserve"> </w:t>
-      </w:r>
-      <w:r>
-        <w:rPr>
-          <w:rFonts w:ascii="Times New Roman" w:hAnsi="Times New Roman"/>
-          <w:sz w:val="24"/>
-        </w:rPr>
-        <w:t>Зо́я</w:t>
-      </w:r>
-      <w:r>
-        <w:rPr>
-          <w:rFonts w:ascii="Times New Roman" w:hAnsi="Times New Roman"/>
-          <w:sz w:val="24"/>
-        </w:rPr>
-        <w:t xml:space="preserve">,* Марк та </w:t>
-      </w:r>
-      <w:r>
-        <w:rPr>
-          <w:rFonts w:ascii="Times New Roman" w:hAnsi="Times New Roman"/>
-          <w:sz w:val="24"/>
-        </w:rPr>
-        <w:t>Маркеллін</w:t>
-      </w:r>
-      <w:r>
-        <w:rPr>
-          <w:rFonts w:ascii="Times New Roman" w:hAnsi="Times New Roman"/>
-          <w:sz w:val="24"/>
-        </w:rPr>
-        <w:t xml:space="preserve">* і </w:t>
-      </w:r>
-      <w:r>
-        <w:rPr>
-          <w:rFonts w:ascii="Times New Roman" w:hAnsi="Times New Roman"/>
-          <w:sz w:val="24"/>
-        </w:rPr>
-        <w:t>богому́дрий</w:t>
-      </w:r>
-      <w:r>
-        <w:rPr>
-          <w:rFonts w:ascii="Times New Roman" w:hAnsi="Times New Roman"/>
-          <w:sz w:val="24"/>
-        </w:rPr>
-        <w:t xml:space="preserve"> </w:t>
-      </w:r>
-      <w:r>
-        <w:rPr>
-          <w:rFonts w:ascii="Times New Roman" w:hAnsi="Times New Roman"/>
-          <w:sz w:val="24"/>
-        </w:rPr>
-        <w:t>Тиву́ртій</w:t>
-      </w:r>
-      <w:r>
-        <w:rPr>
-          <w:rFonts w:ascii="Times New Roman" w:hAnsi="Times New Roman"/>
-          <w:sz w:val="24"/>
-        </w:rPr>
-        <w:t xml:space="preserve">;* вони́ перетерпіли грізні потрійні </w:t>
-      </w:r>
-      <w:r>
-        <w:rPr>
-          <w:rFonts w:ascii="Times New Roman" w:hAnsi="Times New Roman"/>
-          <w:sz w:val="24"/>
-        </w:rPr>
-        <w:t>хви́лі</w:t>
-      </w:r>
-      <w:r>
-        <w:rPr>
-          <w:rFonts w:ascii="Times New Roman" w:hAnsi="Times New Roman"/>
-          <w:sz w:val="24"/>
-        </w:rPr>
-        <w:t xml:space="preserve"> </w:t>
-      </w:r>
-      <w:r>
-        <w:rPr>
-          <w:rFonts w:ascii="Times New Roman" w:hAnsi="Times New Roman"/>
-          <w:sz w:val="24"/>
-        </w:rPr>
-        <w:t>бо́лістей</w:t>
-      </w:r>
-      <w:r>
-        <w:rPr>
-          <w:rFonts w:ascii="Times New Roman" w:hAnsi="Times New Roman"/>
-          <w:sz w:val="24"/>
-        </w:rPr>
-        <w:t xml:space="preserve">* і </w:t>
-      </w:r>
-      <w:r>
-        <w:rPr>
-          <w:rFonts w:ascii="Times New Roman" w:hAnsi="Times New Roman"/>
-          <w:sz w:val="24"/>
-        </w:rPr>
-        <w:t>ни́ні</w:t>
-      </w:r>
-      <w:r>
-        <w:rPr>
-          <w:rFonts w:ascii="Times New Roman" w:hAnsi="Times New Roman"/>
-          <w:sz w:val="24"/>
-        </w:rPr>
-        <w:t xml:space="preserve"> </w:t>
-      </w:r>
-      <w:r>
-        <w:rPr>
-          <w:rFonts w:ascii="Times New Roman" w:hAnsi="Times New Roman"/>
-          <w:sz w:val="24"/>
-        </w:rPr>
-        <w:t>осели́лися</w:t>
-      </w:r>
-      <w:r>
-        <w:rPr>
-          <w:rFonts w:ascii="Times New Roman" w:hAnsi="Times New Roman"/>
-          <w:sz w:val="24"/>
-        </w:rPr>
-        <w:t xml:space="preserve"> в </w:t>
-      </w:r>
-      <w:r>
-        <w:rPr>
-          <w:rFonts w:ascii="Times New Roman" w:hAnsi="Times New Roman"/>
-          <w:sz w:val="24"/>
-        </w:rPr>
-        <w:t>безбо́лісному</w:t>
-      </w:r>
-      <w:r>
-        <w:rPr>
-          <w:rFonts w:ascii="Times New Roman" w:hAnsi="Times New Roman"/>
-          <w:sz w:val="24"/>
-        </w:rPr>
-        <w:t xml:space="preserve">* і </w:t>
-      </w:r>
-      <w:r>
-        <w:rPr>
-          <w:rFonts w:ascii="Times New Roman" w:hAnsi="Times New Roman"/>
-          <w:sz w:val="24"/>
-        </w:rPr>
-        <w:t>Боже́ственному</w:t>
-      </w:r>
-      <w:r>
-        <w:rPr>
-          <w:rFonts w:ascii="Times New Roman" w:hAnsi="Times New Roman"/>
-          <w:sz w:val="24"/>
-        </w:rPr>
-        <w:t xml:space="preserve"> </w:t>
-      </w:r>
-      <w:r>
-        <w:rPr>
-          <w:rFonts w:ascii="Times New Roman" w:hAnsi="Times New Roman"/>
-          <w:sz w:val="24"/>
-        </w:rPr>
-        <w:t>упоко́єнні</w:t>
-      </w:r>
-      <w:r>
-        <w:rPr>
-          <w:rFonts w:ascii="Times New Roman" w:hAnsi="Times New Roman"/>
-          <w:sz w:val="24"/>
-        </w:rPr>
-        <w:t xml:space="preserve">,* в </w:t>
-      </w:r>
-      <w:r>
-        <w:rPr>
-          <w:rFonts w:ascii="Times New Roman" w:hAnsi="Times New Roman"/>
-          <w:sz w:val="24"/>
-        </w:rPr>
-        <w:t>яко́му</w:t>
-      </w:r>
-      <w:r>
-        <w:rPr>
-          <w:rFonts w:ascii="Times New Roman" w:hAnsi="Times New Roman"/>
-          <w:sz w:val="24"/>
-        </w:rPr>
-        <w:t xml:space="preserve"> </w:t>
-      </w:r>
-      <w:r>
-        <w:rPr>
-          <w:rFonts w:ascii="Times New Roman" w:hAnsi="Times New Roman"/>
-          <w:sz w:val="24"/>
-        </w:rPr>
-        <w:t>мо́ляться</w:t>
-      </w:r>
-      <w:r>
-        <w:rPr>
-          <w:rFonts w:ascii="Times New Roman" w:hAnsi="Times New Roman"/>
-          <w:sz w:val="24"/>
-        </w:rPr>
-        <w:t xml:space="preserve">,* щоб </w:t>
-      </w:r>
-      <w:r>
-        <w:rPr>
-          <w:rFonts w:ascii="Times New Roman" w:hAnsi="Times New Roman"/>
-          <w:sz w:val="24"/>
-        </w:rPr>
-        <w:t>даро́вано</w:t>
-      </w:r>
-      <w:r>
-        <w:rPr>
-          <w:rFonts w:ascii="Times New Roman" w:hAnsi="Times New Roman"/>
-          <w:sz w:val="24"/>
-        </w:rPr>
-        <w:t xml:space="preserve"> </w:t>
-      </w:r>
-      <w:r>
-        <w:rPr>
-          <w:rFonts w:ascii="Times New Roman" w:hAnsi="Times New Roman"/>
-          <w:sz w:val="24"/>
-        </w:rPr>
-        <w:t>ду́шам</w:t>
-      </w:r>
-      <w:r>
-        <w:rPr>
-          <w:rFonts w:ascii="Times New Roman" w:hAnsi="Times New Roman"/>
-          <w:sz w:val="24"/>
-        </w:rPr>
-        <w:t xml:space="preserve"> </w:t>
-      </w:r>
-      <w:r>
-        <w:rPr>
-          <w:rFonts w:ascii="Times New Roman" w:hAnsi="Times New Roman"/>
-          <w:sz w:val="24"/>
-        </w:rPr>
-        <w:t>на́шим</w:t>
-      </w:r>
-      <w:r>
-        <w:rPr>
-          <w:rFonts w:ascii="Times New Roman" w:hAnsi="Times New Roman"/>
-          <w:sz w:val="24"/>
-        </w:rPr>
-        <w:t xml:space="preserve">* мир і </w:t>
-      </w:r>
-      <w:r>
-        <w:rPr>
-          <w:rFonts w:ascii="Times New Roman" w:hAnsi="Times New Roman"/>
-          <w:sz w:val="24"/>
-        </w:rPr>
-        <w:t>вели́ку</w:t>
-      </w:r>
-      <w:r>
-        <w:rPr>
-          <w:rFonts w:ascii="Times New Roman" w:hAnsi="Times New Roman"/>
-          <w:sz w:val="24"/>
-        </w:rPr>
-        <w:t xml:space="preserve"> </w:t>
-      </w:r>
-      <w:r>
-        <w:rPr>
-          <w:rFonts w:ascii="Times New Roman" w:hAnsi="Times New Roman"/>
-          <w:sz w:val="24"/>
-        </w:rPr>
-        <w:t>ми́лість</w:t>
-      </w:r>
-      <w:r>
-        <w:rPr>
-          <w:rFonts w:ascii="Times New Roman" w:hAnsi="Times New Roman"/>
-          <w:sz w:val="24"/>
-        </w:rPr>
-        <w:t>.</w:t>
+        <w:t>З Севастіа́ном стражда́є Зо́я,* Марк та Маркеллін* і богому́дрий Тиву́ртій;* вони́ перетерпіли грізні потрійні хви́лі бо́лістей* і ни́ні осели́лися в безбо́лісному* і Боже́ственному упоко́єнні,* в яко́му мо́ляться,* щоб даро́вано ду́шам на́шим* мир і вели́ку ми́лість.</w:t>
       </w:r>
     </w:p>
     <w:p>
@@ -4685,269 +4117,39 @@
           <w:rFonts w:ascii="Times New Roman" w:hAnsi="Times New Roman"/>
           <w:sz w:val="24"/>
         </w:rPr>
-        <w:t>Незбори́мі</w:t>
-      </w:r>
-      <w:r>
-        <w:rPr>
-          <w:rFonts w:ascii="Times New Roman" w:hAnsi="Times New Roman"/>
-          <w:sz w:val="24"/>
-        </w:rPr>
-        <w:t xml:space="preserve"> </w:t>
-      </w:r>
-      <w:r>
-        <w:rPr>
-          <w:rFonts w:ascii="Times New Roman" w:hAnsi="Times New Roman"/>
-          <w:sz w:val="24"/>
-        </w:rPr>
-        <w:t>му́ченики</w:t>
-      </w:r>
-      <w:r>
-        <w:rPr>
-          <w:rFonts w:ascii="Times New Roman" w:hAnsi="Times New Roman"/>
-          <w:sz w:val="24"/>
-        </w:rPr>
-        <w:t xml:space="preserve">,* </w:t>
-      </w:r>
-      <w:r>
-        <w:rPr>
-          <w:rFonts w:ascii="Times New Roman" w:hAnsi="Times New Roman"/>
-          <w:sz w:val="24"/>
-        </w:rPr>
-        <w:t>зали́шивши</w:t>
-      </w:r>
-      <w:r>
-        <w:rPr>
-          <w:rFonts w:ascii="Times New Roman" w:hAnsi="Times New Roman"/>
-          <w:sz w:val="24"/>
-        </w:rPr>
-        <w:t xml:space="preserve"> землі – земне́,* до </w:t>
-      </w:r>
-      <w:r>
-        <w:rPr>
-          <w:rFonts w:ascii="Times New Roman" w:hAnsi="Times New Roman"/>
-          <w:sz w:val="24"/>
-        </w:rPr>
-        <w:t>Небе́с</w:t>
-      </w:r>
-      <w:r>
-        <w:rPr>
-          <w:rFonts w:ascii="Times New Roman" w:hAnsi="Times New Roman"/>
-          <w:sz w:val="24"/>
-        </w:rPr>
-        <w:t xml:space="preserve"> ви </w:t>
-      </w:r>
-      <w:r>
-        <w:rPr>
-          <w:rFonts w:ascii="Times New Roman" w:hAnsi="Times New Roman"/>
-          <w:sz w:val="24"/>
-        </w:rPr>
-        <w:t>поли́нули</w:t>
-      </w:r>
-      <w:r>
-        <w:rPr>
-          <w:rFonts w:ascii="Times New Roman" w:hAnsi="Times New Roman"/>
-          <w:sz w:val="24"/>
-        </w:rPr>
-        <w:t xml:space="preserve">,* </w:t>
-      </w:r>
-      <w:r>
-        <w:rPr>
-          <w:rFonts w:ascii="Times New Roman" w:hAnsi="Times New Roman"/>
-          <w:sz w:val="24"/>
-        </w:rPr>
-        <w:t>ва́шими</w:t>
-      </w:r>
-      <w:r>
-        <w:rPr>
-          <w:rFonts w:ascii="Times New Roman" w:hAnsi="Times New Roman"/>
-          <w:sz w:val="24"/>
-        </w:rPr>
-        <w:t xml:space="preserve"> </w:t>
-      </w:r>
-      <w:r>
-        <w:rPr>
-          <w:rFonts w:ascii="Times New Roman" w:hAnsi="Times New Roman"/>
-          <w:sz w:val="24"/>
-        </w:rPr>
-        <w:t>сти́гмами</w:t>
-      </w:r>
-      <w:r>
-        <w:rPr>
-          <w:rFonts w:ascii="Times New Roman" w:hAnsi="Times New Roman"/>
-          <w:sz w:val="24"/>
-        </w:rPr>
-        <w:t xml:space="preserve"> </w:t>
-      </w:r>
-      <w:r>
-        <w:rPr>
-          <w:rFonts w:ascii="Times New Roman" w:hAnsi="Times New Roman"/>
-          <w:sz w:val="24"/>
-        </w:rPr>
-        <w:t>прикра́шені</w:t>
-      </w:r>
-      <w:r>
-        <w:rPr>
-          <w:rFonts w:ascii="Times New Roman" w:hAnsi="Times New Roman"/>
-          <w:sz w:val="24"/>
-        </w:rPr>
-        <w:t xml:space="preserve">* і </w:t>
-      </w:r>
-      <w:r>
-        <w:rPr>
-          <w:rFonts w:ascii="Times New Roman" w:hAnsi="Times New Roman"/>
-          <w:sz w:val="24"/>
-        </w:rPr>
-        <w:t>свяще́нними</w:t>
-      </w:r>
-      <w:r>
-        <w:rPr>
-          <w:rFonts w:ascii="Times New Roman" w:hAnsi="Times New Roman"/>
-          <w:sz w:val="24"/>
-        </w:rPr>
-        <w:t xml:space="preserve"> </w:t>
-      </w:r>
-      <w:r>
-        <w:rPr>
-          <w:rFonts w:ascii="Times New Roman" w:hAnsi="Times New Roman"/>
-          <w:sz w:val="24"/>
-        </w:rPr>
-        <w:t>стражда́ннями</w:t>
-      </w:r>
-      <w:r>
-        <w:rPr>
-          <w:rFonts w:ascii="Times New Roman" w:hAnsi="Times New Roman"/>
-          <w:sz w:val="24"/>
-        </w:rPr>
-        <w:t xml:space="preserve">* світло </w:t>
-      </w:r>
-      <w:r>
-        <w:rPr>
-          <w:rFonts w:ascii="Times New Roman" w:hAnsi="Times New Roman"/>
-          <w:sz w:val="24"/>
-        </w:rPr>
-        <w:t>приоздо́блені</w:t>
-      </w:r>
-      <w:r>
-        <w:rPr>
-          <w:rFonts w:ascii="Times New Roman" w:hAnsi="Times New Roman"/>
-          <w:sz w:val="24"/>
-        </w:rPr>
-        <w:t xml:space="preserve">, блаже́нні.* Тим-то </w:t>
-      </w:r>
-      <w:r>
-        <w:rPr>
-          <w:rFonts w:ascii="Times New Roman" w:hAnsi="Times New Roman"/>
-          <w:sz w:val="24"/>
-        </w:rPr>
-        <w:t>молітеся</w:t>
-      </w:r>
-      <w:r>
-        <w:rPr>
-          <w:rFonts w:ascii="Times New Roman" w:hAnsi="Times New Roman"/>
-          <w:sz w:val="24"/>
-        </w:rPr>
-        <w:t xml:space="preserve">,* щоб </w:t>
-      </w:r>
-      <w:r>
-        <w:rPr>
-          <w:rFonts w:ascii="Times New Roman" w:hAnsi="Times New Roman"/>
-          <w:sz w:val="24"/>
-        </w:rPr>
-        <w:t>даро́вано</w:t>
-      </w:r>
-      <w:r>
-        <w:rPr>
-          <w:rFonts w:ascii="Times New Roman" w:hAnsi="Times New Roman"/>
-          <w:sz w:val="24"/>
-        </w:rPr>
-        <w:t xml:space="preserve"> </w:t>
-      </w:r>
-      <w:r>
-        <w:rPr>
-          <w:rFonts w:ascii="Times New Roman" w:hAnsi="Times New Roman"/>
-          <w:sz w:val="24"/>
-        </w:rPr>
-        <w:t>ду́шам</w:t>
-      </w:r>
-      <w:r>
-        <w:rPr>
-          <w:rFonts w:ascii="Times New Roman" w:hAnsi="Times New Roman"/>
-          <w:sz w:val="24"/>
-        </w:rPr>
-        <w:t xml:space="preserve"> </w:t>
-      </w:r>
-      <w:r>
-        <w:rPr>
-          <w:rFonts w:ascii="Times New Roman" w:hAnsi="Times New Roman"/>
-          <w:sz w:val="24"/>
-        </w:rPr>
-        <w:t>на́шим</w:t>
-      </w:r>
-      <w:r>
-        <w:rPr>
-          <w:rFonts w:ascii="Times New Roman" w:hAnsi="Times New Roman"/>
-          <w:sz w:val="24"/>
-        </w:rPr>
-        <w:t xml:space="preserve">* мир і </w:t>
-      </w:r>
-      <w:r>
-        <w:rPr>
-          <w:rFonts w:ascii="Times New Roman" w:hAnsi="Times New Roman"/>
-          <w:sz w:val="24"/>
-        </w:rPr>
-        <w:t>вели́ку</w:t>
-      </w:r>
-      <w:r>
-        <w:rPr>
-          <w:rFonts w:ascii="Times New Roman" w:hAnsi="Times New Roman"/>
-          <w:sz w:val="24"/>
-        </w:rPr>
-        <w:t xml:space="preserve"> </w:t>
-      </w:r>
-      <w:r>
-        <w:rPr>
-          <w:rFonts w:ascii="Times New Roman" w:hAnsi="Times New Roman"/>
-          <w:sz w:val="24"/>
-        </w:rPr>
-        <w:t>ми́лість</w:t>
-      </w:r>
-      <w:r>
-        <w:rPr>
-          <w:rFonts w:ascii="Times New Roman" w:hAnsi="Times New Roman"/>
-          <w:sz w:val="24"/>
-        </w:rPr>
-        <w:t>.</w:t>
-      </w:r>
-    </w:p>
-    <w:p>
-      <w:pPr>
-        <w:pStyle w:val="NormalWeb"/>
+        <w:t>Незбори́мі му́ченики,* зали́шивши землі – земне́,* до Небе́с ви поли́нули,* ва́шими сти́гмами прикра́шені* і свяще́нними стражда́ннями* світло приоздо́блені, блаже́нні.* Тим-то молітеся,* щоб даро́вано ду́шам на́шим* мир і вели́ку ми́лість.</w:t>
+      </w:r>
+      <w:r>
+        <w:rPr>
+          <w:rFonts w:ascii="Times New Roman" w:hAnsi="Times New Roman"/>
+          <w:sz w:val="24"/>
+        </w:rPr>
+      </w:r>
+    </w:p>
+    <w:p>
+      <w:pPr>
+        <w:pStyle w:val="Normal"/>
         <w:spacing w:after="120"/>
       </w:pPr>
       <w:r>
         <w:rPr>
           <w:rFonts w:ascii="Times New Roman" w:hAnsi="Times New Roman"/>
           <w:b/>
+          <w:i w:val="0"/>
           <w:color w:val="000000"/>
           <w:sz w:val="24"/>
-        </w:rPr>
-        <w:t>Слава</w:t>
-      </w:r>
-      <w:r>
-        <w:rPr>
-          <w:rFonts w:ascii="Times New Roman" w:hAnsi="Times New Roman"/>
-          <w:b/>
-          <w:color w:val="000000"/>
-          <w:sz w:val="24"/>
-        </w:rPr>
-        <w:t xml:space="preserve">: </w:t>
-      </w:r>
-      <w:r>
-        <w:rPr>
-          <w:rFonts w:ascii="Times New Roman" w:hAnsi="Times New Roman"/>
+          <w:u w:val="none"/>
+        </w:rPr>
+        <w:t xml:space="preserve">Слава: </w:t>
+      </w:r>
+      <w:r>
+        <w:rPr>
+          <w:rFonts w:ascii="Times New Roman" w:hAnsi="Times New Roman"/>
+          <w:b w:val="0"/>
           <w:i/>
           <w:color w:val="FF0000"/>
           <w:sz w:val="24"/>
+          <w:u w:val="none"/>
         </w:rPr>
         <w:t>(г. 6):</w:t>
       </w:r>
@@ -4955,426 +4157,23 @@
         <w:rPr>
           <w:rFonts w:ascii="Times New Roman" w:hAnsi="Times New Roman"/>
           <w:b/>
+          <w:i w:val="0"/>
           <w:color w:val="000000"/>
           <w:sz w:val="24"/>
+          <w:u w:val="none"/>
         </w:rPr>
         <w:t xml:space="preserve"> </w:t>
       </w:r>
       <w:r>
         <w:rPr>
           <w:rFonts w:ascii="Times New Roman" w:hAnsi="Times New Roman"/>
+          <w:b w:val="0"/>
+          <w:i w:val="0"/>
           <w:color w:val="000000"/>
           <w:sz w:val="24"/>
-        </w:rPr>
-        <w:t>Даниїл</w:t>
-      </w:r>
-      <w:r>
-        <w:rPr>
-          <w:rFonts w:ascii="Times New Roman" w:hAnsi="Times New Roman"/>
-          <w:color w:val="000000"/>
-          <w:sz w:val="24"/>
-        </w:rPr>
-        <w:t xml:space="preserve">, </w:t>
-      </w:r>
-      <w:r>
-        <w:rPr>
-          <w:rFonts w:ascii="Times New Roman" w:hAnsi="Times New Roman"/>
-          <w:color w:val="000000"/>
-          <w:sz w:val="24"/>
-        </w:rPr>
-        <w:t>муж</w:t>
-      </w:r>
-      <w:r>
-        <w:rPr>
-          <w:rFonts w:ascii="Times New Roman" w:hAnsi="Times New Roman"/>
-          <w:color w:val="000000"/>
-          <w:sz w:val="24"/>
-        </w:rPr>
-        <w:t xml:space="preserve"> </w:t>
-      </w:r>
-      <w:r>
-        <w:rPr>
-          <w:rFonts w:ascii="Times New Roman" w:hAnsi="Times New Roman"/>
-          <w:color w:val="000000"/>
-          <w:sz w:val="24"/>
-        </w:rPr>
-        <w:t>жадань</w:t>
-      </w:r>
-      <w:r>
-        <w:rPr>
-          <w:rFonts w:ascii="Times New Roman" w:hAnsi="Times New Roman"/>
-          <w:color w:val="000000"/>
-          <w:sz w:val="24"/>
-        </w:rPr>
-        <w:t xml:space="preserve">, </w:t>
-      </w:r>
-      <w:r>
-        <w:rPr>
-          <w:rFonts w:ascii="Times New Roman" w:hAnsi="Times New Roman"/>
-          <w:color w:val="000000"/>
-          <w:sz w:val="24"/>
-        </w:rPr>
-        <w:t>побачивши</w:t>
-      </w:r>
-      <w:r>
-        <w:rPr>
-          <w:rFonts w:ascii="Times New Roman" w:hAnsi="Times New Roman"/>
-          <w:color w:val="000000"/>
-          <w:sz w:val="24"/>
-        </w:rPr>
-        <w:t xml:space="preserve"> </w:t>
-      </w:r>
-      <w:r>
-        <w:rPr>
-          <w:rFonts w:ascii="Times New Roman" w:hAnsi="Times New Roman"/>
-          <w:color w:val="000000"/>
-          <w:sz w:val="24"/>
-        </w:rPr>
-        <w:t>камінь</w:t>
-      </w:r>
-      <w:r>
-        <w:rPr>
-          <w:rFonts w:ascii="Times New Roman" w:hAnsi="Times New Roman"/>
-          <w:color w:val="000000"/>
-          <w:sz w:val="24"/>
-        </w:rPr>
-        <w:t xml:space="preserve">, </w:t>
-      </w:r>
-      <w:r>
-        <w:rPr>
-          <w:rFonts w:ascii="Times New Roman" w:hAnsi="Times New Roman"/>
-          <w:color w:val="000000"/>
-          <w:sz w:val="24"/>
-        </w:rPr>
-        <w:t>відсічений</w:t>
-      </w:r>
-      <w:r>
-        <w:rPr>
-          <w:rFonts w:ascii="Times New Roman" w:hAnsi="Times New Roman"/>
-          <w:color w:val="000000"/>
-          <w:sz w:val="24"/>
-        </w:rPr>
-        <w:t xml:space="preserve"> </w:t>
-      </w:r>
-      <w:r>
-        <w:rPr>
-          <w:rFonts w:ascii="Times New Roman" w:hAnsi="Times New Roman"/>
-          <w:color w:val="000000"/>
-          <w:sz w:val="24"/>
-        </w:rPr>
-        <w:t>без</w:t>
-      </w:r>
-      <w:r>
-        <w:rPr>
-          <w:rFonts w:ascii="Times New Roman" w:hAnsi="Times New Roman"/>
-          <w:color w:val="000000"/>
-          <w:sz w:val="24"/>
-        </w:rPr>
-        <w:t xml:space="preserve"> </w:t>
-      </w:r>
-      <w:r>
-        <w:rPr>
-          <w:rFonts w:ascii="Times New Roman" w:hAnsi="Times New Roman"/>
-          <w:color w:val="000000"/>
-          <w:sz w:val="24"/>
-        </w:rPr>
-        <w:t>руки</w:t>
-      </w:r>
-      <w:r>
-        <w:rPr>
-          <w:rFonts w:ascii="Times New Roman" w:hAnsi="Times New Roman"/>
-          <w:color w:val="000000"/>
-          <w:sz w:val="24"/>
-        </w:rPr>
-        <w:t xml:space="preserve">, – </w:t>
-      </w:r>
-      <w:r>
-        <w:rPr>
-          <w:rFonts w:ascii="Times New Roman" w:hAnsi="Times New Roman"/>
-          <w:color w:val="000000"/>
-          <w:sz w:val="24"/>
-        </w:rPr>
-        <w:t>Тебе</w:t>
-      </w:r>
-      <w:r>
-        <w:rPr>
-          <w:rFonts w:ascii="Times New Roman" w:hAnsi="Times New Roman"/>
-          <w:color w:val="000000"/>
-          <w:sz w:val="24"/>
-        </w:rPr>
-        <w:t xml:space="preserve">, </w:t>
-      </w:r>
-      <w:r>
-        <w:rPr>
-          <w:rFonts w:ascii="Times New Roman" w:hAnsi="Times New Roman"/>
-          <w:color w:val="000000"/>
-          <w:sz w:val="24"/>
-        </w:rPr>
-        <w:t>Господи</w:t>
-      </w:r>
-      <w:r>
-        <w:rPr>
-          <w:rFonts w:ascii="Times New Roman" w:hAnsi="Times New Roman"/>
-          <w:color w:val="000000"/>
-          <w:sz w:val="24"/>
-        </w:rPr>
-        <w:t xml:space="preserve">, – </w:t>
-      </w:r>
-      <w:r>
-        <w:rPr>
-          <w:rFonts w:ascii="Times New Roman" w:hAnsi="Times New Roman"/>
-          <w:color w:val="000000"/>
-          <w:sz w:val="24"/>
-        </w:rPr>
-        <w:t>провістив</w:t>
-      </w:r>
-      <w:r>
-        <w:rPr>
-          <w:rFonts w:ascii="Times New Roman" w:hAnsi="Times New Roman"/>
-          <w:color w:val="000000"/>
-          <w:sz w:val="24"/>
-        </w:rPr>
-        <w:t xml:space="preserve"> </w:t>
-      </w:r>
-      <w:r>
-        <w:rPr>
-          <w:rFonts w:ascii="Times New Roman" w:hAnsi="Times New Roman"/>
-          <w:color w:val="000000"/>
-          <w:sz w:val="24"/>
-        </w:rPr>
-        <w:t>про</w:t>
-      </w:r>
-      <w:r>
-        <w:rPr>
-          <w:rFonts w:ascii="Times New Roman" w:hAnsi="Times New Roman"/>
-          <w:color w:val="000000"/>
-          <w:sz w:val="24"/>
-        </w:rPr>
-        <w:t xml:space="preserve"> </w:t>
-      </w:r>
-      <w:r>
-        <w:rPr>
-          <w:rFonts w:ascii="Times New Roman" w:hAnsi="Times New Roman"/>
-          <w:color w:val="000000"/>
-          <w:sz w:val="24"/>
-        </w:rPr>
-        <w:t>народження</w:t>
-      </w:r>
-      <w:r>
-        <w:rPr>
-          <w:rFonts w:ascii="Times New Roman" w:hAnsi="Times New Roman"/>
-          <w:color w:val="000000"/>
-          <w:sz w:val="24"/>
-        </w:rPr>
-        <w:t xml:space="preserve"> </w:t>
-      </w:r>
-      <w:r>
-        <w:rPr>
-          <w:rFonts w:ascii="Times New Roman" w:hAnsi="Times New Roman"/>
-          <w:color w:val="000000"/>
-          <w:sz w:val="24"/>
-        </w:rPr>
-        <w:t>без</w:t>
-      </w:r>
-      <w:r>
-        <w:rPr>
-          <w:rFonts w:ascii="Times New Roman" w:hAnsi="Times New Roman"/>
-          <w:color w:val="000000"/>
-          <w:sz w:val="24"/>
-        </w:rPr>
-        <w:t xml:space="preserve"> </w:t>
-      </w:r>
-      <w:r>
-        <w:rPr>
-          <w:rFonts w:ascii="Times New Roman" w:hAnsi="Times New Roman"/>
-          <w:color w:val="000000"/>
-          <w:sz w:val="24"/>
-        </w:rPr>
-        <w:t>сімені</w:t>
-      </w:r>
-      <w:r>
-        <w:rPr>
-          <w:rFonts w:ascii="Times New Roman" w:hAnsi="Times New Roman"/>
-          <w:color w:val="000000"/>
-          <w:sz w:val="24"/>
-        </w:rPr>
-        <w:t xml:space="preserve"> </w:t>
-      </w:r>
-      <w:r>
-        <w:rPr>
-          <w:rFonts w:ascii="Times New Roman" w:hAnsi="Times New Roman"/>
-          <w:color w:val="000000"/>
-          <w:sz w:val="24"/>
-        </w:rPr>
-        <w:t>Младенця</w:t>
-      </w:r>
-      <w:r>
-        <w:rPr>
-          <w:rFonts w:ascii="Times New Roman" w:hAnsi="Times New Roman"/>
-          <w:color w:val="000000"/>
-          <w:sz w:val="24"/>
-        </w:rPr>
-        <w:t xml:space="preserve"> – </w:t>
-      </w:r>
-      <w:r>
-        <w:rPr>
-          <w:rFonts w:ascii="Times New Roman" w:hAnsi="Times New Roman"/>
-          <w:color w:val="000000"/>
-          <w:sz w:val="24"/>
-        </w:rPr>
-        <w:t>Тебе</w:t>
-      </w:r>
-      <w:r>
-        <w:rPr>
-          <w:rFonts w:ascii="Times New Roman" w:hAnsi="Times New Roman"/>
-          <w:color w:val="000000"/>
-          <w:sz w:val="24"/>
-        </w:rPr>
-        <w:t xml:space="preserve">, </w:t>
-      </w:r>
-      <w:r>
-        <w:rPr>
-          <w:rFonts w:ascii="Times New Roman" w:hAnsi="Times New Roman"/>
-          <w:color w:val="000000"/>
-          <w:sz w:val="24"/>
-        </w:rPr>
-        <w:t>від</w:t>
-      </w:r>
-      <w:r>
-        <w:rPr>
-          <w:rFonts w:ascii="Times New Roman" w:hAnsi="Times New Roman"/>
-          <w:color w:val="000000"/>
-          <w:sz w:val="24"/>
-        </w:rPr>
-        <w:t xml:space="preserve"> </w:t>
-      </w:r>
-      <w:r>
-        <w:rPr>
-          <w:rFonts w:ascii="Times New Roman" w:hAnsi="Times New Roman"/>
-          <w:color w:val="000000"/>
-          <w:sz w:val="24"/>
-        </w:rPr>
-        <w:t>Діви</w:t>
-      </w:r>
-      <w:r>
-        <w:rPr>
-          <w:rFonts w:ascii="Times New Roman" w:hAnsi="Times New Roman"/>
-          <w:color w:val="000000"/>
-          <w:sz w:val="24"/>
-        </w:rPr>
-        <w:t xml:space="preserve"> </w:t>
-      </w:r>
-      <w:r>
-        <w:rPr>
-          <w:rFonts w:ascii="Times New Roman" w:hAnsi="Times New Roman"/>
-          <w:color w:val="000000"/>
-          <w:sz w:val="24"/>
-        </w:rPr>
-        <w:t>воплочене</w:t>
-      </w:r>
-      <w:r>
-        <w:rPr>
-          <w:rFonts w:ascii="Times New Roman" w:hAnsi="Times New Roman"/>
-          <w:color w:val="000000"/>
-          <w:sz w:val="24"/>
-        </w:rPr>
-        <w:t xml:space="preserve"> </w:t>
-      </w:r>
-      <w:r>
-        <w:rPr>
-          <w:rFonts w:ascii="Times New Roman" w:hAnsi="Times New Roman"/>
-          <w:color w:val="000000"/>
-          <w:sz w:val="24"/>
-        </w:rPr>
-        <w:t>Слово</w:t>
-      </w:r>
-      <w:r>
-        <w:rPr>
-          <w:rFonts w:ascii="Times New Roman" w:hAnsi="Times New Roman"/>
-          <w:color w:val="000000"/>
-          <w:sz w:val="24"/>
-        </w:rPr>
-        <w:t xml:space="preserve">, </w:t>
-      </w:r>
-      <w:r>
-        <w:rPr>
-          <w:rFonts w:ascii="Times New Roman" w:hAnsi="Times New Roman"/>
-          <w:color w:val="000000"/>
-          <w:sz w:val="24"/>
-        </w:rPr>
-        <w:t>безперемінного</w:t>
-      </w:r>
-      <w:r>
-        <w:rPr>
-          <w:rFonts w:ascii="Times New Roman" w:hAnsi="Times New Roman"/>
-          <w:color w:val="000000"/>
-          <w:sz w:val="24"/>
-        </w:rPr>
-        <w:t xml:space="preserve"> </w:t>
-      </w:r>
-      <w:r>
-        <w:rPr>
-          <w:rFonts w:ascii="Times New Roman" w:hAnsi="Times New Roman"/>
-          <w:color w:val="000000"/>
-          <w:sz w:val="24"/>
-        </w:rPr>
-        <w:t>Бога</w:t>
-      </w:r>
-      <w:r>
-        <w:rPr>
-          <w:rFonts w:ascii="Times New Roman" w:hAnsi="Times New Roman"/>
-          <w:color w:val="000000"/>
-          <w:sz w:val="24"/>
-        </w:rPr>
-        <w:t xml:space="preserve"> і </w:t>
-      </w:r>
-      <w:r>
-        <w:rPr>
-          <w:rFonts w:ascii="Times New Roman" w:hAnsi="Times New Roman"/>
-          <w:color w:val="000000"/>
-          <w:sz w:val="24"/>
-        </w:rPr>
-        <w:t>Спасителя</w:t>
-      </w:r>
-      <w:r>
-        <w:rPr>
-          <w:rFonts w:ascii="Times New Roman" w:hAnsi="Times New Roman"/>
-          <w:color w:val="000000"/>
-          <w:sz w:val="24"/>
-        </w:rPr>
-        <w:t xml:space="preserve"> </w:t>
-      </w:r>
-      <w:r>
-        <w:rPr>
-          <w:rFonts w:ascii="Times New Roman" w:hAnsi="Times New Roman"/>
-          <w:color w:val="000000"/>
-          <w:sz w:val="24"/>
-        </w:rPr>
-        <w:t>душ</w:t>
-      </w:r>
-      <w:r>
-        <w:rPr>
-          <w:rFonts w:ascii="Times New Roman" w:hAnsi="Times New Roman"/>
-          <w:color w:val="000000"/>
-          <w:sz w:val="24"/>
-        </w:rPr>
-        <w:t xml:space="preserve"> </w:t>
-      </w:r>
-      <w:r>
-        <w:rPr>
-          <w:rFonts w:ascii="Times New Roman" w:hAnsi="Times New Roman"/>
-          <w:color w:val="000000"/>
-          <w:sz w:val="24"/>
-        </w:rPr>
-        <w:t>наших</w:t>
-      </w:r>
-      <w:r>
-        <w:rPr>
-          <w:rFonts w:ascii="Times New Roman" w:hAnsi="Times New Roman"/>
-          <w:color w:val="000000"/>
-          <w:sz w:val="24"/>
-        </w:rPr>
-        <w:t>.</w:t>
+          <w:u w:val="none"/>
+        </w:rPr>
+        <w:t>Даниїл, муж жадань, побачивши камінь, відсічений без руки, – Тебе, Господи, – провістив про народження без сімені Младенця – Тебе, від Діви воплочене Слово, безперемінного Бога і Спасителя душ наших.</w:t>
       </w:r>
     </w:p>
     <w:p>
@@ -7136,6 +5935,72 @@
     </w:p>
     <w:p>
       <w:pPr>
+        <w:pStyle w:val="a"/>
+        <w:spacing w:after="288"/>
+      </w:pPr>
+      <w:r>
+        <w:rPr>
+          <w:rFonts w:ascii="Times New Roman" w:hAnsi="Times New Roman"/>
+          <w:b w:val="0"/>
+          <w:i/>
+          <w:color w:val="FF4400"/>
+          <w:sz w:val="24"/>
+        </w:rPr>
+        <w:t xml:space="preserve">(г. 4): </w:t>
+      </w:r>
+      <w:r>
+        <w:rPr>
+          <w:rFonts w:ascii="Times New Roman" w:hAnsi="Times New Roman"/>
+          <w:b w:val="0"/>
+          <w:i w:val="0"/>
+          <w:color w:val="000000"/>
+          <w:sz w:val="24"/>
+        </w:rPr>
+        <w:t>Мученики Твої, Господи,* у стражданнях своїх прийняли вінці нетлінні від Тебе, Бога нашого.* Мавши бо кріпость Твою, вони мучителів подолали,* сокрушили і демонів зухвальства безсильні.* їх молитвами спаси душі наші.</w:t>
+      </w:r>
+    </w:p>
+    <w:p>
+      <w:pPr>
+        <w:pStyle w:val="a"/>
+      </w:pPr>
+      <w:r>
+        <w:rPr>
+          <w:rFonts w:ascii="Times New Roman" w:hAnsi="Times New Roman"/>
+          <w:b/>
+          <w:i w:val="0"/>
+          <w:color w:val="000000"/>
+          <w:sz w:val="24"/>
+        </w:rPr>
+        <w:t xml:space="preserve">Слава, і нині: </w:t>
+      </w:r>
+      <w:r>
+        <w:rPr>
+          <w:rFonts w:ascii="Times New Roman" w:hAnsi="Times New Roman"/>
+          <w:b w:val="0"/>
+          <w:i/>
+          <w:color w:val="FF4400"/>
+          <w:sz w:val="24"/>
+        </w:rPr>
+        <w:t xml:space="preserve">(г. 4): </w:t>
+      </w:r>
+      <w:r>
+        <w:rPr>
+          <w:rFonts w:ascii="Times New Roman" w:hAnsi="Times New Roman"/>
+          <w:b w:val="0"/>
+          <w:i w:val="0"/>
+          <w:color w:val="000000"/>
+          <w:sz w:val="24"/>
+        </w:rPr>
+        <w:t>Діво пренепорочна, Мати Христа Бога!* Меч прошив твою пресвяту душу,* коли ти бачила добровільно розп'ятого Сина і Бога твого;* не переставай, Благословенна, молити його,* щоб дав нам прощення гріхів.</w:t>
+      </w:r>
+    </w:p>
+    <w:p>
+      <w:pPr>
+        <w:pStyle w:val="a"/>
+      </w:pPr>
+    </w:p>
+    <w:p>
+      <w:pPr>
         <w:pStyle w:val="Heading3"/>
         <w:spacing w:after="120"/>
         <w:jc w:val="center"/>
@@ -7147,6 +6012,3543 @@
           <w:i/>
           <w:color w:val="FF0000"/>
         </w:rPr>
+        <w:t>Єктенія усильного благання</w:t>
+      </w:r>
+    </w:p>
+    <w:p>
+      <w:pPr>
+        <w:spacing w:after="120"/>
+        <w:jc w:val="both"/>
+      </w:pPr>
+      <w:r>
+        <w:rPr>
+          <w:rFonts w:ascii="Times New Roman" w:hAnsi="Times New Roman"/>
+          <w:sz w:val="24"/>
+        </w:rPr>
+        <w:t>Промовмо всі з усієї душі і з усієї мислі нашої, промовмо.</w:t>
+      </w:r>
+    </w:p>
+    <w:p>
+      <w:pPr>
+        <w:spacing w:after="120"/>
+        <w:jc w:val="both"/>
+      </w:pPr>
+      <w:r>
+        <w:rPr>
+          <w:rFonts w:ascii="Times New Roman" w:hAnsi="Times New Roman"/>
+          <w:i/>
+          <w:color w:val="FF0000"/>
+          <w:sz w:val="24"/>
+        </w:rPr>
+        <w:t>Вірні:</w:t>
+      </w:r>
+      <w:r>
+        <w:rPr>
+          <w:rFonts w:ascii="Times New Roman" w:hAnsi="Times New Roman"/>
+          <w:color w:val="FF0000"/>
+          <w:sz w:val="24"/>
+        </w:rPr>
+        <w:t xml:space="preserve"> </w:t>
+      </w:r>
+      <w:r>
+        <w:rPr>
+          <w:rFonts w:ascii="Times New Roman" w:hAnsi="Times New Roman"/>
+          <w:sz w:val="24"/>
+        </w:rPr>
+        <w:t>Господи, помилуй.</w:t>
+      </w:r>
+    </w:p>
+    <w:p>
+      <w:pPr>
+        <w:spacing w:after="120"/>
+        <w:jc w:val="both"/>
+      </w:pPr>
+      <w:r>
+        <w:rPr>
+          <w:rFonts w:ascii="Times New Roman" w:hAnsi="Times New Roman"/>
+          <w:sz w:val="24"/>
+        </w:rPr>
+        <w:t>Господи, Вседержителю, Боже отців наших, молимось тобі, вислухай і помилуй.</w:t>
+      </w:r>
+    </w:p>
+    <w:p>
+      <w:pPr>
+        <w:spacing w:after="120"/>
+        <w:jc w:val="both"/>
+      </w:pPr>
+      <w:r>
+        <w:rPr>
+          <w:rFonts w:ascii="Times New Roman" w:hAnsi="Times New Roman"/>
+          <w:i/>
+          <w:color w:val="FF0000"/>
+          <w:sz w:val="24"/>
+        </w:rPr>
+        <w:t>Вірні:</w:t>
+      </w:r>
+      <w:r>
+        <w:rPr>
+          <w:rFonts w:ascii="Times New Roman" w:hAnsi="Times New Roman"/>
+          <w:color w:val="FF0000"/>
+          <w:sz w:val="24"/>
+        </w:rPr>
+        <w:t xml:space="preserve"> </w:t>
+      </w:r>
+      <w:r>
+        <w:rPr>
+          <w:rFonts w:ascii="Times New Roman" w:hAnsi="Times New Roman"/>
+          <w:sz w:val="24"/>
+        </w:rPr>
+        <w:t>Господи, помилуй.</w:t>
+      </w:r>
+    </w:p>
+    <w:p>
+      <w:pPr>
+        <w:spacing w:after="120"/>
+      </w:pPr>
+      <w:r>
+        <w:rPr>
+          <w:rFonts w:ascii="Times New Roman" w:hAnsi="Times New Roman"/>
+          <w:sz w:val="24"/>
+        </w:rPr>
+        <w:t>Помилуй нас, Боже, з великої милості Твоєї, молимось Тобі, вислухай і помилуй.</w:t>
+      </w:r>
+    </w:p>
+    <w:p>
+      <w:pPr>
+        <w:spacing w:after="120"/>
+      </w:pPr>
+      <w:r>
+        <w:rPr>
+          <w:rFonts w:ascii="Times New Roman" w:hAnsi="Times New Roman"/>
+          <w:i/>
+          <w:color w:val="FF4400"/>
+          <w:sz w:val="24"/>
+        </w:rPr>
+        <w:t>Вірні:</w:t>
+      </w:r>
+      <w:r>
+        <w:rPr>
+          <w:rFonts w:ascii="Times New Roman" w:hAnsi="Times New Roman"/>
+          <w:sz w:val="24"/>
+        </w:rPr>
+        <w:t xml:space="preserve"> Го́споди, поми́луй. </w:t>
+      </w:r>
+      <w:r>
+        <w:rPr>
+          <w:rFonts w:ascii="Times New Roman" w:hAnsi="Times New Roman"/>
+          <w:i/>
+          <w:color w:val="FF4400"/>
+          <w:sz w:val="24"/>
+        </w:rPr>
+        <w:t>(3 р.)</w:t>
+      </w:r>
+    </w:p>
+    <w:p>
+      <w:pPr>
+        <w:spacing w:after="120"/>
+      </w:pPr>
+      <w:r>
+        <w:rPr>
+          <w:rFonts w:ascii="Times New Roman" w:hAnsi="Times New Roman"/>
+          <w:sz w:val="24"/>
+        </w:rPr>
+        <w:t xml:space="preserve">Ще молимось за святішого вселенського архиєрея Франциска, папу Римського, і за блаженнішого патріярха нашого Святослава, і за преосвященнішого архиєпископа і митрополита нашого кир </w:t>
+      </w:r>
+      <w:r>
+        <w:rPr>
+          <w:rFonts w:ascii="Times New Roman" w:hAnsi="Times New Roman"/>
+          <w:i/>
+          <w:color w:val="FF4400"/>
+          <w:sz w:val="24"/>
+        </w:rPr>
+        <w:t>ім’я</w:t>
+      </w:r>
+      <w:r>
+        <w:rPr>
+          <w:rFonts w:ascii="Times New Roman" w:hAnsi="Times New Roman"/>
+          <w:i/>
+          <w:sz w:val="24"/>
+        </w:rPr>
+        <w:t>,</w:t>
+      </w:r>
+      <w:r>
+        <w:rPr>
+          <w:rFonts w:ascii="Times New Roman" w:hAnsi="Times New Roman"/>
+          <w:sz w:val="24"/>
+        </w:rPr>
+        <w:t xml:space="preserve"> і за боголюбивого єпископа нашого кир </w:t>
+      </w:r>
+      <w:r>
+        <w:rPr>
+          <w:rFonts w:ascii="Times New Roman" w:hAnsi="Times New Roman"/>
+          <w:i/>
+          <w:color w:val="FF4400"/>
+          <w:sz w:val="24"/>
+        </w:rPr>
+        <w:t>ім’я</w:t>
+      </w:r>
+      <w:r>
+        <w:rPr>
+          <w:rFonts w:ascii="Times New Roman" w:hAnsi="Times New Roman"/>
+          <w:i/>
+          <w:sz w:val="24"/>
+        </w:rPr>
+        <w:t>,</w:t>
+      </w:r>
+      <w:r>
+        <w:rPr>
+          <w:rFonts w:ascii="Times New Roman" w:hAnsi="Times New Roman"/>
+          <w:sz w:val="24"/>
+        </w:rPr>
+        <w:t xml:space="preserve"> за тих, що служать і послужили у святім храмі цьому, і за отців наших духовних, і всіх у Христі братів і сестер наших.</w:t>
+      </w:r>
+    </w:p>
+    <w:p>
+      <w:pPr>
+        <w:spacing w:after="120"/>
+      </w:pPr>
+      <w:r>
+        <w:rPr>
+          <w:rFonts w:ascii="Times New Roman" w:hAnsi="Times New Roman"/>
+          <w:i/>
+          <w:color w:val="FF4400"/>
+          <w:sz w:val="24"/>
+        </w:rPr>
+        <w:t>Вірні:</w:t>
+      </w:r>
+      <w:r>
+        <w:rPr>
+          <w:rFonts w:ascii="Times New Roman" w:hAnsi="Times New Roman"/>
+          <w:sz w:val="24"/>
+        </w:rPr>
+        <w:t xml:space="preserve"> Го́споди, поми́луй. </w:t>
+      </w:r>
+      <w:r>
+        <w:rPr>
+          <w:rFonts w:ascii="Times New Roman" w:hAnsi="Times New Roman"/>
+          <w:i/>
+          <w:color w:val="FF4400"/>
+          <w:sz w:val="24"/>
+        </w:rPr>
+        <w:t>(3 р.)</w:t>
+      </w:r>
+    </w:p>
+    <w:p>
+      <w:pPr>
+        <w:spacing w:after="120"/>
+      </w:pPr>
+      <w:r>
+        <w:rPr>
+          <w:rFonts w:ascii="Times New Roman" w:hAnsi="Times New Roman"/>
+          <w:sz w:val="24"/>
+        </w:rPr>
+        <w:t>Ще молимось за Богом бережений народ наш, за правління і за все військо.</w:t>
+      </w:r>
+    </w:p>
+    <w:p>
+      <w:pPr>
+        <w:spacing w:after="120"/>
+      </w:pPr>
+      <w:r>
+        <w:rPr>
+          <w:rFonts w:ascii="Times New Roman" w:hAnsi="Times New Roman"/>
+          <w:i/>
+          <w:color w:val="FF4400"/>
+          <w:sz w:val="24"/>
+        </w:rPr>
+        <w:t>Вірні:</w:t>
+      </w:r>
+      <w:r>
+        <w:rPr>
+          <w:rFonts w:ascii="Times New Roman" w:hAnsi="Times New Roman"/>
+          <w:sz w:val="24"/>
+        </w:rPr>
+        <w:t xml:space="preserve"> Го́споди, поми́луй. </w:t>
+      </w:r>
+      <w:r>
+        <w:rPr>
+          <w:rFonts w:ascii="Times New Roman" w:hAnsi="Times New Roman"/>
+          <w:i/>
+          <w:color w:val="FF4400"/>
+          <w:sz w:val="24"/>
+        </w:rPr>
+        <w:t>(3 р.)</w:t>
+      </w:r>
+    </w:p>
+    <w:p>
+      <w:pPr>
+        <w:spacing w:after="120"/>
+      </w:pPr>
+      <w:r>
+        <w:rPr>
+          <w:rFonts w:ascii="Times New Roman" w:hAnsi="Times New Roman"/>
+          <w:sz w:val="24"/>
+        </w:rPr>
+        <w:t>Ще молимось за тут присутніх людей, що очікують від Тебе великої і багатої милости, за тих, що творять нам милостиню, і за всіх православних християн.</w:t>
+      </w:r>
+    </w:p>
+    <w:p>
+      <w:pPr>
+        <w:spacing w:after="120"/>
+      </w:pPr>
+      <w:r>
+        <w:rPr>
+          <w:rFonts w:ascii="Times New Roman" w:hAnsi="Times New Roman"/>
+          <w:i/>
+          <w:color w:val="FF4400"/>
+          <w:sz w:val="24"/>
+        </w:rPr>
+        <w:t>Вірні:</w:t>
+      </w:r>
+      <w:r>
+        <w:rPr>
+          <w:rFonts w:ascii="Times New Roman" w:hAnsi="Times New Roman"/>
+          <w:sz w:val="24"/>
+        </w:rPr>
+        <w:t xml:space="preserve"> Го́споди, поми́луй. </w:t>
+      </w:r>
+      <w:r>
+        <w:rPr>
+          <w:rFonts w:ascii="Times New Roman" w:hAnsi="Times New Roman"/>
+          <w:i/>
+          <w:color w:val="FF4400"/>
+          <w:sz w:val="24"/>
+        </w:rPr>
+        <w:t>(3 р.)</w:t>
+      </w:r>
+    </w:p>
+    <w:p>
+      <w:pPr>
+        <w:spacing w:after="120"/>
+        <w:jc w:val="both"/>
+      </w:pPr>
+      <w:r>
+        <w:rPr>
+          <w:rFonts w:ascii="Times New Roman" w:hAnsi="Times New Roman"/>
+          <w:sz w:val="24"/>
+          <w:u w:val="single"/>
+        </w:rPr>
+        <w:t>[Господи, Боже наш! Згадай нас грішних і недостойних слуг твоїх, коли призиваємо святе ім'я твоє, і не осороми нас, коли очікуємо милости твоєї, але вислухай, Господи, усі наші спасенні прохання, і вчини нас достойними любити і боятися тебе від усього серця нашого і творити в усьому волю твою.]</w:t>
+      </w:r>
+    </w:p>
+    <w:p>
+      <w:pPr>
+        <w:spacing w:after="120"/>
+      </w:pPr>
+      <w:r>
+        <w:rPr>
+          <w:rFonts w:ascii="Times New Roman" w:hAnsi="Times New Roman"/>
+          <w:i/>
+          <w:color w:val="FF0000"/>
+          <w:sz w:val="24"/>
+        </w:rPr>
+        <w:t>Священник:</w:t>
+      </w:r>
+      <w:r>
+        <w:rPr>
+          <w:rFonts w:ascii="Times New Roman" w:hAnsi="Times New Roman"/>
+          <w:sz w:val="24"/>
+        </w:rPr>
+        <w:t xml:space="preserve"> Бо милостивий і людинолюбний Бог єси, і Тобі славу возсилаємо, Отцю, і Сину, і Святому Духові, нині, і повсякчас, і на віки віків.</w:t>
+      </w:r>
+    </w:p>
+    <w:p>
+      <w:pPr>
+        <w:spacing w:after="120"/>
+        <w:jc w:val="both"/>
+      </w:pPr>
+      <w:r>
+        <w:rPr>
+          <w:rFonts w:ascii="Times New Roman" w:hAnsi="Times New Roman"/>
+          <w:i/>
+          <w:color w:val="FF0000"/>
+          <w:sz w:val="24"/>
+        </w:rPr>
+        <w:t>Вірні:</w:t>
+      </w:r>
+      <w:r>
+        <w:rPr>
+          <w:rFonts w:ascii="Times New Roman" w:hAnsi="Times New Roman"/>
+          <w:sz w:val="24"/>
+        </w:rPr>
+        <w:t xml:space="preserve"> Амінь.</w:t>
+      </w:r>
+    </w:p>
+    <w:p>
+      <w:pPr>
+        <w:pStyle w:val="Heading2"/>
+        <w:spacing w:after="120"/>
+        <w:jc w:val="center"/>
+      </w:pPr>
+      <w:r>
+        <w:rPr>
+          <w:rFonts w:ascii="Times New Roman" w:hAnsi="Times New Roman"/>
+          <w:b/>
+          <w:i/>
+          <w:color w:val="FF0000"/>
+          <w:sz w:val="24"/>
+        </w:rPr>
+        <w:t>Середній відпуст</w:t>
+      </w:r>
+    </w:p>
+    <w:p>
+      <w:pPr>
+        <w:spacing w:after="120"/>
+      </w:pPr>
+      <w:r>
+        <w:rPr>
+          <w:rFonts w:ascii="Times New Roman" w:hAnsi="Times New Roman"/>
+          <w:sz w:val="24"/>
+        </w:rPr>
+        <w:t>Прему́дрість!</w:t>
+      </w:r>
+    </w:p>
+    <w:p>
+      <w:pPr>
+        <w:spacing w:after="120"/>
+      </w:pPr>
+      <w:r>
+        <w:rPr>
+          <w:rFonts w:ascii="Times New Roman" w:hAnsi="Times New Roman"/>
+          <w:i/>
+          <w:color w:val="FF0000"/>
+          <w:sz w:val="24"/>
+        </w:rPr>
+        <w:t>Вірні:</w:t>
+      </w:r>
+      <w:r>
+        <w:rPr>
+          <w:rFonts w:ascii="Times New Roman" w:hAnsi="Times New Roman"/>
+          <w:color w:val="FF0000"/>
+          <w:sz w:val="24"/>
+        </w:rPr>
+        <w:t xml:space="preserve"> </w:t>
+      </w:r>
+      <w:r>
+        <w:rPr>
+          <w:rFonts w:ascii="Times New Roman" w:hAnsi="Times New Roman"/>
+          <w:sz w:val="24"/>
+        </w:rPr>
+        <w:t>Чесні́шу від херуви́мів* і незрівня́нно славні́шу від серафи́мів,* що без зотлі́ння Бо́га Сло́во породи́ла,* су́щу Богоро́дицю, тебе́ велича́ємо.</w:t>
+      </w:r>
+    </w:p>
+    <w:p>
+      <w:pPr>
+        <w:spacing w:after="120"/>
+      </w:pPr>
+      <w:r>
+        <w:rPr>
+          <w:rFonts w:ascii="Times New Roman" w:hAnsi="Times New Roman"/>
+          <w:i/>
+          <w:color w:val="FF0000"/>
+          <w:sz w:val="24"/>
+        </w:rPr>
+        <w:t>Священник:</w:t>
+      </w:r>
+      <w:r>
+        <w:rPr>
+          <w:rFonts w:ascii="Times New Roman" w:hAnsi="Times New Roman"/>
+          <w:sz w:val="24"/>
+        </w:rPr>
+        <w:t xml:space="preserve"> Сла́ва Тобі́, Хри́сте Бо́же, упова́ння на́ше, сла́ва Тобі́!</w:t>
+      </w:r>
+    </w:p>
+    <w:p>
+      <w:pPr>
+        <w:spacing w:after="120"/>
+      </w:pPr>
+      <w:r>
+        <w:rPr>
+          <w:rFonts w:ascii="Times New Roman" w:hAnsi="Times New Roman"/>
+          <w:i/>
+          <w:color w:val="FF0000"/>
+          <w:sz w:val="24"/>
+        </w:rPr>
+        <w:t>Вірні:</w:t>
+      </w:r>
+      <w:r>
+        <w:rPr>
+          <w:rFonts w:ascii="Times New Roman" w:hAnsi="Times New Roman"/>
+          <w:color w:val="FF0000"/>
+          <w:sz w:val="24"/>
+        </w:rPr>
+        <w:t xml:space="preserve"> </w:t>
+      </w:r>
+      <w:r>
+        <w:rPr>
+          <w:rFonts w:ascii="Times New Roman" w:hAnsi="Times New Roman"/>
+          <w:sz w:val="24"/>
+        </w:rPr>
+        <w:t xml:space="preserve">Сла́ва Отцю́, і Си́ну, і Свято́му Ду́хові, і ни́ні, і повсякча́с, і на ві́ки вікі́в. Амі́нь. Го́споди, поми́луй. </w:t>
+      </w:r>
+      <w:r>
+        <w:rPr>
+          <w:rFonts w:ascii="Times New Roman" w:hAnsi="Times New Roman"/>
+          <w:i/>
+          <w:color w:val="FF0000"/>
+          <w:sz w:val="24"/>
+        </w:rPr>
+        <w:t>(3 р.)</w:t>
+      </w:r>
+      <w:r>
+        <w:rPr>
+          <w:rFonts w:ascii="Times New Roman" w:hAnsi="Times New Roman"/>
+          <w:sz w:val="24"/>
+        </w:rPr>
+        <w:t xml:space="preserve"> Благослови́.</w:t>
+      </w:r>
+    </w:p>
+    <w:p>
+      <w:pPr>
+        <w:spacing w:after="120"/>
+      </w:pPr>
+      <w:r>
+        <w:rPr>
+          <w:rFonts w:ascii="Times New Roman" w:hAnsi="Times New Roman"/>
+          <w:i/>
+          <w:color w:val="FF0000"/>
+          <w:sz w:val="24"/>
+        </w:rPr>
+        <w:t>Священник:</w:t>
+      </w:r>
+      <w:r>
+        <w:rPr>
+          <w:rFonts w:ascii="Times New Roman" w:hAnsi="Times New Roman"/>
+          <w:sz w:val="24"/>
+        </w:rPr>
+        <w:t xml:space="preserve"> Христос, істинний Бог наш - молитвами пречистої Своєї Матері, силою чесного і животворчого хреста, заступництвом святих славних і всехвальних апостолів, і святого, </w:t>
+      </w:r>
+      <w:r>
+        <w:rPr>
+          <w:rFonts w:ascii="Times New Roman" w:hAnsi="Times New Roman"/>
+          <w:i/>
+          <w:color w:val="FF0000"/>
+          <w:sz w:val="24"/>
+        </w:rPr>
+        <w:t>якого є храм</w:t>
+      </w:r>
+      <w:r>
+        <w:rPr>
+          <w:rFonts w:ascii="Times New Roman" w:hAnsi="Times New Roman"/>
+          <w:sz w:val="24"/>
+        </w:rPr>
+        <w:t>, і святого мученика Севастіана і тих, що з ним, і всіх святих - помилує і спасе нас як благий і людинолюбний.</w:t>
+      </w:r>
+    </w:p>
+    <w:p>
+      <w:pPr>
+        <w:spacing w:after="120"/>
+        <w:jc w:val="both"/>
+      </w:pPr>
+      <w:r>
+        <w:rPr>
+          <w:rFonts w:ascii="Times New Roman" w:hAnsi="Times New Roman"/>
+          <w:i/>
+          <w:color w:val="FF0000"/>
+          <w:sz w:val="24"/>
+        </w:rPr>
+        <w:t>Вірні:</w:t>
+      </w:r>
+      <w:r>
+        <w:rPr>
+          <w:rFonts w:ascii="Times New Roman" w:hAnsi="Times New Roman"/>
+          <w:color w:val="FF0000"/>
+          <w:sz w:val="24"/>
+        </w:rPr>
+        <w:t xml:space="preserve"> </w:t>
+      </w:r>
+      <w:r>
+        <w:rPr>
+          <w:rFonts w:ascii="Times New Roman" w:hAnsi="Times New Roman"/>
+          <w:sz w:val="24"/>
+        </w:rPr>
+        <w:t>Амінь.</w:t>
+      </w:r>
+    </w:p>
+    <w:p>
+      <w:pPr>
+        <w:spacing w:after="120"/>
+      </w:pPr>
+    </w:p>
+    <w:p>
+      <w:pPr>
+        <w:pStyle w:val="Heading3"/>
+        <w:spacing w:after="120"/>
+        <w:jc w:val="center"/>
+      </w:pPr>
+      <w:r>
+        <w:rPr>
+          <w:rFonts w:ascii="Times New Roman" w:hAnsi="Times New Roman"/>
+          <w:b/>
+          <w:i/>
+          <w:color w:val="FF0000"/>
+        </w:rPr>
+        <w:t>Після Вечірні</w:t>
+      </w:r>
+    </w:p>
+    <w:p>
+      <w:pPr>
+        <w:spacing w:after="120"/>
+      </w:pPr>
+      <w:r>
+        <w:rPr>
+          <w:rFonts w:ascii="Times New Roman" w:hAnsi="Times New Roman"/>
+          <w:i/>
+          <w:color w:val="FF0000"/>
+          <w:sz w:val="24"/>
+        </w:rPr>
+        <w:t>Вірні:</w:t>
+      </w:r>
+      <w:r>
+        <w:rPr>
+          <w:rFonts w:ascii="Times New Roman" w:hAnsi="Times New Roman"/>
+          <w:sz w:val="24"/>
+        </w:rPr>
+        <w:t xml:space="preserve"> </w:t>
+      </w:r>
+      <w:r>
+        <w:rPr>
+          <w:rFonts w:ascii="Times New Roman" w:hAnsi="Times New Roman"/>
+          <w:sz w:val="24"/>
+        </w:rPr>
+        <w:t>Влади́чице, прийми́ молі́ння слуг твої́х* і ви́зволь нас від уся́кої ну́жди і печа́лі.</w:t>
+      </w:r>
+    </w:p>
+    <w:p>
+      <w:pPr>
+        <w:spacing w:after="120"/>
+      </w:pPr>
+      <w:r>
+        <w:rPr>
+          <w:rFonts w:ascii="Times New Roman" w:hAnsi="Times New Roman"/>
+        </w:rPr>
+      </w:r>
+    </w:p>
+    <w:p>
+      <w:pPr>
+        <w:pStyle w:val="Heading1"/>
+        <w:spacing w:after="120"/>
+        <w:jc w:val="center"/>
+      </w:pPr>
+      <w:r>
+        <w:rPr>
+          <w:rFonts w:ascii="Times New Roman" w:hAnsi="Times New Roman"/>
+          <w:b/>
+        </w:rPr>
+        <w:t>УТРЕНЯ</w:t>
+      </w:r>
+    </w:p>
+    <w:p>
+      <w:pPr>
+        <w:spacing w:after="120"/>
+        <w:jc w:val="both"/>
+      </w:pPr>
+      <w:r>
+        <w:rPr>
+          <w:rFonts w:ascii="Times New Roman" w:hAnsi="Times New Roman"/>
+          <w:i/>
+          <w:color w:val="FF0000"/>
+          <w:sz w:val="24"/>
+        </w:rPr>
+        <w:t>Священник:</w:t>
+      </w:r>
+      <w:r>
+        <w:rPr>
+          <w:rFonts w:ascii="Times New Roman" w:hAnsi="Times New Roman"/>
+          <w:sz w:val="24"/>
+        </w:rPr>
+        <w:t xml:space="preserve"> Слава святій, одноістотній, животворчій і нероздільній Тройці, завжди, нині і повсякчас, і на віки віків.</w:t>
+      </w:r>
+    </w:p>
+    <w:p>
+      <w:pPr>
+        <w:spacing w:after="120"/>
+        <w:jc w:val="both"/>
+      </w:pPr>
+      <w:r>
+        <w:rPr>
+          <w:rFonts w:ascii="Times New Roman" w:hAnsi="Times New Roman"/>
+          <w:i/>
+          <w:color w:val="FF0000"/>
+          <w:sz w:val="24"/>
+        </w:rPr>
+        <w:t>Вірні:</w:t>
+      </w:r>
+      <w:r>
+        <w:rPr>
+          <w:rFonts w:ascii="Times New Roman" w:hAnsi="Times New Roman"/>
+          <w:sz w:val="24"/>
+        </w:rPr>
+        <w:t xml:space="preserve"> Амінь.</w:t>
+      </w:r>
+    </w:p>
+    <w:p>
+      <w:pPr>
+        <w:spacing w:after="120"/>
+        <w:jc w:val="both"/>
+      </w:pPr>
+      <w:r>
+        <w:rPr>
+          <w:rFonts w:ascii="Times New Roman" w:hAnsi="Times New Roman"/>
+          <w:sz w:val="24"/>
+        </w:rPr>
+        <w:t xml:space="preserve">Слава во вишніх Богу, і на землі мир,* в людях благовоління </w:t>
+      </w:r>
+      <w:r>
+        <w:rPr>
+          <w:rFonts w:ascii="Times New Roman" w:hAnsi="Times New Roman"/>
+          <w:i/>
+          <w:color w:val="FF0000"/>
+          <w:sz w:val="24"/>
+        </w:rPr>
+        <w:t>(3 р.)</w:t>
+      </w:r>
+      <w:r>
+        <w:rPr>
+          <w:rFonts w:ascii="Times New Roman" w:hAnsi="Times New Roman"/>
+          <w:i/>
+          <w:sz w:val="24"/>
+        </w:rPr>
+        <w:t>.</w:t>
+      </w:r>
+    </w:p>
+    <w:p>
+      <w:pPr>
+        <w:spacing w:after="120"/>
+        <w:jc w:val="both"/>
+      </w:pPr>
+      <w:r>
+        <w:rPr>
+          <w:rFonts w:ascii="Times New Roman" w:hAnsi="Times New Roman"/>
+          <w:sz w:val="24"/>
+        </w:rPr>
+        <w:t xml:space="preserve">Господи, губи мої відкрий,* і уста мої сповістять хвалу твою </w:t>
+      </w:r>
+      <w:r>
+        <w:rPr>
+          <w:rFonts w:ascii="Times New Roman" w:hAnsi="Times New Roman"/>
+          <w:i/>
+          <w:color w:val="FF0000"/>
+          <w:sz w:val="24"/>
+        </w:rPr>
+        <w:t>(2 р.)</w:t>
+      </w:r>
+      <w:r>
+        <w:rPr>
+          <w:rFonts w:ascii="Times New Roman" w:hAnsi="Times New Roman"/>
+          <w:i/>
+          <w:sz w:val="24"/>
+        </w:rPr>
+        <w:t>.</w:t>
+      </w:r>
+    </w:p>
+    <w:p>
+      <w:pPr>
+        <w:spacing w:after="120"/>
+        <w:jc w:val="both"/>
+      </w:pPr>
+    </w:p>
+    <w:p>
+      <w:pPr>
+        <w:pStyle w:val="Heading2"/>
+        <w:spacing w:after="120"/>
+        <w:jc w:val="center"/>
+      </w:pPr>
+      <w:r>
+        <w:rPr>
+          <w:rFonts w:ascii="Times New Roman" w:hAnsi="Times New Roman"/>
+          <w:b/>
+          <w:i/>
+          <w:color w:val="FF0000"/>
+          <w:sz w:val="24"/>
+        </w:rPr>
+        <w:t>Шестипсалм'я</w:t>
+      </w:r>
+    </w:p>
+    <w:p>
+      <w:pPr>
+        <w:spacing w:after="120"/>
+        <w:jc w:val="center"/>
+      </w:pPr>
+      <w:r>
+        <w:rPr>
+          <w:rFonts w:ascii="Times New Roman" w:hAnsi="Times New Roman"/>
+          <w:b/>
+          <w:i/>
+          <w:color w:val="FF0000"/>
+          <w:sz w:val="24"/>
+        </w:rPr>
+        <w:t xml:space="preserve">Псалом 3 </w:t>
+      </w:r>
+      <w:r>
+        <w:rPr>
+          <w:rFonts w:ascii="Times New Roman" w:hAnsi="Times New Roman"/>
+          <w:i/>
+          <w:color w:val="FF0000"/>
+          <w:sz w:val="24"/>
+        </w:rPr>
+        <w:t>(У понеділок)</w:t>
+      </w:r>
+    </w:p>
+    <w:p>
+      <w:pPr>
+        <w:spacing w:after="120"/>
+        <w:jc w:val="both"/>
+      </w:pPr>
+      <w:r>
+        <w:rPr>
+          <w:rFonts w:ascii="Times New Roman" w:hAnsi="Times New Roman"/>
+          <w:sz w:val="24"/>
+        </w:rPr>
+        <w:t>О Господи, як багато моїх ворогів,* багато їх повстало проти мене.</w:t>
+      </w:r>
+    </w:p>
+    <w:p>
+      <w:pPr>
+        <w:spacing w:after="120"/>
+        <w:jc w:val="both"/>
+      </w:pPr>
+      <w:r>
+        <w:rPr>
+          <w:rFonts w:ascii="Times New Roman" w:hAnsi="Times New Roman"/>
+          <w:sz w:val="24"/>
+        </w:rPr>
+        <w:t>Багато тих, що мені кажуть:* «Нема йому спасіння в Бозі».</w:t>
+      </w:r>
+    </w:p>
+    <w:p>
+      <w:pPr>
+        <w:spacing w:after="120"/>
+        <w:jc w:val="both"/>
+      </w:pPr>
+      <w:r>
+        <w:rPr>
+          <w:rFonts w:ascii="Times New Roman" w:hAnsi="Times New Roman"/>
+          <w:sz w:val="24"/>
+        </w:rPr>
+        <w:t>Але ти, Господи, щит мій навколо мене,* ти моя слава, підносиш голову мою вгору.</w:t>
+      </w:r>
+    </w:p>
+    <w:p>
+      <w:pPr>
+        <w:spacing w:after="120"/>
+        <w:jc w:val="both"/>
+      </w:pPr>
+      <w:r>
+        <w:rPr>
+          <w:rFonts w:ascii="Times New Roman" w:hAnsi="Times New Roman"/>
+          <w:sz w:val="24"/>
+        </w:rPr>
+        <w:t>Я голосно візвав до Господа,* і він вислухав мене з гори святої своєї.</w:t>
+      </w:r>
+    </w:p>
+    <w:p>
+      <w:pPr>
+        <w:spacing w:after="120"/>
+        <w:jc w:val="both"/>
+      </w:pPr>
+      <w:r>
+        <w:rPr>
+          <w:rFonts w:ascii="Times New Roman" w:hAnsi="Times New Roman"/>
+          <w:sz w:val="24"/>
+        </w:rPr>
+        <w:t>Я ліг собі й заснув, і пробудився,* бо Господь мене зберігає.</w:t>
+      </w:r>
+    </w:p>
+    <w:p>
+      <w:pPr>
+        <w:spacing w:after="120"/>
+        <w:jc w:val="both"/>
+      </w:pPr>
+      <w:r>
+        <w:rPr>
+          <w:rFonts w:ascii="Times New Roman" w:hAnsi="Times New Roman"/>
+          <w:sz w:val="24"/>
+        </w:rPr>
+        <w:t>Я не боюся безлічі людей,* що навколо мене обсіли.</w:t>
+      </w:r>
+    </w:p>
+    <w:p>
+      <w:pPr>
+        <w:spacing w:after="120"/>
+        <w:jc w:val="both"/>
+      </w:pPr>
+      <w:r>
+        <w:rPr>
+          <w:rFonts w:ascii="Times New Roman" w:hAnsi="Times New Roman"/>
+          <w:sz w:val="24"/>
+        </w:rPr>
+        <w:t>Воскресни, Господи, спаси мене, мій Боже!* По щелепах вдарив ти всіх ворогів моїх, розторощив зуби злих.</w:t>
+      </w:r>
+    </w:p>
+    <w:p>
+      <w:pPr>
+        <w:spacing w:after="120"/>
+        <w:jc w:val="both"/>
+      </w:pPr>
+      <w:r>
+        <w:rPr>
+          <w:rFonts w:ascii="Times New Roman" w:hAnsi="Times New Roman"/>
+          <w:sz w:val="24"/>
+        </w:rPr>
+        <w:t>У Господа спасіння,* і на твій народ – благословення твоє.</w:t>
+      </w:r>
+    </w:p>
+    <w:p>
+      <w:pPr>
+        <w:spacing w:after="120"/>
+        <w:jc w:val="center"/>
+      </w:pPr>
+      <w:r>
+        <w:rPr>
+          <w:rFonts w:ascii="Times New Roman" w:hAnsi="Times New Roman"/>
+          <w:b/>
+          <w:i/>
+          <w:color w:val="FF0000"/>
+          <w:sz w:val="24"/>
+        </w:rPr>
+        <w:t xml:space="preserve">Псалом 37 </w:t>
+      </w:r>
+      <w:r>
+        <w:rPr>
+          <w:rFonts w:ascii="Times New Roman" w:hAnsi="Times New Roman"/>
+          <w:i/>
+          <w:color w:val="FF0000"/>
+          <w:sz w:val="24"/>
+        </w:rPr>
+        <w:t>(У вівторок)</w:t>
+      </w:r>
+    </w:p>
+    <w:p>
+      <w:pPr>
+        <w:spacing w:after="120"/>
+        <w:jc w:val="both"/>
+      </w:pPr>
+      <w:r>
+        <w:rPr>
+          <w:rFonts w:ascii="Times New Roman" w:hAnsi="Times New Roman"/>
+          <w:sz w:val="24"/>
+        </w:rPr>
+        <w:t>О Господи, не докоряй мені в твоїм гніві,* і не карай мене в твоїм обуренні.</w:t>
+      </w:r>
+    </w:p>
+    <w:p>
+      <w:pPr>
+        <w:spacing w:after="120"/>
+        <w:jc w:val="both"/>
+      </w:pPr>
+      <w:r>
+        <w:rPr>
+          <w:rFonts w:ascii="Times New Roman" w:hAnsi="Times New Roman"/>
+          <w:sz w:val="24"/>
+        </w:rPr>
+        <w:t>Бо твої стріли мене прошили,* і рука твоя спустилася на мене.</w:t>
+      </w:r>
+    </w:p>
+    <w:p>
+      <w:pPr>
+        <w:spacing w:after="120"/>
+        <w:jc w:val="both"/>
+      </w:pPr>
+      <w:r>
+        <w:rPr>
+          <w:rFonts w:ascii="Times New Roman" w:hAnsi="Times New Roman"/>
+          <w:sz w:val="24"/>
+        </w:rPr>
+        <w:t>Нема здорового нічого на моїм тілі з-за гніву твого;* немає цілого нічого в моїх костях із-за гріху мого.</w:t>
+      </w:r>
+    </w:p>
+    <w:p>
+      <w:pPr>
+        <w:spacing w:after="120"/>
+        <w:jc w:val="both"/>
+      </w:pPr>
+      <w:r>
+        <w:rPr>
+          <w:rFonts w:ascii="Times New Roman" w:hAnsi="Times New Roman"/>
+          <w:sz w:val="24"/>
+        </w:rPr>
+        <w:t>Бо мої провини голову мою перевищили,* немов важкий тягар, що тяжить над мою силу.</w:t>
+      </w:r>
+    </w:p>
+    <w:p>
+      <w:pPr>
+        <w:spacing w:after="120"/>
+        <w:jc w:val="both"/>
+      </w:pPr>
+      <w:r>
+        <w:rPr>
+          <w:rFonts w:ascii="Times New Roman" w:hAnsi="Times New Roman"/>
+          <w:sz w:val="24"/>
+        </w:rPr>
+        <w:t>Смердять, загнивши, мої рани,* задля мого нерозуму.</w:t>
+      </w:r>
+    </w:p>
+    <w:p>
+      <w:pPr>
+        <w:spacing w:after="120"/>
+        <w:jc w:val="both"/>
+      </w:pPr>
+      <w:r>
+        <w:rPr>
+          <w:rFonts w:ascii="Times New Roman" w:hAnsi="Times New Roman"/>
+          <w:sz w:val="24"/>
+        </w:rPr>
+        <w:t>Принижений, зігнувсь я вельми,* повсякденно сумний ходжу я.</w:t>
+      </w:r>
+    </w:p>
+    <w:p>
+      <w:pPr>
+        <w:spacing w:after="120"/>
+        <w:jc w:val="both"/>
+      </w:pPr>
+      <w:r>
+        <w:rPr>
+          <w:rFonts w:ascii="Times New Roman" w:hAnsi="Times New Roman"/>
+          <w:sz w:val="24"/>
+        </w:rPr>
+        <w:t>Бо нутро моє повне жару,* і здорового нема нічого на моїм тілі.</w:t>
+      </w:r>
+    </w:p>
+    <w:p>
+      <w:pPr>
+        <w:spacing w:after="120"/>
+        <w:jc w:val="both"/>
+      </w:pPr>
+      <w:r>
+        <w:rPr>
+          <w:rFonts w:ascii="Times New Roman" w:hAnsi="Times New Roman"/>
+          <w:sz w:val="24"/>
+        </w:rPr>
+        <w:t>Зомлів я, розбитий понад міру,* і скиглю від стогону серця мого.</w:t>
+      </w:r>
+    </w:p>
+    <w:p>
+      <w:pPr>
+        <w:spacing w:after="120"/>
+        <w:jc w:val="both"/>
+      </w:pPr>
+      <w:r>
+        <w:rPr>
+          <w:rFonts w:ascii="Times New Roman" w:hAnsi="Times New Roman"/>
+          <w:sz w:val="24"/>
+        </w:rPr>
+        <w:t>О Господи, перед тобою все моє бажання,* і стогін мій від тебе не скритий.</w:t>
+      </w:r>
+    </w:p>
+    <w:p>
+      <w:pPr>
+        <w:spacing w:after="120"/>
+        <w:jc w:val="both"/>
+      </w:pPr>
+      <w:r>
+        <w:rPr>
+          <w:rFonts w:ascii="Times New Roman" w:hAnsi="Times New Roman"/>
+          <w:sz w:val="24"/>
+        </w:rPr>
+        <w:t>Серце моє розколотилось, сила мене полишила,* і навіть очей моїх світло, – і того вже нема в мене.</w:t>
+      </w:r>
+    </w:p>
+    <w:p>
+      <w:pPr>
+        <w:spacing w:after="120"/>
+        <w:jc w:val="both"/>
+      </w:pPr>
+      <w:r>
+        <w:rPr>
+          <w:rFonts w:ascii="Times New Roman" w:hAnsi="Times New Roman"/>
+          <w:sz w:val="24"/>
+        </w:rPr>
+        <w:t>Друзі мої та приятелі далекі від моєї рани,* і родичі мої стоять оподаль.</w:t>
+      </w:r>
+    </w:p>
+    <w:p>
+      <w:pPr>
+        <w:spacing w:after="120"/>
+        <w:jc w:val="both"/>
+      </w:pPr>
+      <w:r>
+        <w:rPr>
+          <w:rFonts w:ascii="Times New Roman" w:hAnsi="Times New Roman"/>
+          <w:sz w:val="24"/>
+        </w:rPr>
+        <w:t>І ті, що на моє життя зазіхають, тенета наставляють,* і ті, що бажають мені нещастя, говорять про погибель, увесь час міркують лукаве.</w:t>
+      </w:r>
+    </w:p>
+    <w:p>
+      <w:pPr>
+        <w:spacing w:after="120"/>
+        <w:jc w:val="both"/>
+      </w:pPr>
+      <w:r>
+        <w:rPr>
+          <w:rFonts w:ascii="Times New Roman" w:hAnsi="Times New Roman"/>
+          <w:sz w:val="24"/>
+        </w:rPr>
+        <w:t>Я, немов глухий, не чую,* і як німий, що уст своїх не відкриває.</w:t>
+      </w:r>
+    </w:p>
+    <w:p>
+      <w:pPr>
+        <w:spacing w:after="120"/>
+        <w:jc w:val="both"/>
+      </w:pPr>
+      <w:r>
+        <w:rPr>
+          <w:rFonts w:ascii="Times New Roman" w:hAnsi="Times New Roman"/>
+          <w:sz w:val="24"/>
+        </w:rPr>
+        <w:t>Я став, немов людина, що не чує,* в устах якої одвіту немає.</w:t>
+      </w:r>
+    </w:p>
+    <w:p>
+      <w:pPr>
+        <w:spacing w:after="120"/>
+        <w:jc w:val="both"/>
+      </w:pPr>
+      <w:r>
+        <w:rPr>
+          <w:rFonts w:ascii="Times New Roman" w:hAnsi="Times New Roman"/>
+          <w:sz w:val="24"/>
+        </w:rPr>
+        <w:t>На тебе бо, о Господи, я уповаю,* ти вислухаєш мене, Господи, мій Боже.</w:t>
+      </w:r>
+    </w:p>
+    <w:p>
+      <w:pPr>
+        <w:spacing w:after="120"/>
+        <w:jc w:val="both"/>
+      </w:pPr>
+      <w:r>
+        <w:rPr>
+          <w:rFonts w:ascii="Times New Roman" w:hAnsi="Times New Roman"/>
+          <w:sz w:val="24"/>
+        </w:rPr>
+        <w:t>Кажу бо: Нехай не втішаються наді мною, як захитається моя нога,* нехай не несуться проти мене.</w:t>
+      </w:r>
+    </w:p>
+    <w:p>
+      <w:pPr>
+        <w:spacing w:after="120"/>
+        <w:jc w:val="both"/>
+      </w:pPr>
+      <w:r>
+        <w:rPr>
+          <w:rFonts w:ascii="Times New Roman" w:hAnsi="Times New Roman"/>
+          <w:sz w:val="24"/>
+        </w:rPr>
+        <w:t>Я бо ось-ось уже маю впасти,* і біль мій передо мною завжди.</w:t>
+      </w:r>
+    </w:p>
+    <w:p>
+      <w:pPr>
+        <w:spacing w:after="120"/>
+        <w:jc w:val="both"/>
+      </w:pPr>
+      <w:r>
+        <w:rPr>
+          <w:rFonts w:ascii="Times New Roman" w:hAnsi="Times New Roman"/>
+          <w:sz w:val="24"/>
+        </w:rPr>
+        <w:t>Я бо провину мою визнаю,* і гріхом моїм журюся.</w:t>
+      </w:r>
+    </w:p>
+    <w:p>
+      <w:pPr>
+        <w:spacing w:after="120"/>
+        <w:jc w:val="both"/>
+      </w:pPr>
+      <w:r>
+        <w:rPr>
+          <w:rFonts w:ascii="Times New Roman" w:hAnsi="Times New Roman"/>
+          <w:sz w:val="24"/>
+        </w:rPr>
+        <w:t>А ті, що без причини зо мною ворогують, ростуть на силі,* чимало тих, що мене безпідставно ненавидять.</w:t>
+      </w:r>
+    </w:p>
+    <w:p>
+      <w:pPr>
+        <w:spacing w:after="120"/>
+        <w:jc w:val="both"/>
+      </w:pPr>
+      <w:r>
+        <w:rPr>
+          <w:rFonts w:ascii="Times New Roman" w:hAnsi="Times New Roman"/>
+          <w:sz w:val="24"/>
+        </w:rPr>
+        <w:t>І ті, що злом оддячують за добро,* вони проти мене, бо я про добро дбаю.</w:t>
+      </w:r>
+    </w:p>
+    <w:p>
+      <w:pPr>
+        <w:spacing w:after="120"/>
+        <w:jc w:val="both"/>
+      </w:pPr>
+      <w:r>
+        <w:rPr>
+          <w:rFonts w:ascii="Times New Roman" w:hAnsi="Times New Roman"/>
+          <w:sz w:val="24"/>
+        </w:rPr>
+        <w:t>Не покидай мене, о Господи,* не віддаляйся від мене, мій Боже.</w:t>
+      </w:r>
+    </w:p>
+    <w:p>
+      <w:pPr>
+        <w:spacing w:after="120"/>
+        <w:jc w:val="both"/>
+      </w:pPr>
+      <w:r>
+        <w:rPr>
+          <w:rFonts w:ascii="Times New Roman" w:hAnsi="Times New Roman"/>
+          <w:sz w:val="24"/>
+        </w:rPr>
+        <w:t>Поспіши мені на допомогу,* Господи, моє спасіння.</w:t>
+      </w:r>
+    </w:p>
+    <w:p>
+      <w:pPr>
+        <w:spacing w:after="120"/>
+        <w:jc w:val="center"/>
+      </w:pPr>
+      <w:r>
+        <w:rPr>
+          <w:rFonts w:ascii="Times New Roman" w:hAnsi="Times New Roman"/>
+          <w:b/>
+          <w:i/>
+          <w:color w:val="FF0000"/>
+          <w:sz w:val="24"/>
+        </w:rPr>
+        <w:t xml:space="preserve">Псалом 62 </w:t>
+      </w:r>
+      <w:r>
+        <w:rPr>
+          <w:rFonts w:ascii="Times New Roman" w:hAnsi="Times New Roman"/>
+          <w:i/>
+          <w:color w:val="FF0000"/>
+          <w:sz w:val="24"/>
+        </w:rPr>
+        <w:t>(У середу)</w:t>
+      </w:r>
+    </w:p>
+    <w:p>
+      <w:pPr>
+        <w:spacing w:after="120"/>
+        <w:jc w:val="both"/>
+      </w:pPr>
+      <w:r>
+        <w:rPr>
+          <w:rFonts w:ascii="Times New Roman" w:hAnsi="Times New Roman"/>
+          <w:sz w:val="24"/>
+        </w:rPr>
+        <w:t>Боже, ти Бог мій!* Тебе шукаю пильно.</w:t>
+      </w:r>
+    </w:p>
+    <w:p>
+      <w:pPr>
+        <w:spacing w:after="120"/>
+        <w:jc w:val="both"/>
+      </w:pPr>
+      <w:r>
+        <w:rPr>
+          <w:rFonts w:ascii="Times New Roman" w:hAnsi="Times New Roman"/>
+          <w:sz w:val="24"/>
+        </w:rPr>
+        <w:t>Тебе душа моя прагне,* тебе бажає тіло моє в землі сухій, спраглій і безводній.</w:t>
+      </w:r>
+    </w:p>
+    <w:p>
+      <w:pPr>
+        <w:spacing w:after="120"/>
+        <w:jc w:val="both"/>
+      </w:pPr>
+      <w:r>
+        <w:rPr>
+          <w:rFonts w:ascii="Times New Roman" w:hAnsi="Times New Roman"/>
+          <w:sz w:val="24"/>
+        </w:rPr>
+        <w:t>Отак і я у святині тебе виглядаю:* побачити силу твою й твою славу.</w:t>
+      </w:r>
+    </w:p>
+    <w:p>
+      <w:pPr>
+        <w:spacing w:after="120"/>
+        <w:jc w:val="both"/>
+      </w:pPr>
+      <w:r>
+        <w:rPr>
+          <w:rFonts w:ascii="Times New Roman" w:hAnsi="Times New Roman"/>
+          <w:sz w:val="24"/>
+        </w:rPr>
+        <w:t>Бо твоя милість ліпша від життя,* уста мої славитимуть тебе.</w:t>
+      </w:r>
+    </w:p>
+    <w:p>
+      <w:pPr>
+        <w:spacing w:after="120"/>
+        <w:jc w:val="both"/>
+      </w:pPr>
+      <w:r>
+        <w:rPr>
+          <w:rFonts w:ascii="Times New Roman" w:hAnsi="Times New Roman"/>
+          <w:sz w:val="24"/>
+        </w:rPr>
+        <w:t>Отак буду тебе хвалити поки життя мого,* у твоїм імені здійматиму мої руки.</w:t>
+      </w:r>
+    </w:p>
+    <w:p>
+      <w:pPr>
+        <w:spacing w:after="120"/>
+        <w:jc w:val="both"/>
+      </w:pPr>
+      <w:r>
+        <w:rPr>
+          <w:rFonts w:ascii="Times New Roman" w:hAnsi="Times New Roman"/>
+          <w:sz w:val="24"/>
+        </w:rPr>
+        <w:t>Душа моя насититься, немов туком та оливою,* уста мої веселим голосом хвалитимуть тебе.</w:t>
+      </w:r>
+    </w:p>
+    <w:p>
+      <w:pPr>
+        <w:spacing w:after="120"/>
+        <w:jc w:val="both"/>
+      </w:pPr>
+      <w:r>
+        <w:rPr>
+          <w:rFonts w:ascii="Times New Roman" w:hAnsi="Times New Roman"/>
+          <w:sz w:val="24"/>
+        </w:rPr>
+        <w:t>Коли згадаю на моїй постелі тебе,* під час нічних чувань розмишлятиму про тебе.</w:t>
+      </w:r>
+    </w:p>
+    <w:p>
+      <w:pPr>
+        <w:spacing w:after="120"/>
+        <w:jc w:val="both"/>
+      </w:pPr>
+      <w:r>
+        <w:rPr>
+          <w:rFonts w:ascii="Times New Roman" w:hAnsi="Times New Roman"/>
+          <w:sz w:val="24"/>
+        </w:rPr>
+        <w:t>Бо ти прийшов мені на допомогу,* і в тіні крил твоїх я ликуватиму.</w:t>
+      </w:r>
+    </w:p>
+    <w:p>
+      <w:pPr>
+        <w:spacing w:after="120"/>
+        <w:jc w:val="both"/>
+      </w:pPr>
+      <w:r>
+        <w:rPr>
+          <w:rFonts w:ascii="Times New Roman" w:hAnsi="Times New Roman"/>
+          <w:sz w:val="24"/>
+        </w:rPr>
+        <w:t>Душа моя до тебе лине,* мене підтримує твоя правиця.</w:t>
+      </w:r>
+    </w:p>
+    <w:p>
+      <w:pPr>
+        <w:spacing w:after="120"/>
+        <w:jc w:val="both"/>
+      </w:pPr>
+      <w:r>
+        <w:rPr>
+          <w:rFonts w:ascii="Times New Roman" w:hAnsi="Times New Roman"/>
+          <w:sz w:val="24"/>
+        </w:rPr>
+        <w:t>Ті ж, які чигають на мою душу,* зійдуть у безодні підземні.</w:t>
+      </w:r>
+    </w:p>
+    <w:p>
+      <w:pPr>
+        <w:spacing w:after="120"/>
+        <w:jc w:val="both"/>
+      </w:pPr>
+      <w:r>
+        <w:rPr>
+          <w:rFonts w:ascii="Times New Roman" w:hAnsi="Times New Roman"/>
+          <w:sz w:val="24"/>
+        </w:rPr>
+        <w:t>Їх віддадуть мечеві на поталу,* вони шакалів здобиччю стануть.</w:t>
+      </w:r>
+    </w:p>
+    <w:p>
+      <w:pPr>
+        <w:spacing w:after="120"/>
+        <w:jc w:val="both"/>
+      </w:pPr>
+      <w:r>
+        <w:rPr>
+          <w:rFonts w:ascii="Times New Roman" w:hAnsi="Times New Roman"/>
+          <w:sz w:val="24"/>
+        </w:rPr>
+        <w:t>А цар возвеселиться в Бозі, хвалитиметься кожен, хто ним клянеться,* уста бо тих, що неправду кажуть, будуть закриті.</w:t>
+      </w:r>
+    </w:p>
+    <w:p>
+      <w:pPr>
+        <w:spacing w:after="120"/>
+        <w:jc w:val="both"/>
+      </w:pPr>
+    </w:p>
+    <w:p>
+      <w:pPr>
+        <w:spacing w:after="120"/>
+        <w:jc w:val="both"/>
+      </w:pPr>
+      <w:r>
+        <w:rPr>
+          <w:rFonts w:ascii="Times New Roman" w:hAnsi="Times New Roman"/>
+          <w:sz w:val="24"/>
+        </w:rPr>
+        <w:t>Слава Отцю, і Сину, і Святому Духові, і нині і повсякчас, і на віки віків. Амінь.</w:t>
+      </w:r>
+    </w:p>
+    <w:p>
+      <w:pPr>
+        <w:spacing w:after="120"/>
+        <w:jc w:val="both"/>
+      </w:pPr>
+      <w:r>
+        <w:rPr>
+          <w:rFonts w:ascii="Times New Roman" w:hAnsi="Times New Roman"/>
+          <w:sz w:val="24"/>
+        </w:rPr>
+        <w:t xml:space="preserve">Алилуя, алилуя, алилуя, слава Тобі, Боже. </w:t>
+      </w:r>
+      <w:r>
+        <w:rPr>
+          <w:rFonts w:ascii="Times New Roman" w:hAnsi="Times New Roman"/>
+          <w:i/>
+          <w:color w:val="FF0000"/>
+          <w:sz w:val="24"/>
+        </w:rPr>
+        <w:t>(3 р.)</w:t>
+      </w:r>
+    </w:p>
+    <w:p>
+      <w:pPr>
+        <w:spacing w:after="120"/>
+        <w:jc w:val="both"/>
+      </w:pPr>
+      <w:r>
+        <w:rPr>
+          <w:rFonts w:ascii="Times New Roman" w:hAnsi="Times New Roman"/>
+          <w:sz w:val="24"/>
+        </w:rPr>
+        <w:t xml:space="preserve">Господи, помилуй. </w:t>
+      </w:r>
+      <w:r>
+        <w:rPr>
+          <w:rFonts w:ascii="Times New Roman" w:hAnsi="Times New Roman"/>
+          <w:i/>
+          <w:color w:val="FF0000"/>
+          <w:sz w:val="24"/>
+        </w:rPr>
+        <w:t>(3 р.)</w:t>
+      </w:r>
+    </w:p>
+    <w:p>
+      <w:pPr>
+        <w:spacing w:after="120"/>
+        <w:jc w:val="both"/>
+      </w:pPr>
+      <w:r>
+        <w:rPr>
+          <w:rFonts w:ascii="Times New Roman" w:hAnsi="Times New Roman"/>
+          <w:sz w:val="24"/>
+        </w:rPr>
+        <w:t>Слава Отцю, і Сину, і Святому Духові, і нині і повсякчас, і на віки віків. Амінь.</w:t>
+      </w:r>
+    </w:p>
+    <w:p>
+      <w:pPr>
+        <w:spacing w:after="120"/>
+        <w:jc w:val="both"/>
+      </w:pPr>
+    </w:p>
+    <w:p>
+      <w:pPr>
+        <w:spacing w:after="120"/>
+        <w:jc w:val="center"/>
+      </w:pPr>
+      <w:r>
+        <w:rPr>
+          <w:rFonts w:ascii="Times New Roman" w:hAnsi="Times New Roman"/>
+          <w:b/>
+          <w:i/>
+          <w:color w:val="FF0000"/>
+          <w:sz w:val="24"/>
+        </w:rPr>
+        <w:t xml:space="preserve">Псалом 87 </w:t>
+      </w:r>
+      <w:r>
+        <w:rPr>
+          <w:rFonts w:ascii="Times New Roman" w:hAnsi="Times New Roman"/>
+          <w:i/>
+          <w:color w:val="FF0000"/>
+          <w:sz w:val="24"/>
+        </w:rPr>
+        <w:t>(У четвер)</w:t>
+      </w:r>
+    </w:p>
+    <w:p>
+      <w:pPr>
+        <w:spacing w:after="120"/>
+        <w:jc w:val="both"/>
+      </w:pPr>
+      <w:r>
+        <w:rPr>
+          <w:rFonts w:ascii="Times New Roman" w:hAnsi="Times New Roman"/>
+          <w:sz w:val="24"/>
+        </w:rPr>
+        <w:t>Господи, Боже мого спасіння,* я вдень кличу, і вночі перед тобою скаржусь.</w:t>
+      </w:r>
+    </w:p>
+    <w:p>
+      <w:pPr>
+        <w:spacing w:after="120"/>
+        <w:jc w:val="both"/>
+      </w:pPr>
+      <w:r>
+        <w:rPr>
+          <w:rFonts w:ascii="Times New Roman" w:hAnsi="Times New Roman"/>
+          <w:sz w:val="24"/>
+        </w:rPr>
+        <w:t>Нехай прийде перед твоє обличчя моя молитва!* Прихили своє вухо до мого благання.</w:t>
+      </w:r>
+    </w:p>
+    <w:p>
+      <w:pPr>
+        <w:spacing w:after="120"/>
+        <w:jc w:val="both"/>
+      </w:pPr>
+      <w:r>
+        <w:rPr>
+          <w:rFonts w:ascii="Times New Roman" w:hAnsi="Times New Roman"/>
+          <w:sz w:val="24"/>
+        </w:rPr>
+        <w:t>Душа бо моя наситилася горем,* і життя моє наблизилося до шеолу.</w:t>
+      </w:r>
+    </w:p>
+    <w:p>
+      <w:pPr>
+        <w:spacing w:after="120"/>
+        <w:jc w:val="both"/>
+      </w:pPr>
+      <w:r>
+        <w:rPr>
+          <w:rFonts w:ascii="Times New Roman" w:hAnsi="Times New Roman"/>
+          <w:sz w:val="24"/>
+        </w:rPr>
+        <w:t>Мене залічено до тих, що сходять у яму.* Я став як чоловік, що допомоги не має.</w:t>
+      </w:r>
+    </w:p>
+    <w:p>
+      <w:pPr>
+        <w:spacing w:after="120"/>
+        <w:jc w:val="both"/>
+      </w:pPr>
+      <w:r>
+        <w:rPr>
+          <w:rFonts w:ascii="Times New Roman" w:hAnsi="Times New Roman"/>
+          <w:sz w:val="24"/>
+        </w:rPr>
+        <w:t>Поміж мерцями моє ложе, немов убиті, що лежать у могилі,* що їх не згадуєш уже більше, що їх відтято від руки твоєї.</w:t>
+      </w:r>
+    </w:p>
+    <w:p>
+      <w:pPr>
+        <w:spacing w:after="120"/>
+        <w:jc w:val="both"/>
+      </w:pPr>
+      <w:r>
+        <w:rPr>
+          <w:rFonts w:ascii="Times New Roman" w:hAnsi="Times New Roman"/>
+          <w:sz w:val="24"/>
+        </w:rPr>
+        <w:t>Поклав ти мене в глибоку яму,* у темряву та безодню.</w:t>
+      </w:r>
+    </w:p>
+    <w:p>
+      <w:pPr>
+        <w:spacing w:after="120"/>
+        <w:jc w:val="both"/>
+      </w:pPr>
+      <w:r>
+        <w:rPr>
+          <w:rFonts w:ascii="Times New Roman" w:hAnsi="Times New Roman"/>
+          <w:sz w:val="24"/>
+        </w:rPr>
+        <w:t>Тяжить на мені твій гнів,* і всіма хвилями твоїми гнітиш мене.</w:t>
+      </w:r>
+    </w:p>
+    <w:p>
+      <w:pPr>
+        <w:spacing w:after="120"/>
+        <w:jc w:val="both"/>
+      </w:pPr>
+      <w:r>
+        <w:rPr>
+          <w:rFonts w:ascii="Times New Roman" w:hAnsi="Times New Roman"/>
+          <w:sz w:val="24"/>
+        </w:rPr>
+        <w:t>Ти віддалив від мене моїх друзів,* зробив мене для них осоружним, мене замкнули, і я не можу вийти.</w:t>
+      </w:r>
+    </w:p>
+    <w:p>
+      <w:pPr>
+        <w:spacing w:after="120"/>
+        <w:jc w:val="both"/>
+      </w:pPr>
+      <w:r>
+        <w:rPr>
+          <w:rFonts w:ascii="Times New Roman" w:hAnsi="Times New Roman"/>
+          <w:sz w:val="24"/>
+        </w:rPr>
+        <w:t>Очі мої знемоглися від печалі;* до тебе, Господи, щодня взиваю, до тебе простягаю мої руки.</w:t>
+      </w:r>
+    </w:p>
+    <w:p>
+      <w:pPr>
+        <w:spacing w:after="120"/>
+        <w:jc w:val="both"/>
+      </w:pPr>
+      <w:r>
+        <w:rPr>
+          <w:rFonts w:ascii="Times New Roman" w:hAnsi="Times New Roman"/>
+          <w:sz w:val="24"/>
+        </w:rPr>
+        <w:t>Хіба для мертвих робиш чуда?* Хіба то тіні встануть, щоб тебе хвалити?</w:t>
+      </w:r>
+    </w:p>
+    <w:p>
+      <w:pPr>
+        <w:spacing w:after="120"/>
+        <w:jc w:val="both"/>
+      </w:pPr>
+      <w:r>
+        <w:rPr>
+          <w:rFonts w:ascii="Times New Roman" w:hAnsi="Times New Roman"/>
+          <w:sz w:val="24"/>
+        </w:rPr>
+        <w:t>Хіба звіщатимуть у могилі твою милість,* у пропасті глибокій − твою вірність?</w:t>
+      </w:r>
+    </w:p>
+    <w:p>
+      <w:pPr>
+        <w:spacing w:after="120"/>
+        <w:jc w:val="both"/>
+      </w:pPr>
+      <w:r>
+        <w:rPr>
+          <w:rFonts w:ascii="Times New Roman" w:hAnsi="Times New Roman"/>
+          <w:sz w:val="24"/>
+        </w:rPr>
+        <w:t>Хіба чуда твої в темряві будуть відомі,* і твоя ласка в землі забуття?</w:t>
+      </w:r>
+    </w:p>
+    <w:p>
+      <w:pPr>
+        <w:spacing w:after="120"/>
+        <w:jc w:val="both"/>
+      </w:pPr>
+      <w:r>
+        <w:rPr>
+          <w:rFonts w:ascii="Times New Roman" w:hAnsi="Times New Roman"/>
+          <w:sz w:val="24"/>
+        </w:rPr>
+        <w:t>Ось чому, Господи, до тебе я взиваю,* і моя молитва вранці йде тобі назустріч.</w:t>
+      </w:r>
+    </w:p>
+    <w:p>
+      <w:pPr>
+        <w:spacing w:after="120"/>
+        <w:jc w:val="both"/>
+      </w:pPr>
+      <w:r>
+        <w:rPr>
+          <w:rFonts w:ascii="Times New Roman" w:hAnsi="Times New Roman"/>
+          <w:sz w:val="24"/>
+        </w:rPr>
+        <w:t>Чому, Господи, відкинув ти мою душу,* чому ховаєш своє обличчя від мене?</w:t>
+      </w:r>
+    </w:p>
+    <w:p>
+      <w:pPr>
+        <w:spacing w:after="120"/>
+        <w:jc w:val="both"/>
+      </w:pPr>
+      <w:r>
+        <w:rPr>
+          <w:rFonts w:ascii="Times New Roman" w:hAnsi="Times New Roman"/>
+          <w:sz w:val="24"/>
+        </w:rPr>
+        <w:t>Я безталанний і конаю змалку,* я перебув страх твій − і умліваю.</w:t>
+      </w:r>
+    </w:p>
+    <w:p>
+      <w:pPr>
+        <w:spacing w:after="120"/>
+        <w:jc w:val="both"/>
+      </w:pPr>
+      <w:r>
+        <w:rPr>
+          <w:rFonts w:ascii="Times New Roman" w:hAnsi="Times New Roman"/>
+          <w:sz w:val="24"/>
+        </w:rPr>
+        <w:t>Твій палкий гнів пронісся наді мною,* твої страхіття мене погубили.</w:t>
+      </w:r>
+    </w:p>
+    <w:p>
+      <w:pPr>
+        <w:spacing w:after="120"/>
+        <w:jc w:val="both"/>
+      </w:pPr>
+      <w:r>
+        <w:rPr>
+          <w:rFonts w:ascii="Times New Roman" w:hAnsi="Times New Roman"/>
+          <w:sz w:val="24"/>
+        </w:rPr>
+        <w:t>Увесь час вони оточують мене, мов води,* усі разом мене обступили.</w:t>
+      </w:r>
+    </w:p>
+    <w:p>
+      <w:pPr>
+        <w:spacing w:after="120"/>
+        <w:jc w:val="both"/>
+      </w:pPr>
+      <w:r>
+        <w:rPr>
+          <w:rFonts w:ascii="Times New Roman" w:hAnsi="Times New Roman"/>
+          <w:sz w:val="24"/>
+        </w:rPr>
+        <w:t>Ти віддалив від мене товариша і друга,* а із знайомих у мене тільки темінь.</w:t>
+      </w:r>
+    </w:p>
+    <w:p>
+      <w:pPr>
+        <w:spacing w:after="120"/>
+        <w:jc w:val="center"/>
+      </w:pPr>
+      <w:r>
+        <w:rPr>
+          <w:rFonts w:ascii="Times New Roman" w:hAnsi="Times New Roman"/>
+          <w:b/>
+          <w:i/>
+          <w:color w:val="FF0000"/>
+          <w:sz w:val="24"/>
+        </w:rPr>
+        <w:t xml:space="preserve">Псалом 102 </w:t>
+      </w:r>
+      <w:r>
+        <w:rPr>
+          <w:rFonts w:ascii="Times New Roman" w:hAnsi="Times New Roman"/>
+          <w:i/>
+          <w:color w:val="FF0000"/>
+          <w:sz w:val="24"/>
+        </w:rPr>
+        <w:t>(У п'ятницю)</w:t>
+      </w:r>
+    </w:p>
+    <w:p>
+      <w:pPr>
+        <w:spacing w:after="120"/>
+        <w:jc w:val="both"/>
+      </w:pPr>
+      <w:r>
+        <w:rPr>
+          <w:rFonts w:ascii="Times New Roman" w:hAnsi="Times New Roman"/>
+          <w:sz w:val="24"/>
+        </w:rPr>
+        <w:t>Благослови, душе моя, Господа,* і все нутро моє − його святе ім'я.</w:t>
+      </w:r>
+    </w:p>
+    <w:p>
+      <w:pPr>
+        <w:spacing w:after="120"/>
+        <w:jc w:val="both"/>
+      </w:pPr>
+      <w:r>
+        <w:rPr>
+          <w:rFonts w:ascii="Times New Roman" w:hAnsi="Times New Roman"/>
+          <w:sz w:val="24"/>
+        </w:rPr>
+        <w:t>Благослови, душе моя, Господа,* і не забувай усіх добродійств його ніколи.</w:t>
+      </w:r>
+    </w:p>
+    <w:p>
+      <w:pPr>
+        <w:spacing w:after="120"/>
+        <w:jc w:val="both"/>
+      </w:pPr>
+      <w:r>
+        <w:rPr>
+          <w:rFonts w:ascii="Times New Roman" w:hAnsi="Times New Roman"/>
+          <w:sz w:val="24"/>
+        </w:rPr>
+        <w:t>Він прощає всі твої провини,* зціляє всі твої недуги.</w:t>
+      </w:r>
+    </w:p>
+    <w:p>
+      <w:pPr>
+        <w:spacing w:after="120"/>
+        <w:jc w:val="both"/>
+      </w:pPr>
+      <w:r>
+        <w:rPr>
+          <w:rFonts w:ascii="Times New Roman" w:hAnsi="Times New Roman"/>
+          <w:sz w:val="24"/>
+        </w:rPr>
+        <w:t>Він визволяє життя твоє від ями,* вінчає тебе ласкою і милосердям.</w:t>
+      </w:r>
+    </w:p>
+    <w:p>
+      <w:pPr>
+        <w:spacing w:after="120"/>
+        <w:jc w:val="both"/>
+      </w:pPr>
+      <w:r>
+        <w:rPr>
+          <w:rFonts w:ascii="Times New Roman" w:hAnsi="Times New Roman"/>
+          <w:sz w:val="24"/>
+        </w:rPr>
+        <w:t>Він насичує твій похилий вік добром,* і оновляється, як орел, твоя юність.</w:t>
+      </w:r>
+    </w:p>
+    <w:p>
+      <w:pPr>
+        <w:spacing w:after="120"/>
+        <w:jc w:val="both"/>
+      </w:pPr>
+      <w:r>
+        <w:rPr>
+          <w:rFonts w:ascii="Times New Roman" w:hAnsi="Times New Roman"/>
+          <w:sz w:val="24"/>
+        </w:rPr>
+        <w:t>Господь творить правосуддя,* і суд усім прибитим.</w:t>
+      </w:r>
+    </w:p>
+    <w:p>
+      <w:pPr>
+        <w:spacing w:after="120"/>
+        <w:jc w:val="both"/>
+      </w:pPr>
+      <w:r>
+        <w:rPr>
+          <w:rFonts w:ascii="Times New Roman" w:hAnsi="Times New Roman"/>
+          <w:sz w:val="24"/>
+        </w:rPr>
+        <w:t>Він показав Мойсеєві свої дороги,* синам Ізраїля діла свої.</w:t>
+      </w:r>
+    </w:p>
+    <w:p>
+      <w:pPr>
+        <w:spacing w:after="120"/>
+        <w:jc w:val="both"/>
+      </w:pPr>
+      <w:r>
+        <w:rPr>
+          <w:rFonts w:ascii="Times New Roman" w:hAnsi="Times New Roman"/>
+          <w:sz w:val="24"/>
+        </w:rPr>
+        <w:t>Милосердний Господь і добрий,* повільний до гніву й вельми милостивий.</w:t>
+      </w:r>
+    </w:p>
+    <w:p>
+      <w:pPr>
+        <w:spacing w:after="120"/>
+        <w:jc w:val="both"/>
+      </w:pPr>
+      <w:r>
+        <w:rPr>
+          <w:rFonts w:ascii="Times New Roman" w:hAnsi="Times New Roman"/>
+          <w:sz w:val="24"/>
+        </w:rPr>
+        <w:t>Не буде вічно він обурюватися,* і не буде гніватись повіки.</w:t>
+      </w:r>
+    </w:p>
+    <w:p>
+      <w:pPr>
+        <w:spacing w:after="120"/>
+        <w:jc w:val="both"/>
+      </w:pPr>
+      <w:r>
+        <w:rPr>
+          <w:rFonts w:ascii="Times New Roman" w:hAnsi="Times New Roman"/>
+          <w:sz w:val="24"/>
+        </w:rPr>
+        <w:t>Не за гріхами нашими учинив він із нами,* і не за провинами нашими відплатив він нам.</w:t>
+      </w:r>
+    </w:p>
+    <w:p>
+      <w:pPr>
+        <w:spacing w:after="120"/>
+        <w:jc w:val="both"/>
+      </w:pPr>
+      <w:r>
+        <w:rPr>
+          <w:rFonts w:ascii="Times New Roman" w:hAnsi="Times New Roman"/>
+          <w:sz w:val="24"/>
+        </w:rPr>
+        <w:t>Бо як високо небо над землею,* така велика його милість над тими, що його бояться.</w:t>
+      </w:r>
+    </w:p>
+    <w:p>
+      <w:pPr>
+        <w:spacing w:after="120"/>
+        <w:jc w:val="both"/>
+      </w:pPr>
+      <w:r>
+        <w:rPr>
+          <w:rFonts w:ascii="Times New Roman" w:hAnsi="Times New Roman"/>
+          <w:sz w:val="24"/>
+        </w:rPr>
+        <w:t>Як далеко схід від заходу,* так віддалив він від нас злочинства наші.</w:t>
+      </w:r>
+    </w:p>
+    <w:p>
+      <w:pPr>
+        <w:spacing w:after="120"/>
+        <w:jc w:val="both"/>
+      </w:pPr>
+      <w:r>
+        <w:rPr>
+          <w:rFonts w:ascii="Times New Roman" w:hAnsi="Times New Roman"/>
+          <w:sz w:val="24"/>
+        </w:rPr>
+        <w:t>Як батько милосердиться над синами,* так милосердиться Господь над тими, що його бояться.</w:t>
+      </w:r>
+    </w:p>
+    <w:p>
+      <w:pPr>
+        <w:spacing w:after="120"/>
+        <w:jc w:val="both"/>
+      </w:pPr>
+      <w:r>
+        <w:rPr>
+          <w:rFonts w:ascii="Times New Roman" w:hAnsi="Times New Roman"/>
+          <w:sz w:val="24"/>
+        </w:rPr>
+        <w:t>Він знає з чого ми зліплені,* він пам'ятає, що ми порох.</w:t>
+      </w:r>
+    </w:p>
+    <w:p>
+      <w:pPr>
+        <w:spacing w:after="120"/>
+        <w:jc w:val="both"/>
+      </w:pPr>
+      <w:r>
+        <w:rPr>
+          <w:rFonts w:ascii="Times New Roman" w:hAnsi="Times New Roman"/>
+          <w:sz w:val="24"/>
+        </w:rPr>
+        <w:t>Чоловік бо – дні його, немов билина,* квітне, і мов квітка в полі.</w:t>
+      </w:r>
+    </w:p>
+    <w:p>
+      <w:pPr>
+        <w:spacing w:after="120"/>
+        <w:jc w:val="both"/>
+      </w:pPr>
+      <w:r>
+        <w:rPr>
+          <w:rFonts w:ascii="Times New Roman" w:hAnsi="Times New Roman"/>
+          <w:sz w:val="24"/>
+        </w:rPr>
+        <w:t>Потягне над ним вітер, і його немає,* і місце, де він був, його не впізнає вже більше.</w:t>
+      </w:r>
+    </w:p>
+    <w:p>
+      <w:pPr>
+        <w:spacing w:after="120"/>
+        <w:jc w:val="both"/>
+      </w:pPr>
+      <w:r>
+        <w:rPr>
+          <w:rFonts w:ascii="Times New Roman" w:hAnsi="Times New Roman"/>
+          <w:sz w:val="24"/>
+        </w:rPr>
+        <w:t>Милість же Господня від віку й до віку* над тими, що його бояться.</w:t>
+      </w:r>
+    </w:p>
+    <w:p>
+      <w:pPr>
+        <w:spacing w:after="120"/>
+        <w:jc w:val="both"/>
+      </w:pPr>
+      <w:r>
+        <w:rPr>
+          <w:rFonts w:ascii="Times New Roman" w:hAnsi="Times New Roman"/>
+          <w:sz w:val="24"/>
+        </w:rPr>
+        <w:t>І справедливість його над дітьми дітей тих,* що бережуть його союз і про заповіді його пам’ятають, щоб їх виконувати.</w:t>
+      </w:r>
+    </w:p>
+    <w:p>
+      <w:pPr>
+        <w:spacing w:after="120"/>
+        <w:jc w:val="both"/>
+      </w:pPr>
+      <w:r>
+        <w:rPr>
+          <w:rFonts w:ascii="Times New Roman" w:hAnsi="Times New Roman"/>
+          <w:sz w:val="24"/>
+        </w:rPr>
+        <w:t>Господь на небі утвердив престол свій,* і царство його всім володіє.</w:t>
+      </w:r>
+    </w:p>
+    <w:p>
+      <w:pPr>
+        <w:spacing w:after="120"/>
+        <w:jc w:val="both"/>
+      </w:pPr>
+      <w:r>
+        <w:rPr>
+          <w:rFonts w:ascii="Times New Roman" w:hAnsi="Times New Roman"/>
+          <w:sz w:val="24"/>
+        </w:rPr>
+        <w:t>Благословіте Господа, всі ангели його,* могутні силою, ви, що виконуєте його слово, – покірні голосові його слова.</w:t>
+      </w:r>
+    </w:p>
+    <w:p>
+      <w:pPr>
+        <w:spacing w:after="120"/>
+        <w:jc w:val="both"/>
+      </w:pPr>
+      <w:r>
+        <w:rPr>
+          <w:rFonts w:ascii="Times New Roman" w:hAnsi="Times New Roman"/>
+          <w:sz w:val="24"/>
+        </w:rPr>
+        <w:t>Благословіте Господа, всі його небесні сили,* слуги його, що чините його волю.</w:t>
+      </w:r>
+    </w:p>
+    <w:p>
+      <w:pPr>
+        <w:spacing w:after="120"/>
+        <w:jc w:val="both"/>
+      </w:pPr>
+      <w:r>
+        <w:rPr>
+          <w:rFonts w:ascii="Times New Roman" w:hAnsi="Times New Roman"/>
+          <w:sz w:val="24"/>
+        </w:rPr>
+        <w:t>Благословіте Господа, усі його твори, по всіх місцях його правління.* Благослови, душе моя, Господа!</w:t>
+      </w:r>
+    </w:p>
+    <w:p>
+      <w:pPr>
+        <w:spacing w:after="120"/>
+        <w:jc w:val="center"/>
+      </w:pPr>
+      <w:r>
+        <w:rPr>
+          <w:rFonts w:ascii="Times New Roman" w:hAnsi="Times New Roman"/>
+          <w:b/>
+          <w:i/>
+          <w:color w:val="FF0000"/>
+          <w:sz w:val="24"/>
+        </w:rPr>
+        <w:t xml:space="preserve">Псалом 142 </w:t>
+      </w:r>
+      <w:r>
+        <w:rPr>
+          <w:rFonts w:ascii="Times New Roman" w:hAnsi="Times New Roman"/>
+          <w:i/>
+          <w:color w:val="FF0000"/>
+          <w:sz w:val="24"/>
+        </w:rPr>
+        <w:t>(У суботу й неділю)</w:t>
+      </w:r>
+    </w:p>
+    <w:p>
+      <w:pPr>
+        <w:spacing w:after="120"/>
+        <w:jc w:val="both"/>
+      </w:pPr>
+      <w:r>
+        <w:rPr>
+          <w:rFonts w:ascii="Times New Roman" w:hAnsi="Times New Roman"/>
+          <w:sz w:val="24"/>
+        </w:rPr>
+        <w:t>О Господи, почуй мою молитву,* у твоїй вірності нахили вухо своє до мольби моєї; вислухай мене в твоїй правді.</w:t>
+      </w:r>
+    </w:p>
+    <w:p>
+      <w:pPr>
+        <w:spacing w:after="120"/>
+        <w:jc w:val="both"/>
+      </w:pPr>
+      <w:r>
+        <w:rPr>
+          <w:rFonts w:ascii="Times New Roman" w:hAnsi="Times New Roman"/>
+          <w:sz w:val="24"/>
+        </w:rPr>
+        <w:t>І не входь у суд із твоїм слугою,* бо ніхто з живих не виправдається перед тобою.</w:t>
+      </w:r>
+    </w:p>
+    <w:p>
+      <w:pPr>
+        <w:spacing w:after="120"/>
+        <w:jc w:val="both"/>
+      </w:pPr>
+      <w:r>
+        <w:rPr>
+          <w:rFonts w:ascii="Times New Roman" w:hAnsi="Times New Roman"/>
+          <w:sz w:val="24"/>
+        </w:rPr>
+        <w:t>Бо мою душу гонить ворог, життя моє топче в землю,* він оселює мене в пітьмі, як давно померлих.</w:t>
+      </w:r>
+    </w:p>
+    <w:p>
+      <w:pPr>
+        <w:spacing w:after="120"/>
+        <w:jc w:val="both"/>
+      </w:pPr>
+      <w:r>
+        <w:rPr>
+          <w:rFonts w:ascii="Times New Roman" w:hAnsi="Times New Roman"/>
+          <w:sz w:val="24"/>
+        </w:rPr>
+        <w:t>Дух мій тривожиться в мені* і серце моє жахається в мені всередині.</w:t>
+      </w:r>
+    </w:p>
+    <w:p>
+      <w:pPr>
+        <w:spacing w:after="120"/>
+        <w:jc w:val="both"/>
+      </w:pPr>
+      <w:r>
+        <w:rPr>
+          <w:rFonts w:ascii="Times New Roman" w:hAnsi="Times New Roman"/>
+          <w:sz w:val="24"/>
+        </w:rPr>
+        <w:t>Я згадую дні давні,* роздумую над усіма вчинками твоїми і над ділами рук твоїх міркую.</w:t>
+      </w:r>
+    </w:p>
+    <w:p>
+      <w:pPr>
+        <w:spacing w:after="120"/>
+        <w:jc w:val="both"/>
+      </w:pPr>
+      <w:r>
+        <w:rPr>
+          <w:rFonts w:ascii="Times New Roman" w:hAnsi="Times New Roman"/>
+          <w:sz w:val="24"/>
+        </w:rPr>
+        <w:t>До тебе простягаю мої руки;* моя душа, мов спрагла земля, тебе жадає.</w:t>
+      </w:r>
+    </w:p>
+    <w:p>
+      <w:pPr>
+        <w:spacing w:after="120"/>
+        <w:jc w:val="both"/>
+      </w:pPr>
+      <w:r>
+        <w:rPr>
+          <w:rFonts w:ascii="Times New Roman" w:hAnsi="Times New Roman"/>
+          <w:sz w:val="24"/>
+        </w:rPr>
+        <w:t>Вислухай мене скоро, Господи, бо знемагає дух мій.* Не крий твого обличчя від мене, щоб я не став, як ті, що сходять у яму.</w:t>
+      </w:r>
+    </w:p>
+    <w:p>
+      <w:pPr>
+        <w:spacing w:after="120"/>
+        <w:jc w:val="both"/>
+      </w:pPr>
+      <w:r>
+        <w:rPr>
+          <w:rFonts w:ascii="Times New Roman" w:hAnsi="Times New Roman"/>
+          <w:sz w:val="24"/>
+        </w:rPr>
+        <w:t>Дай мені вранці відчути твою милість, бо я на тебе покладаюсь.* Вкажи мені дорогу, якою слід мені ходити, бо до тебе я підношу мою душу.</w:t>
+      </w:r>
+    </w:p>
+    <w:p>
+      <w:pPr>
+        <w:spacing w:after="120"/>
+        <w:jc w:val="both"/>
+      </w:pPr>
+      <w:r>
+        <w:rPr>
+          <w:rFonts w:ascii="Times New Roman" w:hAnsi="Times New Roman"/>
+          <w:sz w:val="24"/>
+        </w:rPr>
+        <w:t>Спаси мене, Господи, від ворогів моїх* – бо до тебе прибігаю.</w:t>
+      </w:r>
+    </w:p>
+    <w:p>
+      <w:pPr>
+        <w:spacing w:after="120"/>
+        <w:jc w:val="both"/>
+      </w:pPr>
+      <w:r>
+        <w:rPr>
+          <w:rFonts w:ascii="Times New Roman" w:hAnsi="Times New Roman"/>
+          <w:sz w:val="24"/>
+        </w:rPr>
+        <w:t>Навчи мене творити твою волю, бо ти Бог мій.* Нехай твій добрий дух веде мене по рівній землі.</w:t>
+      </w:r>
+    </w:p>
+    <w:p>
+      <w:pPr>
+        <w:spacing w:after="120"/>
+        <w:jc w:val="both"/>
+      </w:pPr>
+      <w:r>
+        <w:rPr>
+          <w:rFonts w:ascii="Times New Roman" w:hAnsi="Times New Roman"/>
+          <w:sz w:val="24"/>
+        </w:rPr>
+        <w:t>Живи мене, о Господи, імени твого ради,* у справедливості твоїй виведи з скорботи мою душу.</w:t>
+      </w:r>
+    </w:p>
+    <w:p>
+      <w:pPr>
+        <w:spacing w:after="120"/>
+        <w:jc w:val="both"/>
+      </w:pPr>
+      <w:r>
+        <w:rPr>
+          <w:rFonts w:ascii="Times New Roman" w:hAnsi="Times New Roman"/>
+          <w:sz w:val="24"/>
+        </w:rPr>
+        <w:t>І в гніві твоєму знищ моїх супротивників.* І вигуби всіх гнобителів душі моєї, бо я твій слуга.</w:t>
+      </w:r>
+    </w:p>
+    <w:p>
+      <w:pPr>
+        <w:spacing w:after="120"/>
+        <w:jc w:val="both"/>
+      </w:pPr>
+      <w:r>
+        <w:rPr>
+          <w:rFonts w:ascii="Times New Roman" w:hAnsi="Times New Roman"/>
+          <w:sz w:val="24"/>
+        </w:rPr>
+        <w:t xml:space="preserve">Слава Отцю, і Сину, і Святому Духові: І нині і повсякчас, і на віки віків. Амінь. </w:t>
+      </w:r>
+    </w:p>
+    <w:p>
+      <w:pPr>
+        <w:spacing w:after="120"/>
+        <w:jc w:val="both"/>
+      </w:pPr>
+      <w:r>
+        <w:rPr>
+          <w:rFonts w:ascii="Times New Roman" w:hAnsi="Times New Roman"/>
+          <w:sz w:val="24"/>
+        </w:rPr>
+        <w:t xml:space="preserve">Алилуя, алилуя, алилуя: Слава тобі, Боже! </w:t>
+      </w:r>
+      <w:r>
+        <w:rPr>
+          <w:rFonts w:ascii="Times New Roman" w:hAnsi="Times New Roman"/>
+          <w:i/>
+          <w:color w:val="FF0000"/>
+          <w:sz w:val="24"/>
+        </w:rPr>
+        <w:t>(3 р.)</w:t>
+      </w:r>
+    </w:p>
+    <w:p>
+      <w:pPr>
+        <w:spacing w:after="120"/>
+        <w:jc w:val="both"/>
+      </w:pPr>
+    </w:p>
+    <w:p>
+      <w:pPr>
+        <w:pStyle w:val="Heading3"/>
+        <w:spacing w:after="120"/>
+        <w:jc w:val="center"/>
+      </w:pPr>
+      <w:r>
+        <w:rPr>
+          <w:rFonts w:ascii="Times New Roman" w:hAnsi="Times New Roman"/>
+          <w:b/>
+          <w:i/>
+          <w:color w:val="FF0000"/>
+        </w:rPr>
+        <w:t>Утренні молитви</w:t>
+      </w:r>
+    </w:p>
+    <w:p>
+      <w:pPr>
+        <w:spacing w:after="120"/>
+        <w:jc w:val="both"/>
+      </w:pPr>
+      <w:r>
+        <w:rPr>
+          <w:rFonts w:ascii="Times New Roman" w:hAnsi="Times New Roman"/>
+          <w:i/>
+          <w:color w:val="FF0000"/>
+          <w:sz w:val="24"/>
+        </w:rPr>
+        <w:t>Під час рецитування псалмів, Священник читає потиху перед св. дверми оці молитви:</w:t>
+      </w:r>
+    </w:p>
+    <w:p>
+      <w:pPr>
+        <w:spacing w:after="120"/>
+        <w:jc w:val="both"/>
+      </w:pPr>
+      <w:r>
+        <w:rPr>
+          <w:rFonts w:ascii="Times New Roman" w:hAnsi="Times New Roman"/>
+          <w:color w:val="FF0000"/>
+          <w:sz w:val="24"/>
+        </w:rPr>
+        <w:t xml:space="preserve">1. </w:t>
+      </w:r>
+      <w:r>
+        <w:rPr>
+          <w:rFonts w:ascii="Times New Roman" w:hAnsi="Times New Roman"/>
+          <w:sz w:val="24"/>
+        </w:rPr>
+        <w:t xml:space="preserve">Благодаримо </w:t>
+      </w:r>
+      <w:r>
+        <w:rPr>
+          <w:rFonts w:ascii="Times New Roman" w:hAnsi="Times New Roman"/>
+          <w:color w:val="000000"/>
+          <w:sz w:val="24"/>
+        </w:rPr>
+        <w:t>Т</w:t>
+      </w:r>
+      <w:r>
+        <w:rPr>
+          <w:rFonts w:ascii="Times New Roman" w:hAnsi="Times New Roman"/>
+          <w:sz w:val="24"/>
+        </w:rPr>
+        <w:t>е</w:t>
+      </w:r>
+      <w:r>
+        <w:rPr>
+          <w:rFonts w:ascii="Times New Roman" w:hAnsi="Times New Roman"/>
+          <w:color w:val="000000"/>
+          <w:sz w:val="24"/>
+        </w:rPr>
+        <w:t>б</w:t>
+      </w:r>
+      <w:r>
+        <w:rPr>
+          <w:rFonts w:ascii="Times New Roman" w:hAnsi="Times New Roman"/>
+          <w:sz w:val="24"/>
+        </w:rPr>
+        <w:t>е</w:t>
+      </w:r>
+      <w:r>
+        <w:rPr>
+          <w:rFonts w:ascii="Times New Roman" w:hAnsi="Times New Roman"/>
+          <w:color w:val="000000"/>
+          <w:sz w:val="24"/>
+        </w:rPr>
+        <w:t>, Господи, Боже наш, що підняв нас із постелі нашої і вклав в уста наші слово хвали, щоб поклонятися і призивати ім'я Твоє святе. Ми умоляємо Твоє милосердя, яке Ти завжди виявляв у нашому житті. Пошли поміч свою людям, що стоять перед лицем святої слави Твоєї і дожидають від Тебе багатої милости; і дай нам, що зо страхом і любов'ю завжди Тобі служимо, хвалити несказанну Твою доброту. Бо Тобі належить усяка слава, честь і поклоніння: Отцю, і Сину, і Святому Духові, нині і повсякчас, і на віки віків. Амінь.</w:t>
+      </w:r>
+    </w:p>
+    <w:p>
+      <w:pPr>
+        <w:spacing w:after="120"/>
+        <w:jc w:val="both"/>
+      </w:pPr>
+      <w:r>
+        <w:rPr>
+          <w:rFonts w:ascii="Times New Roman" w:hAnsi="Times New Roman"/>
+          <w:color w:val="FF0000"/>
+          <w:sz w:val="24"/>
+        </w:rPr>
+        <w:t xml:space="preserve">2. </w:t>
+      </w:r>
+      <w:r>
+        <w:rPr>
+          <w:rFonts w:ascii="Times New Roman" w:hAnsi="Times New Roman"/>
+          <w:color w:val="000000"/>
+          <w:sz w:val="24"/>
+        </w:rPr>
+        <w:t>Від ночі лине дух наш до Тебе, Боже, бо світлом є повеління Твої на землі. Навчи нас у страсі Твоєму виконувати правду й добро, бо Тебе славимо як правдивого Бога нашого. Прихили вухо своє і вислухай нас, і пом'яни, Господи, тих, що є та що моляться з нами, всіх по імені, і спаси їх силою Твоєю. Благослови людей Твоїх і освяти спадкоємство Твоє: мир світові Твоєму даруй, церквам Твоїм, Священникам, владі, і всім людям. Хай благословиться і прославляється всечесне і величне ім'я Твоє, Отця, і Сина, і Святого Духа, нині і повсякчас, і на віки віків. Амінь.</w:t>
+      </w:r>
+    </w:p>
+    <w:p>
+      <w:pPr>
+        <w:spacing w:after="120"/>
+        <w:jc w:val="both"/>
+      </w:pPr>
+      <w:r>
+        <w:rPr>
+          <w:rFonts w:ascii="Times New Roman" w:hAnsi="Times New Roman"/>
+          <w:color w:val="FF0000"/>
+          <w:sz w:val="24"/>
+        </w:rPr>
+        <w:t>3.</w:t>
+      </w:r>
+      <w:r>
+        <w:rPr>
+          <w:rFonts w:ascii="Times New Roman" w:hAnsi="Times New Roman"/>
+          <w:color w:val="000000"/>
+          <w:sz w:val="24"/>
+        </w:rPr>
+        <w:t xml:space="preserve"> Від ночі лине дух наш до Тебе, Боже, бо світлом є повеління Твої. Навчи нас, Боже, правди Твоєї, заповідей Твоїх і виправдань Твоїх. Просвіти наші духовні очі, щоб ми не заснули в гріхах на смерть. Віджени всяку мряку від сердець наших, даруй нам сонце правди і охорони життя наше знаменням і печаттю Святого Твого Духа. Направ стопи наші на шлях мирний, </w:t>
+      </w:r>
+      <w:r>
+        <w:rPr>
+          <w:rFonts w:ascii="Times New Roman" w:hAnsi="Times New Roman"/>
+          <w:color w:val="000000"/>
+          <w:sz w:val="24"/>
+        </w:rPr>
+        <w:t>дай нам бачити ранішній день у радості, щоб ми Тобі засилали ранішні молитви, бо Твоє є володіння і Твоє є царство і сила, і слава Отця, і Сина, і Святого Духа, нині і повсякчас, і на віки віків. Амінь.</w:t>
+      </w:r>
+    </w:p>
+    <w:p>
+      <w:pPr>
+        <w:spacing w:after="120"/>
+        <w:jc w:val="both"/>
+      </w:pPr>
+      <w:r>
+        <w:rPr>
+          <w:rFonts w:ascii="Times New Roman" w:hAnsi="Times New Roman"/>
+          <w:color w:val="FF0000"/>
+          <w:sz w:val="24"/>
+        </w:rPr>
+        <w:t>4.</w:t>
+      </w:r>
+      <w:r>
+        <w:rPr>
+          <w:rFonts w:ascii="Times New Roman" w:hAnsi="Times New Roman"/>
+          <w:color w:val="000000"/>
+          <w:sz w:val="24"/>
+        </w:rPr>
+        <w:t xml:space="preserve"> Владико, Боже святий і неосяжний, що казав із темряви світлові засіяти, що заспокоїв нас у нічному сні й підвів до величання і моління Твоєї доброти! Ти, що даєш себе умолити задля свого милосердя, прийми і нині нас, що поклоняємося Тобі й по силі </w:t>
+      </w:r>
+      <w:r>
+        <w:rPr>
+          <w:rFonts w:ascii="Times New Roman" w:hAnsi="Times New Roman"/>
+          <w:sz w:val="24"/>
+        </w:rPr>
+        <w:t xml:space="preserve">благодаримо </w:t>
+      </w:r>
+      <w:r>
+        <w:rPr>
+          <w:rFonts w:ascii="Times New Roman" w:hAnsi="Times New Roman"/>
+          <w:color w:val="000000"/>
+          <w:sz w:val="24"/>
+        </w:rPr>
+        <w:t>Т</w:t>
+      </w:r>
+      <w:r>
+        <w:rPr>
+          <w:rFonts w:ascii="Times New Roman" w:hAnsi="Times New Roman"/>
+          <w:sz w:val="24"/>
+        </w:rPr>
+        <w:t>ебе</w:t>
+      </w:r>
+      <w:r>
+        <w:rPr>
+          <w:rFonts w:ascii="Times New Roman" w:hAnsi="Times New Roman"/>
+          <w:color w:val="000000"/>
+          <w:sz w:val="24"/>
+        </w:rPr>
+        <w:t xml:space="preserve">; і даруй нам те, чого просимо задля спасіння. Вчини нас синами світла і дня та спадкоємцями вічних Твоїх </w:t>
+      </w:r>
+      <w:r>
+        <w:rPr>
+          <w:rFonts w:ascii="Times New Roman" w:hAnsi="Times New Roman"/>
+          <w:sz w:val="24"/>
+        </w:rPr>
+        <w:t>благ</w:t>
+      </w:r>
+      <w:r>
+        <w:rPr>
+          <w:rFonts w:ascii="Times New Roman" w:hAnsi="Times New Roman"/>
+          <w:color w:val="000000"/>
+          <w:sz w:val="24"/>
+        </w:rPr>
+        <w:t>. Пом'яни, Господи, за багатством ласк Твоїх усіх людей, що є і моляться з нами, і всю братію нашу на землі й на морі, і на всякому місці володіння Твого, що потребують Твоєї любови й помочі. Усім вияви велику Твою милість, щоб спасенні, як душею так і тілом, завжди перебували й відважно славили чудне й благословенне ім'я Твоє, бо Ти Бог милости і ласк, і любови, і Тобі славу возсилаємо: Отцю, і Сину, і Святому Духові, нині і повсякчас, і на віки віків. Амінь.</w:t>
+      </w:r>
+    </w:p>
+    <w:p>
+      <w:pPr>
+        <w:spacing w:after="120"/>
+        <w:jc w:val="both"/>
+      </w:pPr>
+      <w:r>
+        <w:rPr>
+          <w:rFonts w:ascii="Times New Roman" w:hAnsi="Times New Roman"/>
+          <w:color w:val="FF0000"/>
+          <w:sz w:val="24"/>
+        </w:rPr>
+        <w:t>5.</w:t>
+      </w:r>
+      <w:r>
+        <w:rPr>
+          <w:rFonts w:ascii="Times New Roman" w:hAnsi="Times New Roman"/>
+          <w:color w:val="000000"/>
+          <w:sz w:val="24"/>
+        </w:rPr>
+        <w:t xml:space="preserve"> Скарб</w:t>
+      </w:r>
+      <w:r>
+        <w:rPr>
+          <w:rFonts w:ascii="Times New Roman" w:hAnsi="Times New Roman"/>
+          <w:sz w:val="24"/>
+        </w:rPr>
+        <w:t>нице</w:t>
+      </w:r>
+      <w:r>
+        <w:rPr>
+          <w:rFonts w:ascii="Times New Roman" w:hAnsi="Times New Roman"/>
+          <w:color w:val="000000"/>
+          <w:sz w:val="24"/>
+        </w:rPr>
+        <w:t xml:space="preserve"> </w:t>
+      </w:r>
+      <w:r>
+        <w:rPr>
+          <w:rFonts w:ascii="Times New Roman" w:hAnsi="Times New Roman"/>
+          <w:sz w:val="24"/>
+        </w:rPr>
+        <w:t>благ</w:t>
+      </w:r>
+      <w:r>
+        <w:rPr>
+          <w:rFonts w:ascii="Times New Roman" w:hAnsi="Times New Roman"/>
+          <w:color w:val="000000"/>
+          <w:sz w:val="24"/>
+        </w:rPr>
+        <w:t>, джерело невисихаюче, Отче святий, чудотворче всесильний і вседержителю! Усі Тобі поклоняємося і Тобі молимося та Твої милості і Твої ласки призиваємо на поміч і на заступництво нашій смиренності. Пом'яни, Господи, слуг Твоїх, прийми від усіх нас ранішні моління, як кадило перед Тобою; ні одного з нас не вчини нездатним, але всіх нас зберігай ласками Твоїми. Пом'яни, Господи, тих, що чувають і співають на славу Твою і єдинородного Твого Сина і Бога нашого, і Святого Твого Духа. Будь їм помічником і заступником; прийми їх молитви на наднебесний і духовний Твій жертовник, бо Ти Бог наш, і Тобі славу возсилаємо: Отцю, і Сину, і Святому Духові, нині і повсякчас, і на віки віків. Амінь.</w:t>
+      </w:r>
+    </w:p>
+    <w:p>
+      <w:pPr>
+        <w:spacing w:after="120"/>
+        <w:jc w:val="both"/>
+      </w:pPr>
+      <w:r>
+        <w:rPr>
+          <w:rFonts w:ascii="Times New Roman" w:hAnsi="Times New Roman"/>
+          <w:color w:val="FF0000"/>
+          <w:sz w:val="24"/>
+        </w:rPr>
+        <w:t xml:space="preserve">6. </w:t>
+      </w:r>
+      <w:r>
+        <w:rPr>
+          <w:rFonts w:ascii="Times New Roman" w:hAnsi="Times New Roman"/>
+          <w:sz w:val="24"/>
+        </w:rPr>
+        <w:t>Благодаримо</w:t>
+      </w:r>
+      <w:r>
+        <w:rPr>
+          <w:rFonts w:ascii="Times New Roman" w:hAnsi="Times New Roman"/>
+          <w:color w:val="000000"/>
+          <w:sz w:val="24"/>
+        </w:rPr>
+        <w:t xml:space="preserve"> Т</w:t>
+      </w:r>
+      <w:r>
+        <w:rPr>
+          <w:rFonts w:ascii="Times New Roman" w:hAnsi="Times New Roman"/>
+          <w:sz w:val="24"/>
+        </w:rPr>
+        <w:t>е</w:t>
+      </w:r>
+      <w:r>
+        <w:rPr>
+          <w:rFonts w:ascii="Times New Roman" w:hAnsi="Times New Roman"/>
+          <w:color w:val="000000"/>
+          <w:sz w:val="24"/>
+        </w:rPr>
+        <w:t>б</w:t>
+      </w:r>
+      <w:r>
+        <w:rPr>
+          <w:rFonts w:ascii="Times New Roman" w:hAnsi="Times New Roman"/>
+          <w:sz w:val="24"/>
+        </w:rPr>
+        <w:t>е</w:t>
+      </w:r>
+      <w:r>
+        <w:rPr>
+          <w:rFonts w:ascii="Times New Roman" w:hAnsi="Times New Roman"/>
+          <w:color w:val="000000"/>
+          <w:sz w:val="24"/>
+        </w:rPr>
+        <w:t>, Господи, Боже спасіння нашого, бо Ти все робиш для добра життя нашого, щоб ми завжди на Тебе споглядали, Спасителю й Доброчинцю душ наших. Бо Ти дав спокій нам у час минулої ночі й підвів нас, щоб ми поклонялися величному імені Твоєму. Тому молимо Тебе, Господи: Дай нам ласку й силу, щоб ми стали гідними співати Тобі розумно й молитися безупинно та в страсі і тремтінні над нашим спасінням працювали, при заступництві Христа Твого. Пом'яни, Господи, і тих, що вночі до Тебе кличуть. Вислухай їх і помилуй, і круши під ноги їх невидимих і войовничих ворогів. Бо Ти Цар миру і Спас душ наших, і Тобі славу возсилаємо: Отцю і Сину, і Святому Духові, нині і повсякчас, і на віки віків. Амінь.</w:t>
+      </w:r>
+    </w:p>
+    <w:p>
+      <w:pPr>
+        <w:spacing w:after="120"/>
+        <w:jc w:val="both"/>
+      </w:pPr>
+      <w:r>
+        <w:rPr>
+          <w:rFonts w:ascii="Times New Roman" w:hAnsi="Times New Roman"/>
+          <w:color w:val="FF0000"/>
+          <w:sz w:val="24"/>
+        </w:rPr>
+        <w:t>7.</w:t>
+      </w:r>
+      <w:r>
+        <w:rPr>
+          <w:rFonts w:ascii="Times New Roman" w:hAnsi="Times New Roman"/>
+          <w:color w:val="000000"/>
+          <w:sz w:val="24"/>
+        </w:rPr>
+        <w:t xml:space="preserve"> Боже й Отче Господа нашого Ісуса Христа! Ти підніс нас з постелі нашої і зібрав на годину молитви. Дай нам ласку відкрити уста наші і прийми наші подяки, що в наших силах, і навчи нас установ Твоїх. Бо молитися як слід не вміємо, якщо Ти, Господи, святим Твоїм Духом не навчиш нас. Тому молимося Тобі: Даруй і прости, якщо ми згрішили аж до теперішньої години словом або ділом, або думкою, добровільно або недобровільно. Бо коли на провини будеш дивитися, Господи, Господи, то хто встоїться, бо в Тебе є прощення. Ти один святий, допоміжник сильний, захисник життя нашого, і Тебе ми завжди оспівуватимемо. Нехай буде сила Царства Твого завжди благословенна і вельми прославлювана: Отця, і Сина, і Святого Духа, нині і повсякчас, і на віки віків. Амінь.</w:t>
+      </w:r>
+    </w:p>
+    <w:p>
+      <w:pPr>
+        <w:spacing w:after="120"/>
+        <w:jc w:val="both"/>
+      </w:pPr>
+      <w:r>
+        <w:rPr>
+          <w:rFonts w:ascii="Times New Roman" w:hAnsi="Times New Roman"/>
+          <w:color w:val="FF0000"/>
+          <w:sz w:val="24"/>
+        </w:rPr>
+        <w:t xml:space="preserve">8. </w:t>
+      </w:r>
+      <w:r>
+        <w:rPr>
+          <w:rFonts w:ascii="Times New Roman" w:hAnsi="Times New Roman"/>
+          <w:color w:val="000000"/>
+          <w:sz w:val="24"/>
+        </w:rPr>
+        <w:t>Господи, Боже наш, що сонну неміч забрав від нас і покликав нас візванням святим, щоб і вночі підносити руки наші і прославляти Тебе за справедливі Твої присуди. Прийми благання наші, моління, визнавання, нічні служби і даруй нам, Боже, віру бездоганну, надію впевнену, любов нелицемірну. Благослови наші входи й виходи, вчинки, слова, діла й думки; і дай нам дочекатися початку дня, нам, що хвалять й оспівують, і благословлять добрість Твоєї несказанної сили, щоб було благословенне Твоє пресвяте ім'я і прославлене Твоє царство: Отця, і Сина, і Святого Духа, нині і повсякчас, і на віки віків. Амінь.</w:t>
+      </w:r>
+    </w:p>
+    <w:p>
+      <w:pPr>
+        <w:spacing w:after="120"/>
+        <w:jc w:val="both"/>
+      </w:pPr>
+      <w:r>
+        <w:rPr>
+          <w:rFonts w:ascii="Times New Roman" w:hAnsi="Times New Roman"/>
+          <w:color w:val="FF0000"/>
+          <w:sz w:val="24"/>
+        </w:rPr>
+        <w:t>9.</w:t>
+      </w:r>
+      <w:r>
+        <w:rPr>
+          <w:rFonts w:ascii="Times New Roman" w:hAnsi="Times New Roman"/>
+          <w:color w:val="000000"/>
+          <w:sz w:val="24"/>
+        </w:rPr>
+        <w:t xml:space="preserve"> Господи, Боже наш! Ти за покаяння дарував людям відпущення, нам же, як образ пізнання і визнання гріхів, показав покаяння і прощення пророка Давида. Тож, Владико, помилуй з </w:t>
+      </w:r>
+      <w:r>
+        <w:rPr>
+          <w:rFonts w:ascii="Times New Roman" w:hAnsi="Times New Roman"/>
+          <w:color w:val="000000"/>
+          <w:sz w:val="24"/>
+        </w:rPr>
+        <w:t>великої милости Твоєї нас, що в чимало великих гріхів впали, і по багатстві ласк Твоїх очисти беззаконня наші, бо перед Тобою згрішили ми, Господи, що невідомі й таємні речі серця людського знаєш, і єдиний Ти маєш владу прощати гріхи. Серце ж чисте вчини в нас і Духом владичним утверди нас, і радість спасіння Твого яви нам. Не відкинь нас від лиця Твого, але дозволь, як благий і людинолюбний, аж до останнього нашого віддиху появляти Тобі жертву справедливости й приноси на святих Твоїх жертовниках, милістю і ласками і людинолюб'ям єдинородного Сина Твого, з яким Ти є благословенний з пресвятим, добрим і животворчим Твоїм Духом, нині й повсякчас, і на віки віків. Амінь.</w:t>
+      </w:r>
+    </w:p>
+    <w:p>
+      <w:pPr>
+        <w:spacing w:after="120"/>
+        <w:jc w:val="both"/>
+      </w:pPr>
+      <w:r>
+        <w:rPr>
+          <w:rFonts w:ascii="Times New Roman" w:hAnsi="Times New Roman"/>
+          <w:color w:val="FF0000"/>
+          <w:sz w:val="24"/>
+        </w:rPr>
+        <w:t>10.</w:t>
+      </w:r>
+      <w:r>
+        <w:rPr>
+          <w:rFonts w:ascii="Times New Roman" w:hAnsi="Times New Roman"/>
+          <w:color w:val="000000"/>
+          <w:sz w:val="24"/>
+        </w:rPr>
+        <w:t xml:space="preserve"> Боже, Боже наш! Ти сотворив розумні й духовні сили своєю волею. Тебе просимо й Тобі молимося: Прийми наші посильні величання з усіма Твоїми творіннями і збагати щедрими даруваннями Твоєї ласки. Бо перед Тобою згинається всяке коліно: на небі, на землі й під землею, і все, що живе, і все створіння оспівує неосяжну Твою славу, бо Ти Бог правдивий і вельми милостивий. Тебе бо хвалять усі небесні сили, і Тобі славу возсилаємо: Отцю, і Сину, і Святому Духові, нині і повсякчас, і на віки віків. Амінь.</w:t>
+      </w:r>
+    </w:p>
+    <w:p>
+      <w:pPr>
+        <w:spacing w:after="120"/>
+        <w:jc w:val="both"/>
+      </w:pPr>
+      <w:r>
+        <w:rPr>
+          <w:rFonts w:ascii="Times New Roman" w:hAnsi="Times New Roman"/>
+          <w:color w:val="FF0000"/>
+          <w:sz w:val="24"/>
+        </w:rPr>
+        <w:t xml:space="preserve">11. </w:t>
+      </w:r>
+      <w:r>
+        <w:rPr>
+          <w:rFonts w:ascii="Times New Roman" w:hAnsi="Times New Roman"/>
+          <w:color w:val="000000"/>
+          <w:sz w:val="24"/>
+        </w:rPr>
+        <w:t xml:space="preserve">Хвалимо, співаємо, благословимо і </w:t>
+      </w:r>
+      <w:r>
+        <w:rPr>
+          <w:rFonts w:ascii="Times New Roman" w:hAnsi="Times New Roman"/>
+          <w:sz w:val="24"/>
+        </w:rPr>
+        <w:t>благодаримо</w:t>
+      </w:r>
+      <w:r>
+        <w:rPr>
+          <w:rFonts w:ascii="Times New Roman" w:hAnsi="Times New Roman"/>
+          <w:color w:val="000000"/>
+          <w:sz w:val="24"/>
+        </w:rPr>
+        <w:t xml:space="preserve"> Т</w:t>
+      </w:r>
+      <w:r>
+        <w:rPr>
+          <w:rFonts w:ascii="Times New Roman" w:hAnsi="Times New Roman"/>
+          <w:sz w:val="24"/>
+        </w:rPr>
+        <w:t>ебе</w:t>
+      </w:r>
+      <w:r>
+        <w:rPr>
+          <w:rFonts w:ascii="Times New Roman" w:hAnsi="Times New Roman"/>
+          <w:color w:val="000000"/>
+          <w:sz w:val="24"/>
+        </w:rPr>
+        <w:t>, Боже батьків наших, бо Ти забрав тінь нічну і явив нам знову світло денне. Молимо Твою добрість: Милостивий будь для нас грішних і прийми молитву нашу задля великої Твоєї ласкавости, бо ми прибігаємо до Тебе, милостивого і всемогутнього Бога. Ти, що засвітив у серцях наших правдиве сонце справедливости Твоєї! Просвіти розум наш і почування всі зберігай, щоб, як у день, ходили ми пристойно шляхом заповідей Твоїх і дійшли до життя вічного, і стали гідними насолоджуватися недоступним Твоїм світлом. Бо в Тебе є джерело життя, Ти Бог наш і Тобі славу возсилаємо: Отцю, і Сину, і Святому Духові, нині і повсякчас, і на віки віків. Амінь.</w:t>
+      </w:r>
+    </w:p>
+    <w:p>
+      <w:pPr>
+        <w:spacing w:after="120"/>
+        <w:jc w:val="both"/>
+      </w:pPr>
+    </w:p>
+    <w:p>
+      <w:pPr>
+        <w:pStyle w:val="Heading3"/>
+        <w:spacing w:after="120"/>
+        <w:jc w:val="center"/>
+      </w:pPr>
+      <w:r>
+        <w:rPr>
+          <w:rFonts w:ascii="Times New Roman" w:hAnsi="Times New Roman"/>
+          <w:b/>
+          <w:i/>
+          <w:color w:val="FF0000"/>
+        </w:rPr>
+        <w:t>Велика єктенія</w:t>
+      </w:r>
+    </w:p>
+    <w:p>
+      <w:pPr>
+        <w:spacing w:after="120"/>
+      </w:pPr>
+      <w:r>
+        <w:rPr>
+          <w:rFonts w:ascii="Times New Roman" w:hAnsi="Times New Roman"/>
+          <w:color w:val="000000"/>
+          <w:sz w:val="24"/>
+        </w:rPr>
+        <w:t>У мирі Господеві помолімся.</w:t>
+      </w:r>
+    </w:p>
+    <w:p>
+      <w:pPr>
+        <w:spacing w:after="120"/>
+      </w:pPr>
+      <w:r>
+        <w:rPr>
+          <w:rFonts w:ascii="Times New Roman" w:hAnsi="Times New Roman"/>
+          <w:i/>
+          <w:color w:val="FF4400"/>
+          <w:sz w:val="24"/>
+        </w:rPr>
+        <w:t>Вірні:</w:t>
+      </w:r>
+      <w:r>
+        <w:rPr>
+          <w:rFonts w:ascii="Times New Roman" w:hAnsi="Times New Roman"/>
+          <w:color w:val="000000"/>
+          <w:sz w:val="24"/>
+        </w:rPr>
+        <w:t xml:space="preserve"> Го́споди, поми́луй.</w:t>
+      </w:r>
+    </w:p>
+    <w:p>
+      <w:pPr>
+        <w:spacing w:after="120"/>
+      </w:pPr>
+      <w:r>
+        <w:rPr>
+          <w:rFonts w:ascii="Times New Roman" w:hAnsi="Times New Roman"/>
+          <w:color w:val="000000"/>
+          <w:sz w:val="24"/>
+        </w:rPr>
+        <w:t>За мир з висот і спасіння душ наших Господеві помолімся.</w:t>
+      </w:r>
+    </w:p>
+    <w:p>
+      <w:pPr>
+        <w:spacing w:after="120"/>
+      </w:pPr>
+      <w:r>
+        <w:rPr>
+          <w:rFonts w:ascii="Times New Roman" w:hAnsi="Times New Roman"/>
+          <w:i/>
+          <w:color w:val="FF4400"/>
+          <w:sz w:val="24"/>
+        </w:rPr>
+        <w:t>Вірні:</w:t>
+      </w:r>
+      <w:r>
+        <w:rPr>
+          <w:rFonts w:ascii="Times New Roman" w:hAnsi="Times New Roman"/>
+          <w:color w:val="000000"/>
+          <w:sz w:val="24"/>
+        </w:rPr>
+        <w:t xml:space="preserve"> Го́споди, поми́луй.</w:t>
+      </w:r>
+    </w:p>
+    <w:p>
+      <w:pPr>
+        <w:spacing w:after="120"/>
+      </w:pPr>
+      <w:r>
+        <w:rPr>
+          <w:rFonts w:ascii="Times New Roman" w:hAnsi="Times New Roman"/>
+          <w:color w:val="000000"/>
+          <w:sz w:val="24"/>
+        </w:rPr>
+        <w:t>За мир усього світу, добрий стан святих Божих церков і з’єднання всіх Господеві помолімся.</w:t>
+      </w:r>
+    </w:p>
+    <w:p>
+      <w:pPr>
+        <w:spacing w:after="120"/>
+      </w:pPr>
+      <w:r>
+        <w:rPr>
+          <w:rFonts w:ascii="Times New Roman" w:hAnsi="Times New Roman"/>
+          <w:i/>
+          <w:color w:val="FF4400"/>
+          <w:sz w:val="24"/>
+        </w:rPr>
+        <w:t>Вірні:</w:t>
+      </w:r>
+      <w:r>
+        <w:rPr>
+          <w:rFonts w:ascii="Times New Roman" w:hAnsi="Times New Roman"/>
+          <w:color w:val="000000"/>
+          <w:sz w:val="24"/>
+        </w:rPr>
+        <w:t xml:space="preserve"> Го́споди, поми́луй.</w:t>
+      </w:r>
+    </w:p>
+    <w:p>
+      <w:pPr>
+        <w:spacing w:after="120"/>
+      </w:pPr>
+      <w:r>
+        <w:rPr>
+          <w:rFonts w:ascii="Times New Roman" w:hAnsi="Times New Roman"/>
+          <w:color w:val="000000"/>
+          <w:sz w:val="24"/>
+        </w:rPr>
+        <w:t>За святий храм цей і тих, що з вірою, благоговінням і страхом Божим входять до нього, Господеві помолімся.</w:t>
+      </w:r>
+    </w:p>
+    <w:p>
+      <w:pPr>
+        <w:spacing w:after="120"/>
+      </w:pPr>
+      <w:r>
+        <w:rPr>
+          <w:rFonts w:ascii="Times New Roman" w:hAnsi="Times New Roman"/>
+          <w:i/>
+          <w:color w:val="FF4400"/>
+          <w:sz w:val="24"/>
+        </w:rPr>
+        <w:t>Вірні:</w:t>
+      </w:r>
+      <w:r>
+        <w:rPr>
+          <w:rFonts w:ascii="Times New Roman" w:hAnsi="Times New Roman"/>
+          <w:color w:val="000000"/>
+          <w:sz w:val="24"/>
+        </w:rPr>
+        <w:t xml:space="preserve"> Го́споди, поми́луй.</w:t>
+      </w:r>
+    </w:p>
+    <w:p>
+      <w:pPr>
+        <w:spacing w:after="120"/>
+      </w:pPr>
+      <w:r>
+        <w:rPr>
+          <w:rFonts w:ascii="Times New Roman" w:hAnsi="Times New Roman"/>
+          <w:color w:val="000000"/>
+          <w:sz w:val="24"/>
+        </w:rPr>
+        <w:t xml:space="preserve">За святішого вселенського архиєрея Франциска, папу Римського, і за блаженнішого патріярха нашого Святослава, і за преосвященнішого архиєпископа і митрополита нашого кир </w:t>
+      </w:r>
+      <w:r>
+        <w:rPr>
+          <w:rFonts w:ascii="Times New Roman" w:hAnsi="Times New Roman"/>
+          <w:i/>
+          <w:color w:val="FF4400"/>
+          <w:sz w:val="24"/>
+        </w:rPr>
+        <w:t>ім’я</w:t>
+      </w:r>
+      <w:r>
+        <w:rPr>
+          <w:rFonts w:ascii="Times New Roman" w:hAnsi="Times New Roman"/>
+          <w:i/>
+          <w:color w:val="000000"/>
+          <w:sz w:val="24"/>
+        </w:rPr>
+        <w:t>,</w:t>
+      </w:r>
+      <w:r>
+        <w:rPr>
+          <w:rFonts w:ascii="Times New Roman" w:hAnsi="Times New Roman"/>
+          <w:color w:val="000000"/>
+          <w:sz w:val="24"/>
+        </w:rPr>
+        <w:t xml:space="preserve"> і за боголюбивого єпископа нашого кир </w:t>
+      </w:r>
+      <w:r>
+        <w:rPr>
+          <w:rFonts w:ascii="Times New Roman" w:hAnsi="Times New Roman"/>
+          <w:i/>
+          <w:color w:val="FF4400"/>
+          <w:sz w:val="24"/>
+        </w:rPr>
+        <w:t>ім’я</w:t>
+      </w:r>
+      <w:r>
+        <w:rPr>
+          <w:rFonts w:ascii="Times New Roman" w:hAnsi="Times New Roman"/>
+          <w:i/>
+          <w:color w:val="000000"/>
+          <w:sz w:val="24"/>
+        </w:rPr>
+        <w:t>,</w:t>
+      </w:r>
+      <w:r>
+        <w:rPr>
+          <w:rFonts w:ascii="Times New Roman" w:hAnsi="Times New Roman"/>
+          <w:color w:val="000000"/>
+          <w:sz w:val="24"/>
+        </w:rPr>
+        <w:t xml:space="preserve"> чесне пресвітерство, у Христі дияконство, за весь причет і людей Господеві помолімся.</w:t>
+      </w:r>
+    </w:p>
+    <w:p>
+      <w:pPr>
+        <w:spacing w:after="120"/>
+      </w:pPr>
+      <w:r>
+        <w:rPr>
+          <w:rFonts w:ascii="Times New Roman" w:hAnsi="Times New Roman"/>
+          <w:i/>
+          <w:color w:val="FF4400"/>
+          <w:sz w:val="24"/>
+        </w:rPr>
+        <w:t>Вірні:</w:t>
+      </w:r>
+      <w:r>
+        <w:rPr>
+          <w:rFonts w:ascii="Times New Roman" w:hAnsi="Times New Roman"/>
+          <w:color w:val="000000"/>
+          <w:sz w:val="24"/>
+        </w:rPr>
+        <w:t xml:space="preserve"> Го́споди, поми́луй.</w:t>
+      </w:r>
+    </w:p>
+    <w:p>
+      <w:pPr>
+        <w:spacing w:after="120"/>
+      </w:pPr>
+      <w:r>
+        <w:rPr>
+          <w:rFonts w:ascii="Times New Roman" w:hAnsi="Times New Roman"/>
+          <w:color w:val="000000"/>
+          <w:sz w:val="24"/>
+        </w:rPr>
+        <w:t>За Богом бережений народ наш, за правління і все військо Господеві помолімся.</w:t>
+      </w:r>
+    </w:p>
+    <w:p>
+      <w:pPr>
+        <w:spacing w:after="120"/>
+      </w:pPr>
+      <w:r>
+        <w:rPr>
+          <w:rFonts w:ascii="Times New Roman" w:hAnsi="Times New Roman"/>
+          <w:i/>
+          <w:color w:val="FF4400"/>
+          <w:sz w:val="24"/>
+        </w:rPr>
+        <w:t>Вірні:</w:t>
+      </w:r>
+      <w:r>
+        <w:rPr>
+          <w:rFonts w:ascii="Times New Roman" w:hAnsi="Times New Roman"/>
+          <w:color w:val="000000"/>
+          <w:sz w:val="24"/>
+        </w:rPr>
+        <w:t xml:space="preserve"> Го́споди, поми́луй.</w:t>
+      </w:r>
+    </w:p>
+    <w:p>
+      <w:pPr>
+        <w:spacing w:after="120"/>
+      </w:pPr>
+      <w:r>
+        <w:rPr>
+          <w:rFonts w:ascii="Times New Roman" w:hAnsi="Times New Roman"/>
+          <w:color w:val="000000"/>
+          <w:sz w:val="24"/>
+        </w:rPr>
+        <w:t xml:space="preserve">За місто це </w:t>
+      </w:r>
+      <w:r>
+        <w:rPr>
+          <w:rFonts w:ascii="Times New Roman" w:hAnsi="Times New Roman"/>
+          <w:sz w:val="24"/>
+        </w:rPr>
+        <w:t>(</w:t>
+      </w:r>
+      <w:r>
+        <w:rPr>
+          <w:rFonts w:ascii="Times New Roman" w:hAnsi="Times New Roman"/>
+          <w:i/>
+          <w:color w:val="FF0000"/>
+          <w:sz w:val="24"/>
+        </w:rPr>
+        <w:t>або</w:t>
+      </w:r>
+      <w:r>
+        <w:rPr>
+          <w:rFonts w:ascii="Times New Roman" w:hAnsi="Times New Roman"/>
+          <w:color w:val="FF0000"/>
+          <w:sz w:val="24"/>
+        </w:rPr>
+        <w:t xml:space="preserve"> </w:t>
+      </w:r>
+      <w:r>
+        <w:rPr>
+          <w:rFonts w:ascii="Times New Roman" w:hAnsi="Times New Roman"/>
+          <w:sz w:val="24"/>
+        </w:rPr>
+        <w:t xml:space="preserve">за село це, </w:t>
+      </w:r>
+      <w:r>
+        <w:rPr>
+          <w:rFonts w:ascii="Times New Roman" w:hAnsi="Times New Roman"/>
+          <w:i/>
+          <w:color w:val="FF0000"/>
+          <w:sz w:val="24"/>
+        </w:rPr>
+        <w:t>або</w:t>
+      </w:r>
+      <w:r>
+        <w:rPr>
+          <w:rFonts w:ascii="Times New Roman" w:hAnsi="Times New Roman"/>
+          <w:color w:val="FF0000"/>
+          <w:sz w:val="24"/>
+        </w:rPr>
+        <w:t xml:space="preserve"> </w:t>
+      </w:r>
+      <w:r>
+        <w:rPr>
+          <w:rFonts w:ascii="Times New Roman" w:hAnsi="Times New Roman"/>
+          <w:sz w:val="24"/>
+        </w:rPr>
+        <w:t>за святу обитель цю)</w:t>
+      </w:r>
+      <w:r>
+        <w:rPr>
+          <w:rFonts w:ascii="Times New Roman" w:hAnsi="Times New Roman"/>
+          <w:color w:val="000000"/>
+          <w:sz w:val="24"/>
+        </w:rPr>
+        <w:t>, і за кожне село, місто, країну, і за тих, що вірою живуть у них, Господеві помолімся.</w:t>
+      </w:r>
+    </w:p>
+    <w:p>
+      <w:pPr>
+        <w:spacing w:after="120"/>
+      </w:pPr>
+      <w:r>
+        <w:rPr>
+          <w:rFonts w:ascii="Times New Roman" w:hAnsi="Times New Roman"/>
+          <w:i/>
+          <w:color w:val="FF4400"/>
+          <w:sz w:val="24"/>
+        </w:rPr>
+        <w:t>Вірні:</w:t>
+      </w:r>
+      <w:r>
+        <w:rPr>
+          <w:rFonts w:ascii="Times New Roman" w:hAnsi="Times New Roman"/>
+          <w:color w:val="000000"/>
+          <w:sz w:val="24"/>
+        </w:rPr>
+        <w:t xml:space="preserve"> Го́споди, поми́луй.</w:t>
+      </w:r>
+    </w:p>
+    <w:p>
+      <w:pPr>
+        <w:spacing w:after="120"/>
+      </w:pPr>
+      <w:r>
+        <w:rPr>
+          <w:rFonts w:ascii="Times New Roman" w:hAnsi="Times New Roman"/>
+          <w:color w:val="000000"/>
+          <w:sz w:val="24"/>
+        </w:rPr>
+        <w:t>За добре поліття, за врожай плодів земних і часи мирні Господеві помолімся.</w:t>
+      </w:r>
+    </w:p>
+    <w:p>
+      <w:pPr>
+        <w:spacing w:after="120"/>
+      </w:pPr>
+      <w:r>
+        <w:rPr>
+          <w:rFonts w:ascii="Times New Roman" w:hAnsi="Times New Roman"/>
+          <w:i/>
+          <w:color w:val="FF4400"/>
+          <w:sz w:val="24"/>
+        </w:rPr>
+        <w:t>Вірні:</w:t>
+      </w:r>
+      <w:r>
+        <w:rPr>
+          <w:rFonts w:ascii="Times New Roman" w:hAnsi="Times New Roman"/>
+          <w:color w:val="000000"/>
+          <w:sz w:val="24"/>
+        </w:rPr>
+        <w:t xml:space="preserve"> Го́споди, поми́луй.</w:t>
+      </w:r>
+    </w:p>
+    <w:p>
+      <w:pPr>
+        <w:spacing w:after="120"/>
+      </w:pPr>
+      <w:r>
+        <w:rPr>
+          <w:rFonts w:ascii="Times New Roman" w:hAnsi="Times New Roman"/>
+          <w:color w:val="000000"/>
+          <w:sz w:val="24"/>
+        </w:rPr>
+        <w:t>За тих, що плавають, подорожують, за недужих, страждаючих, полонених – і за спасення їх Господеві помолімся.</w:t>
+      </w:r>
+    </w:p>
+    <w:p>
+      <w:pPr>
+        <w:spacing w:after="120"/>
+      </w:pPr>
+      <w:r>
+        <w:rPr>
+          <w:rFonts w:ascii="Times New Roman" w:hAnsi="Times New Roman"/>
+          <w:i/>
+          <w:color w:val="FF4400"/>
+          <w:sz w:val="24"/>
+        </w:rPr>
+        <w:t>Вірні:</w:t>
+      </w:r>
+      <w:r>
+        <w:rPr>
+          <w:rFonts w:ascii="Times New Roman" w:hAnsi="Times New Roman"/>
+          <w:color w:val="000000"/>
+          <w:sz w:val="24"/>
+        </w:rPr>
+        <w:t xml:space="preserve"> Го́споди, поми́луй.</w:t>
+      </w:r>
+    </w:p>
+    <w:p>
+      <w:pPr>
+        <w:spacing w:after="120"/>
+      </w:pPr>
+      <w:r>
+        <w:rPr>
+          <w:rFonts w:ascii="Times New Roman" w:hAnsi="Times New Roman"/>
+          <w:color w:val="000000"/>
+          <w:sz w:val="24"/>
+        </w:rPr>
+        <w:t>Щоб визволитися нам від усякої скорботи, гніву й нужди, Господеві помолімся.</w:t>
+      </w:r>
+    </w:p>
+    <w:p>
+      <w:pPr>
+        <w:spacing w:after="120"/>
+      </w:pPr>
+      <w:r>
+        <w:rPr>
+          <w:rFonts w:ascii="Times New Roman" w:hAnsi="Times New Roman"/>
+          <w:i/>
+          <w:color w:val="FF4400"/>
+          <w:sz w:val="24"/>
+        </w:rPr>
+        <w:t>Вірні:</w:t>
+      </w:r>
+      <w:r>
+        <w:rPr>
+          <w:rFonts w:ascii="Times New Roman" w:hAnsi="Times New Roman"/>
+          <w:color w:val="000000"/>
+          <w:sz w:val="24"/>
+        </w:rPr>
+        <w:t xml:space="preserve"> Го́споди, поми́луй.</w:t>
+      </w:r>
+    </w:p>
+    <w:p>
+      <w:pPr>
+        <w:spacing w:after="120"/>
+      </w:pPr>
+      <w:r>
+        <w:rPr>
+          <w:rFonts w:ascii="Times New Roman" w:hAnsi="Times New Roman"/>
+          <w:sz w:val="24"/>
+        </w:rPr>
+        <w:t>Заступи, спаси, помилуй і охорони нас, Боже, Твоєю благодаттю</w:t>
+      </w:r>
+    </w:p>
+    <w:p>
+      <w:pPr>
+        <w:spacing w:after="120"/>
+      </w:pPr>
+      <w:r>
+        <w:rPr>
+          <w:rFonts w:ascii="Times New Roman" w:hAnsi="Times New Roman"/>
+          <w:i/>
+          <w:color w:val="FF4400"/>
+          <w:sz w:val="24"/>
+        </w:rPr>
+        <w:t>Вірні:</w:t>
+      </w:r>
+      <w:r>
+        <w:rPr>
+          <w:rFonts w:ascii="Times New Roman" w:hAnsi="Times New Roman"/>
+          <w:color w:val="000000"/>
+          <w:sz w:val="24"/>
+        </w:rPr>
+        <w:t xml:space="preserve"> Го́споди, поми́луй.</w:t>
+      </w:r>
+    </w:p>
+    <w:p>
+      <w:pPr>
+        <w:spacing w:after="120"/>
+      </w:pPr>
+      <w:r>
+        <w:rPr>
+          <w:rFonts w:ascii="Times New Roman" w:hAnsi="Times New Roman"/>
+          <w:color w:val="000000"/>
+          <w:sz w:val="24"/>
+        </w:rPr>
+        <w:t>Пресвяту, пречисту, преблагословенну, славну Владичицю нашу Богородицю і приснодіву Марію, з усіма святими пом’янувши, самих себе, і один одного, і все життя наше Христу Богові віддаймо.</w:t>
+      </w:r>
+    </w:p>
+    <w:p>
+      <w:pPr>
+        <w:spacing w:after="120"/>
+      </w:pPr>
+      <w:r>
+        <w:rPr>
+          <w:rFonts w:ascii="Times New Roman" w:hAnsi="Times New Roman"/>
+          <w:i/>
+          <w:color w:val="FF4400"/>
+          <w:sz w:val="24"/>
+        </w:rPr>
+        <w:t>Вірні:</w:t>
+      </w:r>
+      <w:r>
+        <w:rPr>
+          <w:rFonts w:ascii="Times New Roman" w:hAnsi="Times New Roman"/>
+          <w:color w:val="000000"/>
+          <w:sz w:val="24"/>
+        </w:rPr>
+        <w:t xml:space="preserve"> Тобі́, Го́споди.</w:t>
+      </w:r>
+    </w:p>
+    <w:p>
+      <w:pPr>
+        <w:spacing w:after="120"/>
+        <w:jc w:val="both"/>
+      </w:pPr>
+      <w:r>
+        <w:rPr>
+          <w:rFonts w:ascii="Times New Roman" w:hAnsi="Times New Roman"/>
+          <w:sz w:val="24"/>
+          <w:u w:val="single"/>
+        </w:rPr>
+        <w:t>[Благодаримо Тебе, Господи, Боже наш, що підняв нас із постелі нашої і вклав в уста наші слово хвали, щоб поклонятися і призивати ім'я Твоє святе. Ми умоляємо Твоє милосердя, яке Ти завжди виявляв у нашому житті. Пошли поміч свою людям, що стоять перед лицем святої слави Твоєї і дожидають від Тебе багатої милости; і дай нам, що зо страхом і любов'ю завжди Тобі служимо, хвалити несказанну Твою доброту.]</w:t>
+      </w:r>
+    </w:p>
+    <w:p>
+      <w:pPr>
+        <w:spacing w:after="120"/>
+      </w:pPr>
+      <w:r>
+        <w:rPr>
+          <w:rFonts w:ascii="Times New Roman" w:hAnsi="Times New Roman"/>
+          <w:i/>
+          <w:color w:val="FF0000"/>
+          <w:sz w:val="24"/>
+        </w:rPr>
+        <w:t>Священник:</w:t>
+      </w:r>
+      <w:r>
+        <w:rPr>
+          <w:rFonts w:ascii="Times New Roman" w:hAnsi="Times New Roman"/>
+          <w:sz w:val="24"/>
+        </w:rPr>
+        <w:t xml:space="preserve"> Бо Тобі належить усяка слава, честь і поклоніння, Отцю, і Сину, і Святому Духові, нині, і повсякчас, і на віки віків.</w:t>
+      </w:r>
+    </w:p>
+    <w:p>
+      <w:pPr>
+        <w:spacing w:after="120"/>
+        <w:jc w:val="both"/>
+      </w:pPr>
+      <w:r>
+        <w:rPr>
+          <w:rFonts w:ascii="Times New Roman" w:hAnsi="Times New Roman"/>
+          <w:i/>
+          <w:color w:val="FF0000"/>
+          <w:sz w:val="24"/>
+        </w:rPr>
+        <w:t>Вірні:</w:t>
+      </w:r>
+      <w:r>
+        <w:rPr>
+          <w:rFonts w:ascii="Times New Roman" w:hAnsi="Times New Roman"/>
+          <w:color w:val="FF0000"/>
+          <w:sz w:val="24"/>
+        </w:rPr>
+        <w:t xml:space="preserve"> </w:t>
+      </w:r>
+      <w:r>
+        <w:rPr>
+          <w:rFonts w:ascii="Times New Roman" w:hAnsi="Times New Roman"/>
+          <w:sz w:val="24"/>
+        </w:rPr>
+        <w:t>Амінь.</w:t>
+      </w:r>
+    </w:p>
+    <w:p>
+      <w:pPr>
+        <w:spacing w:after="120"/>
+        <w:jc w:val="both"/>
+      </w:pPr>
+    </w:p>
+    <w:p>
+      <w:pPr>
+        <w:pStyle w:val="Heading3"/>
+        <w:spacing w:after="120"/>
+        <w:jc w:val="center"/>
+      </w:pPr>
+      <w:r>
+        <w:rPr>
+          <w:rFonts w:ascii="Times New Roman" w:hAnsi="Times New Roman"/>
+          <w:b/>
+          <w:i/>
+          <w:color w:val="FF0000"/>
+        </w:rPr>
+        <w:t>Бог Господь...</w:t>
+      </w:r>
+      <w:r>
+        <w:rPr>
+          <w:rFonts w:ascii="Times New Roman" w:hAnsi="Times New Roman"/>
+          <w:i/>
+          <w:color w:val="FF0000"/>
+        </w:rPr>
+        <w:t xml:space="preserve"> (Пс. 117), глас </w:t>
+      </w:r>
+      <w:r>
+        <w:rPr>
+          <w:rFonts w:ascii="Times New Roman" w:hAnsi="Times New Roman"/>
+          <w:i/>
+          <w:color w:val="FF0000"/>
+        </w:rPr>
+        <w:t>4</w:t>
+      </w:r>
+    </w:p>
+    <w:p>
+      <w:pPr>
+        <w:spacing w:after="120"/>
+        <w:jc w:val="both"/>
+      </w:pPr>
+      <w:r>
+        <w:rPr>
+          <w:rFonts w:ascii="Times New Roman" w:hAnsi="Times New Roman"/>
+          <w:b/>
+          <w:color w:val="000000"/>
+          <w:sz w:val="24"/>
+        </w:rPr>
+        <w:t>Бог – Господь, і явився нам; благословен, хто йде в ім'я Господнє.</w:t>
+      </w:r>
+    </w:p>
+    <w:p>
+      <w:pPr>
+        <w:spacing w:after="120"/>
+        <w:jc w:val="both"/>
+      </w:pPr>
+      <w:r>
+        <w:rPr>
+          <w:rFonts w:ascii="Times New Roman" w:hAnsi="Times New Roman"/>
+          <w:i/>
+          <w:color w:val="FF0000"/>
+          <w:sz w:val="24"/>
+        </w:rPr>
+        <w:t>Стих:</w:t>
+      </w:r>
+      <w:r>
+        <w:rPr>
+          <w:rFonts w:ascii="Times New Roman" w:hAnsi="Times New Roman"/>
+          <w:color w:val="000000"/>
+          <w:sz w:val="24"/>
+        </w:rPr>
+        <w:t xml:space="preserve"> </w:t>
+      </w:r>
+      <w:r>
+        <w:rPr>
+          <w:rFonts w:ascii="Times New Roman" w:hAnsi="Times New Roman"/>
+          <w:color w:val="000000"/>
+          <w:sz w:val="24"/>
+          <w:u w:val="single"/>
+        </w:rPr>
+        <w:t>Прославляйте Господа, бо він добрий, бо милість його вічна.</w:t>
+      </w:r>
+    </w:p>
+    <w:p>
+      <w:pPr>
+        <w:spacing w:after="120"/>
+        <w:jc w:val="both"/>
+      </w:pPr>
+      <w:r>
+        <w:rPr>
+          <w:rFonts w:ascii="Times New Roman" w:hAnsi="Times New Roman"/>
+          <w:i/>
+          <w:color w:val="FF0000"/>
+          <w:sz w:val="24"/>
+        </w:rPr>
+        <w:t>Стих:</w:t>
+      </w:r>
+      <w:r>
+        <w:rPr>
+          <w:rFonts w:ascii="Times New Roman" w:hAnsi="Times New Roman"/>
+          <w:color w:val="FF0000"/>
+          <w:sz w:val="24"/>
+        </w:rPr>
+        <w:t xml:space="preserve"> </w:t>
+      </w:r>
+      <w:r>
+        <w:rPr>
+          <w:rFonts w:ascii="Times New Roman" w:hAnsi="Times New Roman"/>
+          <w:color w:val="000000"/>
+          <w:sz w:val="24"/>
+          <w:u w:val="single"/>
+        </w:rPr>
+        <w:t>Вони навколо обступили мене, але я ім'ям Господнім переможу їх.</w:t>
+      </w:r>
+    </w:p>
+    <w:p>
+      <w:pPr>
+        <w:spacing w:after="120"/>
+        <w:jc w:val="both"/>
+      </w:pPr>
+      <w:r>
+        <w:rPr>
+          <w:rFonts w:ascii="Times New Roman" w:hAnsi="Times New Roman"/>
+          <w:i/>
+          <w:color w:val="FF0000"/>
+          <w:sz w:val="24"/>
+        </w:rPr>
+        <w:t>Стих:</w:t>
+      </w:r>
+      <w:r>
+        <w:rPr>
+          <w:rFonts w:ascii="Times New Roman" w:hAnsi="Times New Roman"/>
+          <w:color w:val="FF0000"/>
+          <w:sz w:val="24"/>
+        </w:rPr>
+        <w:t xml:space="preserve"> </w:t>
+      </w:r>
+      <w:r>
+        <w:rPr>
+          <w:rFonts w:ascii="Times New Roman" w:hAnsi="Times New Roman"/>
+          <w:color w:val="000000"/>
+          <w:sz w:val="24"/>
+          <w:u w:val="single"/>
+        </w:rPr>
+        <w:t>Я не вмру, а житиму і розказуватиму про діла Господні!</w:t>
+      </w:r>
+    </w:p>
+    <w:p>
+      <w:pPr>
+        <w:spacing w:after="120"/>
+        <w:jc w:val="both"/>
+      </w:pPr>
+      <w:r>
+        <w:rPr>
+          <w:rFonts w:ascii="Times New Roman" w:hAnsi="Times New Roman"/>
+          <w:i/>
+          <w:color w:val="FF0000"/>
+          <w:sz w:val="24"/>
+        </w:rPr>
+        <w:t>Стих:</w:t>
+      </w:r>
+      <w:r>
+        <w:rPr>
+          <w:rFonts w:ascii="Times New Roman" w:hAnsi="Times New Roman"/>
+          <w:color w:val="FF0000"/>
+          <w:sz w:val="24"/>
+        </w:rPr>
+        <w:t xml:space="preserve"> </w:t>
+      </w:r>
+      <w:r>
+        <w:rPr>
+          <w:rFonts w:ascii="Times New Roman" w:hAnsi="Times New Roman"/>
+          <w:color w:val="000000"/>
+          <w:sz w:val="24"/>
+          <w:u w:val="single"/>
+        </w:rPr>
+        <w:t>Камінь, яким знехтували будівничі, став головним на розі. Від Господа це сталось, і дивне воно в очах наших.</w:t>
+      </w:r>
+    </w:p>
+    <w:p>
+      <w:pPr>
+        <w:spacing w:after="120"/>
+        <w:jc w:val="both"/>
+      </w:pPr>
+    </w:p>
+    <w:p>
+      <w:pPr>
+        <w:pStyle w:val="Heading3"/>
+        <w:spacing w:after="120"/>
+        <w:jc w:val="center"/>
+      </w:pPr>
+      <w:r>
+        <w:rPr>
+          <w:rFonts w:ascii="Times New Roman" w:hAnsi="Times New Roman"/>
+          <w:b/>
+          <w:i/>
+          <w:color w:val="FF0000"/>
+        </w:rPr>
         <w:t>Тропарі</w:t>
       </w:r>
     </w:p>
@@ -11441,7 +13843,7 @@
           <w:i/>
           <w:color w:val="FF0000"/>
         </w:rPr>
-        <w:t>Прохальна єктенія</w:t>
+        <w:t>Мале славослов'я</w:t>
       </w:r>
     </w:p>
     <w:p>
@@ -11453,9 +13855,16 @@
         <w:rPr>
           <w:rFonts w:ascii="Times New Roman" w:hAnsi="Times New Roman"/>
           <w:sz w:val="24"/>
-        </w:rPr>
-        <w:t>Сповнім ранішню молитву нашу Господеві.</w:t>
-      </w:r>
+          <w:u w:val="single"/>
+        </w:rPr>
+        <w:t>[Хвалимо, співаємо, благословимо і благодаримо Тебе, Боже батьків наших, бо Ти забрав тінь нічну і явив нам знову світло денне. Молимо Твою добрість: Милостивий будь для нас грішних і прийми молитву нашу задля великої Твоєї ласкавости, бо ми прибігаємо до Тебе, милостивого і всемогутнього Бога. Ти, що засвітив у серцях наших правдиве сонце справедливости Твоєї! Просвіти розум наш і почування всі зберігай, щоб, як у день, ходили ми пристойно шляхом заповідей Твоїх і дійшли до життя вічного, і стали гідними насолоджуватися недоступним Твоїм світлом. Бо в Тебе є джерело життя, Ти Бог наш і Тобі славу возсилаємо: Отцю, і Сину, і Святому Духові, нині і повсякчас, і на віки віків. Амінь.]</w:t>
+      </w:r>
+    </w:p>
+    <w:p>
+      <w:pPr>
+        <w:spacing w:after="120"/>
+        <w:jc w:val="both"/>
+      </w:pPr>
     </w:p>
     <w:p>
       <w:pPr>
@@ -11469,26 +13878,14 @@
           <w:color w:val="FF0000"/>
           <w:sz w:val="24"/>
         </w:rPr>
-        <w:t>Вірні:</w:t>
-      </w:r>
-      <w:r>
-        <w:rPr>
-          <w:rFonts w:ascii="Times New Roman" w:hAnsi="Times New Roman"/>
-          <w:sz w:val="24"/>
-        </w:rPr>
-        <w:t xml:space="preserve"> Господи, помилуй.</w:t>
-      </w:r>
-    </w:p>
-    <w:p>
-      <w:pPr>
-        <w:spacing w:after="120"/>
-      </w:pPr>
-      <w:r>
-        <w:rPr>
-          <w:rFonts w:ascii="Times New Roman" w:hAnsi="Times New Roman"/>
-          <w:sz w:val="24"/>
-        </w:rPr>
-        <w:t>Заступи, спаси, помилуй і охорони нас, Боже, Твоєю благодаттю</w:t>
+        <w:t>Священник:</w:t>
+      </w:r>
+      <w:r>
+        <w:rPr>
+          <w:rFonts w:ascii="Times New Roman" w:hAnsi="Times New Roman"/>
+          <w:sz w:val="24"/>
+        </w:rPr>
+        <w:t xml:space="preserve"> Слава тобі, що Світло нам показав!</w:t>
       </w:r>
     </w:p>
     <w:p>
@@ -11510,7 +13907,7 @@
           <w:rFonts w:ascii="Times New Roman" w:hAnsi="Times New Roman"/>
           <w:sz w:val="24"/>
         </w:rPr>
-        <w:t xml:space="preserve"> Господи, помилуй.</w:t>
+        <w:t xml:space="preserve"> Слава во вишніх Богу, і на землі мир,* в людях благовоління.</w:t>
       </w:r>
     </w:p>
     <w:p>
@@ -11523,227 +13920,7 @@
           <w:rFonts w:ascii="Times New Roman" w:hAnsi="Times New Roman"/>
           <w:sz w:val="24"/>
         </w:rPr>
-        <w:t>Дня всього досконалого, святого, мирного і безгрішного у Господа просім.</w:t>
-      </w:r>
-    </w:p>
-    <w:p>
-      <w:pPr>
-        <w:spacing w:after="120"/>
-      </w:pPr>
-      <w:r>
-        <w:rPr>
-          <w:rFonts w:ascii="Times New Roman" w:hAnsi="Times New Roman"/>
-          <w:i/>
-          <w:color w:val="FF4400"/>
-          <w:sz w:val="24"/>
-        </w:rPr>
-        <w:t>Вірні:</w:t>
-      </w:r>
-      <w:r>
-        <w:rPr>
-          <w:rFonts w:ascii="Times New Roman" w:hAnsi="Times New Roman"/>
-          <w:sz w:val="24"/>
-        </w:rPr>
-        <w:t xml:space="preserve"> Пода́й, Го́споди.</w:t>
-      </w:r>
-    </w:p>
-    <w:p>
-      <w:pPr>
-        <w:spacing w:after="120"/>
-      </w:pPr>
-      <w:r>
-        <w:rPr>
-          <w:rFonts w:ascii="Times New Roman" w:hAnsi="Times New Roman"/>
-          <w:sz w:val="24"/>
-        </w:rPr>
-        <w:t>Ангела миру, вірного наставника, охоронця душ і тіл наших у Господа просім.</w:t>
-      </w:r>
-    </w:p>
-    <w:p>
-      <w:pPr>
-        <w:spacing w:after="120"/>
-      </w:pPr>
-      <w:r>
-        <w:rPr>
-          <w:rFonts w:ascii="Times New Roman" w:hAnsi="Times New Roman"/>
-          <w:i/>
-          <w:color w:val="FF4400"/>
-          <w:sz w:val="24"/>
-        </w:rPr>
-        <w:t>Вірні:</w:t>
-      </w:r>
-      <w:r>
-        <w:rPr>
-          <w:rFonts w:ascii="Times New Roman" w:hAnsi="Times New Roman"/>
-          <w:sz w:val="24"/>
-        </w:rPr>
-        <w:t xml:space="preserve"> Пода́й, Го́споди.</w:t>
-      </w:r>
-    </w:p>
-    <w:p>
-      <w:pPr>
-        <w:spacing w:after="120"/>
-      </w:pPr>
-      <w:r>
-        <w:rPr>
-          <w:rFonts w:ascii="Times New Roman" w:hAnsi="Times New Roman"/>
-          <w:sz w:val="24"/>
-        </w:rPr>
-        <w:t>Прощення й відпущення гріхів, і прогрішень наших у Господа просім.</w:t>
-      </w:r>
-    </w:p>
-    <w:p>
-      <w:pPr>
-        <w:spacing w:after="120"/>
-      </w:pPr>
-      <w:r>
-        <w:rPr>
-          <w:rFonts w:ascii="Times New Roman" w:hAnsi="Times New Roman"/>
-          <w:i/>
-          <w:color w:val="FF4400"/>
-          <w:sz w:val="24"/>
-        </w:rPr>
-        <w:t>Вірні:</w:t>
-      </w:r>
-      <w:r>
-        <w:rPr>
-          <w:rFonts w:ascii="Times New Roman" w:hAnsi="Times New Roman"/>
-          <w:sz w:val="24"/>
-        </w:rPr>
-        <w:t xml:space="preserve"> Пода́й, Го́споди.</w:t>
-      </w:r>
-    </w:p>
-    <w:p>
-      <w:pPr>
-        <w:spacing w:after="120"/>
-      </w:pPr>
-      <w:r>
-        <w:rPr>
-          <w:rFonts w:ascii="Times New Roman" w:hAnsi="Times New Roman"/>
-          <w:sz w:val="24"/>
-        </w:rPr>
-        <w:t>Доброго й пожиточного для душ наших і миру для світу у Господа просім.</w:t>
-      </w:r>
-    </w:p>
-    <w:p>
-      <w:pPr>
-        <w:spacing w:after="120"/>
-      </w:pPr>
-      <w:r>
-        <w:rPr>
-          <w:rFonts w:ascii="Times New Roman" w:hAnsi="Times New Roman"/>
-          <w:i/>
-          <w:color w:val="FF4400"/>
-          <w:sz w:val="24"/>
-        </w:rPr>
-        <w:t>Вірні:</w:t>
-      </w:r>
-      <w:r>
-        <w:rPr>
-          <w:rFonts w:ascii="Times New Roman" w:hAnsi="Times New Roman"/>
-          <w:sz w:val="24"/>
-        </w:rPr>
-        <w:t xml:space="preserve"> Пода́й, Го́споди.</w:t>
-      </w:r>
-    </w:p>
-    <w:p>
-      <w:pPr>
-        <w:spacing w:after="120"/>
-      </w:pPr>
-      <w:r>
-        <w:rPr>
-          <w:rFonts w:ascii="Times New Roman" w:hAnsi="Times New Roman"/>
-          <w:sz w:val="24"/>
-        </w:rPr>
-        <w:t>Останок життя нашого в мирі й покаянні завершити у Господа просім.</w:t>
-      </w:r>
-    </w:p>
-    <w:p>
-      <w:pPr>
-        <w:spacing w:after="120"/>
-      </w:pPr>
-      <w:r>
-        <w:rPr>
-          <w:rFonts w:ascii="Times New Roman" w:hAnsi="Times New Roman"/>
-          <w:i/>
-          <w:color w:val="FF4400"/>
-          <w:sz w:val="24"/>
-        </w:rPr>
-        <w:t>Вірні:</w:t>
-      </w:r>
-      <w:r>
-        <w:rPr>
-          <w:rFonts w:ascii="Times New Roman" w:hAnsi="Times New Roman"/>
-          <w:sz w:val="24"/>
-        </w:rPr>
-        <w:t xml:space="preserve"> Пода́й, Го́споди.</w:t>
-      </w:r>
-    </w:p>
-    <w:p>
-      <w:pPr>
-        <w:spacing w:after="120"/>
-      </w:pPr>
-      <w:r>
-        <w:rPr>
-          <w:rFonts w:ascii="Times New Roman" w:hAnsi="Times New Roman"/>
-          <w:sz w:val="24"/>
-        </w:rPr>
-        <w:t>Християнської кончини життя нашого – безболізної, бездоганної, мирної – і оправдання на страшному суді Христовому просім.</w:t>
-      </w:r>
-    </w:p>
-    <w:p>
-      <w:pPr>
-        <w:spacing w:after="120"/>
-      </w:pPr>
-      <w:r>
-        <w:rPr>
-          <w:rFonts w:ascii="Times New Roman" w:hAnsi="Times New Roman"/>
-          <w:i/>
-          <w:color w:val="FF4400"/>
-          <w:sz w:val="24"/>
-        </w:rPr>
-        <w:t>Вірні:</w:t>
-      </w:r>
-      <w:r>
-        <w:rPr>
-          <w:rFonts w:ascii="Times New Roman" w:hAnsi="Times New Roman"/>
-          <w:sz w:val="24"/>
-        </w:rPr>
-        <w:t xml:space="preserve"> Пода́й, Го́споди.</w:t>
-      </w:r>
-    </w:p>
-    <w:p>
-      <w:pPr>
-        <w:spacing w:after="120"/>
-      </w:pPr>
-      <w:r>
-        <w:rPr>
-          <w:rFonts w:ascii="Times New Roman" w:hAnsi="Times New Roman"/>
-          <w:sz w:val="24"/>
-        </w:rPr>
-        <w:t>Пресвяту, пречисту, преблагословенну, славну Владичицю нашу Богородицю і приснодіву Марію, з усіма святими пом’янувши, самих себе, і один одного, і все життя наше Христу Богові віддаймо.</w:t>
-      </w:r>
-    </w:p>
-    <w:p>
-      <w:pPr>
-        <w:spacing w:after="120"/>
-      </w:pPr>
-      <w:r>
-        <w:rPr>
-          <w:rFonts w:ascii="Times New Roman" w:hAnsi="Times New Roman"/>
-          <w:i/>
-          <w:color w:val="FF4400"/>
-          <w:sz w:val="24"/>
-        </w:rPr>
-        <w:t>Вірні:</w:t>
-      </w:r>
-      <w:r>
-        <w:rPr>
-          <w:rFonts w:ascii="Times New Roman" w:hAnsi="Times New Roman"/>
-          <w:color w:val="000000"/>
-          <w:sz w:val="24"/>
-        </w:rPr>
-        <w:t xml:space="preserve"> Тобі́, Го́споди.</w:t>
+        <w:t>Хвалимо тебе, благословимо тебе, кланяємось тобі,* славимо тебе, дякуємо тобі заради великої твоєї слави.</w:t>
       </w:r>
     </w:p>
     <w:p>
@@ -11755,38 +13932,8 @@
         <w:rPr>
           <w:rFonts w:ascii="Times New Roman" w:hAnsi="Times New Roman"/>
           <w:sz w:val="24"/>
-          <w:u w:val="single"/>
-        </w:rPr>
-        <w:t xml:space="preserve">[Владико, Боже святий і неосяжний, що казав із темряви світлові засіяти, що заспокоїв нас у нічному сні й підвів до величання і моління Твоєї доброти! Ти, що даєш себе умолити задля </w:t>
-      </w:r>
-      <w:r>
-        <w:rPr>
-          <w:rFonts w:ascii="Times New Roman" w:hAnsi="Times New Roman"/>
-          <w:sz w:val="24"/>
-          <w:u w:val="single"/>
-        </w:rPr>
-        <w:t>свого милосердя, прийми і нині нас, що поклоняємося Тобі й по силі благодаримо Тебе; і даруй нам те, чого просимо задля спасіння. Вчини нас синами світла і дня та спадкоємцями вічних Твоїх благ. Пом'яни, Господи, за багатством ласк Твоїх усіх людей, що є і моляться з нами, і всю братію нашу на землі й на морі, і на всякому місці володіння Твого, що потребують Твоєї любови й помочі. Усім вияви велику Твою милість, щоб спасенні, як душею так і тілом, завжди перебували й відважно славили чудне й благословенне ім'я Твоє.]</w:t>
-      </w:r>
-    </w:p>
-    <w:p>
-      <w:pPr>
-        <w:spacing w:after="120"/>
-      </w:pPr>
-      <w:r>
-        <w:rPr>
-          <w:rFonts w:ascii="Times New Roman" w:hAnsi="Times New Roman"/>
-          <w:i/>
-          <w:color w:val="FF0000"/>
-          <w:sz w:val="24"/>
-        </w:rPr>
-        <w:t>Священник:</w:t>
-      </w:r>
-      <w:r>
-        <w:rPr>
-          <w:rFonts w:ascii="Times New Roman" w:hAnsi="Times New Roman"/>
-          <w:sz w:val="24"/>
-        </w:rPr>
-        <w:t xml:space="preserve"> Бо Ти – Бог милости, ласк і людинолюбности, і Тобі славу возсилаємо, Отцю, і Сину, і Святому Духові, нині, і повсякчас, і на віки віків.</w:t>
+        </w:rPr>
+        <w:t>Господи, царю небесний, Боже, Отче вседержителю,* Господи, Сину єдинородний, Ісусе Христе, і Святий Душе.</w:t>
       </w:r>
     </w:p>
     <w:p>
@@ -11797,26 +13944,21 @@
       <w:r>
         <w:rPr>
           <w:rFonts w:ascii="Times New Roman" w:hAnsi="Times New Roman"/>
-          <w:i/>
-          <w:color w:val="FF0000"/>
-          <w:sz w:val="24"/>
-        </w:rPr>
-        <w:t>Вірні:</w:t>
-      </w:r>
-      <w:r>
-        <w:rPr>
-          <w:rFonts w:ascii="Times New Roman" w:hAnsi="Times New Roman"/>
-          <w:color w:val="FF0000"/>
-          <w:sz w:val="24"/>
-        </w:rPr>
-        <w:t xml:space="preserve"> </w:t>
-      </w:r>
-      <w:r>
-        <w:rPr>
-          <w:rFonts w:ascii="Times New Roman" w:hAnsi="Times New Roman"/>
-          <w:sz w:val="24"/>
-        </w:rPr>
-        <w:t>Амінь.</w:t>
+          <w:sz w:val="24"/>
+        </w:rPr>
+        <w:t>Господи, Боже, Агнче Божий, Сину Отця,* що береш гріхи світу, помилуй нас.</w:t>
+      </w:r>
+    </w:p>
+    <w:p>
+      <w:pPr>
+        <w:spacing w:after="120"/>
+      </w:pPr>
+      <w:r>
+        <w:rPr>
+          <w:rFonts w:ascii="Times New Roman" w:hAnsi="Times New Roman"/>
+          <w:sz w:val="24"/>
+        </w:rPr>
+        <w:t>Ти, що береш гріхи світу,* прийми нашу молитву.</w:t>
       </w:r>
     </w:p>
     <w:p>
@@ -11827,18 +13969,9 @@
       <w:r>
         <w:rPr>
           <w:rFonts w:ascii="Times New Roman" w:hAnsi="Times New Roman"/>
-          <w:i/>
-          <w:color w:val="FF0000"/>
-          <w:sz w:val="24"/>
-        </w:rPr>
-        <w:t>Священник:</w:t>
-      </w:r>
-      <w:r>
-        <w:rPr>
-          <w:rFonts w:ascii="Times New Roman" w:hAnsi="Times New Roman"/>
-          <w:sz w:val="24"/>
-        </w:rPr>
-        <w:t xml:space="preserve"> Мир всім.</w:t>
+          <w:sz w:val="24"/>
+        </w:rPr>
+        <w:t>Ти, що сидиш по правиці Отця,* помилуй нас.</w:t>
       </w:r>
     </w:p>
     <w:p>
@@ -11849,26 +13982,9 @@
       <w:r>
         <w:rPr>
           <w:rFonts w:ascii="Times New Roman" w:hAnsi="Times New Roman"/>
-          <w:i/>
-          <w:color w:val="FF0000"/>
-          <w:sz w:val="24"/>
-        </w:rPr>
-        <w:t>Вірні:</w:t>
-      </w:r>
-      <w:r>
-        <w:rPr>
-          <w:rFonts w:ascii="Times New Roman" w:hAnsi="Times New Roman"/>
-          <w:color w:val="FF0000"/>
-          <w:sz w:val="24"/>
-        </w:rPr>
-        <w:t xml:space="preserve"> </w:t>
-      </w:r>
-      <w:r>
-        <w:rPr>
-          <w:rFonts w:ascii="Times New Roman" w:hAnsi="Times New Roman"/>
-          <w:sz w:val="24"/>
-        </w:rPr>
-        <w:t>І духові твоєму.</w:t>
+          <w:sz w:val="24"/>
+        </w:rPr>
+        <w:t>Ти бо один лише святий, ти єдиний Господь, Ісус Христос,* на славу Бога Отця. Амінь.</w:t>
       </w:r>
     </w:p>
     <w:p>
@@ -11881,7 +13997,7 @@
           <w:rFonts w:ascii="Times New Roman" w:hAnsi="Times New Roman"/>
           <w:sz w:val="24"/>
         </w:rPr>
-        <w:t>Голови ваші перед Господом схиліть.</w:t>
+        <w:t>Щодня буду тебе благословити* і хвалити ім'я твоє на віки віків.</w:t>
       </w:r>
     </w:p>
     <w:p>
@@ -11892,26 +14008,9 @@
       <w:r>
         <w:rPr>
           <w:rFonts w:ascii="Times New Roman" w:hAnsi="Times New Roman"/>
-          <w:i/>
-          <w:color w:val="FF0000"/>
-          <w:sz w:val="24"/>
-        </w:rPr>
-        <w:t>Вірні:</w:t>
-      </w:r>
-      <w:r>
-        <w:rPr>
-          <w:rFonts w:ascii="Times New Roman" w:hAnsi="Times New Roman"/>
-          <w:color w:val="FF0000"/>
-          <w:sz w:val="24"/>
-        </w:rPr>
-        <w:t xml:space="preserve"> </w:t>
-      </w:r>
-      <w:r>
-        <w:rPr>
-          <w:rFonts w:ascii="Times New Roman" w:hAnsi="Times New Roman"/>
-          <w:sz w:val="24"/>
-        </w:rPr>
-        <w:t>Тобі, Господи.</w:t>
+          <w:sz w:val="24"/>
+        </w:rPr>
+        <w:t>Господи, ти був нам пристановищем* по всі роди.</w:t>
       </w:r>
     </w:p>
     <w:p>
@@ -11922,39 +14021,9 @@
       <w:r>
         <w:rPr>
           <w:rFonts w:ascii="Times New Roman" w:hAnsi="Times New Roman"/>
-          <w:i/>
-          <w:color w:val="FF0000"/>
-          <w:sz w:val="24"/>
-        </w:rPr>
-        <w:t>Священник читає молитву:</w:t>
-      </w:r>
-      <w:r>
-        <w:rPr>
-          <w:rFonts w:ascii="Times New Roman" w:hAnsi="Times New Roman"/>
-          <w:sz w:val="24"/>
-        </w:rPr>
-        <w:t xml:space="preserve"> Господи святий, ти на висоті живеш і всевидючим оком твоїм споглядаєш на всяке створіння! Перед тобою схилили ми голови, душі й тіла, і молимося до тебе, Святий святих: Простягни руку твою невидиму від святого житла твого і благослови всіх нас; а якщо ми де в чому згрішили добровільно чи недобровільно, як благий і людинолюбний Бог, прости і даруй нам земні й небесні добра твої:</w:t>
-      </w:r>
-    </w:p>
-    <w:p>
-      <w:pPr>
-        <w:spacing w:after="120"/>
-      </w:pPr>
-      <w:r>
-        <w:rPr>
-          <w:rFonts w:ascii="Times New Roman" w:hAnsi="Times New Roman"/>
-          <w:i/>
-          <w:color w:val="FF0000"/>
-          <w:sz w:val="24"/>
-        </w:rPr>
-        <w:t>Священник:</w:t>
-      </w:r>
-      <w:r>
-        <w:rPr>
-          <w:rFonts w:ascii="Times New Roman" w:hAnsi="Times New Roman"/>
-          <w:sz w:val="24"/>
-        </w:rPr>
-        <w:t xml:space="preserve"> Бо до Тебе належить милувати і спасати нас, Боже наш, і Тобі славу возсилаємо, Отцю, і Сину, і Святому Духові, нині, і повсякчас, і на віки віків.</w:t>
+          <w:sz w:val="24"/>
+        </w:rPr>
+        <w:t>Молюсь: Господи, змилуйся надо мною,* вилікуй мою душу, бо гріх мій − перед тобою.</w:t>
       </w:r>
     </w:p>
     <w:p>
@@ -11965,26 +14034,9 @@
       <w:r>
         <w:rPr>
           <w:rFonts w:ascii="Times New Roman" w:hAnsi="Times New Roman"/>
-          <w:i/>
-          <w:color w:val="FF0000"/>
-          <w:sz w:val="24"/>
-        </w:rPr>
-        <w:t>Вірні:</w:t>
-      </w:r>
-      <w:r>
-        <w:rPr>
-          <w:rFonts w:ascii="Times New Roman" w:hAnsi="Times New Roman"/>
-          <w:color w:val="FF0000"/>
-          <w:sz w:val="24"/>
-        </w:rPr>
-        <w:t xml:space="preserve"> </w:t>
-      </w:r>
-      <w:r>
-        <w:rPr>
-          <w:rFonts w:ascii="Times New Roman" w:hAnsi="Times New Roman"/>
-          <w:sz w:val="24"/>
-        </w:rPr>
-        <w:t>Амінь.</w:t>
+          <w:sz w:val="24"/>
+        </w:rPr>
+        <w:t>Господи, до тебе я прибігаю,* навчи мене творити твою волю, бо ти Бог мій.</w:t>
       </w:r>
     </w:p>
     <w:p>
@@ -11992,10 +14044,165 @@
         <w:spacing w:after="120"/>
         <w:jc w:val="both"/>
       </w:pPr>
-    </w:p>
-    <w:p>
-      <w:pPr>
-        <w:pStyle w:val="Heading2"/>
+      <w:r>
+        <w:rPr>
+          <w:rFonts w:ascii="Times New Roman" w:hAnsi="Times New Roman"/>
+          <w:sz w:val="24"/>
+        </w:rPr>
+        <w:t>Бо в тебе є джерело життя,* у твоїм світлі побачимо світло.</w:t>
+      </w:r>
+    </w:p>
+    <w:p>
+      <w:pPr>
+        <w:spacing w:after="120"/>
+        <w:jc w:val="both"/>
+      </w:pPr>
+      <w:r>
+        <w:rPr>
+          <w:rFonts w:ascii="Times New Roman" w:hAnsi="Times New Roman"/>
+          <w:sz w:val="24"/>
+        </w:rPr>
+        <w:t>Добавляй ласку тим,* що визнають тебе.</w:t>
+      </w:r>
+    </w:p>
+    <w:p>
+      <w:pPr>
+        <w:spacing w:after="120"/>
+        <w:jc w:val="both"/>
+      </w:pPr>
+      <w:r>
+        <w:rPr>
+          <w:rFonts w:ascii="Times New Roman" w:hAnsi="Times New Roman"/>
+          <w:sz w:val="24"/>
+        </w:rPr>
+        <w:t>Сподоби, Господи, сьогодні* без гріха зберегтися нам.</w:t>
+      </w:r>
+    </w:p>
+    <w:p>
+      <w:pPr>
+        <w:spacing w:after="120"/>
+        <w:jc w:val="both"/>
+      </w:pPr>
+      <w:r>
+        <w:rPr>
+          <w:rFonts w:ascii="Times New Roman" w:hAnsi="Times New Roman"/>
+          <w:sz w:val="24"/>
+        </w:rPr>
+        <w:t>Благословенний ти, Господи, Боже Отців наших,* і хвальне, і прославлене ім'я твоє навіки. Амінь.</w:t>
+      </w:r>
+    </w:p>
+    <w:p>
+      <w:pPr>
+        <w:spacing w:after="120"/>
+        <w:jc w:val="both"/>
+      </w:pPr>
+      <w:r>
+        <w:rPr>
+          <w:rFonts w:ascii="Times New Roman" w:hAnsi="Times New Roman"/>
+          <w:sz w:val="24"/>
+        </w:rPr>
+        <w:t>Нехай буде, Господи, милість твоя на нас,* бо ми надіємось на тебе.</w:t>
+      </w:r>
+    </w:p>
+    <w:p>
+      <w:pPr>
+        <w:spacing w:after="120"/>
+        <w:jc w:val="both"/>
+      </w:pPr>
+      <w:r>
+        <w:rPr>
+          <w:rFonts w:ascii="Times New Roman" w:hAnsi="Times New Roman"/>
+          <w:sz w:val="24"/>
+        </w:rPr>
+        <w:t>Благословенний ти, Господи,* навчи мене установ твоїх.</w:t>
+      </w:r>
+    </w:p>
+    <w:p>
+      <w:pPr>
+        <w:spacing w:after="120"/>
+        <w:jc w:val="both"/>
+      </w:pPr>
+      <w:r>
+        <w:rPr>
+          <w:rFonts w:ascii="Times New Roman" w:hAnsi="Times New Roman"/>
+          <w:sz w:val="24"/>
+        </w:rPr>
+        <w:t>Благословенний ти, Владико,* врозуми мене установами твоїми.</w:t>
+      </w:r>
+    </w:p>
+    <w:p>
+      <w:pPr>
+        <w:spacing w:after="120"/>
+        <w:jc w:val="both"/>
+      </w:pPr>
+      <w:r>
+        <w:rPr>
+          <w:rFonts w:ascii="Times New Roman" w:hAnsi="Times New Roman"/>
+          <w:sz w:val="24"/>
+        </w:rPr>
+        <w:t>Благословенний ти, Святий,* просвіти мене установами твоїми.</w:t>
+      </w:r>
+    </w:p>
+    <w:p>
+      <w:pPr>
+        <w:spacing w:after="120"/>
+        <w:jc w:val="both"/>
+      </w:pPr>
+      <w:r>
+        <w:rPr>
+          <w:rFonts w:ascii="Times New Roman" w:hAnsi="Times New Roman"/>
+          <w:sz w:val="24"/>
+        </w:rPr>
+        <w:t>Господи, милість твоя повіки,* не покидай діло рук твоїх.</w:t>
+      </w:r>
+    </w:p>
+    <w:p>
+      <w:pPr>
+        <w:spacing w:after="120"/>
+        <w:jc w:val="both"/>
+      </w:pPr>
+      <w:r>
+        <w:rPr>
+          <w:rFonts w:ascii="Times New Roman" w:hAnsi="Times New Roman"/>
+          <w:sz w:val="24"/>
+        </w:rPr>
+        <w:t>Тобі належить хвала,* тобі належить пісня.</w:t>
+      </w:r>
+    </w:p>
+    <w:p>
+      <w:pPr>
+        <w:spacing w:after="120"/>
+        <w:jc w:val="both"/>
+      </w:pPr>
+      <w:r>
+        <w:rPr>
+          <w:rFonts w:ascii="Times New Roman" w:hAnsi="Times New Roman"/>
+          <w:sz w:val="24"/>
+        </w:rPr>
+        <w:t>Тобі належить слава:* Отцю, і Сину, і Святому Духові:</w:t>
+      </w:r>
+    </w:p>
+    <w:p>
+      <w:pPr>
+        <w:spacing w:after="120"/>
+        <w:jc w:val="both"/>
+      </w:pPr>
+      <w:r>
+        <w:rPr>
+          <w:rFonts w:ascii="Times New Roman" w:hAnsi="Times New Roman"/>
+          <w:sz w:val="24"/>
+        </w:rPr>
+        <w:t>І нині і повсякчас,* і на віки віків. Амінь.</w:t>
+      </w:r>
+    </w:p>
+    <w:p>
+      <w:pPr>
+        <w:spacing w:after="120"/>
+      </w:pPr>
+    </w:p>
+    <w:p>
+      <w:pPr>
+        <w:pStyle w:val="Heading3"/>
         <w:spacing w:after="120"/>
         <w:jc w:val="center"/>
       </w:pPr>
@@ -12005,9 +14212,21 @@
           <w:b/>
           <w:i/>
           <w:color w:val="FF0000"/>
-          <w:sz w:val="24"/>
-        </w:rPr>
-        <w:t>Стихири на стиховні</w:t>
+        </w:rPr>
+        <w:t>Прохальна єктенія</w:t>
+      </w:r>
+    </w:p>
+    <w:p>
+      <w:pPr>
+        <w:spacing w:after="120"/>
+        <w:jc w:val="both"/>
+      </w:pPr>
+      <w:r>
+        <w:rPr>
+          <w:rFonts w:ascii="Times New Roman" w:hAnsi="Times New Roman"/>
+          <w:sz w:val="24"/>
+        </w:rPr>
+        <w:t>Сповнім ранішню молитву нашу Господеві.</w:t>
       </w:r>
     </w:p>
     <w:p>
@@ -12022,14 +14241,26 @@
           <w:color w:val="FF0000"/>
           <w:sz w:val="24"/>
         </w:rPr>
-        <w:t xml:space="preserve">(г. 8): </w:t>
-      </w:r>
-      <w:r>
-        <w:rPr>
-          <w:rFonts w:ascii="Times New Roman" w:hAnsi="Times New Roman"/>
-          <w:sz w:val="24"/>
-        </w:rPr>
-        <w:t>Мойсеєва палиця проображала твій чесний хрест, Спасе наш,* бо ним ти спасаєш людей своїх,* немов з морської глибини, Чоловіколюбче.</w:t>
+        <w:t>Вірні:</w:t>
+      </w:r>
+      <w:r>
+        <w:rPr>
+          <w:rFonts w:ascii="Times New Roman" w:hAnsi="Times New Roman"/>
+          <w:sz w:val="24"/>
+        </w:rPr>
+        <w:t xml:space="preserve"> Господи, помилуй.</w:t>
+      </w:r>
+    </w:p>
+    <w:p>
+      <w:pPr>
+        <w:spacing w:after="120"/>
+      </w:pPr>
+      <w:r>
+        <w:rPr>
+          <w:rFonts w:ascii="Times New Roman" w:hAnsi="Times New Roman"/>
+          <w:sz w:val="24"/>
+        </w:rPr>
+        <w:t>Заступи, спаси, помилуй і охорони нас, Боже, Твоєю благодаттю</w:t>
       </w:r>
     </w:p>
     <w:p>
@@ -12044,56 +14275,266 @@
           <w:color w:val="FF0000"/>
           <w:sz w:val="24"/>
         </w:rPr>
-        <w:t>Стих:</w:t>
-      </w:r>
+        <w:t>Вірні:</w:t>
+      </w:r>
+      <w:r>
+        <w:rPr>
+          <w:rFonts w:ascii="Times New Roman" w:hAnsi="Times New Roman"/>
+          <w:sz w:val="24"/>
+        </w:rPr>
+        <w:t xml:space="preserve"> Господи, помилуй.</w:t>
+      </w:r>
+    </w:p>
+    <w:p>
+      <w:pPr>
+        <w:spacing w:after="120"/>
+        <w:jc w:val="both"/>
+      </w:pPr>
+      <w:r>
+        <w:rPr>
+          <w:rFonts w:ascii="Times New Roman" w:hAnsi="Times New Roman"/>
+          <w:sz w:val="24"/>
+        </w:rPr>
+        <w:t>Дня всього досконалого, святого, мирного і безгрішного у Господа просім.</w:t>
+      </w:r>
+    </w:p>
+    <w:p>
+      <w:pPr>
+        <w:spacing w:after="120"/>
+      </w:pPr>
       <w:r>
         <w:rPr>
           <w:rFonts w:ascii="Times New Roman" w:hAnsi="Times New Roman"/>
           <w:i/>
-          <w:sz w:val="24"/>
-        </w:rPr>
-        <w:t xml:space="preserve"> </w:t>
-      </w:r>
+          <w:color w:val="FF4400"/>
+          <w:sz w:val="24"/>
+        </w:rPr>
+        <w:t>Вірні:</w:t>
+      </w:r>
+      <w:r>
+        <w:rPr>
+          <w:rFonts w:ascii="Times New Roman" w:hAnsi="Times New Roman"/>
+          <w:sz w:val="24"/>
+        </w:rPr>
+        <w:t xml:space="preserve"> Пода́й, Го́споди.</w:t>
+      </w:r>
+    </w:p>
+    <w:p>
+      <w:pPr>
+        <w:spacing w:after="120"/>
+      </w:pPr>
+      <w:r>
+        <w:rPr>
+          <w:rFonts w:ascii="Times New Roman" w:hAnsi="Times New Roman"/>
+          <w:sz w:val="24"/>
+        </w:rPr>
+        <w:t>Ангела миру, вірного наставника, охоронця душ і тіл наших у Господа просім.</w:t>
+      </w:r>
+    </w:p>
+    <w:p>
+      <w:pPr>
+        <w:spacing w:after="120"/>
+      </w:pPr>
+      <w:r>
+        <w:rPr>
+          <w:rFonts w:ascii="Times New Roman" w:hAnsi="Times New Roman"/>
+          <w:i/>
+          <w:color w:val="FF4400"/>
+          <w:sz w:val="24"/>
+        </w:rPr>
+        <w:t>Вірні:</w:t>
+      </w:r>
+      <w:r>
+        <w:rPr>
+          <w:rFonts w:ascii="Times New Roman" w:hAnsi="Times New Roman"/>
+          <w:sz w:val="24"/>
+        </w:rPr>
+        <w:t xml:space="preserve"> Пода́й, Го́споди.</w:t>
+      </w:r>
+    </w:p>
+    <w:p>
+      <w:pPr>
+        <w:spacing w:after="120"/>
+      </w:pPr>
+      <w:r>
+        <w:rPr>
+          <w:rFonts w:ascii="Times New Roman" w:hAnsi="Times New Roman"/>
+          <w:sz w:val="24"/>
+        </w:rPr>
+        <w:t>Прощення й відпущення гріхів, і прогрішень наших у Господа просім.</w:t>
+      </w:r>
+    </w:p>
+    <w:p>
+      <w:pPr>
+        <w:spacing w:after="120"/>
+      </w:pPr>
+      <w:r>
+        <w:rPr>
+          <w:rFonts w:ascii="Times New Roman" w:hAnsi="Times New Roman"/>
+          <w:i/>
+          <w:color w:val="FF4400"/>
+          <w:sz w:val="24"/>
+        </w:rPr>
+        <w:t>Вірні:</w:t>
+      </w:r>
+      <w:r>
+        <w:rPr>
+          <w:rFonts w:ascii="Times New Roman" w:hAnsi="Times New Roman"/>
+          <w:sz w:val="24"/>
+        </w:rPr>
+        <w:t xml:space="preserve"> Пода́й, Го́споди.</w:t>
+      </w:r>
+    </w:p>
+    <w:p>
+      <w:pPr>
+        <w:spacing w:after="120"/>
+      </w:pPr>
+      <w:r>
+        <w:rPr>
+          <w:rFonts w:ascii="Times New Roman" w:hAnsi="Times New Roman"/>
+          <w:sz w:val="24"/>
+        </w:rPr>
+        <w:t>Доброго й пожиточного для душ наших і миру для світу у Господа просім.</w:t>
+      </w:r>
+    </w:p>
+    <w:p>
+      <w:pPr>
+        <w:spacing w:after="120"/>
+      </w:pPr>
+      <w:r>
+        <w:rPr>
+          <w:rFonts w:ascii="Times New Roman" w:hAnsi="Times New Roman"/>
+          <w:i/>
+          <w:color w:val="FF4400"/>
+          <w:sz w:val="24"/>
+        </w:rPr>
+        <w:t>Вірні:</w:t>
+      </w:r>
+      <w:r>
+        <w:rPr>
+          <w:rFonts w:ascii="Times New Roman" w:hAnsi="Times New Roman"/>
+          <w:sz w:val="24"/>
+        </w:rPr>
+        <w:t xml:space="preserve"> Пода́й, Го́споди.</w:t>
+      </w:r>
+    </w:p>
+    <w:p>
+      <w:pPr>
+        <w:spacing w:after="120"/>
+      </w:pPr>
+      <w:r>
+        <w:rPr>
+          <w:rFonts w:ascii="Times New Roman" w:hAnsi="Times New Roman"/>
+          <w:sz w:val="24"/>
+        </w:rPr>
+        <w:t>Останок життя нашого в мирі й покаянні завершити у Господа просім.</w:t>
+      </w:r>
+    </w:p>
+    <w:p>
+      <w:pPr>
+        <w:spacing w:after="120"/>
+      </w:pPr>
+      <w:r>
+        <w:rPr>
+          <w:rFonts w:ascii="Times New Roman" w:hAnsi="Times New Roman"/>
+          <w:i/>
+          <w:color w:val="FF4400"/>
+          <w:sz w:val="24"/>
+        </w:rPr>
+        <w:t>Вірні:</w:t>
+      </w:r>
+      <w:r>
+        <w:rPr>
+          <w:rFonts w:ascii="Times New Roman" w:hAnsi="Times New Roman"/>
+          <w:sz w:val="24"/>
+        </w:rPr>
+        <w:t xml:space="preserve"> Пода́й, Го́споди.</w:t>
+      </w:r>
+    </w:p>
+    <w:p>
+      <w:pPr>
+        <w:spacing w:after="120"/>
+      </w:pPr>
+      <w:r>
+        <w:rPr>
+          <w:rFonts w:ascii="Times New Roman" w:hAnsi="Times New Roman"/>
+          <w:sz w:val="24"/>
+        </w:rPr>
+        <w:t>Християнської кончини життя нашого – безболізної, бездоганної, мирної – і оправдання на страшному суді Христовому просім.</w:t>
+      </w:r>
+    </w:p>
+    <w:p>
+      <w:pPr>
+        <w:spacing w:after="120"/>
+      </w:pPr>
+      <w:r>
+        <w:rPr>
+          <w:rFonts w:ascii="Times New Roman" w:hAnsi="Times New Roman"/>
+          <w:i/>
+          <w:color w:val="FF4400"/>
+          <w:sz w:val="24"/>
+        </w:rPr>
+        <w:t>Вірні:</w:t>
+      </w:r>
+      <w:r>
+        <w:rPr>
+          <w:rFonts w:ascii="Times New Roman" w:hAnsi="Times New Roman"/>
+          <w:sz w:val="24"/>
+        </w:rPr>
+        <w:t xml:space="preserve"> Пода́й, Го́споди.</w:t>
+      </w:r>
+    </w:p>
+    <w:p>
+      <w:pPr>
+        <w:spacing w:after="120"/>
+      </w:pPr>
+      <w:r>
+        <w:rPr>
+          <w:rFonts w:ascii="Times New Roman" w:hAnsi="Times New Roman"/>
+          <w:sz w:val="24"/>
+        </w:rPr>
+        <w:t>Пресвяту, пречисту, преблагословенну, славну Владичицю нашу Богородицю і приснодіву Марію, з усіма святими пом’янувши, самих себе, і один одного, і все життя наше Христу Богові віддаймо.</w:t>
+      </w:r>
+    </w:p>
+    <w:p>
+      <w:pPr>
+        <w:spacing w:after="120"/>
+      </w:pPr>
+      <w:r>
+        <w:rPr>
+          <w:rFonts w:ascii="Times New Roman" w:hAnsi="Times New Roman"/>
+          <w:i/>
+          <w:color w:val="FF4400"/>
+          <w:sz w:val="24"/>
+        </w:rPr>
+        <w:t>Вірні:</w:t>
+      </w:r>
+      <w:r>
+        <w:rPr>
+          <w:rFonts w:ascii="Times New Roman" w:hAnsi="Times New Roman"/>
+          <w:color w:val="000000"/>
+          <w:sz w:val="24"/>
+        </w:rPr>
+        <w:t xml:space="preserve"> Тобі́, Го́споди.</w:t>
+      </w:r>
+    </w:p>
+    <w:p>
+      <w:pPr>
+        <w:spacing w:after="120"/>
+        <w:jc w:val="both"/>
+      </w:pPr>
       <w:r>
         <w:rPr>
           <w:rFonts w:ascii="Times New Roman" w:hAnsi="Times New Roman"/>
           <w:sz w:val="24"/>
           <w:u w:val="single"/>
         </w:rPr>
-        <w:t>Насити нас уранці милістю твоєю, Господи, щоб ми раділи й веселились по всі дні наші. Звесели нас мірою днів, за яких ти засмутив нас, мірою літ, що в них ми зазнали горя.* Нехай виявиться твоїм слугам твоє діло, і слава твоя – їхнім дітям.</w:t>
-      </w:r>
-    </w:p>
-    <w:p>
-      <w:pPr>
-        <w:spacing w:after="120"/>
-        <w:jc w:val="both"/>
-      </w:pPr>
-      <w:r>
-        <w:rPr>
-          <w:rFonts w:ascii="Times New Roman" w:hAnsi="Times New Roman"/>
-          <w:sz w:val="24"/>
-        </w:rPr>
-        <w:t>Колись в едемсь</w:t>
-      </w:r>
-      <w:r>
-        <w:rPr>
-          <w:rFonts w:ascii="Times New Roman" w:hAnsi="Times New Roman"/>
-          <w:sz w:val="24"/>
-        </w:rPr>
-        <w:t>кому саді* виросло було овочеве дерево проміж рослинами раю,* а твоя Церква, Христе, розцвілась твоїм хрестом,* що видає життя всьому світові.* Тамте вмертвило їжею впалого Адама,* а це оживило розбійника, що спасся вірою.* Тому вчини нас учасниками його с</w:t>
-      </w:r>
-      <w:r>
-        <w:rPr>
-          <w:rFonts w:ascii="Times New Roman" w:hAnsi="Times New Roman"/>
-          <w:sz w:val="24"/>
-        </w:rPr>
-        <w:t>пасіння, Христе Боже,* що своєю страстю знищив ворожі наступи на нас,* і сподоби нас твого царства, Господи.</w:t>
-      </w:r>
-    </w:p>
-    <w:p>
-      <w:pPr>
-        <w:spacing w:after="120"/>
-        <w:jc w:val="both"/>
+        <w:t>[Владико, Боже святий і неосяжний, що казав із темряви світлові засіяти, що заспокоїв нас у нічному сні й підвів до величання і моління Твоєї доброти! Ти, що даєш себе умолити задля свого милосердя, прийми і нині нас, що поклоняємося Тобі й по силі благодаримо Тебе; і даруй нам те, чого просимо задля спасіння. Вчини нас синами світла і дня та спадкоємцями вічних Твоїх благ. Пом'яни, Господи, за багатством ласк Твоїх усіх людей, що є і моляться з нами, і всю братію нашу на землі й на морі, і на всякому місці володіння Твого, що потребують Твоєї любови й помочі. Усім вияви велику Твою милість, щоб спасенні, як душею так і тілом, завжди перебували й відважно славили чудне й благословенне ім'я Твоє.]</w:t>
+      </w:r>
+    </w:p>
+    <w:p>
+      <w:pPr>
+        <w:spacing w:after="120"/>
       </w:pPr>
       <w:r>
         <w:rPr>
@@ -12102,78 +14543,15 @@
           <w:color w:val="FF0000"/>
           <w:sz w:val="24"/>
         </w:rPr>
-        <w:t>Стих:</w:t>
-      </w:r>
-      <w:r>
-        <w:rPr>
-          <w:rFonts w:ascii="Times New Roman" w:hAnsi="Times New Roman"/>
-          <w:i/>
-          <w:sz w:val="24"/>
-        </w:rPr>
-        <w:t xml:space="preserve"> </w:t>
-      </w:r>
-      <w:r>
-        <w:rPr>
-          <w:rFonts w:ascii="Times New Roman" w:hAnsi="Times New Roman"/>
-          <w:sz w:val="24"/>
-          <w:u w:val="single"/>
-        </w:rPr>
-        <w:t>І ласка Господа, Бога нашого, нехай буде над нами,* і стверди діло рук наших; стверди його – діло рук наших.</w:t>
-      </w:r>
-    </w:p>
-    <w:p>
-      <w:pPr>
-        <w:spacing w:after="120"/>
-        <w:jc w:val="both"/>
-      </w:pPr>
-      <w:r>
-        <w:rPr>
-          <w:rFonts w:ascii="Times New Roman" w:hAnsi="Times New Roman"/>
-          <w:sz w:val="24"/>
-        </w:rPr>
-        <w:t xml:space="preserve">Мученики Христові непереможні!* </w:t>
-      </w:r>
-      <w:r>
-        <w:rPr>
-          <w:rFonts w:ascii="Times New Roman" w:hAnsi="Times New Roman"/>
-          <w:sz w:val="24"/>
-        </w:rPr>
-        <w:t>Силою хресною ви перемогли обманство* й отримали благодать вічного життя.* Не злякавшись погроз мучителів, ви раділи муками й ранами,* а нині кров ваша стала зціленням для душ наших!* Молітесь, щоб спаслися душі наші.</w:t>
-      </w:r>
-    </w:p>
-    <w:p>
-      <w:pPr>
-        <w:spacing w:after="120"/>
-        <w:jc w:val="both"/>
-      </w:pPr>
-      <w:r>
-        <w:rPr>
-          <w:rFonts w:ascii="Times New Roman" w:hAnsi="Times New Roman"/>
-          <w:b/>
-          <w:sz w:val="24"/>
-        </w:rPr>
-        <w:t>Слава і нині</w:t>
-      </w:r>
-      <w:r>
-        <w:rPr>
-          <w:rFonts w:ascii="Times New Roman" w:hAnsi="Times New Roman"/>
-          <w:sz w:val="24"/>
-        </w:rPr>
-        <w:t xml:space="preserve">: Бачивши тебе повішеного </w:t>
-      </w:r>
-      <w:r>
-        <w:rPr>
-          <w:rFonts w:ascii="Times New Roman" w:hAnsi="Times New Roman"/>
-          <w:sz w:val="24"/>
-        </w:rPr>
-        <w:t>на хресті, Чиста,* що тебе породила, Господи,* і стоячи близько та плачучи, промовляла:* Дитино, чому терпиш оце тілом* і спішно тобі вчинити мене бездітною?* Поспішай прославитися, щоб звеличилась я твоїми стражданнями.</w:t>
-      </w:r>
-    </w:p>
-    <w:p>
-      <w:pPr>
-        <w:spacing w:after="120"/>
-        <w:jc w:val="both"/>
-      </w:pPr>
+        <w:t>Священник:</w:t>
+      </w:r>
+      <w:r>
+        <w:rPr>
+          <w:rFonts w:ascii="Times New Roman" w:hAnsi="Times New Roman"/>
+          <w:sz w:val="24"/>
+        </w:rPr>
+        <w:t xml:space="preserve"> Бо Ти – Бог милости, ласк і людинолюбности, і Тобі славу возсилаємо, Отцю, і Сину, і Святому Духові, нині, і повсякчас, і на віки віків.</w:t>
+      </w:r>
     </w:p>
     <w:p>
       <w:pPr>
@@ -12187,7 +14565,22 @@
           <w:color w:val="FF0000"/>
           <w:sz w:val="24"/>
         </w:rPr>
-        <w:t>Після стиховні читаємо:</w:t>
+        <w:t>Вірні:</w:t>
+      </w:r>
+      <w:r>
+        <w:rPr>
+          <w:rFonts w:ascii="Times New Roman" w:hAnsi="Times New Roman"/>
+          <w:color w:val="FF0000"/>
+          <w:sz w:val="24"/>
+        </w:rPr>
+        <w:t xml:space="preserve"> </w:t>
+      </w:r>
+      <w:r>
+        <w:rPr>
+          <w:rFonts w:ascii="Times New Roman" w:hAnsi="Times New Roman"/>
+          <w:sz w:val="24"/>
+        </w:rPr>
+        <w:t>Амінь.</w:t>
       </w:r>
     </w:p>
     <w:p>
@@ -12195,38 +14588,6 @@
         <w:spacing w:after="120"/>
         <w:jc w:val="both"/>
       </w:pPr>
-      <w:r>
-        <w:rPr>
-          <w:rFonts w:ascii="Times New Roman" w:hAnsi="Times New Roman"/>
-          <w:sz w:val="24"/>
-        </w:rPr>
-        <w:t>Добре воно – прославляти Господа, і співати імені твоєму, Всевишній.</w:t>
-      </w:r>
-    </w:p>
-    <w:p>
-      <w:pPr>
-        <w:spacing w:after="120"/>
-        <w:jc w:val="both"/>
-      </w:pPr>
-      <w:r>
-        <w:rPr>
-          <w:rFonts w:ascii="Times New Roman" w:hAnsi="Times New Roman"/>
-          <w:sz w:val="24"/>
-        </w:rPr>
-        <w:t>Звіщати вранці милість твою, і ночами – твою вірність.</w:t>
-      </w:r>
-    </w:p>
-    <w:p>
-      <w:pPr>
-        <w:spacing w:after="120"/>
-      </w:pPr>
-      <w:r>
-        <w:rPr>
-          <w:rFonts w:ascii="Times New Roman" w:hAnsi="Times New Roman"/>
-          <w:sz w:val="24"/>
-        </w:rPr>
-        <w:t xml:space="preserve">Святи́й Бо́же, святи́й Крі́пкий, святи́й Безсме́ртний, поми́луй нас. </w:t>
-      </w:r>
       <w:r>
         <w:rPr>
           <w:rFonts w:ascii="Times New Roman" w:hAnsi="Times New Roman"/>
@@ -12234,44 +14595,21 @@
           <w:color w:val="FF0000"/>
           <w:sz w:val="24"/>
         </w:rPr>
-        <w:t>(3 р.)</w:t>
-      </w:r>
-    </w:p>
-    <w:p>
-      <w:pPr>
-        <w:spacing w:after="120"/>
-      </w:pPr>
-      <w:r>
-        <w:rPr>
-          <w:rFonts w:ascii="Times New Roman" w:hAnsi="Times New Roman"/>
-          <w:sz w:val="24"/>
-        </w:rPr>
-        <w:t>Сла́ва Отцю́, і Си́ну, і Свято́му Ду́хові,* і ни́ні, і повсякча́с, і на ві́ки вікі́в. Амі́нь.</w:t>
-      </w:r>
-    </w:p>
-    <w:p>
-      <w:pPr>
-        <w:spacing w:after="120"/>
-      </w:pPr>
-      <w:r>
-        <w:rPr>
-          <w:rFonts w:ascii="Times New Roman" w:hAnsi="Times New Roman"/>
-          <w:sz w:val="24"/>
-        </w:rPr>
-        <w:t>Пресвята́ Тро́йце, поми́луй нас; Го́споди, очи́сти гріхи́ на́ші; Влади́ко, прости́ беззако́ння на́ші; Святи́й, завіта́й і зціли́ не́мочі на́ші, І́мени Твого́ ра́ди.</w:t>
-      </w:r>
-    </w:p>
-    <w:p>
-      <w:pPr>
-        <w:spacing w:after="120"/>
-      </w:pPr>
-      <w:r>
-        <w:rPr>
-          <w:rFonts w:ascii="Times New Roman" w:hAnsi="Times New Roman"/>
-          <w:sz w:val="24"/>
-        </w:rPr>
-        <w:t xml:space="preserve">Го́споди, поми́луй. </w:t>
-      </w:r>
+        <w:t>Священник:</w:t>
+      </w:r>
+      <w:r>
+        <w:rPr>
+          <w:rFonts w:ascii="Times New Roman" w:hAnsi="Times New Roman"/>
+          <w:sz w:val="24"/>
+        </w:rPr>
+        <w:t xml:space="preserve"> Мир всім.</w:t>
+      </w:r>
+    </w:p>
+    <w:p>
+      <w:pPr>
+        <w:spacing w:after="120"/>
+        <w:jc w:val="both"/>
+      </w:pPr>
       <w:r>
         <w:rPr>
           <w:rFonts w:ascii="Times New Roman" w:hAnsi="Times New Roman"/>
@@ -12279,36 +14617,41 @@
           <w:color w:val="FF0000"/>
           <w:sz w:val="24"/>
         </w:rPr>
-        <w:t>(3 р.)</w:t>
-      </w:r>
-    </w:p>
-    <w:p>
-      <w:pPr>
-        <w:spacing w:after="120"/>
-      </w:pPr>
-      <w:r>
-        <w:rPr>
-          <w:rFonts w:ascii="Times New Roman" w:hAnsi="Times New Roman"/>
-          <w:sz w:val="24"/>
-        </w:rPr>
-        <w:t>Сла́ва Отцю́, і Си́ну, і Свято́му Ду́хові,* і ни́ні, і повсякча́с, і на ві́ки вікі́в. Амі́нь.</w:t>
-      </w:r>
-    </w:p>
-    <w:p>
-      <w:pPr>
-        <w:spacing w:after="120"/>
-      </w:pPr>
-      <w:r>
-        <w:rPr>
-          <w:rFonts w:ascii="Times New Roman" w:hAnsi="Times New Roman"/>
-          <w:sz w:val="24"/>
-        </w:rPr>
-        <w:t>О́тче наш, що єси́ на небеса́х,* неха́й святи́ться ім’я́ Твоє́,* неха́й при́йде ца́рство Твоє́,* неха́й бу́де во́ля Твоя́, як на не́бі, так і на землі́.* Хліб наш насу́щний дай нам сього́дні;* і прости́ нам прови́ни на́ші,* як і ми проща́ємо винува́тцям на́шим;* і не введи́ нас у споку́су,* але́ ви́зволи нас від лука́вого.</w:t>
-      </w:r>
-    </w:p>
-    <w:p>
-      <w:pPr>
-        <w:spacing w:after="120"/>
+        <w:t>Вірні:</w:t>
+      </w:r>
+      <w:r>
+        <w:rPr>
+          <w:rFonts w:ascii="Times New Roman" w:hAnsi="Times New Roman"/>
+          <w:color w:val="FF0000"/>
+          <w:sz w:val="24"/>
+        </w:rPr>
+        <w:t xml:space="preserve"> </w:t>
+      </w:r>
+      <w:r>
+        <w:rPr>
+          <w:rFonts w:ascii="Times New Roman" w:hAnsi="Times New Roman"/>
+          <w:sz w:val="24"/>
+        </w:rPr>
+        <w:t>І духові твоєму.</w:t>
+      </w:r>
+    </w:p>
+    <w:p>
+      <w:pPr>
+        <w:spacing w:after="120"/>
+        <w:jc w:val="both"/>
+      </w:pPr>
+      <w:r>
+        <w:rPr>
+          <w:rFonts w:ascii="Times New Roman" w:hAnsi="Times New Roman"/>
+          <w:sz w:val="24"/>
+        </w:rPr>
+        <w:t>Голови ваші перед Господом схиліть.</w:t>
+      </w:r>
+    </w:p>
+    <w:p>
+      <w:pPr>
+        <w:spacing w:after="120"/>
+        <w:jc w:val="both"/>
       </w:pPr>
       <w:r>
         <w:rPr>
@@ -12317,14 +14660,22 @@
           <w:color w:val="FF0000"/>
           <w:sz w:val="24"/>
         </w:rPr>
-        <w:t>Священник:</w:t>
-      </w:r>
-      <w:r>
-        <w:rPr>
-          <w:rFonts w:ascii="Times New Roman" w:hAnsi="Times New Roman"/>
-          <w:sz w:val="24"/>
-        </w:rPr>
-        <w:t xml:space="preserve"> Бо Твоє є царство, і сила, і слава, Отця, і Сина, і Святого Духа, нині, і повсякчас, і на віки віків.</w:t>
+        <w:t>Вірні:</w:t>
+      </w:r>
+      <w:r>
+        <w:rPr>
+          <w:rFonts w:ascii="Times New Roman" w:hAnsi="Times New Roman"/>
+          <w:color w:val="FF0000"/>
+          <w:sz w:val="24"/>
+        </w:rPr>
+        <w:t xml:space="preserve"> </w:t>
+      </w:r>
+      <w:r>
+        <w:rPr>
+          <w:rFonts w:ascii="Times New Roman" w:hAnsi="Times New Roman"/>
+          <w:sz w:val="24"/>
+        </w:rPr>
+        <w:t>Тобі, Господи.</w:t>
       </w:r>
     </w:p>
     <w:p>
@@ -12339,6 +14690,49 @@
           <w:color w:val="FF0000"/>
           <w:sz w:val="24"/>
         </w:rPr>
+        <w:t>Священник читає молитву:</w:t>
+      </w:r>
+      <w:r>
+        <w:rPr>
+          <w:rFonts w:ascii="Times New Roman" w:hAnsi="Times New Roman"/>
+          <w:sz w:val="24"/>
+        </w:rPr>
+        <w:t xml:space="preserve"> Господи святий, ти на висоті живеш і всевидючим оком твоїм споглядаєш на всяке створіння! Перед тобою схилили ми голови, душі й тіла, і молимося до тебе, Святий святих: Простягни руку твою невидиму від святого житла твого і благослови всіх нас; а якщо ми де в чому згрішили добровільно чи недобровільно, як благий і людинолюбний Бог, прости і даруй нам земні й небесні добра твої:</w:t>
+      </w:r>
+    </w:p>
+    <w:p>
+      <w:pPr>
+        <w:spacing w:after="120"/>
+      </w:pPr>
+      <w:r>
+        <w:rPr>
+          <w:rFonts w:ascii="Times New Roman" w:hAnsi="Times New Roman"/>
+          <w:i/>
+          <w:color w:val="FF0000"/>
+          <w:sz w:val="24"/>
+        </w:rPr>
+        <w:t>Священник:</w:t>
+      </w:r>
+      <w:r>
+        <w:rPr>
+          <w:rFonts w:ascii="Times New Roman" w:hAnsi="Times New Roman"/>
+          <w:sz w:val="24"/>
+        </w:rPr>
+        <w:t xml:space="preserve"> Бо до Тебе належить милувати і спасати нас, Боже наш, і Тобі славу возсилаємо, Отцю, і Сину, і Святому Духові, нині, і повсякчас, і на віки віків.</w:t>
+      </w:r>
+    </w:p>
+    <w:p>
+      <w:pPr>
+        <w:spacing w:after="120"/>
+        <w:jc w:val="both"/>
+      </w:pPr>
+      <w:r>
+        <w:rPr>
+          <w:rFonts w:ascii="Times New Roman" w:hAnsi="Times New Roman"/>
+          <w:i/>
+          <w:color w:val="FF0000"/>
+          <w:sz w:val="24"/>
+        </w:rPr>
         <w:t>Вірні:</w:t>
       </w:r>
       <w:r>
@@ -12356,14 +14750,6 @@
         </w:rPr>
         <w:t>Амінь.</w:t>
       </w:r>
-      <w:r>
-        <w:rPr>
-          <w:rFonts w:ascii="Times New Roman" w:hAnsi="Times New Roman"/>
-          <w:i/>
-          <w:sz w:val="24"/>
-        </w:rPr>
-        <w:t xml:space="preserve"> </w:t>
-      </w:r>
     </w:p>
     <w:p>
       <w:pPr>
@@ -12373,7 +14759,7 @@
     </w:p>
     <w:p>
       <w:pPr>
-        <w:pStyle w:val="Heading3"/>
+        <w:pStyle w:val="Heading2"/>
         <w:spacing w:after="120"/>
         <w:jc w:val="center"/>
       </w:pPr>
@@ -12383,6 +14769,384 @@
           <w:b/>
           <w:i/>
           <w:color w:val="FF0000"/>
+          <w:sz w:val="24"/>
+        </w:rPr>
+        <w:t>Стихири на стиховні</w:t>
+      </w:r>
+    </w:p>
+    <w:p>
+      <w:pPr>
+        <w:spacing w:after="120"/>
+        <w:jc w:val="both"/>
+      </w:pPr>
+      <w:r>
+        <w:rPr>
+          <w:rFonts w:ascii="Times New Roman" w:hAnsi="Times New Roman"/>
+          <w:i/>
+          <w:color w:val="FF0000"/>
+          <w:sz w:val="24"/>
+        </w:rPr>
+        <w:t xml:space="preserve">(г. 8): </w:t>
+      </w:r>
+      <w:r>
+        <w:rPr>
+          <w:rFonts w:ascii="Times New Roman" w:hAnsi="Times New Roman"/>
+          <w:sz w:val="24"/>
+        </w:rPr>
+        <w:t>Мойсеєва палиця проображала твій чесний хрест, Спасе наш,* бо ним ти спасаєш людей своїх,* немов з морської глибини, Чоловіколюбче.</w:t>
+      </w:r>
+    </w:p>
+    <w:p>
+      <w:pPr>
+        <w:spacing w:after="120"/>
+        <w:jc w:val="both"/>
+      </w:pPr>
+      <w:r>
+        <w:rPr>
+          <w:rFonts w:ascii="Times New Roman" w:hAnsi="Times New Roman"/>
+          <w:i/>
+          <w:color w:val="FF0000"/>
+          <w:sz w:val="24"/>
+        </w:rPr>
+        <w:t>Стих:</w:t>
+      </w:r>
+      <w:r>
+        <w:rPr>
+          <w:rFonts w:ascii="Times New Roman" w:hAnsi="Times New Roman"/>
+          <w:i/>
+          <w:sz w:val="24"/>
+        </w:rPr>
+        <w:t xml:space="preserve"> </w:t>
+      </w:r>
+      <w:r>
+        <w:rPr>
+          <w:rFonts w:ascii="Times New Roman" w:hAnsi="Times New Roman"/>
+          <w:sz w:val="24"/>
+          <w:u w:val="single"/>
+        </w:rPr>
+        <w:t>Насити нас уранці милістю твоєю, Господи, щоб ми раділи й веселились по всі дні наші. Звесели нас мірою днів, за яких ти засмутив нас, мірою літ, що в них ми зазнали горя.* Нехай виявиться твоїм слугам твоє діло, і слава твоя – їхнім дітям.</w:t>
+      </w:r>
+    </w:p>
+    <w:p>
+      <w:pPr>
+        <w:spacing w:after="120"/>
+        <w:jc w:val="both"/>
+      </w:pPr>
+      <w:r>
+        <w:rPr>
+          <w:rFonts w:ascii="Times New Roman" w:hAnsi="Times New Roman"/>
+          <w:sz w:val="24"/>
+        </w:rPr>
+        <w:t>Колись в едемсь</w:t>
+      </w:r>
+      <w:r>
+        <w:rPr>
+          <w:rFonts w:ascii="Times New Roman" w:hAnsi="Times New Roman"/>
+          <w:sz w:val="24"/>
+        </w:rPr>
+        <w:t>кому саді* виросло було овочеве дерево проміж рослинами раю,* а твоя Церква, Христе, розцвілась твоїм хрестом,* що видає життя всьому світові.* Тамте вмертвило їжею впалого Адама,* а це оживило розбійника, що спасся вірою.* Тому вчини нас учасниками його с</w:t>
+      </w:r>
+      <w:r>
+        <w:rPr>
+          <w:rFonts w:ascii="Times New Roman" w:hAnsi="Times New Roman"/>
+          <w:sz w:val="24"/>
+        </w:rPr>
+        <w:t>пасіння, Христе Боже,* що своєю страстю знищив ворожі наступи на нас,* і сподоби нас твого царства, Господи.</w:t>
+      </w:r>
+    </w:p>
+    <w:p>
+      <w:pPr>
+        <w:spacing w:after="120"/>
+        <w:jc w:val="both"/>
+      </w:pPr>
+      <w:r>
+        <w:rPr>
+          <w:rFonts w:ascii="Times New Roman" w:hAnsi="Times New Roman"/>
+          <w:i/>
+          <w:color w:val="FF0000"/>
+          <w:sz w:val="24"/>
+        </w:rPr>
+        <w:t>Стих:</w:t>
+      </w:r>
+      <w:r>
+        <w:rPr>
+          <w:rFonts w:ascii="Times New Roman" w:hAnsi="Times New Roman"/>
+          <w:i/>
+          <w:sz w:val="24"/>
+        </w:rPr>
+        <w:t xml:space="preserve"> </w:t>
+      </w:r>
+      <w:r>
+        <w:rPr>
+          <w:rFonts w:ascii="Times New Roman" w:hAnsi="Times New Roman"/>
+          <w:sz w:val="24"/>
+          <w:u w:val="single"/>
+        </w:rPr>
+        <w:t>І ласка Господа, Бога нашого, нехай буде над нами,* і стверди діло рук наших; стверди його – діло рук наших.</w:t>
+      </w:r>
+    </w:p>
+    <w:p>
+      <w:pPr>
+        <w:spacing w:after="120"/>
+        <w:jc w:val="both"/>
+      </w:pPr>
+      <w:r>
+        <w:rPr>
+          <w:rFonts w:ascii="Times New Roman" w:hAnsi="Times New Roman"/>
+          <w:sz w:val="24"/>
+        </w:rPr>
+        <w:t xml:space="preserve">Мученики Христові непереможні!* </w:t>
+      </w:r>
+      <w:r>
+        <w:rPr>
+          <w:rFonts w:ascii="Times New Roman" w:hAnsi="Times New Roman"/>
+          <w:sz w:val="24"/>
+        </w:rPr>
+        <w:t>Силою хресною ви перемогли обманство* й отримали благодать вічного життя.* Не злякавшись погроз мучителів, ви раділи муками й ранами,* а нині кров ваша стала зціленням для душ наших!* Молітесь, щоб спаслися душі наші.</w:t>
+      </w:r>
+    </w:p>
+    <w:p>
+      <w:pPr>
+        <w:spacing w:after="120"/>
+        <w:jc w:val="both"/>
+      </w:pPr>
+      <w:r>
+        <w:rPr>
+          <w:rFonts w:ascii="Times New Roman" w:hAnsi="Times New Roman"/>
+          <w:b/>
+          <w:sz w:val="24"/>
+        </w:rPr>
+        <w:t>Слава і нині</w:t>
+      </w:r>
+      <w:r>
+        <w:rPr>
+          <w:rFonts w:ascii="Times New Roman" w:hAnsi="Times New Roman"/>
+          <w:sz w:val="24"/>
+        </w:rPr>
+        <w:t xml:space="preserve">: Бачивши тебе повішеного </w:t>
+      </w:r>
+      <w:r>
+        <w:rPr>
+          <w:rFonts w:ascii="Times New Roman" w:hAnsi="Times New Roman"/>
+          <w:sz w:val="24"/>
+        </w:rPr>
+        <w:t>на хресті, Чиста,* що тебе породила, Господи,* і стоячи близько та плачучи, промовляла:* Дитино, чому терпиш оце тілом* і спішно тобі вчинити мене бездітною?* Поспішай прославитися, щоб звеличилась я твоїми стражданнями.</w:t>
+      </w:r>
+    </w:p>
+    <w:p>
+      <w:pPr>
+        <w:spacing w:after="120"/>
+        <w:jc w:val="both"/>
+      </w:pPr>
+    </w:p>
+    <w:p>
+      <w:pPr>
+        <w:spacing w:after="120"/>
+        <w:jc w:val="both"/>
+      </w:pPr>
+      <w:r>
+        <w:rPr>
+          <w:rFonts w:ascii="Times New Roman" w:hAnsi="Times New Roman"/>
+          <w:i/>
+          <w:color w:val="FF0000"/>
+          <w:sz w:val="24"/>
+        </w:rPr>
+        <w:t>Після стиховні читаємо:</w:t>
+      </w:r>
+    </w:p>
+    <w:p>
+      <w:pPr>
+        <w:spacing w:after="120"/>
+        <w:jc w:val="both"/>
+      </w:pPr>
+      <w:r>
+        <w:rPr>
+          <w:rFonts w:ascii="Times New Roman" w:hAnsi="Times New Roman"/>
+          <w:sz w:val="24"/>
+        </w:rPr>
+        <w:t>Добре воно – прославляти Господа, і співати імені твоєму, Всевишній.</w:t>
+      </w:r>
+    </w:p>
+    <w:p>
+      <w:pPr>
+        <w:spacing w:after="120"/>
+        <w:jc w:val="both"/>
+      </w:pPr>
+      <w:r>
+        <w:rPr>
+          <w:rFonts w:ascii="Times New Roman" w:hAnsi="Times New Roman"/>
+          <w:sz w:val="24"/>
+        </w:rPr>
+        <w:t>Звіщати вранці милість твою, і ночами – твою вірність.</w:t>
+      </w:r>
+    </w:p>
+    <w:p>
+      <w:pPr>
+        <w:spacing w:after="120"/>
+      </w:pPr>
+      <w:r>
+        <w:rPr>
+          <w:rFonts w:ascii="Times New Roman" w:hAnsi="Times New Roman"/>
+          <w:sz w:val="24"/>
+        </w:rPr>
+        <w:t xml:space="preserve">Святи́й Бо́же, святи́й Крі́пкий, святи́й Безсме́ртний, поми́луй нас. </w:t>
+      </w:r>
+      <w:r>
+        <w:rPr>
+          <w:rFonts w:ascii="Times New Roman" w:hAnsi="Times New Roman"/>
+          <w:i/>
+          <w:color w:val="FF0000"/>
+          <w:sz w:val="24"/>
+        </w:rPr>
+        <w:t>(3 р.)</w:t>
+      </w:r>
+    </w:p>
+    <w:p>
+      <w:pPr>
+        <w:spacing w:after="120"/>
+      </w:pPr>
+      <w:r>
+        <w:rPr>
+          <w:rFonts w:ascii="Times New Roman" w:hAnsi="Times New Roman"/>
+          <w:sz w:val="24"/>
+        </w:rPr>
+        <w:t>Сла́ва Отцю́, і Си́ну, і Свято́му Ду́хові,* і ни́ні, і повсякча́с, і на ві́ки вікі́в. Амі́нь.</w:t>
+      </w:r>
+    </w:p>
+    <w:p>
+      <w:pPr>
+        <w:spacing w:after="120"/>
+      </w:pPr>
+      <w:r>
+        <w:rPr>
+          <w:rFonts w:ascii="Times New Roman" w:hAnsi="Times New Roman"/>
+          <w:sz w:val="24"/>
+        </w:rPr>
+        <w:t>Пресвята́ Тро́йце, поми́луй нас; Го́споди, очи́сти гріхи́ на́ші; Влади́ко, прости́ беззако́ння на́ші; Святи́й, завіта́й і зціли́ не́мочі на́ші, І́мени Твого́ ра́ди.</w:t>
+      </w:r>
+    </w:p>
+    <w:p>
+      <w:pPr>
+        <w:spacing w:after="120"/>
+      </w:pPr>
+      <w:r>
+        <w:rPr>
+          <w:rFonts w:ascii="Times New Roman" w:hAnsi="Times New Roman"/>
+          <w:sz w:val="24"/>
+        </w:rPr>
+        <w:t xml:space="preserve">Го́споди, поми́луй. </w:t>
+      </w:r>
+      <w:r>
+        <w:rPr>
+          <w:rFonts w:ascii="Times New Roman" w:hAnsi="Times New Roman"/>
+          <w:i/>
+          <w:color w:val="FF0000"/>
+          <w:sz w:val="24"/>
+        </w:rPr>
+        <w:t>(3 р.)</w:t>
+      </w:r>
+    </w:p>
+    <w:p>
+      <w:pPr>
+        <w:spacing w:after="120"/>
+      </w:pPr>
+      <w:r>
+        <w:rPr>
+          <w:rFonts w:ascii="Times New Roman" w:hAnsi="Times New Roman"/>
+          <w:sz w:val="24"/>
+        </w:rPr>
+        <w:t>Сла́ва Отцю́, і Си́ну, і Свято́му Ду́хові,* і ни́ні, і повсякча́с, і на ві́ки вікі́в. Амі́нь.</w:t>
+      </w:r>
+    </w:p>
+    <w:p>
+      <w:pPr>
+        <w:spacing w:after="120"/>
+      </w:pPr>
+      <w:r>
+        <w:rPr>
+          <w:rFonts w:ascii="Times New Roman" w:hAnsi="Times New Roman"/>
+          <w:sz w:val="24"/>
+        </w:rPr>
+        <w:t>О́тче наш, що єси́ на небеса́х,* неха́й святи́ться ім’я́ Твоє́,* неха́й при́йде ца́рство Твоє́,* неха́й бу́де во́ля Твоя́, як на не́бі, так і на землі́.* Хліб наш насу́щний дай нам сього́дні;* і прости́ нам прови́ни на́ші,* як і ми проща́ємо винува́тцям на́шим;* і не введи́ нас у споку́су,* але́ ви́зволи нас від лука́вого.</w:t>
+      </w:r>
+    </w:p>
+    <w:p>
+      <w:pPr>
+        <w:spacing w:after="120"/>
+      </w:pPr>
+      <w:r>
+        <w:rPr>
+          <w:rFonts w:ascii="Times New Roman" w:hAnsi="Times New Roman"/>
+          <w:i/>
+          <w:color w:val="FF0000"/>
+          <w:sz w:val="24"/>
+        </w:rPr>
+        <w:t>Священник:</w:t>
+      </w:r>
+      <w:r>
+        <w:rPr>
+          <w:rFonts w:ascii="Times New Roman" w:hAnsi="Times New Roman"/>
+          <w:sz w:val="24"/>
+        </w:rPr>
+        <w:t xml:space="preserve"> Бо Твоє є царство, і сила, і слава, Отця, і Сина, і Святого Духа, нині, і повсякчас, і на віки віків.</w:t>
+      </w:r>
+    </w:p>
+    <w:p>
+      <w:pPr>
+        <w:spacing w:after="120"/>
+        <w:jc w:val="both"/>
+      </w:pPr>
+      <w:r>
+        <w:rPr>
+          <w:rFonts w:ascii="Times New Roman" w:hAnsi="Times New Roman"/>
+          <w:i/>
+          <w:color w:val="FF0000"/>
+          <w:sz w:val="24"/>
+        </w:rPr>
+        <w:t>Вірні:</w:t>
+      </w:r>
+      <w:r>
+        <w:rPr>
+          <w:rFonts w:ascii="Times New Roman" w:hAnsi="Times New Roman"/>
+          <w:color w:val="FF0000"/>
+          <w:sz w:val="24"/>
+        </w:rPr>
+        <w:t xml:space="preserve"> </w:t>
+      </w:r>
+      <w:r>
+        <w:rPr>
+          <w:rFonts w:ascii="Times New Roman" w:hAnsi="Times New Roman"/>
+          <w:sz w:val="24"/>
+        </w:rPr>
+        <w:t>Амінь.</w:t>
+      </w:r>
+      <w:r>
+        <w:rPr>
+          <w:rFonts w:ascii="Times New Roman" w:hAnsi="Times New Roman"/>
+          <w:i/>
+          <w:sz w:val="24"/>
+        </w:rPr>
+        <w:t xml:space="preserve"> </w:t>
+      </w:r>
+    </w:p>
+    <w:p>
+      <w:pPr>
+        <w:spacing w:after="120"/>
+        <w:jc w:val="both"/>
+      </w:pPr>
+    </w:p>
+    <w:p>
+      <w:pPr>
+        <w:pStyle w:val="Heading3"/>
+        <w:spacing w:after="120"/>
+        <w:jc w:val="center"/>
+      </w:pPr>
+      <w:r>
+        <w:rPr>
+          <w:rFonts w:ascii="Times New Roman" w:hAnsi="Times New Roman"/>
+          <w:b/>
+          <w:i/>
+          <w:color w:val="FF0000"/>
         </w:rPr>
         <w:t>Тропарі</w:t>
       </w:r>
@@ -12952,23 +15716,25 @@
       <w:r>
         <w:rPr>
           <w:rFonts w:ascii="Times New Roman" w:hAnsi="Times New Roman"/>
-          <w:sz w:val="24"/>
-        </w:rPr>
-        <w:t xml:space="preserve">Силою хреста* твого, </w:t>
-      </w:r>
-      <w:r>
-        <w:rPr>
-          <w:rFonts w:ascii="Times New Roman" w:hAnsi="Times New Roman"/>
-          <w:sz w:val="24"/>
-        </w:rPr>
-        <w:t>Христе,*</w:t>
-      </w:r>
-      <w:r>
-        <w:rPr>
-          <w:rFonts w:ascii="Times New Roman" w:hAnsi="Times New Roman"/>
-          <w:sz w:val="24"/>
-        </w:rPr>
-        <w:t xml:space="preserve"> утверди моє розуміння,* щоби піснями прославляти* спасительне твоє розп'яття.</w:t>
+          <w:i/>
+          <w:color w:val="FF0000"/>
+          <w:sz w:val="24"/>
+        </w:rPr>
+        <w:t>Вірні:</w:t>
+      </w:r>
+      <w:r>
+        <w:rPr>
+          <w:rFonts w:ascii="Times New Roman" w:hAnsi="Times New Roman"/>
+          <w:sz w:val="24"/>
+        </w:rPr>
+        <w:t xml:space="preserve"> </w:t>
+      </w:r>
+      <w:r>
+        <w:rPr>
+          <w:rFonts w:ascii="Times New Roman" w:hAnsi="Times New Roman"/>
+          <w:sz w:val="24"/>
+        </w:rPr>
+        <w:t>Силою хреста* твого, Христе,* утверди моє розуміння,* щоби піснями прославляти* спасительне твоє розп'яття.</w:t>
       </w:r>
     </w:p>
     <w:sectPr>

--- a/flow/20230914_vu_template/drafts/2024-12-u/18-СР-Севастіана.docx
+++ b/flow/20230914_vu_template/drafts/2024-12-u/18-СР-Севастіана.docx
@@ -5396,37 +5396,35 @@
     <w:p>
       <w:pPr>
         <w:spacing w:after="120" w:line="240" w:lineRule="auto"/>
-        <w:jc w:val="both"/>
-        <w:rPr>
-          <w:rFonts w:ascii="Times New Roman" w:eastAsia="Times New Roman" w:hAnsi="Times New Roman" w:cs="Times New Roman"/>
-          <w:sz w:val="24"/>
-          <w:szCs w:val="24"/>
-        </w:rPr>
-      </w:pPr>
-      <w:r>
-        <w:rPr>
-          <w:rFonts w:ascii="Times New Roman" w:eastAsia="Times New Roman" w:hAnsi="Times New Roman" w:cs="Times New Roman"/>
-          <w:sz w:val="24"/>
-          <w:szCs w:val="24"/>
-        </w:rPr>
-        <w:t>Промовмо всі з усієї душі і з усієї мислі нашої, промовмо.</w:t>
-      </w:r>
-    </w:p>
-    <w:p>
-      <w:pPr>
-        <w:spacing w:after="120" w:line="240" w:lineRule="auto"/>
-        <w:jc w:val="both"/>
-        <w:rPr>
-          <w:rFonts w:ascii="Times New Roman" w:eastAsia="Times New Roman" w:hAnsi="Times New Roman" w:cs="Times New Roman"/>
-          <w:sz w:val="24"/>
-          <w:szCs w:val="24"/>
-        </w:rPr>
-      </w:pPr>
-      <w:r>
-        <w:rPr>
-          <w:rFonts w:ascii="Times New Roman" w:eastAsia="Times New Roman" w:hAnsi="Times New Roman" w:cs="Times New Roman"/>
-          <w:i/>
-          <w:color w:val="FF0000"/>
+        <w:rPr>
+          <w:rFonts w:ascii="Times New Roman" w:eastAsia="Times New Roman" w:hAnsi="Times New Roman" w:cs="Times New Roman"/>
+          <w:sz w:val="24"/>
+          <w:szCs w:val="24"/>
+        </w:rPr>
+      </w:pPr>
+      <w:r>
+        <w:rPr>
+          <w:rFonts w:ascii="Times New Roman" w:eastAsia="Times New Roman" w:hAnsi="Times New Roman" w:cs="Times New Roman"/>
+          <w:sz w:val="24"/>
+          <w:szCs w:val="24"/>
+        </w:rPr>
+        <w:t>Помилуй нас, Боже, з великої милості Твоєї, молимось Тобі, вислухай і помилуй.</w:t>
+      </w:r>
+    </w:p>
+    <w:p>
+      <w:pPr>
+        <w:spacing w:after="120" w:line="240" w:lineRule="auto"/>
+        <w:rPr>
+          <w:rFonts w:ascii="Times New Roman" w:eastAsia="Times New Roman" w:hAnsi="Times New Roman" w:cs="Times New Roman"/>
+          <w:sz w:val="24"/>
+          <w:szCs w:val="24"/>
+        </w:rPr>
+      </w:pPr>
+      <w:r>
+        <w:rPr>
+          <w:rFonts w:ascii="Times New Roman" w:eastAsia="Times New Roman" w:hAnsi="Times New Roman" w:cs="Times New Roman"/>
+          <w:i/>
+          <w:color w:val="FF4400"/>
           <w:sz w:val="24"/>
           <w:szCs w:val="24"/>
         </w:rPr>
@@ -5435,55 +5433,108 @@
       <w:r>
         <w:rPr>
           <w:rFonts w:ascii="Times New Roman" w:eastAsia="Times New Roman" w:hAnsi="Times New Roman" w:cs="Times New Roman"/>
-          <w:color w:val="FF0000"/>
-          <w:sz w:val="24"/>
-          <w:szCs w:val="24"/>
-        </w:rPr>
-        <w:t xml:space="preserve"> </w:t>
-      </w:r>
-      <w:r>
-        <w:rPr>
-          <w:rFonts w:ascii="Times New Roman" w:eastAsia="Times New Roman" w:hAnsi="Times New Roman" w:cs="Times New Roman"/>
-          <w:sz w:val="24"/>
-          <w:szCs w:val="24"/>
-        </w:rPr>
-        <w:t>Господи, помилуй.</w:t>
-      </w:r>
-    </w:p>
-    <w:p>
-      <w:pPr>
-        <w:spacing w:after="120" w:line="240" w:lineRule="auto"/>
-        <w:jc w:val="both"/>
-        <w:rPr>
-          <w:rFonts w:ascii="Times New Roman" w:eastAsia="Times New Roman" w:hAnsi="Times New Roman" w:cs="Times New Roman"/>
-          <w:sz w:val="24"/>
-          <w:szCs w:val="24"/>
-        </w:rPr>
-      </w:pPr>
-      <w:r>
-        <w:rPr>
-          <w:rFonts w:ascii="Times New Roman" w:eastAsia="Times New Roman" w:hAnsi="Times New Roman" w:cs="Times New Roman"/>
-          <w:sz w:val="24"/>
-          <w:szCs w:val="24"/>
-        </w:rPr>
-        <w:t>Господи, Вседержителю, Боже отців наших, молимось тобі, вислухай і помилуй.</w:t>
-      </w:r>
-    </w:p>
-    <w:p>
-      <w:pPr>
-        <w:spacing w:after="120" w:line="240" w:lineRule="auto"/>
-        <w:jc w:val="both"/>
-        <w:rPr>
-          <w:rFonts w:ascii="Times New Roman" w:eastAsia="Times New Roman" w:hAnsi="Times New Roman" w:cs="Times New Roman"/>
-          <w:sz w:val="24"/>
-          <w:szCs w:val="24"/>
-        </w:rPr>
-      </w:pPr>
-      <w:r>
-        <w:rPr>
-          <w:rFonts w:ascii="Times New Roman" w:eastAsia="Times New Roman" w:hAnsi="Times New Roman" w:cs="Times New Roman"/>
-          <w:i/>
-          <w:color w:val="FF0000"/>
+          <w:sz w:val="24"/>
+          <w:szCs w:val="24"/>
+        </w:rPr>
+        <w:t xml:space="preserve"> Го́споди, поми́луй. </w:t>
+      </w:r>
+      <w:r>
+        <w:rPr>
+          <w:rFonts w:ascii="Times New Roman" w:eastAsia="Times New Roman" w:hAnsi="Times New Roman" w:cs="Times New Roman"/>
+          <w:i/>
+          <w:color w:val="FF4400"/>
+          <w:sz w:val="24"/>
+          <w:szCs w:val="24"/>
+        </w:rPr>
+        <w:t>(3 р.)</w:t>
+      </w:r>
+    </w:p>
+    <w:p>
+      <w:pPr>
+        <w:spacing w:after="120" w:line="240" w:lineRule="auto"/>
+        <w:rPr>
+          <w:rFonts w:ascii="Times New Roman" w:eastAsia="Times New Roman" w:hAnsi="Times New Roman" w:cs="Times New Roman"/>
+          <w:sz w:val="24"/>
+          <w:szCs w:val="24"/>
+        </w:rPr>
+      </w:pPr>
+      <w:r>
+        <w:rPr>
+          <w:rFonts w:ascii="Times New Roman" w:eastAsia="Times New Roman" w:hAnsi="Times New Roman" w:cs="Times New Roman"/>
+          <w:sz w:val="24"/>
+          <w:szCs w:val="24"/>
+        </w:rPr>
+        <w:t xml:space="preserve">Ще молимось за святішого вселенського архиєрея Франциска, папу Римського, і за блаженнішого патріярха нашого Святослава, і за преосвященнішого архиєпископа і митрополита нашого кир </w:t>
+      </w:r>
+      <w:r>
+        <w:rPr>
+          <w:rFonts w:ascii="Times New Roman" w:eastAsia="Times New Roman" w:hAnsi="Times New Roman" w:cs="Times New Roman"/>
+          <w:i/>
+          <w:color w:val="FF4400"/>
+          <w:sz w:val="24"/>
+          <w:szCs w:val="24"/>
+        </w:rPr>
+        <w:t>ім’я</w:t>
+      </w:r>
+      <w:r>
+        <w:rPr>
+          <w:rFonts w:ascii="Times New Roman" w:eastAsia="Times New Roman" w:hAnsi="Times New Roman" w:cs="Times New Roman"/>
+          <w:i/>
+          <w:sz w:val="24"/>
+          <w:szCs w:val="24"/>
+        </w:rPr>
+        <w:t>,</w:t>
+      </w:r>
+      <w:r>
+        <w:rPr>
+          <w:rFonts w:ascii="Times New Roman" w:eastAsia="Times New Roman" w:hAnsi="Times New Roman" w:cs="Times New Roman"/>
+          <w:sz w:val="24"/>
+          <w:szCs w:val="24"/>
+        </w:rPr>
+        <w:t xml:space="preserve"> і за боголюбивого єпископа нашого кир </w:t>
+      </w:r>
+      <w:r>
+        <w:rPr>
+          <w:rFonts w:ascii="Times New Roman" w:eastAsia="Times New Roman" w:hAnsi="Times New Roman" w:cs="Times New Roman"/>
+          <w:i/>
+          <w:color w:val="FF4400"/>
+          <w:sz w:val="24"/>
+          <w:szCs w:val="24"/>
+        </w:rPr>
+        <w:t>ім’я</w:t>
+      </w:r>
+      <w:r>
+        <w:rPr>
+          <w:rFonts w:ascii="Times New Roman" w:eastAsia="Times New Roman" w:hAnsi="Times New Roman" w:cs="Times New Roman"/>
+          <w:i/>
+          <w:sz w:val="24"/>
+          <w:szCs w:val="24"/>
+        </w:rPr>
+        <w:t>,</w:t>
+      </w:r>
+      <w:r>
+        <w:rPr>
+          <w:rFonts w:ascii="Times New Roman" w:eastAsia="Times New Roman" w:hAnsi="Times New Roman" w:cs="Times New Roman"/>
+          <w:sz w:val="24"/>
+          <w:szCs w:val="24"/>
+        </w:rPr>
+        <w:t xml:space="preserve"> за тих, що служать і послужили у святім храмі цьому, і за отців наших духовних, і всіх у Христі братів і сестер наших.</w:t>
+      </w:r>
+    </w:p>
+    <w:p>
+      <w:pPr>
+        <w:spacing w:after="120" w:line="240" w:lineRule="auto"/>
+        <w:rPr>
+          <w:rFonts w:ascii="Times New Roman" w:eastAsia="Times New Roman" w:hAnsi="Times New Roman" w:cs="Times New Roman"/>
+          <w:sz w:val="24"/>
+          <w:szCs w:val="24"/>
+        </w:rPr>
+      </w:pPr>
+      <w:r>
+        <w:rPr>
+          <w:rFonts w:ascii="Times New Roman" w:eastAsia="Times New Roman" w:hAnsi="Times New Roman" w:cs="Times New Roman"/>
+          <w:i/>
+          <w:color w:val="FF4400"/>
           <w:sz w:val="24"/>
           <w:szCs w:val="24"/>
         </w:rPr>
@@ -5492,48 +5543,11 @@
       <w:r>
         <w:rPr>
           <w:rFonts w:ascii="Times New Roman" w:eastAsia="Times New Roman" w:hAnsi="Times New Roman" w:cs="Times New Roman"/>
-          <w:color w:val="FF0000"/>
-          <w:sz w:val="24"/>
-          <w:szCs w:val="24"/>
-        </w:rPr>
-        <w:t xml:space="preserve"> </w:t>
-      </w:r>
-      <w:r>
-        <w:rPr>
-          <w:rFonts w:ascii="Times New Roman" w:eastAsia="Times New Roman" w:hAnsi="Times New Roman" w:cs="Times New Roman"/>
-          <w:sz w:val="24"/>
-          <w:szCs w:val="24"/>
-        </w:rPr>
-        <w:t>Господи, помилуй.</w:t>
-      </w:r>
-    </w:p>
-    <w:p>
-      <w:pPr>
-        <w:spacing w:after="120" w:line="240" w:lineRule="auto"/>
-        <w:rPr>
-          <w:rFonts w:ascii="Times New Roman" w:eastAsia="Times New Roman" w:hAnsi="Times New Roman" w:cs="Times New Roman"/>
-          <w:sz w:val="24"/>
-          <w:szCs w:val="24"/>
-        </w:rPr>
-      </w:pPr>
-      <w:r>
-        <w:rPr>
-          <w:rFonts w:ascii="Times New Roman" w:eastAsia="Times New Roman" w:hAnsi="Times New Roman" w:cs="Times New Roman"/>
-          <w:sz w:val="24"/>
-          <w:szCs w:val="24"/>
-        </w:rPr>
-        <w:t>Помилуй нас, Боже, з великої милості Твоєї, молимось Тобі, вислухай і помилуй.</w:t>
-      </w:r>
-    </w:p>
-    <w:p>
-      <w:pPr>
-        <w:spacing w:after="120" w:line="240" w:lineRule="auto"/>
-        <w:rPr>
-          <w:rFonts w:ascii="Times New Roman" w:eastAsia="Times New Roman" w:hAnsi="Times New Roman" w:cs="Times New Roman"/>
-          <w:sz w:val="24"/>
-          <w:szCs w:val="24"/>
-        </w:rPr>
-      </w:pPr>
+          <w:sz w:val="24"/>
+          <w:szCs w:val="24"/>
+        </w:rPr>
+        <w:t xml:space="preserve"> Го́споди, поми́луй. </w:t>
+      </w:r>
       <w:r>
         <w:rPr>
           <w:rFonts w:ascii="Times New Roman" w:eastAsia="Times New Roman" w:hAnsi="Times New Roman" w:cs="Times New Roman"/>
@@ -5542,6 +5556,44 @@
           <w:sz w:val="24"/>
           <w:szCs w:val="24"/>
         </w:rPr>
+        <w:t>(3 р.)</w:t>
+      </w:r>
+    </w:p>
+    <w:p>
+      <w:pPr>
+        <w:spacing w:after="120" w:line="240" w:lineRule="auto"/>
+        <w:rPr>
+          <w:rFonts w:ascii="Times New Roman" w:eastAsia="Times New Roman" w:hAnsi="Times New Roman" w:cs="Times New Roman"/>
+          <w:sz w:val="24"/>
+          <w:szCs w:val="24"/>
+        </w:rPr>
+      </w:pPr>
+      <w:r>
+        <w:rPr>
+          <w:rFonts w:ascii="Times New Roman" w:eastAsia="Times New Roman" w:hAnsi="Times New Roman" w:cs="Times New Roman"/>
+          <w:sz w:val="24"/>
+          <w:szCs w:val="24"/>
+        </w:rPr>
+        <w:t>Ще молимось за Богом бережений народ наш, за правління і за все військо.</w:t>
+      </w:r>
+    </w:p>
+    <w:p>
+      <w:pPr>
+        <w:spacing w:after="120" w:line="240" w:lineRule="auto"/>
+        <w:rPr>
+          <w:rFonts w:ascii="Times New Roman" w:eastAsia="Times New Roman" w:hAnsi="Times New Roman" w:cs="Times New Roman"/>
+          <w:sz w:val="24"/>
+          <w:szCs w:val="24"/>
+        </w:rPr>
+      </w:pPr>
+      <w:r>
+        <w:rPr>
+          <w:rFonts w:ascii="Times New Roman" w:eastAsia="Times New Roman" w:hAnsi="Times New Roman" w:cs="Times New Roman"/>
+          <w:i/>
+          <w:color w:val="FF4400"/>
+          <w:sz w:val="24"/>
+          <w:szCs w:val="24"/>
+        </w:rPr>
         <w:t>Вірні:</w:t>
       </w:r>
       <w:r>
@@ -5578,8 +5630,18 @@
           <w:sz w:val="24"/>
           <w:szCs w:val="24"/>
         </w:rPr>
-        <w:t xml:space="preserve">Ще молимось за святішого вселенського архиєрея Франциска, папу Римського, і за блаженнішого патріярха нашого Святослава, і за преосвященнішого архиєпископа і митрополита нашого кир </w:t>
-      </w:r>
+        <w:t>Ще молимось за тут присутніх людей, що очікують від Тебе великої і багатої милости, за тих, що творять нам милостиню, і за всіх православних християн.</w:t>
+      </w:r>
+    </w:p>
+    <w:p>
+      <w:pPr>
+        <w:spacing w:after="120" w:line="240" w:lineRule="auto"/>
+        <w:rPr>
+          <w:rFonts w:ascii="Times New Roman" w:eastAsia="Times New Roman" w:hAnsi="Times New Roman" w:cs="Times New Roman"/>
+          <w:sz w:val="24"/>
+          <w:szCs w:val="24"/>
+        </w:rPr>
+      </w:pPr>
       <w:r>
         <w:rPr>
           <w:rFonts w:ascii="Times New Roman" w:eastAsia="Times New Roman" w:hAnsi="Times New Roman" w:cs="Times New Roman"/>
@@ -5588,24 +5650,15 @@
           <w:sz w:val="24"/>
           <w:szCs w:val="24"/>
         </w:rPr>
-        <w:t>ім’я</w:t>
-      </w:r>
-      <w:r>
-        <w:rPr>
-          <w:rFonts w:ascii="Times New Roman" w:eastAsia="Times New Roman" w:hAnsi="Times New Roman" w:cs="Times New Roman"/>
-          <w:i/>
-          <w:sz w:val="24"/>
-          <w:szCs w:val="24"/>
-        </w:rPr>
-        <w:t>,</w:t>
-      </w:r>
-      <w:r>
-        <w:rPr>
-          <w:rFonts w:ascii="Times New Roman" w:eastAsia="Times New Roman" w:hAnsi="Times New Roman" w:cs="Times New Roman"/>
-          <w:sz w:val="24"/>
-          <w:szCs w:val="24"/>
-        </w:rPr>
-        <w:t xml:space="preserve"> і за боголюбивого єпископа нашого кир </w:t>
+        <w:t>Вірні:</w:t>
+      </w:r>
+      <w:r>
+        <w:rPr>
+          <w:rFonts w:ascii="Times New Roman" w:eastAsia="Times New Roman" w:hAnsi="Times New Roman" w:cs="Times New Roman"/>
+          <w:sz w:val="24"/>
+          <w:szCs w:val="24"/>
+        </w:rPr>
+        <w:t xml:space="preserve"> Го́споди, поми́луй. </w:t>
       </w:r>
       <w:r>
         <w:rPr>
@@ -5615,179 +5668,12 @@
           <w:sz w:val="24"/>
           <w:szCs w:val="24"/>
         </w:rPr>
-        <w:t>ім’я</w:t>
-      </w:r>
-      <w:r>
-        <w:rPr>
-          <w:rFonts w:ascii="Times New Roman" w:eastAsia="Times New Roman" w:hAnsi="Times New Roman" w:cs="Times New Roman"/>
-          <w:i/>
-          <w:sz w:val="24"/>
-          <w:szCs w:val="24"/>
-        </w:rPr>
-        <w:t>,</w:t>
-      </w:r>
-      <w:r>
-        <w:rPr>
-          <w:rFonts w:ascii="Times New Roman" w:eastAsia="Times New Roman" w:hAnsi="Times New Roman" w:cs="Times New Roman"/>
-          <w:sz w:val="24"/>
-          <w:szCs w:val="24"/>
-        </w:rPr>
-        <w:t xml:space="preserve"> за тих, що служать і послужили у святім храмі цьому, і за отців наших духовних, і всіх у Христі братів і сестер наших.</w:t>
-      </w:r>
-    </w:p>
-    <w:p>
-      <w:pPr>
-        <w:spacing w:after="120" w:line="240" w:lineRule="auto"/>
-        <w:rPr>
-          <w:rFonts w:ascii="Times New Roman" w:eastAsia="Times New Roman" w:hAnsi="Times New Roman" w:cs="Times New Roman"/>
-          <w:sz w:val="24"/>
-          <w:szCs w:val="24"/>
-        </w:rPr>
-      </w:pPr>
-      <w:r>
-        <w:rPr>
-          <w:rFonts w:ascii="Times New Roman" w:eastAsia="Times New Roman" w:hAnsi="Times New Roman" w:cs="Times New Roman"/>
-          <w:i/>
-          <w:color w:val="FF4400"/>
-          <w:sz w:val="24"/>
-          <w:szCs w:val="24"/>
-        </w:rPr>
-        <w:t>Вірні:</w:t>
-      </w:r>
-      <w:r>
-        <w:rPr>
-          <w:rFonts w:ascii="Times New Roman" w:eastAsia="Times New Roman" w:hAnsi="Times New Roman" w:cs="Times New Roman"/>
-          <w:sz w:val="24"/>
-          <w:szCs w:val="24"/>
-        </w:rPr>
-        <w:t xml:space="preserve"> Го́споди, поми́луй. </w:t>
-      </w:r>
-      <w:r>
-        <w:rPr>
-          <w:rFonts w:ascii="Times New Roman" w:eastAsia="Times New Roman" w:hAnsi="Times New Roman" w:cs="Times New Roman"/>
-          <w:i/>
-          <w:color w:val="FF4400"/>
-          <w:sz w:val="24"/>
-          <w:szCs w:val="24"/>
-        </w:rPr>
         <w:t>(3 р.)</w:t>
       </w:r>
     </w:p>
     <w:p>
       <w:pPr>
         <w:spacing w:after="120" w:line="240" w:lineRule="auto"/>
-        <w:rPr>
-          <w:rFonts w:ascii="Times New Roman" w:eastAsia="Times New Roman" w:hAnsi="Times New Roman" w:cs="Times New Roman"/>
-          <w:sz w:val="24"/>
-          <w:szCs w:val="24"/>
-        </w:rPr>
-      </w:pPr>
-      <w:r>
-        <w:rPr>
-          <w:rFonts w:ascii="Times New Roman" w:eastAsia="Times New Roman" w:hAnsi="Times New Roman" w:cs="Times New Roman"/>
-          <w:sz w:val="24"/>
-          <w:szCs w:val="24"/>
-        </w:rPr>
-        <w:t>Ще молимось за Богом бережений народ наш, за правління і за все військо.</w:t>
-      </w:r>
-    </w:p>
-    <w:p>
-      <w:pPr>
-        <w:spacing w:after="120" w:line="240" w:lineRule="auto"/>
-        <w:rPr>
-          <w:rFonts w:ascii="Times New Roman" w:eastAsia="Times New Roman" w:hAnsi="Times New Roman" w:cs="Times New Roman"/>
-          <w:sz w:val="24"/>
-          <w:szCs w:val="24"/>
-        </w:rPr>
-      </w:pPr>
-      <w:r>
-        <w:rPr>
-          <w:rFonts w:ascii="Times New Roman" w:eastAsia="Times New Roman" w:hAnsi="Times New Roman" w:cs="Times New Roman"/>
-          <w:i/>
-          <w:color w:val="FF4400"/>
-          <w:sz w:val="24"/>
-          <w:szCs w:val="24"/>
-        </w:rPr>
-        <w:t>Вірні:</w:t>
-      </w:r>
-      <w:r>
-        <w:rPr>
-          <w:rFonts w:ascii="Times New Roman" w:eastAsia="Times New Roman" w:hAnsi="Times New Roman" w:cs="Times New Roman"/>
-          <w:sz w:val="24"/>
-          <w:szCs w:val="24"/>
-        </w:rPr>
-        <w:t xml:space="preserve"> Го́споди, поми́луй. </w:t>
-      </w:r>
-      <w:r>
-        <w:rPr>
-          <w:rFonts w:ascii="Times New Roman" w:eastAsia="Times New Roman" w:hAnsi="Times New Roman" w:cs="Times New Roman"/>
-          <w:i/>
-          <w:color w:val="FF4400"/>
-          <w:sz w:val="24"/>
-          <w:szCs w:val="24"/>
-        </w:rPr>
-        <w:t>(3 р.)</w:t>
-      </w:r>
-    </w:p>
-    <w:p>
-      <w:pPr>
-        <w:spacing w:after="120" w:line="240" w:lineRule="auto"/>
-        <w:rPr>
-          <w:rFonts w:ascii="Times New Roman" w:eastAsia="Times New Roman" w:hAnsi="Times New Roman" w:cs="Times New Roman"/>
-          <w:sz w:val="24"/>
-          <w:szCs w:val="24"/>
-        </w:rPr>
-      </w:pPr>
-      <w:r>
-        <w:rPr>
-          <w:rFonts w:ascii="Times New Roman" w:eastAsia="Times New Roman" w:hAnsi="Times New Roman" w:cs="Times New Roman"/>
-          <w:sz w:val="24"/>
-          <w:szCs w:val="24"/>
-        </w:rPr>
-        <w:t>Ще молимось за тут присутніх людей, що очікують від Тебе великої і багатої милости, за тих, що творять нам милостиню, і за всіх православних християн.</w:t>
-      </w:r>
-    </w:p>
-    <w:p>
-      <w:pPr>
-        <w:spacing w:after="120" w:line="240" w:lineRule="auto"/>
-        <w:rPr>
-          <w:rFonts w:ascii="Times New Roman" w:eastAsia="Times New Roman" w:hAnsi="Times New Roman" w:cs="Times New Roman"/>
-          <w:sz w:val="24"/>
-          <w:szCs w:val="24"/>
-        </w:rPr>
-      </w:pPr>
-      <w:r>
-        <w:rPr>
-          <w:rFonts w:ascii="Times New Roman" w:eastAsia="Times New Roman" w:hAnsi="Times New Roman" w:cs="Times New Roman"/>
-          <w:i/>
-          <w:color w:val="FF4400"/>
-          <w:sz w:val="24"/>
-          <w:szCs w:val="24"/>
-        </w:rPr>
-        <w:t>Вірні:</w:t>
-      </w:r>
-      <w:r>
-        <w:rPr>
-          <w:rFonts w:ascii="Times New Roman" w:eastAsia="Times New Roman" w:hAnsi="Times New Roman" w:cs="Times New Roman"/>
-          <w:sz w:val="24"/>
-          <w:szCs w:val="24"/>
-        </w:rPr>
-        <w:t xml:space="preserve"> Го́споди, поми́луй. </w:t>
-      </w:r>
-      <w:r>
-        <w:rPr>
-          <w:rFonts w:ascii="Times New Roman" w:eastAsia="Times New Roman" w:hAnsi="Times New Roman" w:cs="Times New Roman"/>
-          <w:i/>
-          <w:color w:val="FF4400"/>
-          <w:sz w:val="24"/>
-          <w:szCs w:val="24"/>
-        </w:rPr>
-        <w:t>(3 р.)</w:t>
-      </w:r>
-    </w:p>
-    <w:p>
-      <w:pPr>
-        <w:spacing w:after="120" w:line="240" w:lineRule="auto"/>
         <w:jc w:val="both"/>
         <w:rPr>
           <w:rFonts w:ascii="Times New Roman" w:eastAsia="Times New Roman" w:hAnsi="Times New Roman" w:cs="Times New Roman"/>
@@ -5802,17 +5688,7 @@
           <w:szCs w:val="24"/>
           <w:u w:val="single"/>
         </w:rPr>
-        <w:t xml:space="preserve">[Господи, Боже наш! Згадай нас грішних і недостойних слуг твоїх, коли призиваємо святе ім'я твоє, і не осороми нас, коли очікуємо милости твоєї, але вислухай, </w:t>
-      </w:r>
-      <w:r>
-        <w:rPr>
-          <w:rFonts w:ascii="Times New Roman" w:eastAsia="Times New Roman" w:hAnsi="Times New Roman" w:cs="Times New Roman"/>
-          <w:sz w:val="24"/>
-          <w:szCs w:val="24"/>
-          <w:u w:val="single"/>
-        </w:rPr>
-        <w:lastRenderedPageBreak/>
-        <w:t>Господи, усі наші спасенні прохання, і вчини нас достойними любити і боятися тебе від усього серця нашого і творити в усьому волю твою.]</w:t>
+        <w:t>[Господи, Боже наш! Згадай нас грішних і недостойних слуг твоїх, коли призиваємо святе ім'я твоє, і не осороми нас, коли очікуємо милости твоєї, але вислухай, Господи, усі наші спасенні прохання, і вчини нас достойними любити і боятися тебе від усього серця нашого і творити в усьому волю твою.]</w:t>
       </w:r>
     </w:p>
     <w:p>
@@ -5889,6 +5765,7 @@
           <w:sz w:val="24"/>
           <w:szCs w:val="24"/>
         </w:rPr>
+        <w:lastRenderedPageBreak/>
         <w:t>Середній відпуст</w:t>
       </w:r>
     </w:p>
@@ -6062,7 +5939,14 @@
           <w:rFonts w:ascii="Times New Roman" w:hAnsi="Times New Roman"/>
           <w:sz w:val="24"/>
         </w:rPr>
-        <w:t>, і святого мученика Севастіана і тих, що з ним, і всіх святих - помилує і спасе нас як благий і людинолюбний.</w:t>
+        <w:t xml:space="preserve">, і святого мученика </w:t>
+      </w:r>
+      <w:r>
+        <w:rPr>
+          <w:rFonts w:ascii="Times New Roman" w:hAnsi="Times New Roman"/>
+          <w:sz w:val="24"/>
+        </w:rPr>
+        <w:t>Севастіана і тих, що з ним, і всіх святих - помилує і спасе нас як благий і людинолюбний.</w:t>
       </w:r>
     </w:p>
     <w:p>
@@ -6482,65 +6366,515 @@
           <w:sz w:val="24"/>
           <w:szCs w:val="24"/>
         </w:rPr>
+        <w:t>Я ліг собі й заснув, і пробудився,* бо Господь мене зберігає.</w:t>
+      </w:r>
+    </w:p>
+    <w:p>
+      <w:pPr>
+        <w:spacing w:after="120" w:line="240" w:lineRule="auto"/>
+        <w:jc w:val="both"/>
+        <w:rPr>
+          <w:rFonts w:ascii="Times New Roman" w:eastAsia="Times New Roman" w:hAnsi="Times New Roman" w:cs="Times New Roman"/>
+          <w:sz w:val="24"/>
+          <w:szCs w:val="24"/>
+        </w:rPr>
+      </w:pPr>
+      <w:r>
+        <w:rPr>
+          <w:rFonts w:ascii="Times New Roman" w:eastAsia="Times New Roman" w:hAnsi="Times New Roman" w:cs="Times New Roman"/>
+          <w:sz w:val="24"/>
+          <w:szCs w:val="24"/>
+        </w:rPr>
+        <w:t>Я не боюся безлічі людей,* що навколо мене обсіли.</w:t>
+      </w:r>
+    </w:p>
+    <w:p>
+      <w:pPr>
+        <w:spacing w:after="120" w:line="240" w:lineRule="auto"/>
+        <w:jc w:val="both"/>
+        <w:rPr>
+          <w:rFonts w:ascii="Times New Roman" w:eastAsia="Times New Roman" w:hAnsi="Times New Roman" w:cs="Times New Roman"/>
+          <w:sz w:val="24"/>
+          <w:szCs w:val="24"/>
+        </w:rPr>
+      </w:pPr>
+      <w:r>
+        <w:rPr>
+          <w:rFonts w:ascii="Times New Roman" w:eastAsia="Times New Roman" w:hAnsi="Times New Roman" w:cs="Times New Roman"/>
+          <w:sz w:val="24"/>
+          <w:szCs w:val="24"/>
+        </w:rPr>
+        <w:t>Воскресни, Господи, спаси мене, мій Боже!* По щелепах вдарив ти всіх ворогів моїх, розторощив зуби злих.</w:t>
+      </w:r>
+    </w:p>
+    <w:p>
+      <w:pPr>
+        <w:spacing w:after="120" w:line="240" w:lineRule="auto"/>
+        <w:jc w:val="both"/>
+        <w:rPr>
+          <w:rFonts w:ascii="Times New Roman" w:eastAsia="Times New Roman" w:hAnsi="Times New Roman" w:cs="Times New Roman"/>
+          <w:sz w:val="24"/>
+          <w:szCs w:val="24"/>
+        </w:rPr>
+      </w:pPr>
+      <w:r>
+        <w:rPr>
+          <w:rFonts w:ascii="Times New Roman" w:eastAsia="Times New Roman" w:hAnsi="Times New Roman" w:cs="Times New Roman"/>
+          <w:sz w:val="24"/>
+          <w:szCs w:val="24"/>
+        </w:rPr>
+        <w:t>У Господа спасіння,* і на твій народ – благословення твоє.</w:t>
+      </w:r>
+    </w:p>
+    <w:p>
+      <w:pPr>
+        <w:spacing w:after="120" w:line="240" w:lineRule="auto"/>
+        <w:jc w:val="center"/>
+        <w:rPr>
+          <w:rFonts w:ascii="Times New Roman" w:eastAsia="Times New Roman" w:hAnsi="Times New Roman" w:cs="Times New Roman"/>
+          <w:sz w:val="24"/>
+          <w:szCs w:val="24"/>
+        </w:rPr>
+      </w:pPr>
+      <w:r>
+        <w:rPr>
+          <w:rFonts w:ascii="Times New Roman" w:eastAsia="Times New Roman" w:hAnsi="Times New Roman" w:cs="Times New Roman"/>
+          <w:b/>
+          <w:i/>
+          <w:color w:val="FF0000"/>
+          <w:sz w:val="24"/>
+          <w:szCs w:val="24"/>
+        </w:rPr>
         <w:lastRenderedPageBreak/>
-        <w:t>Я ліг собі й заснув, і пробудився,* бо Господь мене зберігає.</w:t>
-      </w:r>
-    </w:p>
-    <w:p>
-      <w:pPr>
-        <w:spacing w:after="120" w:line="240" w:lineRule="auto"/>
-        <w:jc w:val="both"/>
-        <w:rPr>
-          <w:rFonts w:ascii="Times New Roman" w:eastAsia="Times New Roman" w:hAnsi="Times New Roman" w:cs="Times New Roman"/>
-          <w:sz w:val="24"/>
-          <w:szCs w:val="24"/>
-        </w:rPr>
-      </w:pPr>
-      <w:r>
-        <w:rPr>
-          <w:rFonts w:ascii="Times New Roman" w:eastAsia="Times New Roman" w:hAnsi="Times New Roman" w:cs="Times New Roman"/>
-          <w:sz w:val="24"/>
-          <w:szCs w:val="24"/>
-        </w:rPr>
-        <w:t>Я не боюся безлічі людей,* що навколо мене обсіли.</w:t>
-      </w:r>
-    </w:p>
-    <w:p>
-      <w:pPr>
-        <w:spacing w:after="120" w:line="240" w:lineRule="auto"/>
-        <w:jc w:val="both"/>
-        <w:rPr>
-          <w:rFonts w:ascii="Times New Roman" w:eastAsia="Times New Roman" w:hAnsi="Times New Roman" w:cs="Times New Roman"/>
-          <w:sz w:val="24"/>
-          <w:szCs w:val="24"/>
-        </w:rPr>
-      </w:pPr>
-      <w:r>
-        <w:rPr>
-          <w:rFonts w:ascii="Times New Roman" w:eastAsia="Times New Roman" w:hAnsi="Times New Roman" w:cs="Times New Roman"/>
-          <w:sz w:val="24"/>
-          <w:szCs w:val="24"/>
-        </w:rPr>
-        <w:t>Воскресни, Господи, спаси мене, мій Боже!* По щелепах вдарив ти всіх ворогів моїх, розторощив зуби злих.</w:t>
-      </w:r>
-    </w:p>
-    <w:p>
-      <w:pPr>
-        <w:spacing w:after="120" w:line="240" w:lineRule="auto"/>
-        <w:jc w:val="both"/>
-        <w:rPr>
-          <w:rFonts w:ascii="Times New Roman" w:eastAsia="Times New Roman" w:hAnsi="Times New Roman" w:cs="Times New Roman"/>
-          <w:sz w:val="24"/>
-          <w:szCs w:val="24"/>
-        </w:rPr>
-      </w:pPr>
-      <w:r>
-        <w:rPr>
-          <w:rFonts w:ascii="Times New Roman" w:eastAsia="Times New Roman" w:hAnsi="Times New Roman" w:cs="Times New Roman"/>
-          <w:sz w:val="24"/>
-          <w:szCs w:val="24"/>
-        </w:rPr>
-        <w:t>У Господа спасіння,* і на твій народ – благословення твоє.</w:t>
+        <w:t xml:space="preserve">Псалом 37 </w:t>
+      </w:r>
+      <w:r>
+        <w:rPr>
+          <w:rFonts w:ascii="Times New Roman" w:eastAsia="Times New Roman" w:hAnsi="Times New Roman" w:cs="Times New Roman"/>
+          <w:i/>
+          <w:color w:val="FF0000"/>
+          <w:sz w:val="24"/>
+          <w:szCs w:val="24"/>
+        </w:rPr>
+        <w:t>(У вівторок)</w:t>
+      </w:r>
+    </w:p>
+    <w:p>
+      <w:pPr>
+        <w:spacing w:after="120" w:line="240" w:lineRule="auto"/>
+        <w:jc w:val="both"/>
+        <w:rPr>
+          <w:rFonts w:ascii="Times New Roman" w:eastAsia="Times New Roman" w:hAnsi="Times New Roman" w:cs="Times New Roman"/>
+          <w:sz w:val="24"/>
+          <w:szCs w:val="24"/>
+        </w:rPr>
+      </w:pPr>
+      <w:r>
+        <w:rPr>
+          <w:rFonts w:ascii="Times New Roman" w:eastAsia="Times New Roman" w:hAnsi="Times New Roman" w:cs="Times New Roman"/>
+          <w:sz w:val="24"/>
+          <w:szCs w:val="24"/>
+        </w:rPr>
+        <w:t>О Господи, не докоряй мені в твоїм гніві,* і не карай мене в твоїм обуренні.</w:t>
+      </w:r>
+    </w:p>
+    <w:p>
+      <w:pPr>
+        <w:spacing w:after="120" w:line="240" w:lineRule="auto"/>
+        <w:jc w:val="both"/>
+        <w:rPr>
+          <w:rFonts w:ascii="Times New Roman" w:eastAsia="Times New Roman" w:hAnsi="Times New Roman" w:cs="Times New Roman"/>
+          <w:sz w:val="24"/>
+          <w:szCs w:val="24"/>
+        </w:rPr>
+      </w:pPr>
+      <w:r>
+        <w:rPr>
+          <w:rFonts w:ascii="Times New Roman" w:eastAsia="Times New Roman" w:hAnsi="Times New Roman" w:cs="Times New Roman"/>
+          <w:sz w:val="24"/>
+          <w:szCs w:val="24"/>
+        </w:rPr>
+        <w:t>Бо твої стріли мене прошили,* і рука твоя спустилася на мене.</w:t>
+      </w:r>
+    </w:p>
+    <w:p>
+      <w:pPr>
+        <w:spacing w:after="120" w:line="240" w:lineRule="auto"/>
+        <w:jc w:val="both"/>
+        <w:rPr>
+          <w:rFonts w:ascii="Times New Roman" w:eastAsia="Times New Roman" w:hAnsi="Times New Roman" w:cs="Times New Roman"/>
+          <w:sz w:val="24"/>
+          <w:szCs w:val="24"/>
+        </w:rPr>
+      </w:pPr>
+      <w:r>
+        <w:rPr>
+          <w:rFonts w:ascii="Times New Roman" w:eastAsia="Times New Roman" w:hAnsi="Times New Roman" w:cs="Times New Roman"/>
+          <w:sz w:val="24"/>
+          <w:szCs w:val="24"/>
+        </w:rPr>
+        <w:t>Нема здорового нічого на моїм тілі з-за гніву твого;* немає цілого нічого в моїх костях із-за гріху мого.</w:t>
+      </w:r>
+    </w:p>
+    <w:p>
+      <w:pPr>
+        <w:spacing w:after="120" w:line="240" w:lineRule="auto"/>
+        <w:jc w:val="both"/>
+        <w:rPr>
+          <w:rFonts w:ascii="Times New Roman" w:eastAsia="Times New Roman" w:hAnsi="Times New Roman" w:cs="Times New Roman"/>
+          <w:sz w:val="24"/>
+          <w:szCs w:val="24"/>
+        </w:rPr>
+      </w:pPr>
+      <w:r>
+        <w:rPr>
+          <w:rFonts w:ascii="Times New Roman" w:eastAsia="Times New Roman" w:hAnsi="Times New Roman" w:cs="Times New Roman"/>
+          <w:sz w:val="24"/>
+          <w:szCs w:val="24"/>
+        </w:rPr>
+        <w:t>Бо мої провини голову мою перевищили,* немов важкий тягар, що тяжить над мою силу.</w:t>
+      </w:r>
+    </w:p>
+    <w:p>
+      <w:pPr>
+        <w:spacing w:after="120" w:line="240" w:lineRule="auto"/>
+        <w:jc w:val="both"/>
+        <w:rPr>
+          <w:rFonts w:ascii="Times New Roman" w:eastAsia="Times New Roman" w:hAnsi="Times New Roman" w:cs="Times New Roman"/>
+          <w:sz w:val="24"/>
+          <w:szCs w:val="24"/>
+        </w:rPr>
+      </w:pPr>
+      <w:r>
+        <w:rPr>
+          <w:rFonts w:ascii="Times New Roman" w:eastAsia="Times New Roman" w:hAnsi="Times New Roman" w:cs="Times New Roman"/>
+          <w:sz w:val="24"/>
+          <w:szCs w:val="24"/>
+        </w:rPr>
+        <w:t>Смердять, загнивши, мої рани,* задля мого нерозуму.</w:t>
+      </w:r>
+    </w:p>
+    <w:p>
+      <w:pPr>
+        <w:spacing w:after="120" w:line="240" w:lineRule="auto"/>
+        <w:jc w:val="both"/>
+        <w:rPr>
+          <w:rFonts w:ascii="Times New Roman" w:eastAsia="Times New Roman" w:hAnsi="Times New Roman" w:cs="Times New Roman"/>
+          <w:sz w:val="24"/>
+          <w:szCs w:val="24"/>
+        </w:rPr>
+      </w:pPr>
+      <w:r>
+        <w:rPr>
+          <w:rFonts w:ascii="Times New Roman" w:eastAsia="Times New Roman" w:hAnsi="Times New Roman" w:cs="Times New Roman"/>
+          <w:sz w:val="24"/>
+          <w:szCs w:val="24"/>
+        </w:rPr>
+        <w:t>Принижений, зігнувсь я вельми,* повсякденно сумний ходжу я.</w:t>
+      </w:r>
+    </w:p>
+    <w:p>
+      <w:pPr>
+        <w:spacing w:after="120" w:line="240" w:lineRule="auto"/>
+        <w:jc w:val="both"/>
+        <w:rPr>
+          <w:rFonts w:ascii="Times New Roman" w:eastAsia="Times New Roman" w:hAnsi="Times New Roman" w:cs="Times New Roman"/>
+          <w:sz w:val="24"/>
+          <w:szCs w:val="24"/>
+        </w:rPr>
+      </w:pPr>
+      <w:r>
+        <w:rPr>
+          <w:rFonts w:ascii="Times New Roman" w:eastAsia="Times New Roman" w:hAnsi="Times New Roman" w:cs="Times New Roman"/>
+          <w:sz w:val="24"/>
+          <w:szCs w:val="24"/>
+        </w:rPr>
+        <w:t>Бо нутро моє повне жару,* і здорового нема нічого на моїм тілі.</w:t>
+      </w:r>
+    </w:p>
+    <w:p>
+      <w:pPr>
+        <w:spacing w:after="120" w:line="240" w:lineRule="auto"/>
+        <w:jc w:val="both"/>
+        <w:rPr>
+          <w:rFonts w:ascii="Times New Roman" w:eastAsia="Times New Roman" w:hAnsi="Times New Roman" w:cs="Times New Roman"/>
+          <w:sz w:val="24"/>
+          <w:szCs w:val="24"/>
+        </w:rPr>
+      </w:pPr>
+      <w:r>
+        <w:rPr>
+          <w:rFonts w:ascii="Times New Roman" w:eastAsia="Times New Roman" w:hAnsi="Times New Roman" w:cs="Times New Roman"/>
+          <w:sz w:val="24"/>
+          <w:szCs w:val="24"/>
+        </w:rPr>
+        <w:t>Зомлів я, розбитий понад міру,* і скиглю від стогону серця мого.</w:t>
+      </w:r>
+    </w:p>
+    <w:p>
+      <w:pPr>
+        <w:spacing w:after="120" w:line="240" w:lineRule="auto"/>
+        <w:jc w:val="both"/>
+        <w:rPr>
+          <w:rFonts w:ascii="Times New Roman" w:eastAsia="Times New Roman" w:hAnsi="Times New Roman" w:cs="Times New Roman"/>
+          <w:sz w:val="24"/>
+          <w:szCs w:val="24"/>
+        </w:rPr>
+      </w:pPr>
+      <w:r>
+        <w:rPr>
+          <w:rFonts w:ascii="Times New Roman" w:eastAsia="Times New Roman" w:hAnsi="Times New Roman" w:cs="Times New Roman"/>
+          <w:sz w:val="24"/>
+          <w:szCs w:val="24"/>
+        </w:rPr>
+        <w:t>О Господи, перед тобою все моє бажання,* і стогін мій від тебе не скритий.</w:t>
+      </w:r>
+    </w:p>
+    <w:p>
+      <w:pPr>
+        <w:spacing w:after="120" w:line="240" w:lineRule="auto"/>
+        <w:jc w:val="both"/>
+        <w:rPr>
+          <w:rFonts w:ascii="Times New Roman" w:eastAsia="Times New Roman" w:hAnsi="Times New Roman" w:cs="Times New Roman"/>
+          <w:sz w:val="24"/>
+          <w:szCs w:val="24"/>
+        </w:rPr>
+      </w:pPr>
+      <w:r>
+        <w:rPr>
+          <w:rFonts w:ascii="Times New Roman" w:eastAsia="Times New Roman" w:hAnsi="Times New Roman" w:cs="Times New Roman"/>
+          <w:sz w:val="24"/>
+          <w:szCs w:val="24"/>
+        </w:rPr>
+        <w:t>Серце моє розколотилось, сила мене полишила,* і навіть очей моїх світло, – і того вже нема в мене.</w:t>
+      </w:r>
+    </w:p>
+    <w:p>
+      <w:pPr>
+        <w:spacing w:after="120" w:line="240" w:lineRule="auto"/>
+        <w:jc w:val="both"/>
+        <w:rPr>
+          <w:rFonts w:ascii="Times New Roman" w:eastAsia="Times New Roman" w:hAnsi="Times New Roman" w:cs="Times New Roman"/>
+          <w:sz w:val="24"/>
+          <w:szCs w:val="24"/>
+        </w:rPr>
+      </w:pPr>
+      <w:r>
+        <w:rPr>
+          <w:rFonts w:ascii="Times New Roman" w:eastAsia="Times New Roman" w:hAnsi="Times New Roman" w:cs="Times New Roman"/>
+          <w:sz w:val="24"/>
+          <w:szCs w:val="24"/>
+        </w:rPr>
+        <w:t>Друзі мої та приятелі далекі від моєї рани,* і родичі мої стоять оподаль.</w:t>
+      </w:r>
+    </w:p>
+    <w:p>
+      <w:pPr>
+        <w:spacing w:after="120" w:line="240" w:lineRule="auto"/>
+        <w:jc w:val="both"/>
+        <w:rPr>
+          <w:rFonts w:ascii="Times New Roman" w:eastAsia="Times New Roman" w:hAnsi="Times New Roman" w:cs="Times New Roman"/>
+          <w:sz w:val="24"/>
+          <w:szCs w:val="24"/>
+        </w:rPr>
+      </w:pPr>
+      <w:r>
+        <w:rPr>
+          <w:rFonts w:ascii="Times New Roman" w:eastAsia="Times New Roman" w:hAnsi="Times New Roman" w:cs="Times New Roman"/>
+          <w:sz w:val="24"/>
+          <w:szCs w:val="24"/>
+        </w:rPr>
+        <w:t>І ті, що на моє життя зазіхають, тенета наставляють,* і ті, що бажають мені нещастя, говорять про погибель, увесь час міркують лукаве.</w:t>
+      </w:r>
+    </w:p>
+    <w:p>
+      <w:pPr>
+        <w:spacing w:after="120" w:line="240" w:lineRule="auto"/>
+        <w:jc w:val="both"/>
+        <w:rPr>
+          <w:rFonts w:ascii="Times New Roman" w:eastAsia="Times New Roman" w:hAnsi="Times New Roman" w:cs="Times New Roman"/>
+          <w:sz w:val="24"/>
+          <w:szCs w:val="24"/>
+        </w:rPr>
+      </w:pPr>
+      <w:r>
+        <w:rPr>
+          <w:rFonts w:ascii="Times New Roman" w:eastAsia="Times New Roman" w:hAnsi="Times New Roman" w:cs="Times New Roman"/>
+          <w:sz w:val="24"/>
+          <w:szCs w:val="24"/>
+        </w:rPr>
+        <w:t>Я, немов глухий, не чую,* і як німий, що уст своїх не відкриває.</w:t>
+      </w:r>
+    </w:p>
+    <w:p>
+      <w:pPr>
+        <w:spacing w:after="120" w:line="240" w:lineRule="auto"/>
+        <w:jc w:val="both"/>
+        <w:rPr>
+          <w:rFonts w:ascii="Times New Roman" w:eastAsia="Times New Roman" w:hAnsi="Times New Roman" w:cs="Times New Roman"/>
+          <w:sz w:val="24"/>
+          <w:szCs w:val="24"/>
+        </w:rPr>
+      </w:pPr>
+      <w:r>
+        <w:rPr>
+          <w:rFonts w:ascii="Times New Roman" w:eastAsia="Times New Roman" w:hAnsi="Times New Roman" w:cs="Times New Roman"/>
+          <w:sz w:val="24"/>
+          <w:szCs w:val="24"/>
+        </w:rPr>
+        <w:t>Я став, немов людина, що не чує,* в устах якої одвіту немає.</w:t>
+      </w:r>
+    </w:p>
+    <w:p>
+      <w:pPr>
+        <w:spacing w:after="120" w:line="240" w:lineRule="auto"/>
+        <w:jc w:val="both"/>
+        <w:rPr>
+          <w:rFonts w:ascii="Times New Roman" w:eastAsia="Times New Roman" w:hAnsi="Times New Roman" w:cs="Times New Roman"/>
+          <w:sz w:val="24"/>
+          <w:szCs w:val="24"/>
+        </w:rPr>
+      </w:pPr>
+      <w:r>
+        <w:rPr>
+          <w:rFonts w:ascii="Times New Roman" w:eastAsia="Times New Roman" w:hAnsi="Times New Roman" w:cs="Times New Roman"/>
+          <w:sz w:val="24"/>
+          <w:szCs w:val="24"/>
+        </w:rPr>
+        <w:t>На тебе бо, о Господи, я уповаю,* ти вислухаєш мене, Господи, мій Боже.</w:t>
+      </w:r>
+    </w:p>
+    <w:p>
+      <w:pPr>
+        <w:spacing w:after="120" w:line="240" w:lineRule="auto"/>
+        <w:jc w:val="both"/>
+        <w:rPr>
+          <w:rFonts w:ascii="Times New Roman" w:eastAsia="Times New Roman" w:hAnsi="Times New Roman" w:cs="Times New Roman"/>
+          <w:sz w:val="24"/>
+          <w:szCs w:val="24"/>
+        </w:rPr>
+      </w:pPr>
+      <w:r>
+        <w:rPr>
+          <w:rFonts w:ascii="Times New Roman" w:eastAsia="Times New Roman" w:hAnsi="Times New Roman" w:cs="Times New Roman"/>
+          <w:sz w:val="24"/>
+          <w:szCs w:val="24"/>
+        </w:rPr>
+        <w:t>Кажу бо: Нехай не втішаються наді мною, як захитається моя нога,* нехай не несуться проти мене.</w:t>
+      </w:r>
+    </w:p>
+    <w:p>
+      <w:pPr>
+        <w:spacing w:after="120" w:line="240" w:lineRule="auto"/>
+        <w:jc w:val="both"/>
+        <w:rPr>
+          <w:rFonts w:ascii="Times New Roman" w:eastAsia="Times New Roman" w:hAnsi="Times New Roman" w:cs="Times New Roman"/>
+          <w:sz w:val="24"/>
+          <w:szCs w:val="24"/>
+        </w:rPr>
+      </w:pPr>
+      <w:r>
+        <w:rPr>
+          <w:rFonts w:ascii="Times New Roman" w:eastAsia="Times New Roman" w:hAnsi="Times New Roman" w:cs="Times New Roman"/>
+          <w:sz w:val="24"/>
+          <w:szCs w:val="24"/>
+        </w:rPr>
+        <w:t>Я бо ось-ось уже маю впасти,* і біль мій передо мною завжди.</w:t>
+      </w:r>
+    </w:p>
+    <w:p>
+      <w:pPr>
+        <w:spacing w:after="120" w:line="240" w:lineRule="auto"/>
+        <w:jc w:val="both"/>
+        <w:rPr>
+          <w:rFonts w:ascii="Times New Roman" w:eastAsia="Times New Roman" w:hAnsi="Times New Roman" w:cs="Times New Roman"/>
+          <w:sz w:val="24"/>
+          <w:szCs w:val="24"/>
+        </w:rPr>
+      </w:pPr>
+      <w:r>
+        <w:rPr>
+          <w:rFonts w:ascii="Times New Roman" w:eastAsia="Times New Roman" w:hAnsi="Times New Roman" w:cs="Times New Roman"/>
+          <w:sz w:val="24"/>
+          <w:szCs w:val="24"/>
+        </w:rPr>
+        <w:t>Я бо провину мою визнаю,* і гріхом моїм журюся.</w:t>
+      </w:r>
+    </w:p>
+    <w:p>
+      <w:pPr>
+        <w:spacing w:after="120" w:line="240" w:lineRule="auto"/>
+        <w:jc w:val="both"/>
+        <w:rPr>
+          <w:rFonts w:ascii="Times New Roman" w:eastAsia="Times New Roman" w:hAnsi="Times New Roman" w:cs="Times New Roman"/>
+          <w:sz w:val="24"/>
+          <w:szCs w:val="24"/>
+        </w:rPr>
+      </w:pPr>
+      <w:r>
+        <w:rPr>
+          <w:rFonts w:ascii="Times New Roman" w:eastAsia="Times New Roman" w:hAnsi="Times New Roman" w:cs="Times New Roman"/>
+          <w:sz w:val="24"/>
+          <w:szCs w:val="24"/>
+        </w:rPr>
+        <w:t>А ті, що без причини зо мною ворогують, ростуть на силі,* чимало тих, що мене безпідставно ненавидять.</w:t>
+      </w:r>
+    </w:p>
+    <w:p>
+      <w:pPr>
+        <w:spacing w:after="120" w:line="240" w:lineRule="auto"/>
+        <w:jc w:val="both"/>
+        <w:rPr>
+          <w:rFonts w:ascii="Times New Roman" w:eastAsia="Times New Roman" w:hAnsi="Times New Roman" w:cs="Times New Roman"/>
+          <w:sz w:val="24"/>
+          <w:szCs w:val="24"/>
+        </w:rPr>
+      </w:pPr>
+      <w:r>
+        <w:rPr>
+          <w:rFonts w:ascii="Times New Roman" w:eastAsia="Times New Roman" w:hAnsi="Times New Roman" w:cs="Times New Roman"/>
+          <w:sz w:val="24"/>
+          <w:szCs w:val="24"/>
+        </w:rPr>
+        <w:t>І ті, що злом оддячують за добро,* вони проти мене, бо я про добро дбаю.</w:t>
+      </w:r>
+    </w:p>
+    <w:p>
+      <w:pPr>
+        <w:spacing w:after="120" w:line="240" w:lineRule="auto"/>
+        <w:jc w:val="both"/>
+        <w:rPr>
+          <w:rFonts w:ascii="Times New Roman" w:eastAsia="Times New Roman" w:hAnsi="Times New Roman" w:cs="Times New Roman"/>
+          <w:sz w:val="24"/>
+          <w:szCs w:val="24"/>
+        </w:rPr>
+      </w:pPr>
+      <w:r>
+        <w:rPr>
+          <w:rFonts w:ascii="Times New Roman" w:eastAsia="Times New Roman" w:hAnsi="Times New Roman" w:cs="Times New Roman"/>
+          <w:sz w:val="24"/>
+          <w:szCs w:val="24"/>
+        </w:rPr>
+        <w:t>Не покидай мене, о Господи,* не віддаляйся від мене, мій Боже.</w:t>
+      </w:r>
+    </w:p>
+    <w:p>
+      <w:pPr>
+        <w:spacing w:after="120" w:line="240" w:lineRule="auto"/>
+        <w:jc w:val="both"/>
+        <w:rPr>
+          <w:rFonts w:ascii="Times New Roman" w:eastAsia="Times New Roman" w:hAnsi="Times New Roman" w:cs="Times New Roman"/>
+          <w:sz w:val="24"/>
+          <w:szCs w:val="24"/>
+        </w:rPr>
+      </w:pPr>
+      <w:r>
+        <w:rPr>
+          <w:rFonts w:ascii="Times New Roman" w:eastAsia="Times New Roman" w:hAnsi="Times New Roman" w:cs="Times New Roman"/>
+          <w:sz w:val="24"/>
+          <w:szCs w:val="24"/>
+        </w:rPr>
+        <w:t>Поспіши мені на допомогу,* Господи, моє спасіння.</w:t>
       </w:r>
     </w:p>
     <w:p>
@@ -6562,7 +6896,7 @@
           <w:sz w:val="24"/>
           <w:szCs w:val="24"/>
         </w:rPr>
-        <w:t xml:space="preserve">Псалом 37 </w:t>
+        <w:t xml:space="preserve">Псалом 62 </w:t>
       </w:r>
       <w:r>
         <w:rPr>
@@ -6572,426 +6906,355 @@
           <w:sz w:val="24"/>
           <w:szCs w:val="24"/>
         </w:rPr>
-        <w:t>(У вівторок)</w:t>
-      </w:r>
-    </w:p>
-    <w:p>
-      <w:pPr>
-        <w:spacing w:after="120" w:line="240" w:lineRule="auto"/>
-        <w:jc w:val="both"/>
-        <w:rPr>
-          <w:rFonts w:ascii="Times New Roman" w:eastAsia="Times New Roman" w:hAnsi="Times New Roman" w:cs="Times New Roman"/>
-          <w:sz w:val="24"/>
-          <w:szCs w:val="24"/>
-        </w:rPr>
-      </w:pPr>
-      <w:r>
-        <w:rPr>
-          <w:rFonts w:ascii="Times New Roman" w:eastAsia="Times New Roman" w:hAnsi="Times New Roman" w:cs="Times New Roman"/>
-          <w:sz w:val="24"/>
-          <w:szCs w:val="24"/>
-        </w:rPr>
-        <w:t>О Господи, не докоряй мені в твоїм гніві,* і не карай мене в твоїм обуренні.</w:t>
-      </w:r>
-    </w:p>
-    <w:p>
-      <w:pPr>
-        <w:spacing w:after="120" w:line="240" w:lineRule="auto"/>
-        <w:jc w:val="both"/>
-        <w:rPr>
-          <w:rFonts w:ascii="Times New Roman" w:eastAsia="Times New Roman" w:hAnsi="Times New Roman" w:cs="Times New Roman"/>
-          <w:sz w:val="24"/>
-          <w:szCs w:val="24"/>
-        </w:rPr>
-      </w:pPr>
-      <w:r>
-        <w:rPr>
-          <w:rFonts w:ascii="Times New Roman" w:eastAsia="Times New Roman" w:hAnsi="Times New Roman" w:cs="Times New Roman"/>
-          <w:sz w:val="24"/>
-          <w:szCs w:val="24"/>
-        </w:rPr>
-        <w:t>Бо твої стріли мене прошили,* і рука твоя спустилася на мене.</w:t>
-      </w:r>
-    </w:p>
-    <w:p>
-      <w:pPr>
-        <w:spacing w:after="120" w:line="240" w:lineRule="auto"/>
-        <w:jc w:val="both"/>
-        <w:rPr>
-          <w:rFonts w:ascii="Times New Roman" w:eastAsia="Times New Roman" w:hAnsi="Times New Roman" w:cs="Times New Roman"/>
-          <w:sz w:val="24"/>
-          <w:szCs w:val="24"/>
-        </w:rPr>
-      </w:pPr>
-      <w:r>
-        <w:rPr>
-          <w:rFonts w:ascii="Times New Roman" w:eastAsia="Times New Roman" w:hAnsi="Times New Roman" w:cs="Times New Roman"/>
-          <w:sz w:val="24"/>
-          <w:szCs w:val="24"/>
-        </w:rPr>
-        <w:t>Нема здорового нічого на моїм тілі з-за гніву твого;* немає цілого нічого в моїх костях із-за гріху мого.</w:t>
-      </w:r>
-    </w:p>
-    <w:p>
-      <w:pPr>
-        <w:spacing w:after="120" w:line="240" w:lineRule="auto"/>
-        <w:jc w:val="both"/>
-        <w:rPr>
-          <w:rFonts w:ascii="Times New Roman" w:eastAsia="Times New Roman" w:hAnsi="Times New Roman" w:cs="Times New Roman"/>
-          <w:sz w:val="24"/>
-          <w:szCs w:val="24"/>
-        </w:rPr>
-      </w:pPr>
-      <w:r>
-        <w:rPr>
-          <w:rFonts w:ascii="Times New Roman" w:eastAsia="Times New Roman" w:hAnsi="Times New Roman" w:cs="Times New Roman"/>
-          <w:sz w:val="24"/>
-          <w:szCs w:val="24"/>
-        </w:rPr>
-        <w:t>Бо мої провини голову мою перевищили,* немов важкий тягар, що тяжить над мою силу.</w:t>
-      </w:r>
-    </w:p>
-    <w:p>
-      <w:pPr>
-        <w:spacing w:after="120" w:line="240" w:lineRule="auto"/>
-        <w:jc w:val="both"/>
-        <w:rPr>
-          <w:rFonts w:ascii="Times New Roman" w:eastAsia="Times New Roman" w:hAnsi="Times New Roman" w:cs="Times New Roman"/>
-          <w:sz w:val="24"/>
-          <w:szCs w:val="24"/>
-        </w:rPr>
-      </w:pPr>
-      <w:r>
-        <w:rPr>
-          <w:rFonts w:ascii="Times New Roman" w:eastAsia="Times New Roman" w:hAnsi="Times New Roman" w:cs="Times New Roman"/>
-          <w:sz w:val="24"/>
-          <w:szCs w:val="24"/>
-        </w:rPr>
-        <w:t>Смердять, загнивши, мої рани,* задля мого нерозуму.</w:t>
-      </w:r>
-    </w:p>
-    <w:p>
-      <w:pPr>
-        <w:spacing w:after="120" w:line="240" w:lineRule="auto"/>
-        <w:jc w:val="both"/>
-        <w:rPr>
-          <w:rFonts w:ascii="Times New Roman" w:eastAsia="Times New Roman" w:hAnsi="Times New Roman" w:cs="Times New Roman"/>
-          <w:sz w:val="24"/>
-          <w:szCs w:val="24"/>
-        </w:rPr>
-      </w:pPr>
-      <w:r>
-        <w:rPr>
-          <w:rFonts w:ascii="Times New Roman" w:eastAsia="Times New Roman" w:hAnsi="Times New Roman" w:cs="Times New Roman"/>
-          <w:sz w:val="24"/>
-          <w:szCs w:val="24"/>
-        </w:rPr>
-        <w:t>Принижений, зігнувсь я вельми,* повсякденно сумний ходжу я.</w:t>
-      </w:r>
-    </w:p>
-    <w:p>
-      <w:pPr>
-        <w:spacing w:after="120" w:line="240" w:lineRule="auto"/>
-        <w:jc w:val="both"/>
-        <w:rPr>
-          <w:rFonts w:ascii="Times New Roman" w:eastAsia="Times New Roman" w:hAnsi="Times New Roman" w:cs="Times New Roman"/>
-          <w:sz w:val="24"/>
-          <w:szCs w:val="24"/>
-        </w:rPr>
-      </w:pPr>
-      <w:r>
-        <w:rPr>
-          <w:rFonts w:ascii="Times New Roman" w:eastAsia="Times New Roman" w:hAnsi="Times New Roman" w:cs="Times New Roman"/>
-          <w:sz w:val="24"/>
-          <w:szCs w:val="24"/>
-        </w:rPr>
-        <w:t>Бо нутро моє повне жару,* і здорового нема нічого на моїм тілі.</w:t>
-      </w:r>
-    </w:p>
-    <w:p>
-      <w:pPr>
-        <w:spacing w:after="120" w:line="240" w:lineRule="auto"/>
-        <w:jc w:val="both"/>
-        <w:rPr>
-          <w:rFonts w:ascii="Times New Roman" w:eastAsia="Times New Roman" w:hAnsi="Times New Roman" w:cs="Times New Roman"/>
-          <w:sz w:val="24"/>
-          <w:szCs w:val="24"/>
-        </w:rPr>
-      </w:pPr>
-      <w:r>
-        <w:rPr>
-          <w:rFonts w:ascii="Times New Roman" w:eastAsia="Times New Roman" w:hAnsi="Times New Roman" w:cs="Times New Roman"/>
-          <w:sz w:val="24"/>
-          <w:szCs w:val="24"/>
-        </w:rPr>
-        <w:t>Зомлів я, розбитий понад міру,* і скиглю від стогону серця мого.</w:t>
-      </w:r>
-    </w:p>
-    <w:p>
-      <w:pPr>
-        <w:spacing w:after="120" w:line="240" w:lineRule="auto"/>
-        <w:jc w:val="both"/>
-        <w:rPr>
-          <w:rFonts w:ascii="Times New Roman" w:eastAsia="Times New Roman" w:hAnsi="Times New Roman" w:cs="Times New Roman"/>
-          <w:sz w:val="24"/>
-          <w:szCs w:val="24"/>
-        </w:rPr>
-      </w:pPr>
-      <w:r>
-        <w:rPr>
-          <w:rFonts w:ascii="Times New Roman" w:eastAsia="Times New Roman" w:hAnsi="Times New Roman" w:cs="Times New Roman"/>
-          <w:sz w:val="24"/>
-          <w:szCs w:val="24"/>
-        </w:rPr>
-        <w:t>О Господи, перед тобою все моє бажання,* і стогін мій від тебе не скритий.</w:t>
-      </w:r>
-    </w:p>
-    <w:p>
-      <w:pPr>
-        <w:spacing w:after="120" w:line="240" w:lineRule="auto"/>
-        <w:jc w:val="both"/>
-        <w:rPr>
-          <w:rFonts w:ascii="Times New Roman" w:eastAsia="Times New Roman" w:hAnsi="Times New Roman" w:cs="Times New Roman"/>
-          <w:sz w:val="24"/>
-          <w:szCs w:val="24"/>
-        </w:rPr>
-      </w:pPr>
-      <w:r>
-        <w:rPr>
-          <w:rFonts w:ascii="Times New Roman" w:eastAsia="Times New Roman" w:hAnsi="Times New Roman" w:cs="Times New Roman"/>
-          <w:sz w:val="24"/>
-          <w:szCs w:val="24"/>
-        </w:rPr>
-        <w:t>Серце моє розколотилось, сила мене полишила,* і навіть очей моїх світло, – і того вже нема в мене.</w:t>
-      </w:r>
-    </w:p>
-    <w:p>
-      <w:pPr>
-        <w:spacing w:after="120" w:line="240" w:lineRule="auto"/>
-        <w:jc w:val="both"/>
-        <w:rPr>
-          <w:rFonts w:ascii="Times New Roman" w:eastAsia="Times New Roman" w:hAnsi="Times New Roman" w:cs="Times New Roman"/>
-          <w:sz w:val="24"/>
-          <w:szCs w:val="24"/>
-        </w:rPr>
-      </w:pPr>
-      <w:r>
-        <w:rPr>
-          <w:rFonts w:ascii="Times New Roman" w:eastAsia="Times New Roman" w:hAnsi="Times New Roman" w:cs="Times New Roman"/>
-          <w:sz w:val="24"/>
-          <w:szCs w:val="24"/>
-        </w:rPr>
-        <w:t>Друзі мої та приятелі далекі від моєї рани,* і родичі мої стоять оподаль.</w:t>
-      </w:r>
-    </w:p>
-    <w:p>
-      <w:pPr>
-        <w:spacing w:after="120" w:line="240" w:lineRule="auto"/>
-        <w:jc w:val="both"/>
-        <w:rPr>
-          <w:rFonts w:ascii="Times New Roman" w:eastAsia="Times New Roman" w:hAnsi="Times New Roman" w:cs="Times New Roman"/>
-          <w:sz w:val="24"/>
-          <w:szCs w:val="24"/>
-        </w:rPr>
-      </w:pPr>
-      <w:r>
-        <w:rPr>
-          <w:rFonts w:ascii="Times New Roman" w:eastAsia="Times New Roman" w:hAnsi="Times New Roman" w:cs="Times New Roman"/>
-          <w:sz w:val="24"/>
-          <w:szCs w:val="24"/>
-        </w:rPr>
-        <w:t>І ті, що на моє життя зазіхають, тенета наставляють,* і ті, що бажають мені нещастя, говорять про погибель, увесь час міркують лукаве.</w:t>
-      </w:r>
-    </w:p>
-    <w:p>
-      <w:pPr>
-        <w:spacing w:after="120" w:line="240" w:lineRule="auto"/>
-        <w:jc w:val="both"/>
-        <w:rPr>
-          <w:rFonts w:ascii="Times New Roman" w:eastAsia="Times New Roman" w:hAnsi="Times New Roman" w:cs="Times New Roman"/>
-          <w:sz w:val="24"/>
-          <w:szCs w:val="24"/>
-        </w:rPr>
-      </w:pPr>
-      <w:r>
-        <w:rPr>
-          <w:rFonts w:ascii="Times New Roman" w:eastAsia="Times New Roman" w:hAnsi="Times New Roman" w:cs="Times New Roman"/>
-          <w:sz w:val="24"/>
-          <w:szCs w:val="24"/>
-        </w:rPr>
-        <w:t>Я, немов глухий, не чую,* і як німий, що уст своїх не відкриває.</w:t>
-      </w:r>
-    </w:p>
-    <w:p>
-      <w:pPr>
-        <w:spacing w:after="120" w:line="240" w:lineRule="auto"/>
-        <w:jc w:val="both"/>
-        <w:rPr>
-          <w:rFonts w:ascii="Times New Roman" w:eastAsia="Times New Roman" w:hAnsi="Times New Roman" w:cs="Times New Roman"/>
-          <w:sz w:val="24"/>
-          <w:szCs w:val="24"/>
-        </w:rPr>
-      </w:pPr>
-      <w:r>
-        <w:rPr>
-          <w:rFonts w:ascii="Times New Roman" w:eastAsia="Times New Roman" w:hAnsi="Times New Roman" w:cs="Times New Roman"/>
-          <w:sz w:val="24"/>
-          <w:szCs w:val="24"/>
-        </w:rPr>
-        <w:t>Я став, немов людина, що не чує,* в устах якої одвіту немає.</w:t>
-      </w:r>
-    </w:p>
-    <w:p>
-      <w:pPr>
-        <w:spacing w:after="120" w:line="240" w:lineRule="auto"/>
-        <w:jc w:val="both"/>
-        <w:rPr>
-          <w:rFonts w:ascii="Times New Roman" w:eastAsia="Times New Roman" w:hAnsi="Times New Roman" w:cs="Times New Roman"/>
-          <w:sz w:val="24"/>
-          <w:szCs w:val="24"/>
-        </w:rPr>
-      </w:pPr>
-      <w:r>
-        <w:rPr>
-          <w:rFonts w:ascii="Times New Roman" w:eastAsia="Times New Roman" w:hAnsi="Times New Roman" w:cs="Times New Roman"/>
-          <w:sz w:val="24"/>
-          <w:szCs w:val="24"/>
-        </w:rPr>
-        <w:t>На тебе бо, о Господи, я уповаю,* ти вислухаєш мене, Господи, мій Боже.</w:t>
-      </w:r>
-    </w:p>
-    <w:p>
-      <w:pPr>
-        <w:spacing w:after="120" w:line="240" w:lineRule="auto"/>
-        <w:jc w:val="both"/>
-        <w:rPr>
-          <w:rFonts w:ascii="Times New Roman" w:eastAsia="Times New Roman" w:hAnsi="Times New Roman" w:cs="Times New Roman"/>
-          <w:sz w:val="24"/>
-          <w:szCs w:val="24"/>
-        </w:rPr>
-      </w:pPr>
-      <w:r>
-        <w:rPr>
-          <w:rFonts w:ascii="Times New Roman" w:eastAsia="Times New Roman" w:hAnsi="Times New Roman" w:cs="Times New Roman"/>
-          <w:sz w:val="24"/>
-          <w:szCs w:val="24"/>
-        </w:rPr>
-        <w:t>Кажу бо: Нехай не втішаються наді мною, як захитається моя нога,* нехай не несуться проти мене.</w:t>
-      </w:r>
-    </w:p>
-    <w:p>
-      <w:pPr>
-        <w:spacing w:after="120" w:line="240" w:lineRule="auto"/>
-        <w:jc w:val="both"/>
-        <w:rPr>
-          <w:rFonts w:ascii="Times New Roman" w:eastAsia="Times New Roman" w:hAnsi="Times New Roman" w:cs="Times New Roman"/>
-          <w:sz w:val="24"/>
-          <w:szCs w:val="24"/>
-        </w:rPr>
-      </w:pPr>
-      <w:r>
-        <w:rPr>
-          <w:rFonts w:ascii="Times New Roman" w:eastAsia="Times New Roman" w:hAnsi="Times New Roman" w:cs="Times New Roman"/>
-          <w:sz w:val="24"/>
-          <w:szCs w:val="24"/>
-        </w:rPr>
-        <w:t>Я бо ось-ось уже маю впасти,* і біль мій передо мною завжди.</w:t>
-      </w:r>
-    </w:p>
-    <w:p>
-      <w:pPr>
-        <w:spacing w:after="120" w:line="240" w:lineRule="auto"/>
-        <w:jc w:val="both"/>
-        <w:rPr>
-          <w:rFonts w:ascii="Times New Roman" w:eastAsia="Times New Roman" w:hAnsi="Times New Roman" w:cs="Times New Roman"/>
-          <w:sz w:val="24"/>
-          <w:szCs w:val="24"/>
-        </w:rPr>
-      </w:pPr>
-      <w:r>
-        <w:rPr>
-          <w:rFonts w:ascii="Times New Roman" w:eastAsia="Times New Roman" w:hAnsi="Times New Roman" w:cs="Times New Roman"/>
-          <w:sz w:val="24"/>
-          <w:szCs w:val="24"/>
-        </w:rPr>
-        <w:t>Я бо провину мою визнаю,* і гріхом моїм журюся.</w:t>
-      </w:r>
-    </w:p>
-    <w:p>
-      <w:pPr>
-        <w:spacing w:after="120" w:line="240" w:lineRule="auto"/>
-        <w:jc w:val="both"/>
-        <w:rPr>
-          <w:rFonts w:ascii="Times New Roman" w:eastAsia="Times New Roman" w:hAnsi="Times New Roman" w:cs="Times New Roman"/>
-          <w:sz w:val="24"/>
-          <w:szCs w:val="24"/>
-        </w:rPr>
-      </w:pPr>
-      <w:r>
-        <w:rPr>
-          <w:rFonts w:ascii="Times New Roman" w:eastAsia="Times New Roman" w:hAnsi="Times New Roman" w:cs="Times New Roman"/>
-          <w:sz w:val="24"/>
-          <w:szCs w:val="24"/>
-        </w:rPr>
-        <w:t>А ті, що без причини зо мною ворогують, ростуть на силі,* чимало тих, що мене безпідставно ненавидять.</w:t>
-      </w:r>
-    </w:p>
-    <w:p>
-      <w:pPr>
-        <w:spacing w:after="120" w:line="240" w:lineRule="auto"/>
-        <w:jc w:val="both"/>
-        <w:rPr>
-          <w:rFonts w:ascii="Times New Roman" w:eastAsia="Times New Roman" w:hAnsi="Times New Roman" w:cs="Times New Roman"/>
-          <w:sz w:val="24"/>
-          <w:szCs w:val="24"/>
-        </w:rPr>
-      </w:pPr>
-      <w:r>
-        <w:rPr>
-          <w:rFonts w:ascii="Times New Roman" w:eastAsia="Times New Roman" w:hAnsi="Times New Roman" w:cs="Times New Roman"/>
-          <w:sz w:val="24"/>
-          <w:szCs w:val="24"/>
-        </w:rPr>
-        <w:t>І ті, що злом оддячують за добро,* вони проти мене, бо я про добро дбаю.</w:t>
-      </w:r>
-    </w:p>
-    <w:p>
-      <w:pPr>
-        <w:spacing w:after="120" w:line="240" w:lineRule="auto"/>
-        <w:jc w:val="both"/>
-        <w:rPr>
-          <w:rFonts w:ascii="Times New Roman" w:eastAsia="Times New Roman" w:hAnsi="Times New Roman" w:cs="Times New Roman"/>
-          <w:sz w:val="24"/>
-          <w:szCs w:val="24"/>
-        </w:rPr>
-      </w:pPr>
-      <w:r>
-        <w:rPr>
-          <w:rFonts w:ascii="Times New Roman" w:eastAsia="Times New Roman" w:hAnsi="Times New Roman" w:cs="Times New Roman"/>
-          <w:sz w:val="24"/>
-          <w:szCs w:val="24"/>
-        </w:rPr>
-        <w:t>Не покидай мене, о Господи,* не віддаляйся від мене, мій Боже.</w:t>
-      </w:r>
-    </w:p>
-    <w:p>
-      <w:pPr>
-        <w:spacing w:after="120" w:line="240" w:lineRule="auto"/>
-        <w:jc w:val="both"/>
-        <w:rPr>
-          <w:rFonts w:ascii="Times New Roman" w:eastAsia="Times New Roman" w:hAnsi="Times New Roman" w:cs="Times New Roman"/>
-          <w:sz w:val="24"/>
-          <w:szCs w:val="24"/>
-        </w:rPr>
-      </w:pPr>
-      <w:r>
-        <w:rPr>
-          <w:rFonts w:ascii="Times New Roman" w:eastAsia="Times New Roman" w:hAnsi="Times New Roman" w:cs="Times New Roman"/>
-          <w:sz w:val="24"/>
-          <w:szCs w:val="24"/>
-        </w:rPr>
-        <w:t>Поспіши мені на допомогу,* Господи, моє спасіння.</w:t>
-      </w:r>
+        <w:t>(У середу)</w:t>
+      </w:r>
+    </w:p>
+    <w:p>
+      <w:pPr>
+        <w:spacing w:after="120" w:line="240" w:lineRule="auto"/>
+        <w:jc w:val="both"/>
+        <w:rPr>
+          <w:rFonts w:ascii="Times New Roman" w:eastAsia="Times New Roman" w:hAnsi="Times New Roman" w:cs="Times New Roman"/>
+          <w:sz w:val="24"/>
+          <w:szCs w:val="24"/>
+        </w:rPr>
+      </w:pPr>
+      <w:r>
+        <w:rPr>
+          <w:rFonts w:ascii="Times New Roman" w:eastAsia="Times New Roman" w:hAnsi="Times New Roman" w:cs="Times New Roman"/>
+          <w:sz w:val="24"/>
+          <w:szCs w:val="24"/>
+        </w:rPr>
+        <w:t>Боже, ти Бог мій!* Тебе шукаю пильно.</w:t>
+      </w:r>
+    </w:p>
+    <w:p>
+      <w:pPr>
+        <w:spacing w:after="120" w:line="240" w:lineRule="auto"/>
+        <w:jc w:val="both"/>
+        <w:rPr>
+          <w:rFonts w:ascii="Times New Roman" w:eastAsia="Times New Roman" w:hAnsi="Times New Roman" w:cs="Times New Roman"/>
+          <w:sz w:val="24"/>
+          <w:szCs w:val="24"/>
+        </w:rPr>
+      </w:pPr>
+      <w:r>
+        <w:rPr>
+          <w:rFonts w:ascii="Times New Roman" w:eastAsia="Times New Roman" w:hAnsi="Times New Roman" w:cs="Times New Roman"/>
+          <w:sz w:val="24"/>
+          <w:szCs w:val="24"/>
+        </w:rPr>
+        <w:t>Тебе душа моя прагне,* тебе бажає тіло моє в землі сухій, спраглій і безводній.</w:t>
+      </w:r>
+    </w:p>
+    <w:p>
+      <w:pPr>
+        <w:spacing w:after="120" w:line="240" w:lineRule="auto"/>
+        <w:jc w:val="both"/>
+        <w:rPr>
+          <w:rFonts w:ascii="Times New Roman" w:eastAsia="Times New Roman" w:hAnsi="Times New Roman" w:cs="Times New Roman"/>
+          <w:sz w:val="24"/>
+          <w:szCs w:val="24"/>
+        </w:rPr>
+      </w:pPr>
+      <w:r>
+        <w:rPr>
+          <w:rFonts w:ascii="Times New Roman" w:eastAsia="Times New Roman" w:hAnsi="Times New Roman" w:cs="Times New Roman"/>
+          <w:sz w:val="24"/>
+          <w:szCs w:val="24"/>
+        </w:rPr>
+        <w:t>Отак і я у святині тебе виглядаю:* побачити силу твою й твою славу.</w:t>
+      </w:r>
+    </w:p>
+    <w:p>
+      <w:pPr>
+        <w:spacing w:after="120" w:line="240" w:lineRule="auto"/>
+        <w:jc w:val="both"/>
+        <w:rPr>
+          <w:rFonts w:ascii="Times New Roman" w:eastAsia="Times New Roman" w:hAnsi="Times New Roman" w:cs="Times New Roman"/>
+          <w:sz w:val="24"/>
+          <w:szCs w:val="24"/>
+        </w:rPr>
+      </w:pPr>
+      <w:r>
+        <w:rPr>
+          <w:rFonts w:ascii="Times New Roman" w:eastAsia="Times New Roman" w:hAnsi="Times New Roman" w:cs="Times New Roman"/>
+          <w:sz w:val="24"/>
+          <w:szCs w:val="24"/>
+        </w:rPr>
+        <w:t>Бо твоя милість ліпша від життя,* уста мої славитимуть тебе.</w:t>
+      </w:r>
+    </w:p>
+    <w:p>
+      <w:pPr>
+        <w:spacing w:after="120" w:line="240" w:lineRule="auto"/>
+        <w:jc w:val="both"/>
+        <w:rPr>
+          <w:rFonts w:ascii="Times New Roman" w:eastAsia="Times New Roman" w:hAnsi="Times New Roman" w:cs="Times New Roman"/>
+          <w:sz w:val="24"/>
+          <w:szCs w:val="24"/>
+        </w:rPr>
+      </w:pPr>
+      <w:r>
+        <w:rPr>
+          <w:rFonts w:ascii="Times New Roman" w:eastAsia="Times New Roman" w:hAnsi="Times New Roman" w:cs="Times New Roman"/>
+          <w:sz w:val="24"/>
+          <w:szCs w:val="24"/>
+        </w:rPr>
+        <w:lastRenderedPageBreak/>
+        <w:t>Отак буду тебе хвалити поки життя мого,* у твоїм імені здійматиму мої руки.</w:t>
+      </w:r>
+    </w:p>
+    <w:p>
+      <w:pPr>
+        <w:spacing w:after="120" w:line="240" w:lineRule="auto"/>
+        <w:jc w:val="both"/>
+        <w:rPr>
+          <w:rFonts w:ascii="Times New Roman" w:eastAsia="Times New Roman" w:hAnsi="Times New Roman" w:cs="Times New Roman"/>
+          <w:sz w:val="24"/>
+          <w:szCs w:val="24"/>
+        </w:rPr>
+      </w:pPr>
+      <w:r>
+        <w:rPr>
+          <w:rFonts w:ascii="Times New Roman" w:eastAsia="Times New Roman" w:hAnsi="Times New Roman" w:cs="Times New Roman"/>
+          <w:sz w:val="24"/>
+          <w:szCs w:val="24"/>
+        </w:rPr>
+        <w:t>Душа моя насититься, немов туком та оливою,* уста мої веселим голосом хвалитимуть тебе.</w:t>
+      </w:r>
+    </w:p>
+    <w:p>
+      <w:pPr>
+        <w:spacing w:after="120" w:line="240" w:lineRule="auto"/>
+        <w:jc w:val="both"/>
+        <w:rPr>
+          <w:rFonts w:ascii="Times New Roman" w:eastAsia="Times New Roman" w:hAnsi="Times New Roman" w:cs="Times New Roman"/>
+          <w:sz w:val="24"/>
+          <w:szCs w:val="24"/>
+        </w:rPr>
+      </w:pPr>
+      <w:r>
+        <w:rPr>
+          <w:rFonts w:ascii="Times New Roman" w:eastAsia="Times New Roman" w:hAnsi="Times New Roman" w:cs="Times New Roman"/>
+          <w:sz w:val="24"/>
+          <w:szCs w:val="24"/>
+        </w:rPr>
+        <w:t>Коли згадаю на моїй постелі тебе,* під час нічних чувань розмишлятиму про тебе.</w:t>
+      </w:r>
+    </w:p>
+    <w:p>
+      <w:pPr>
+        <w:spacing w:after="120" w:line="240" w:lineRule="auto"/>
+        <w:jc w:val="both"/>
+        <w:rPr>
+          <w:rFonts w:ascii="Times New Roman" w:eastAsia="Times New Roman" w:hAnsi="Times New Roman" w:cs="Times New Roman"/>
+          <w:sz w:val="24"/>
+          <w:szCs w:val="24"/>
+        </w:rPr>
+      </w:pPr>
+      <w:r>
+        <w:rPr>
+          <w:rFonts w:ascii="Times New Roman" w:eastAsia="Times New Roman" w:hAnsi="Times New Roman" w:cs="Times New Roman"/>
+          <w:sz w:val="24"/>
+          <w:szCs w:val="24"/>
+        </w:rPr>
+        <w:t>Бо ти прийшов мені на допомогу,* і в тіні крил твоїх я ликуватиму.</w:t>
+      </w:r>
+    </w:p>
+    <w:p>
+      <w:pPr>
+        <w:spacing w:after="120" w:line="240" w:lineRule="auto"/>
+        <w:jc w:val="both"/>
+        <w:rPr>
+          <w:rFonts w:ascii="Times New Roman" w:eastAsia="Times New Roman" w:hAnsi="Times New Roman" w:cs="Times New Roman"/>
+          <w:sz w:val="24"/>
+          <w:szCs w:val="24"/>
+        </w:rPr>
+      </w:pPr>
+      <w:r>
+        <w:rPr>
+          <w:rFonts w:ascii="Times New Roman" w:eastAsia="Times New Roman" w:hAnsi="Times New Roman" w:cs="Times New Roman"/>
+          <w:sz w:val="24"/>
+          <w:szCs w:val="24"/>
+        </w:rPr>
+        <w:t>Душа моя до тебе лине,* мене підтримує твоя правиця.</w:t>
+      </w:r>
+    </w:p>
+    <w:p>
+      <w:pPr>
+        <w:spacing w:after="120" w:line="240" w:lineRule="auto"/>
+        <w:jc w:val="both"/>
+        <w:rPr>
+          <w:rFonts w:ascii="Times New Roman" w:eastAsia="Times New Roman" w:hAnsi="Times New Roman" w:cs="Times New Roman"/>
+          <w:sz w:val="24"/>
+          <w:szCs w:val="24"/>
+        </w:rPr>
+      </w:pPr>
+      <w:r>
+        <w:rPr>
+          <w:rFonts w:ascii="Times New Roman" w:eastAsia="Times New Roman" w:hAnsi="Times New Roman" w:cs="Times New Roman"/>
+          <w:sz w:val="24"/>
+          <w:szCs w:val="24"/>
+        </w:rPr>
+        <w:t>Ті ж, які чигають на мою душу,* зійдуть у безодні підземні.</w:t>
+      </w:r>
+    </w:p>
+    <w:p>
+      <w:pPr>
+        <w:spacing w:after="120" w:line="240" w:lineRule="auto"/>
+        <w:jc w:val="both"/>
+        <w:rPr>
+          <w:rFonts w:ascii="Times New Roman" w:eastAsia="Times New Roman" w:hAnsi="Times New Roman" w:cs="Times New Roman"/>
+          <w:sz w:val="24"/>
+          <w:szCs w:val="24"/>
+        </w:rPr>
+      </w:pPr>
+      <w:r>
+        <w:rPr>
+          <w:rFonts w:ascii="Times New Roman" w:eastAsia="Times New Roman" w:hAnsi="Times New Roman" w:cs="Times New Roman"/>
+          <w:sz w:val="24"/>
+          <w:szCs w:val="24"/>
+        </w:rPr>
+        <w:t>Їх віддадуть мечеві на поталу,* вони шакалів здобиччю стануть.</w:t>
+      </w:r>
+    </w:p>
+    <w:p>
+      <w:pPr>
+        <w:spacing w:after="120" w:line="240" w:lineRule="auto"/>
+        <w:jc w:val="both"/>
+        <w:rPr>
+          <w:rFonts w:ascii="Times New Roman" w:eastAsia="Times New Roman" w:hAnsi="Times New Roman" w:cs="Times New Roman"/>
+          <w:sz w:val="24"/>
+          <w:szCs w:val="24"/>
+        </w:rPr>
+      </w:pPr>
+      <w:r>
+        <w:rPr>
+          <w:rFonts w:ascii="Times New Roman" w:eastAsia="Times New Roman" w:hAnsi="Times New Roman" w:cs="Times New Roman"/>
+          <w:sz w:val="24"/>
+          <w:szCs w:val="24"/>
+        </w:rPr>
+        <w:t>А цар возвеселиться в Бозі, хвалитиметься кожен, хто ним клянеться,* уста бо тих, що неправду кажуть, будуть закриті.</w:t>
+      </w:r>
+    </w:p>
+    <w:p>
+      <w:pPr>
+        <w:spacing w:after="120" w:line="240" w:lineRule="auto"/>
+        <w:jc w:val="both"/>
+        <w:rPr>
+          <w:rFonts w:ascii="Times New Roman" w:eastAsia="Times New Roman" w:hAnsi="Times New Roman" w:cs="Times New Roman"/>
+          <w:sz w:val="24"/>
+          <w:szCs w:val="24"/>
+        </w:rPr>
+      </w:pPr>
+    </w:p>
+    <w:p>
+      <w:pPr>
+        <w:spacing w:after="120" w:line="240" w:lineRule="auto"/>
+        <w:jc w:val="both"/>
+        <w:rPr>
+          <w:rFonts w:ascii="Times New Roman" w:eastAsia="Times New Roman" w:hAnsi="Times New Roman" w:cs="Times New Roman"/>
+          <w:sz w:val="24"/>
+          <w:szCs w:val="24"/>
+        </w:rPr>
+      </w:pPr>
+      <w:r>
+        <w:rPr>
+          <w:rFonts w:ascii="Times New Roman" w:eastAsia="Times New Roman" w:hAnsi="Times New Roman" w:cs="Times New Roman"/>
+          <w:sz w:val="24"/>
+          <w:szCs w:val="24"/>
+        </w:rPr>
+        <w:t>Слава Отцю, і Сину, і Святому Духові, і нині і повсякчас, і на віки віків. Амінь.</w:t>
+      </w:r>
+    </w:p>
+    <w:p>
+      <w:pPr>
+        <w:spacing w:after="120" w:line="240" w:lineRule="auto"/>
+        <w:jc w:val="both"/>
+        <w:rPr>
+          <w:rFonts w:ascii="Times New Roman" w:eastAsia="Times New Roman" w:hAnsi="Times New Roman" w:cs="Times New Roman"/>
+          <w:sz w:val="24"/>
+          <w:szCs w:val="24"/>
+        </w:rPr>
+      </w:pPr>
+      <w:r>
+        <w:rPr>
+          <w:rFonts w:ascii="Times New Roman" w:eastAsia="Times New Roman" w:hAnsi="Times New Roman" w:cs="Times New Roman"/>
+          <w:sz w:val="24"/>
+          <w:szCs w:val="24"/>
+        </w:rPr>
+        <w:t xml:space="preserve">Алилуя, алилуя, алилуя, слава Тобі, Боже. </w:t>
+      </w:r>
+      <w:r>
+        <w:rPr>
+          <w:rFonts w:ascii="Times New Roman" w:eastAsia="Times New Roman" w:hAnsi="Times New Roman" w:cs="Times New Roman"/>
+          <w:i/>
+          <w:color w:val="FF0000"/>
+          <w:sz w:val="24"/>
+          <w:szCs w:val="24"/>
+        </w:rPr>
+        <w:t>(3 р.)</w:t>
+      </w:r>
+    </w:p>
+    <w:p>
+      <w:pPr>
+        <w:spacing w:after="120" w:line="240" w:lineRule="auto"/>
+        <w:jc w:val="both"/>
+        <w:rPr>
+          <w:rFonts w:ascii="Times New Roman" w:eastAsia="Times New Roman" w:hAnsi="Times New Roman" w:cs="Times New Roman"/>
+          <w:sz w:val="24"/>
+          <w:szCs w:val="24"/>
+        </w:rPr>
+      </w:pPr>
+      <w:r>
+        <w:rPr>
+          <w:rFonts w:ascii="Times New Roman" w:eastAsia="Times New Roman" w:hAnsi="Times New Roman" w:cs="Times New Roman"/>
+          <w:sz w:val="24"/>
+          <w:szCs w:val="24"/>
+        </w:rPr>
+        <w:t xml:space="preserve">Господи, помилуй. </w:t>
+      </w:r>
+      <w:r>
+        <w:rPr>
+          <w:rFonts w:ascii="Times New Roman" w:eastAsia="Times New Roman" w:hAnsi="Times New Roman" w:cs="Times New Roman"/>
+          <w:i/>
+          <w:color w:val="FF0000"/>
+          <w:sz w:val="24"/>
+          <w:szCs w:val="24"/>
+        </w:rPr>
+        <w:t>(3 р.)</w:t>
+      </w:r>
+    </w:p>
+    <w:p>
+      <w:pPr>
+        <w:spacing w:after="120" w:line="240" w:lineRule="auto"/>
+        <w:jc w:val="both"/>
+        <w:rPr>
+          <w:rFonts w:ascii="Times New Roman" w:eastAsia="Times New Roman" w:hAnsi="Times New Roman" w:cs="Times New Roman"/>
+          <w:sz w:val="24"/>
+          <w:szCs w:val="24"/>
+        </w:rPr>
+      </w:pPr>
+      <w:r>
+        <w:rPr>
+          <w:rFonts w:ascii="Times New Roman" w:eastAsia="Times New Roman" w:hAnsi="Times New Roman" w:cs="Times New Roman"/>
+          <w:sz w:val="24"/>
+          <w:szCs w:val="24"/>
+        </w:rPr>
+        <w:t>Слава Отцю, і Сину, і Святому Духові, і нині і повсякчас, і на віки віків. Амінь.</w:t>
+      </w:r>
+    </w:p>
+    <w:p>
+      <w:pPr>
+        <w:spacing w:after="120" w:line="240" w:lineRule="auto"/>
+        <w:jc w:val="both"/>
+        <w:rPr>
+          <w:rFonts w:ascii="Times New Roman" w:eastAsia="Times New Roman" w:hAnsi="Times New Roman" w:cs="Times New Roman"/>
+          <w:sz w:val="24"/>
+          <w:szCs w:val="24"/>
+        </w:rPr>
+      </w:pPr>
     </w:p>
     <w:p>
       <w:pPr>
@@ -7012,7 +7275,7 @@
           <w:sz w:val="24"/>
           <w:szCs w:val="24"/>
         </w:rPr>
-        <w:t xml:space="preserve">Псалом 62 </w:t>
+        <w:t xml:space="preserve">Псалом 87 </w:t>
       </w:r>
       <w:r>
         <w:rPr>
@@ -7022,385 +7285,6 @@
           <w:sz w:val="24"/>
           <w:szCs w:val="24"/>
         </w:rPr>
-        <w:t>(У середу)</w:t>
-      </w:r>
-    </w:p>
-    <w:p>
-      <w:pPr>
-        <w:spacing w:after="120" w:line="240" w:lineRule="auto"/>
-        <w:jc w:val="both"/>
-        <w:rPr>
-          <w:rFonts w:ascii="Times New Roman" w:eastAsia="Times New Roman" w:hAnsi="Times New Roman" w:cs="Times New Roman"/>
-          <w:sz w:val="24"/>
-          <w:szCs w:val="24"/>
-        </w:rPr>
-      </w:pPr>
-      <w:r>
-        <w:rPr>
-          <w:rFonts w:ascii="Times New Roman" w:eastAsia="Times New Roman" w:hAnsi="Times New Roman" w:cs="Times New Roman"/>
-          <w:sz w:val="24"/>
-          <w:szCs w:val="24"/>
-        </w:rPr>
-        <w:lastRenderedPageBreak/>
-        <w:t>Боже, ти Бог мій!* Тебе шукаю пильно.</w:t>
-      </w:r>
-    </w:p>
-    <w:p>
-      <w:pPr>
-        <w:spacing w:after="120" w:line="240" w:lineRule="auto"/>
-        <w:jc w:val="both"/>
-        <w:rPr>
-          <w:rFonts w:ascii="Times New Roman" w:eastAsia="Times New Roman" w:hAnsi="Times New Roman" w:cs="Times New Roman"/>
-          <w:sz w:val="24"/>
-          <w:szCs w:val="24"/>
-        </w:rPr>
-      </w:pPr>
-      <w:r>
-        <w:rPr>
-          <w:rFonts w:ascii="Times New Roman" w:eastAsia="Times New Roman" w:hAnsi="Times New Roman" w:cs="Times New Roman"/>
-          <w:sz w:val="24"/>
-          <w:szCs w:val="24"/>
-        </w:rPr>
-        <w:t>Тебе душа моя прагне,* тебе бажає тіло моє в землі сухій, спраглій і безводній.</w:t>
-      </w:r>
-    </w:p>
-    <w:p>
-      <w:pPr>
-        <w:spacing w:after="120" w:line="240" w:lineRule="auto"/>
-        <w:jc w:val="both"/>
-        <w:rPr>
-          <w:rFonts w:ascii="Times New Roman" w:eastAsia="Times New Roman" w:hAnsi="Times New Roman" w:cs="Times New Roman"/>
-          <w:sz w:val="24"/>
-          <w:szCs w:val="24"/>
-        </w:rPr>
-      </w:pPr>
-      <w:r>
-        <w:rPr>
-          <w:rFonts w:ascii="Times New Roman" w:eastAsia="Times New Roman" w:hAnsi="Times New Roman" w:cs="Times New Roman"/>
-          <w:sz w:val="24"/>
-          <w:szCs w:val="24"/>
-        </w:rPr>
-        <w:t>Отак і я у святині тебе виглядаю:* побачити силу твою й твою славу.</w:t>
-      </w:r>
-    </w:p>
-    <w:p>
-      <w:pPr>
-        <w:spacing w:after="120" w:line="240" w:lineRule="auto"/>
-        <w:jc w:val="both"/>
-        <w:rPr>
-          <w:rFonts w:ascii="Times New Roman" w:eastAsia="Times New Roman" w:hAnsi="Times New Roman" w:cs="Times New Roman"/>
-          <w:sz w:val="24"/>
-          <w:szCs w:val="24"/>
-        </w:rPr>
-      </w:pPr>
-      <w:r>
-        <w:rPr>
-          <w:rFonts w:ascii="Times New Roman" w:eastAsia="Times New Roman" w:hAnsi="Times New Roman" w:cs="Times New Roman"/>
-          <w:sz w:val="24"/>
-          <w:szCs w:val="24"/>
-        </w:rPr>
-        <w:t>Бо твоя милість ліпша від життя,* уста мої славитимуть тебе.</w:t>
-      </w:r>
-    </w:p>
-    <w:p>
-      <w:pPr>
-        <w:spacing w:after="120" w:line="240" w:lineRule="auto"/>
-        <w:jc w:val="both"/>
-        <w:rPr>
-          <w:rFonts w:ascii="Times New Roman" w:eastAsia="Times New Roman" w:hAnsi="Times New Roman" w:cs="Times New Roman"/>
-          <w:sz w:val="24"/>
-          <w:szCs w:val="24"/>
-        </w:rPr>
-      </w:pPr>
-      <w:r>
-        <w:rPr>
-          <w:rFonts w:ascii="Times New Roman" w:eastAsia="Times New Roman" w:hAnsi="Times New Roman" w:cs="Times New Roman"/>
-          <w:sz w:val="24"/>
-          <w:szCs w:val="24"/>
-        </w:rPr>
-        <w:t>Отак буду тебе хвалити поки життя мого,* у твоїм імені здійматиму мої руки.</w:t>
-      </w:r>
-    </w:p>
-    <w:p>
-      <w:pPr>
-        <w:spacing w:after="120" w:line="240" w:lineRule="auto"/>
-        <w:jc w:val="both"/>
-        <w:rPr>
-          <w:rFonts w:ascii="Times New Roman" w:eastAsia="Times New Roman" w:hAnsi="Times New Roman" w:cs="Times New Roman"/>
-          <w:sz w:val="24"/>
-          <w:szCs w:val="24"/>
-        </w:rPr>
-      </w:pPr>
-      <w:r>
-        <w:rPr>
-          <w:rFonts w:ascii="Times New Roman" w:eastAsia="Times New Roman" w:hAnsi="Times New Roman" w:cs="Times New Roman"/>
-          <w:sz w:val="24"/>
-          <w:szCs w:val="24"/>
-        </w:rPr>
-        <w:t>Душа моя насититься, немов туком та оливою,* уста мої веселим голосом хвалитимуть тебе.</w:t>
-      </w:r>
-    </w:p>
-    <w:p>
-      <w:pPr>
-        <w:spacing w:after="120" w:line="240" w:lineRule="auto"/>
-        <w:jc w:val="both"/>
-        <w:rPr>
-          <w:rFonts w:ascii="Times New Roman" w:eastAsia="Times New Roman" w:hAnsi="Times New Roman" w:cs="Times New Roman"/>
-          <w:sz w:val="24"/>
-          <w:szCs w:val="24"/>
-        </w:rPr>
-      </w:pPr>
-      <w:r>
-        <w:rPr>
-          <w:rFonts w:ascii="Times New Roman" w:eastAsia="Times New Roman" w:hAnsi="Times New Roman" w:cs="Times New Roman"/>
-          <w:sz w:val="24"/>
-          <w:szCs w:val="24"/>
-        </w:rPr>
-        <w:t>Коли згадаю на моїй постелі тебе,* під час нічних чувань розмишлятиму про тебе.</w:t>
-      </w:r>
-    </w:p>
-    <w:p>
-      <w:pPr>
-        <w:spacing w:after="120" w:line="240" w:lineRule="auto"/>
-        <w:jc w:val="both"/>
-        <w:rPr>
-          <w:rFonts w:ascii="Times New Roman" w:eastAsia="Times New Roman" w:hAnsi="Times New Roman" w:cs="Times New Roman"/>
-          <w:sz w:val="24"/>
-          <w:szCs w:val="24"/>
-        </w:rPr>
-      </w:pPr>
-      <w:r>
-        <w:rPr>
-          <w:rFonts w:ascii="Times New Roman" w:eastAsia="Times New Roman" w:hAnsi="Times New Roman" w:cs="Times New Roman"/>
-          <w:sz w:val="24"/>
-          <w:szCs w:val="24"/>
-        </w:rPr>
-        <w:t>Бо ти прийшов мені на допомогу,* і в тіні крил твоїх я ликуватиму.</w:t>
-      </w:r>
-    </w:p>
-    <w:p>
-      <w:pPr>
-        <w:spacing w:after="120" w:line="240" w:lineRule="auto"/>
-        <w:jc w:val="both"/>
-        <w:rPr>
-          <w:rFonts w:ascii="Times New Roman" w:eastAsia="Times New Roman" w:hAnsi="Times New Roman" w:cs="Times New Roman"/>
-          <w:sz w:val="24"/>
-          <w:szCs w:val="24"/>
-        </w:rPr>
-      </w:pPr>
-      <w:r>
-        <w:rPr>
-          <w:rFonts w:ascii="Times New Roman" w:eastAsia="Times New Roman" w:hAnsi="Times New Roman" w:cs="Times New Roman"/>
-          <w:sz w:val="24"/>
-          <w:szCs w:val="24"/>
-        </w:rPr>
-        <w:t>Душа моя до тебе лине,* мене підтримує твоя правиця.</w:t>
-      </w:r>
-    </w:p>
-    <w:p>
-      <w:pPr>
-        <w:spacing w:after="120" w:line="240" w:lineRule="auto"/>
-        <w:jc w:val="both"/>
-        <w:rPr>
-          <w:rFonts w:ascii="Times New Roman" w:eastAsia="Times New Roman" w:hAnsi="Times New Roman" w:cs="Times New Roman"/>
-          <w:sz w:val="24"/>
-          <w:szCs w:val="24"/>
-        </w:rPr>
-      </w:pPr>
-      <w:r>
-        <w:rPr>
-          <w:rFonts w:ascii="Times New Roman" w:eastAsia="Times New Roman" w:hAnsi="Times New Roman" w:cs="Times New Roman"/>
-          <w:sz w:val="24"/>
-          <w:szCs w:val="24"/>
-        </w:rPr>
-        <w:t>Ті ж, які чигають на мою душу,* зійдуть у безодні підземні.</w:t>
-      </w:r>
-    </w:p>
-    <w:p>
-      <w:pPr>
-        <w:spacing w:after="120" w:line="240" w:lineRule="auto"/>
-        <w:jc w:val="both"/>
-        <w:rPr>
-          <w:rFonts w:ascii="Times New Roman" w:eastAsia="Times New Roman" w:hAnsi="Times New Roman" w:cs="Times New Roman"/>
-          <w:sz w:val="24"/>
-          <w:szCs w:val="24"/>
-        </w:rPr>
-      </w:pPr>
-      <w:r>
-        <w:rPr>
-          <w:rFonts w:ascii="Times New Roman" w:eastAsia="Times New Roman" w:hAnsi="Times New Roman" w:cs="Times New Roman"/>
-          <w:sz w:val="24"/>
-          <w:szCs w:val="24"/>
-        </w:rPr>
-        <w:t>Їх віддадуть мечеві на поталу,* вони шакалів здобиччю стануть.</w:t>
-      </w:r>
-    </w:p>
-    <w:p>
-      <w:pPr>
-        <w:spacing w:after="120" w:line="240" w:lineRule="auto"/>
-        <w:jc w:val="both"/>
-        <w:rPr>
-          <w:rFonts w:ascii="Times New Roman" w:eastAsia="Times New Roman" w:hAnsi="Times New Roman" w:cs="Times New Roman"/>
-          <w:sz w:val="24"/>
-          <w:szCs w:val="24"/>
-        </w:rPr>
-      </w:pPr>
-      <w:r>
-        <w:rPr>
-          <w:rFonts w:ascii="Times New Roman" w:eastAsia="Times New Roman" w:hAnsi="Times New Roman" w:cs="Times New Roman"/>
-          <w:sz w:val="24"/>
-          <w:szCs w:val="24"/>
-        </w:rPr>
-        <w:t>А цар возвеселиться в Бозі, хвалитиметься кожен, хто ним клянеться,* уста бо тих, що неправду кажуть, будуть закриті.</w:t>
-      </w:r>
-    </w:p>
-    <w:p>
-      <w:pPr>
-        <w:spacing w:after="120" w:line="240" w:lineRule="auto"/>
-        <w:jc w:val="both"/>
-        <w:rPr>
-          <w:rFonts w:ascii="Times New Roman" w:eastAsia="Times New Roman" w:hAnsi="Times New Roman" w:cs="Times New Roman"/>
-          <w:sz w:val="24"/>
-          <w:szCs w:val="24"/>
-        </w:rPr>
-      </w:pPr>
-    </w:p>
-    <w:p>
-      <w:pPr>
-        <w:spacing w:after="120" w:line="240" w:lineRule="auto"/>
-        <w:jc w:val="both"/>
-        <w:rPr>
-          <w:rFonts w:ascii="Times New Roman" w:eastAsia="Times New Roman" w:hAnsi="Times New Roman" w:cs="Times New Roman"/>
-          <w:sz w:val="24"/>
-          <w:szCs w:val="24"/>
-        </w:rPr>
-      </w:pPr>
-      <w:r>
-        <w:rPr>
-          <w:rFonts w:ascii="Times New Roman" w:eastAsia="Times New Roman" w:hAnsi="Times New Roman" w:cs="Times New Roman"/>
-          <w:sz w:val="24"/>
-          <w:szCs w:val="24"/>
-        </w:rPr>
-        <w:t>Слава Отцю, і Сину, і Святому Духові, і нині і повсякчас, і на віки віків. Амінь.</w:t>
-      </w:r>
-    </w:p>
-    <w:p>
-      <w:pPr>
-        <w:spacing w:after="120" w:line="240" w:lineRule="auto"/>
-        <w:jc w:val="both"/>
-        <w:rPr>
-          <w:rFonts w:ascii="Times New Roman" w:eastAsia="Times New Roman" w:hAnsi="Times New Roman" w:cs="Times New Roman"/>
-          <w:sz w:val="24"/>
-          <w:szCs w:val="24"/>
-        </w:rPr>
-      </w:pPr>
-      <w:r>
-        <w:rPr>
-          <w:rFonts w:ascii="Times New Roman" w:eastAsia="Times New Roman" w:hAnsi="Times New Roman" w:cs="Times New Roman"/>
-          <w:sz w:val="24"/>
-          <w:szCs w:val="24"/>
-        </w:rPr>
-        <w:t xml:space="preserve">Алилуя, алилуя, алилуя, слава Тобі, Боже. </w:t>
-      </w:r>
-      <w:r>
-        <w:rPr>
-          <w:rFonts w:ascii="Times New Roman" w:eastAsia="Times New Roman" w:hAnsi="Times New Roman" w:cs="Times New Roman"/>
-          <w:i/>
-          <w:color w:val="FF0000"/>
-          <w:sz w:val="24"/>
-          <w:szCs w:val="24"/>
-        </w:rPr>
-        <w:t>(3 р.)</w:t>
-      </w:r>
-    </w:p>
-    <w:p>
-      <w:pPr>
-        <w:spacing w:after="120" w:line="240" w:lineRule="auto"/>
-        <w:jc w:val="both"/>
-        <w:rPr>
-          <w:rFonts w:ascii="Times New Roman" w:eastAsia="Times New Roman" w:hAnsi="Times New Roman" w:cs="Times New Roman"/>
-          <w:sz w:val="24"/>
-          <w:szCs w:val="24"/>
-        </w:rPr>
-      </w:pPr>
-      <w:r>
-        <w:rPr>
-          <w:rFonts w:ascii="Times New Roman" w:eastAsia="Times New Roman" w:hAnsi="Times New Roman" w:cs="Times New Roman"/>
-          <w:sz w:val="24"/>
-          <w:szCs w:val="24"/>
-        </w:rPr>
-        <w:t xml:space="preserve">Господи, помилуй. </w:t>
-      </w:r>
-      <w:r>
-        <w:rPr>
-          <w:rFonts w:ascii="Times New Roman" w:eastAsia="Times New Roman" w:hAnsi="Times New Roman" w:cs="Times New Roman"/>
-          <w:i/>
-          <w:color w:val="FF0000"/>
-          <w:sz w:val="24"/>
-          <w:szCs w:val="24"/>
-        </w:rPr>
-        <w:t>(3 р.)</w:t>
-      </w:r>
-    </w:p>
-    <w:p>
-      <w:pPr>
-        <w:spacing w:after="120" w:line="240" w:lineRule="auto"/>
-        <w:jc w:val="both"/>
-        <w:rPr>
-          <w:rFonts w:ascii="Times New Roman" w:eastAsia="Times New Roman" w:hAnsi="Times New Roman" w:cs="Times New Roman"/>
-          <w:sz w:val="24"/>
-          <w:szCs w:val="24"/>
-        </w:rPr>
-      </w:pPr>
-      <w:r>
-        <w:rPr>
-          <w:rFonts w:ascii="Times New Roman" w:eastAsia="Times New Roman" w:hAnsi="Times New Roman" w:cs="Times New Roman"/>
-          <w:sz w:val="24"/>
-          <w:szCs w:val="24"/>
-        </w:rPr>
-        <w:t>Слава Отцю, і Сину, і Святому Духові, і нині і повсякчас, і на віки віків. Амінь.</w:t>
-      </w:r>
-    </w:p>
-    <w:p>
-      <w:pPr>
-        <w:spacing w:after="120" w:line="240" w:lineRule="auto"/>
-        <w:jc w:val="both"/>
-        <w:rPr>
-          <w:rFonts w:ascii="Times New Roman" w:eastAsia="Times New Roman" w:hAnsi="Times New Roman" w:cs="Times New Roman"/>
-          <w:sz w:val="24"/>
-          <w:szCs w:val="24"/>
-        </w:rPr>
-      </w:pPr>
-    </w:p>
-    <w:p>
-      <w:pPr>
-        <w:spacing w:after="120" w:line="240" w:lineRule="auto"/>
-        <w:jc w:val="center"/>
-        <w:rPr>
-          <w:rFonts w:ascii="Times New Roman" w:eastAsia="Times New Roman" w:hAnsi="Times New Roman" w:cs="Times New Roman"/>
-          <w:sz w:val="24"/>
-          <w:szCs w:val="24"/>
-        </w:rPr>
-      </w:pPr>
-      <w:r>
-        <w:rPr>
-          <w:rFonts w:ascii="Times New Roman" w:eastAsia="Times New Roman" w:hAnsi="Times New Roman" w:cs="Times New Roman"/>
-          <w:b/>
-          <w:i/>
-          <w:color w:val="FF0000"/>
-          <w:sz w:val="24"/>
-          <w:szCs w:val="24"/>
-        </w:rPr>
-        <w:t xml:space="preserve">Псалом 87 </w:t>
-      </w:r>
-      <w:r>
-        <w:rPr>
-          <w:rFonts w:ascii="Times New Roman" w:eastAsia="Times New Roman" w:hAnsi="Times New Roman" w:cs="Times New Roman"/>
-          <w:i/>
-          <w:color w:val="FF0000"/>
-          <w:sz w:val="24"/>
-          <w:szCs w:val="24"/>
-        </w:rPr>
         <w:t>(У четвер)</w:t>
       </w:r>
     </w:p>
@@ -7591,7 +7475,6 @@
           <w:sz w:val="24"/>
           <w:szCs w:val="24"/>
         </w:rPr>
-        <w:lastRenderedPageBreak/>
         <w:t>Хіба для мертвих робиш чуда?* Хіба то тіні встануть, щоб тебе хвалити?</w:t>
       </w:r>
     </w:p>
@@ -7658,6 +7541,7 @@
           <w:sz w:val="24"/>
           <w:szCs w:val="24"/>
         </w:rPr>
+        <w:lastRenderedPageBreak/>
         <w:t>Ось чому, Господи, до тебе я взиваю,* і моя молитва вранці йде тобі назустріч.</w:t>
       </w:r>
     </w:p>
@@ -8164,64 +8048,64 @@
           <w:sz w:val="24"/>
           <w:szCs w:val="24"/>
         </w:rPr>
+        <w:t>Господь на небі утвердив престол свій,* і царство його всім володіє.</w:t>
+      </w:r>
+    </w:p>
+    <w:p>
+      <w:pPr>
+        <w:spacing w:after="120" w:line="240" w:lineRule="auto"/>
+        <w:jc w:val="both"/>
+        <w:rPr>
+          <w:rFonts w:ascii="Times New Roman" w:eastAsia="Times New Roman" w:hAnsi="Times New Roman" w:cs="Times New Roman"/>
+          <w:sz w:val="24"/>
+          <w:szCs w:val="24"/>
+        </w:rPr>
+      </w:pPr>
+      <w:r>
+        <w:rPr>
+          <w:rFonts w:ascii="Times New Roman" w:eastAsia="Times New Roman" w:hAnsi="Times New Roman" w:cs="Times New Roman"/>
+          <w:sz w:val="24"/>
+          <w:szCs w:val="24"/>
+        </w:rPr>
+        <w:t>Благословіте Господа, всі ангели його,* могутні силою, ви, що виконуєте його слово, – покірні голосові його слова.</w:t>
+      </w:r>
+    </w:p>
+    <w:p>
+      <w:pPr>
+        <w:spacing w:after="120" w:line="240" w:lineRule="auto"/>
+        <w:jc w:val="both"/>
+        <w:rPr>
+          <w:rFonts w:ascii="Times New Roman" w:eastAsia="Times New Roman" w:hAnsi="Times New Roman" w:cs="Times New Roman"/>
+          <w:sz w:val="24"/>
+          <w:szCs w:val="24"/>
+        </w:rPr>
+      </w:pPr>
+      <w:r>
+        <w:rPr>
+          <w:rFonts w:ascii="Times New Roman" w:eastAsia="Times New Roman" w:hAnsi="Times New Roman" w:cs="Times New Roman"/>
+          <w:sz w:val="24"/>
+          <w:szCs w:val="24"/>
+        </w:rPr>
+        <w:t>Благословіте Господа, всі його небесні сили,* слуги його, що чините його волю.</w:t>
+      </w:r>
+    </w:p>
+    <w:p>
+      <w:pPr>
+        <w:spacing w:after="120" w:line="240" w:lineRule="auto"/>
+        <w:jc w:val="both"/>
+        <w:rPr>
+          <w:rFonts w:ascii="Times New Roman" w:eastAsia="Times New Roman" w:hAnsi="Times New Roman" w:cs="Times New Roman"/>
+          <w:sz w:val="24"/>
+          <w:szCs w:val="24"/>
+        </w:rPr>
+      </w:pPr>
+      <w:r>
+        <w:rPr>
+          <w:rFonts w:ascii="Times New Roman" w:eastAsia="Times New Roman" w:hAnsi="Times New Roman" w:cs="Times New Roman"/>
+          <w:sz w:val="24"/>
+          <w:szCs w:val="24"/>
+        </w:rPr>
         <w:lastRenderedPageBreak/>
-        <w:t>Господь на небі утвердив престол свій,* і царство його всім володіє.</w:t>
-      </w:r>
-    </w:p>
-    <w:p>
-      <w:pPr>
-        <w:spacing w:after="120" w:line="240" w:lineRule="auto"/>
-        <w:jc w:val="both"/>
-        <w:rPr>
-          <w:rFonts w:ascii="Times New Roman" w:eastAsia="Times New Roman" w:hAnsi="Times New Roman" w:cs="Times New Roman"/>
-          <w:sz w:val="24"/>
-          <w:szCs w:val="24"/>
-        </w:rPr>
-      </w:pPr>
-      <w:r>
-        <w:rPr>
-          <w:rFonts w:ascii="Times New Roman" w:eastAsia="Times New Roman" w:hAnsi="Times New Roman" w:cs="Times New Roman"/>
-          <w:sz w:val="24"/>
-          <w:szCs w:val="24"/>
-        </w:rPr>
-        <w:t>Благословіте Господа, всі ангели його,* могутні силою, ви, що виконуєте його слово, – покірні голосові його слова.</w:t>
-      </w:r>
-    </w:p>
-    <w:p>
-      <w:pPr>
-        <w:spacing w:after="120" w:line="240" w:lineRule="auto"/>
-        <w:jc w:val="both"/>
-        <w:rPr>
-          <w:rFonts w:ascii="Times New Roman" w:eastAsia="Times New Roman" w:hAnsi="Times New Roman" w:cs="Times New Roman"/>
-          <w:sz w:val="24"/>
-          <w:szCs w:val="24"/>
-        </w:rPr>
-      </w:pPr>
-      <w:r>
-        <w:rPr>
-          <w:rFonts w:ascii="Times New Roman" w:eastAsia="Times New Roman" w:hAnsi="Times New Roman" w:cs="Times New Roman"/>
-          <w:sz w:val="24"/>
-          <w:szCs w:val="24"/>
-        </w:rPr>
-        <w:t>Благословіте Господа, всі його небесні сили,* слуги його, що чините його волю.</w:t>
-      </w:r>
-    </w:p>
-    <w:p>
-      <w:pPr>
-        <w:spacing w:after="120" w:line="240" w:lineRule="auto"/>
-        <w:jc w:val="both"/>
-        <w:rPr>
-          <w:rFonts w:ascii="Times New Roman" w:eastAsia="Times New Roman" w:hAnsi="Times New Roman" w:cs="Times New Roman"/>
-          <w:sz w:val="24"/>
-          <w:szCs w:val="24"/>
-        </w:rPr>
-      </w:pPr>
-      <w:r>
-        <w:rPr>
-          <w:rFonts w:ascii="Times New Roman" w:eastAsia="Times New Roman" w:hAnsi="Times New Roman" w:cs="Times New Roman"/>
-          <w:sz w:val="24"/>
-          <w:szCs w:val="24"/>
-        </w:rPr>
         <w:t>Благословіте Господа, усі його твори, по всіх місцях його правління.* Благослови, душе моя, Господа!</w:t>
       </w:r>
     </w:p>
@@ -8655,7 +8539,27 @@
           <w:sz w:val="24"/>
           <w:szCs w:val="24"/>
         </w:rPr>
-        <w:t xml:space="preserve">, Господи, Боже наш, що підняв нас із постелі нашої і вклав в уста наші слово хвали, щоб поклонятися і призивати ім'я Твоє святе. Ми умоляємо Твоє милосердя, яке Ти завжди виявляв у нашому житті. Пошли поміч свою людям, що стоять перед лицем святої слави Твоєї і дожидають від Тебе багатої милости; і </w:t>
+        <w:t>, Господи, Боже наш, що підняв нас із постелі нашої і вклав в уста наші слово хвали, щоб поклонятися і призивати ім'я Твоє святе. Ми умоляємо Твоє милосердя, яке Ти завжди виявляв у нашому житті. Пошли поміч свою людям, що стоять перед лицем святої слави Твоєї і дожидають від Тебе багатої милости; і дай нам, що зо страхом і любов'ю завжди Тобі служимо, хвалити несказанну Твою доброту. Бо Тобі належить усяка слава, честь і поклоніння: Отцю, і Сину, і Святому Духові, нині і повсякчас, і на віки віків. Амінь.</w:t>
+      </w:r>
+    </w:p>
+    <w:p>
+      <w:pPr>
+        <w:spacing w:after="120" w:line="240" w:lineRule="auto"/>
+        <w:jc w:val="both"/>
+        <w:rPr>
+          <w:rFonts w:ascii="Times New Roman" w:eastAsia="Times New Roman" w:hAnsi="Times New Roman" w:cs="Times New Roman"/>
+          <w:sz w:val="24"/>
+          <w:szCs w:val="24"/>
+        </w:rPr>
+      </w:pPr>
+      <w:r>
+        <w:rPr>
+          <w:rFonts w:ascii="Times New Roman" w:eastAsia="Times New Roman" w:hAnsi="Times New Roman" w:cs="Times New Roman"/>
+          <w:color w:val="FF0000"/>
+          <w:sz w:val="24"/>
+          <w:szCs w:val="24"/>
+        </w:rPr>
+        <w:t xml:space="preserve">2. </w:t>
       </w:r>
       <w:r>
         <w:rPr>
@@ -8664,8 +8568,17 @@
           <w:sz w:val="24"/>
           <w:szCs w:val="24"/>
         </w:rPr>
+        <w:t xml:space="preserve">Від ночі лине дух наш до Тебе, Боже, бо світлом є повеління Твої на землі. Навчи нас у страсі Твоєму виконувати правду й добро, бо Тебе славимо як правдивого Бога </w:t>
+      </w:r>
+      <w:r>
+        <w:rPr>
+          <w:rFonts w:ascii="Times New Roman" w:eastAsia="Times New Roman" w:hAnsi="Times New Roman" w:cs="Times New Roman"/>
+          <w:color w:val="000000"/>
+          <w:sz w:val="24"/>
+          <w:szCs w:val="24"/>
+        </w:rPr>
         <w:lastRenderedPageBreak/>
-        <w:t>дай нам, що зо страхом і любов'ю завжди Тобі служимо, хвалити несказанну Твою доброту. Бо Тобі належить усяка слава, честь і поклоніння: Отцю, і Сину, і Святому Духові, нині і повсякчас, і на віки віків. Амінь.</w:t>
+        <w:t>нашого. Прихили вухо своє і вислухай нас, і пом'яни, Господи, тих, що є та що моляться з нами, всіх по імені, і спаси їх силою Твоєю. Благослови людей Твоїх і освяти спадкоємство Твоє: мир світові Твоєму даруй, церквам Твоїм, Священникам, владі, і всім людям. Хай благословиться і прославляється всечесне і величне ім'я Твоє, Отця, і Сина, і Святого Духа, нині і повсякчас, і на віки віків. Амінь.</w:t>
       </w:r>
     </w:p>
     <w:p>
@@ -8685,7 +8598,7 @@
           <w:sz w:val="24"/>
           <w:szCs w:val="24"/>
         </w:rPr>
-        <w:t xml:space="preserve">2. </w:t>
+        <w:t>3.</w:t>
       </w:r>
       <w:r>
         <w:rPr>
@@ -8694,7 +8607,7 @@
           <w:sz w:val="24"/>
           <w:szCs w:val="24"/>
         </w:rPr>
-        <w:t>Від ночі лине дух наш до Тебе, Боже, бо світлом є повеління Твої на землі. Навчи нас у страсі Твоєму виконувати правду й добро, бо Тебе славимо як правдивого Бога нашого. Прихили вухо своє і вислухай нас, і пом'яни, Господи, тих, що є та що моляться з нами, всіх по імені, і спаси їх силою Твоєю. Благослови людей Твоїх і освяти спадкоємство Твоє: мир світові Твоєму даруй, церквам Твоїм, Священникам, владі, і всім людям. Хай благословиться і прославляється всечесне і величне ім'я Твоє, Отця, і Сина, і Святого Духа, нині і повсякчас, і на віки віків. Амінь.</w:t>
+        <w:t xml:space="preserve"> Від ночі лине дух наш до Тебе, Боже, бо світлом є повеління Твої. Навчи нас, Боже, правди Твоєї, заповідей Твоїх і виправдань Твоїх. Просвіти наші духовні очі, щоб ми не заснули в гріхах на смерть. Віджени всяку мряку від сердець наших, даруй нам сонце правди і охорони життя наше знаменням і печаттю Святого Твого Духа. Направ стопи наші на шлях мирний, дай нам бачити ранішній день у радості, щоб ми Тобі засилали ранішні молитви, бо Твоє є володіння і Твоє є царство і сила, і слава Отця, і Сина, і Святого Духа, нині і повсякчас, і на віки віків. Амінь.</w:t>
       </w:r>
     </w:p>
     <w:p>
@@ -8714,7 +8627,7 @@
           <w:sz w:val="24"/>
           <w:szCs w:val="24"/>
         </w:rPr>
-        <w:t>3.</w:t>
+        <w:t>4.</w:t>
       </w:r>
       <w:r>
         <w:rPr>
@@ -8723,7 +8636,58 @@
           <w:sz w:val="24"/>
           <w:szCs w:val="24"/>
         </w:rPr>
-        <w:t xml:space="preserve"> Від ночі лине дух наш до Тебе, Боже, бо світлом є повеління Твої. Навчи нас, Боже, правди Твоєї, заповідей Твоїх і виправдань Твоїх. Просвіти наші духовні очі, щоб ми не заснули в гріхах на смерть. Віджени всяку мряку від сердець наших, даруй нам сонце правди і охорони життя наше знаменням і печаттю Святого Твого Духа. Направ стопи наші на шлях мирний, дай нам бачити ранішній день у радості, щоб ми Тобі засилали ранішні молитви, бо Твоє є володіння і Твоє є царство і сила, і слава Отця, і Сина, і Святого Духа, нині і повсякчас, і на віки віків. Амінь.</w:t>
+        <w:t xml:space="preserve"> Владико, Боже святий і неосяжний, що казав із темряви світлові засіяти, що заспокоїв нас у нічному сні й підвів до величання і моління Твоєї доброти! Ти, що даєш себе умолити задля свого милосердя, прийми і нині нас, що поклоняємося Тобі й по силі </w:t>
+      </w:r>
+      <w:r>
+        <w:rPr>
+          <w:rFonts w:ascii="Times New Roman" w:eastAsia="Times New Roman" w:hAnsi="Times New Roman" w:cs="Times New Roman"/>
+          <w:sz w:val="24"/>
+          <w:szCs w:val="24"/>
+        </w:rPr>
+        <w:t xml:space="preserve">благодаримо </w:t>
+      </w:r>
+      <w:r>
+        <w:rPr>
+          <w:rFonts w:ascii="Times New Roman" w:eastAsia="Times New Roman" w:hAnsi="Times New Roman" w:cs="Times New Roman"/>
+          <w:color w:val="000000"/>
+          <w:sz w:val="24"/>
+          <w:szCs w:val="24"/>
+        </w:rPr>
+        <w:t>Т</w:t>
+      </w:r>
+      <w:r>
+        <w:rPr>
+          <w:rFonts w:ascii="Times New Roman" w:eastAsia="Times New Roman" w:hAnsi="Times New Roman" w:cs="Times New Roman"/>
+          <w:sz w:val="24"/>
+          <w:szCs w:val="24"/>
+        </w:rPr>
+        <w:t>ебе</w:t>
+      </w:r>
+      <w:r>
+        <w:rPr>
+          <w:rFonts w:ascii="Times New Roman" w:eastAsia="Times New Roman" w:hAnsi="Times New Roman" w:cs="Times New Roman"/>
+          <w:color w:val="000000"/>
+          <w:sz w:val="24"/>
+          <w:szCs w:val="24"/>
+        </w:rPr>
+        <w:t xml:space="preserve">; і даруй нам те, чого просимо задля спасіння. Вчини нас синами світла і дня та спадкоємцями вічних Твоїх </w:t>
+      </w:r>
+      <w:r>
+        <w:rPr>
+          <w:rFonts w:ascii="Times New Roman" w:eastAsia="Times New Roman" w:hAnsi="Times New Roman" w:cs="Times New Roman"/>
+          <w:sz w:val="24"/>
+          <w:szCs w:val="24"/>
+        </w:rPr>
+        <w:t>благ</w:t>
+      </w:r>
+      <w:r>
+        <w:rPr>
+          <w:rFonts w:ascii="Times New Roman" w:eastAsia="Times New Roman" w:hAnsi="Times New Roman" w:cs="Times New Roman"/>
+          <w:color w:val="000000"/>
+          <w:sz w:val="24"/>
+          <w:szCs w:val="24"/>
+        </w:rPr>
+        <w:t>. Пом'яни, Господи, за багатством ласк Твоїх усіх людей, що є і моляться з нами, і всю братію нашу на землі й на морі, і на всякому місці володіння Твого, що потребують Твоєї любови й помочі. Усім вияви велику Твою милість, щоб спасенні, як душею так і тілом, завжди перебували й відважно славили чудне й благословенне ім'я Твоє, бо Ти Бог милости і ласк, і любови, і Тобі славу возсилаємо: Отцю, і Сину, і Святому Духові, нині і повсякчас, і на віки віків. Амінь.</w:t>
       </w:r>
     </w:p>
     <w:p>
@@ -8743,7 +8707,7 @@
           <w:sz w:val="24"/>
           <w:szCs w:val="24"/>
         </w:rPr>
-        <w:t>4.</w:t>
+        <w:t>5.</w:t>
       </w:r>
       <w:r>
         <w:rPr>
@@ -8752,15 +8716,15 @@
           <w:sz w:val="24"/>
           <w:szCs w:val="24"/>
         </w:rPr>
-        <w:t xml:space="preserve"> Владико, Боже святий і неосяжний, що казав із темряви світлові засіяти, що заспокоїв нас у нічному сні й підвів до величання і моління Твоєї доброти! Ти, що даєш себе умолити задля свого милосердя, прийми і нині нас, що поклоняємося Тобі й по силі </w:t>
-      </w:r>
-      <w:r>
-        <w:rPr>
-          <w:rFonts w:ascii="Times New Roman" w:eastAsia="Times New Roman" w:hAnsi="Times New Roman" w:cs="Times New Roman"/>
-          <w:sz w:val="24"/>
-          <w:szCs w:val="24"/>
-        </w:rPr>
-        <w:t xml:space="preserve">благодаримо </w:t>
+        <w:t xml:space="preserve"> Скарб</w:t>
+      </w:r>
+      <w:r>
+        <w:rPr>
+          <w:rFonts w:ascii="Times New Roman" w:eastAsia="Times New Roman" w:hAnsi="Times New Roman" w:cs="Times New Roman"/>
+          <w:sz w:val="24"/>
+          <w:szCs w:val="24"/>
+        </w:rPr>
+        <w:t>нице</w:t>
       </w:r>
       <w:r>
         <w:rPr>
@@ -8769,7 +8733,267 @@
           <w:sz w:val="24"/>
           <w:szCs w:val="24"/>
         </w:rPr>
-        <w:t>Т</w:t>
+        <w:t xml:space="preserve"> </w:t>
+      </w:r>
+      <w:r>
+        <w:rPr>
+          <w:rFonts w:ascii="Times New Roman" w:eastAsia="Times New Roman" w:hAnsi="Times New Roman" w:cs="Times New Roman"/>
+          <w:sz w:val="24"/>
+          <w:szCs w:val="24"/>
+        </w:rPr>
+        <w:t>благ</w:t>
+      </w:r>
+      <w:r>
+        <w:rPr>
+          <w:rFonts w:ascii="Times New Roman" w:eastAsia="Times New Roman" w:hAnsi="Times New Roman" w:cs="Times New Roman"/>
+          <w:color w:val="000000"/>
+          <w:sz w:val="24"/>
+          <w:szCs w:val="24"/>
+        </w:rPr>
+        <w:t>, джерело невисихаюче, Отче святий, чудотворче всесильний і вседержителю! Усі Тобі поклоняємося і Тобі молимося та Твої милості і Твої ласки призиваємо на поміч і на заступництво нашій смиренності. Пом'яни, Господи, слуг Твоїх, прийми від усіх нас ранішні моління, як кадило перед Тобою; ні одного з нас не вчини нездатним, але всіх нас зберігай ласками Твоїми. Пом'яни, Господи, тих, що чувають і співають на славу Твою і єдинородного Твого Сина і Бога нашого, і Святого Твого Духа. Будь їм помічником і заступником; прийми їх молитви на наднебесний і духовний Твій жертовник, бо Ти Бог наш, і Тобі славу возсилаємо: Отцю, і Сину, і Святому Духові, нині і повсякчас, і на віки віків. Амінь.</w:t>
+      </w:r>
+    </w:p>
+    <w:p>
+      <w:pPr>
+        <w:spacing w:after="120" w:line="240" w:lineRule="auto"/>
+        <w:jc w:val="both"/>
+        <w:rPr>
+          <w:rFonts w:ascii="Times New Roman" w:eastAsia="Times New Roman" w:hAnsi="Times New Roman" w:cs="Times New Roman"/>
+          <w:sz w:val="24"/>
+          <w:szCs w:val="24"/>
+        </w:rPr>
+      </w:pPr>
+      <w:r>
+        <w:rPr>
+          <w:rFonts w:ascii="Times New Roman" w:eastAsia="Times New Roman" w:hAnsi="Times New Roman" w:cs="Times New Roman"/>
+          <w:color w:val="FF0000"/>
+          <w:sz w:val="24"/>
+          <w:szCs w:val="24"/>
+        </w:rPr>
+        <w:t xml:space="preserve">6. </w:t>
+      </w:r>
+      <w:r>
+        <w:rPr>
+          <w:rFonts w:ascii="Times New Roman" w:eastAsia="Times New Roman" w:hAnsi="Times New Roman" w:cs="Times New Roman"/>
+          <w:sz w:val="24"/>
+          <w:szCs w:val="24"/>
+        </w:rPr>
+        <w:t>Благодаримо</w:t>
+      </w:r>
+      <w:r>
+        <w:rPr>
+          <w:rFonts w:ascii="Times New Roman" w:eastAsia="Times New Roman" w:hAnsi="Times New Roman" w:cs="Times New Roman"/>
+          <w:color w:val="000000"/>
+          <w:sz w:val="24"/>
+          <w:szCs w:val="24"/>
+        </w:rPr>
+        <w:t xml:space="preserve"> Т</w:t>
+      </w:r>
+      <w:r>
+        <w:rPr>
+          <w:rFonts w:ascii="Times New Roman" w:eastAsia="Times New Roman" w:hAnsi="Times New Roman" w:cs="Times New Roman"/>
+          <w:sz w:val="24"/>
+          <w:szCs w:val="24"/>
+        </w:rPr>
+        <w:t>е</w:t>
+      </w:r>
+      <w:r>
+        <w:rPr>
+          <w:rFonts w:ascii="Times New Roman" w:eastAsia="Times New Roman" w:hAnsi="Times New Roman" w:cs="Times New Roman"/>
+          <w:color w:val="000000"/>
+          <w:sz w:val="24"/>
+          <w:szCs w:val="24"/>
+        </w:rPr>
+        <w:t>б</w:t>
+      </w:r>
+      <w:r>
+        <w:rPr>
+          <w:rFonts w:ascii="Times New Roman" w:eastAsia="Times New Roman" w:hAnsi="Times New Roman" w:cs="Times New Roman"/>
+          <w:sz w:val="24"/>
+          <w:szCs w:val="24"/>
+        </w:rPr>
+        <w:t>е</w:t>
+      </w:r>
+      <w:r>
+        <w:rPr>
+          <w:rFonts w:ascii="Times New Roman" w:eastAsia="Times New Roman" w:hAnsi="Times New Roman" w:cs="Times New Roman"/>
+          <w:color w:val="000000"/>
+          <w:sz w:val="24"/>
+          <w:szCs w:val="24"/>
+        </w:rPr>
+        <w:t>, Господи, Боже спасіння нашого, бо Ти все робиш для добра життя нашого, щоб ми завжди на Тебе споглядали, Спасителю й Доброчинцю душ наших. Бо Ти дав спокій нам у час минулої ночі й підвів нас, щоб ми поклонялися величному імені Твоєму. Тому молимо Тебе, Господи: Дай нам ласку й силу, щоб ми стали гідними співати Тобі розумно й молитися безупинно та в страсі і тремтінні над нашим спасінням працювали, при заступництві Христа Твого. Пом'яни, Господи, і тих, що вночі до Тебе кличуть. Вислухай їх і помилуй, і круши під ноги їх невидимих і войовничих ворогів. Бо Ти Цар миру і Спас душ наших, і Тобі славу возсилаємо: Отцю і Сину, і Святому Духові, нині і повсякчас, і на віки віків. Амінь.</w:t>
+      </w:r>
+    </w:p>
+    <w:p>
+      <w:pPr>
+        <w:spacing w:after="120" w:line="240" w:lineRule="auto"/>
+        <w:jc w:val="both"/>
+        <w:rPr>
+          <w:rFonts w:ascii="Times New Roman" w:eastAsia="Times New Roman" w:hAnsi="Times New Roman" w:cs="Times New Roman"/>
+          <w:sz w:val="24"/>
+          <w:szCs w:val="24"/>
+        </w:rPr>
+      </w:pPr>
+      <w:r>
+        <w:rPr>
+          <w:rFonts w:ascii="Times New Roman" w:eastAsia="Times New Roman" w:hAnsi="Times New Roman" w:cs="Times New Roman"/>
+          <w:color w:val="FF0000"/>
+          <w:sz w:val="24"/>
+          <w:szCs w:val="24"/>
+        </w:rPr>
+        <w:t>7.</w:t>
+      </w:r>
+      <w:r>
+        <w:rPr>
+          <w:rFonts w:ascii="Times New Roman" w:eastAsia="Times New Roman" w:hAnsi="Times New Roman" w:cs="Times New Roman"/>
+          <w:color w:val="000000"/>
+          <w:sz w:val="24"/>
+          <w:szCs w:val="24"/>
+        </w:rPr>
+        <w:t xml:space="preserve"> Боже й Отче Господа нашого Ісуса Христа! Ти підніс нас з постелі нашої і зібрав на годину молитви. Дай нам ласку відкрити уста наші і прийми наші подяки, що в наших силах, і навчи нас установ Твоїх. Бо молитися як слід не вміємо, якщо Ти, </w:t>
+      </w:r>
+      <w:r>
+        <w:rPr>
+          <w:rFonts w:ascii="Times New Roman" w:eastAsia="Times New Roman" w:hAnsi="Times New Roman" w:cs="Times New Roman"/>
+          <w:color w:val="000000"/>
+          <w:sz w:val="24"/>
+          <w:szCs w:val="24"/>
+        </w:rPr>
+        <w:lastRenderedPageBreak/>
+        <w:t>Господи, святим Твоїм Духом не навчиш нас. Тому молимося Тобі: Даруй і прости, якщо ми згрішили аж до теперішньої години словом або ділом, або думкою, добровільно або недобровільно. Бо коли на провини будеш дивитися, Господи, Господи, то хто встоїться, бо в Тебе є прощення. Ти один святий, допоміжник сильний, захисник життя нашого, і Тебе ми завжди оспівуватимемо. Нехай буде сила Царства Твого завжди благословенна і вельми прославлювана: Отця, і Сина, і Святого Духа, нині і повсякчас, і на віки віків. Амінь.</w:t>
+      </w:r>
+    </w:p>
+    <w:p>
+      <w:pPr>
+        <w:spacing w:after="120" w:line="240" w:lineRule="auto"/>
+        <w:jc w:val="both"/>
+        <w:rPr>
+          <w:rFonts w:ascii="Times New Roman" w:eastAsia="Times New Roman" w:hAnsi="Times New Roman" w:cs="Times New Roman"/>
+          <w:sz w:val="24"/>
+          <w:szCs w:val="24"/>
+        </w:rPr>
+      </w:pPr>
+      <w:r>
+        <w:rPr>
+          <w:rFonts w:ascii="Times New Roman" w:eastAsia="Times New Roman" w:hAnsi="Times New Roman" w:cs="Times New Roman"/>
+          <w:color w:val="FF0000"/>
+          <w:sz w:val="24"/>
+          <w:szCs w:val="24"/>
+        </w:rPr>
+        <w:t xml:space="preserve">8. </w:t>
+      </w:r>
+      <w:r>
+        <w:rPr>
+          <w:rFonts w:ascii="Times New Roman" w:eastAsia="Times New Roman" w:hAnsi="Times New Roman" w:cs="Times New Roman"/>
+          <w:color w:val="000000"/>
+          <w:sz w:val="24"/>
+          <w:szCs w:val="24"/>
+        </w:rPr>
+        <w:t>Господи, Боже наш, що сонну неміч забрав від нас і покликав нас візванням святим, щоб і вночі підносити руки наші і прославляти Тебе за справедливі Твої присуди. Прийми благання наші, моління, визнавання, нічні служби і даруй нам, Боже, віру бездоганну, надію впевнену, любов нелицемірну. Благослови наші входи й виходи, вчинки, слова, діла й думки; і дай нам дочекатися початку дня, нам, що хвалять й оспівують, і благословлять добрість Твоєї несказанної сили, щоб було благословенне Твоє пресвяте ім'я і прославлене Твоє царство: Отця, і Сина, і Святого Духа, нині і повсякчас, і на віки віків. Амінь.</w:t>
+      </w:r>
+    </w:p>
+    <w:p>
+      <w:pPr>
+        <w:spacing w:after="120" w:line="240" w:lineRule="auto"/>
+        <w:jc w:val="both"/>
+        <w:rPr>
+          <w:rFonts w:ascii="Times New Roman" w:eastAsia="Times New Roman" w:hAnsi="Times New Roman" w:cs="Times New Roman"/>
+          <w:sz w:val="24"/>
+          <w:szCs w:val="24"/>
+        </w:rPr>
+      </w:pPr>
+      <w:r>
+        <w:rPr>
+          <w:rFonts w:ascii="Times New Roman" w:eastAsia="Times New Roman" w:hAnsi="Times New Roman" w:cs="Times New Roman"/>
+          <w:color w:val="FF0000"/>
+          <w:sz w:val="24"/>
+          <w:szCs w:val="24"/>
+        </w:rPr>
+        <w:t>9.</w:t>
+      </w:r>
+      <w:r>
+        <w:rPr>
+          <w:rFonts w:ascii="Times New Roman" w:eastAsia="Times New Roman" w:hAnsi="Times New Roman" w:cs="Times New Roman"/>
+          <w:color w:val="000000"/>
+          <w:sz w:val="24"/>
+          <w:szCs w:val="24"/>
+        </w:rPr>
+        <w:t xml:space="preserve"> Господи, Боже наш! Ти за покаяння дарував людям відпущення, нам же, як образ пізнання і визнання гріхів, показав покаяння і прощення пророка Давида. Тож, Владико, помилуй з великої милости Твоєї нас, що в чимало великих гріхів впали, і по багатстві ласк Твоїх очисти беззаконня наші, бо перед Тобою згрішили ми, Господи, що невідомі й таємні речі серця людського знаєш, і єдиний Ти маєш владу прощати гріхи. Серце ж чисте вчини в нас і Духом владичним утверди нас, і радість спасіння Твого яви нам. Не відкинь нас від лиця Твого, але дозволь, як благий і людинолюбний, аж до останнього нашого віддиху появляти Тобі жертву справедливости й приноси на святих Твоїх жертовниках, милістю і ласками і людинолюб'ям єдинородного Сина Твого, з яким Ти є благословенний з пресвятим, добрим і животворчим Твоїм Духом, нині й повсякчас, і на віки віків. Амінь.</w:t>
+      </w:r>
+    </w:p>
+    <w:p>
+      <w:pPr>
+        <w:spacing w:after="120" w:line="240" w:lineRule="auto"/>
+        <w:jc w:val="both"/>
+        <w:rPr>
+          <w:rFonts w:ascii="Times New Roman" w:eastAsia="Times New Roman" w:hAnsi="Times New Roman" w:cs="Times New Roman"/>
+          <w:sz w:val="24"/>
+          <w:szCs w:val="24"/>
+        </w:rPr>
+      </w:pPr>
+      <w:r>
+        <w:rPr>
+          <w:rFonts w:ascii="Times New Roman" w:eastAsia="Times New Roman" w:hAnsi="Times New Roman" w:cs="Times New Roman"/>
+          <w:color w:val="FF0000"/>
+          <w:sz w:val="24"/>
+          <w:szCs w:val="24"/>
+        </w:rPr>
+        <w:t>10.</w:t>
+      </w:r>
+      <w:r>
+        <w:rPr>
+          <w:rFonts w:ascii="Times New Roman" w:eastAsia="Times New Roman" w:hAnsi="Times New Roman" w:cs="Times New Roman"/>
+          <w:color w:val="000000"/>
+          <w:sz w:val="24"/>
+          <w:szCs w:val="24"/>
+        </w:rPr>
+        <w:t xml:space="preserve"> Боже, Боже наш! Ти сотворив розумні й духовні сили своєю волею. Тебе просимо й Тобі молимося: Прийми наші посильні величання з усіма Твоїми творіннями і збагати щедрими даруваннями Твоєї ласки. Бо перед Тобою згинається всяке коліно: на небі, на землі й під землею, і все, що живе, і все створіння оспівує неосяжну Твою славу, бо Ти Бог правдивий і вельми милостивий. Тебе бо хвалять усі небесні сили, і Тобі славу возсилаємо: Отцю, і Сину, і Святому Духові, нині і повсякчас, і на віки віків. Амінь.</w:t>
+      </w:r>
+    </w:p>
+    <w:p>
+      <w:pPr>
+        <w:spacing w:after="120" w:line="240" w:lineRule="auto"/>
+        <w:jc w:val="both"/>
+        <w:rPr>
+          <w:rFonts w:ascii="Times New Roman" w:eastAsia="Times New Roman" w:hAnsi="Times New Roman" w:cs="Times New Roman"/>
+          <w:sz w:val="24"/>
+          <w:szCs w:val="24"/>
+        </w:rPr>
+      </w:pPr>
+      <w:r>
+        <w:rPr>
+          <w:rFonts w:ascii="Times New Roman" w:eastAsia="Times New Roman" w:hAnsi="Times New Roman" w:cs="Times New Roman"/>
+          <w:color w:val="FF0000"/>
+          <w:sz w:val="24"/>
+          <w:szCs w:val="24"/>
+        </w:rPr>
+        <w:t xml:space="preserve">11. </w:t>
+      </w:r>
+      <w:r>
+        <w:rPr>
+          <w:rFonts w:ascii="Times New Roman" w:eastAsia="Times New Roman" w:hAnsi="Times New Roman" w:cs="Times New Roman"/>
+          <w:color w:val="000000"/>
+          <w:sz w:val="24"/>
+          <w:szCs w:val="24"/>
+        </w:rPr>
+        <w:t xml:space="preserve">Хвалимо, співаємо, благословимо і </w:t>
+      </w:r>
+      <w:r>
+        <w:rPr>
+          <w:rFonts w:ascii="Times New Roman" w:eastAsia="Times New Roman" w:hAnsi="Times New Roman" w:cs="Times New Roman"/>
+          <w:sz w:val="24"/>
+          <w:szCs w:val="24"/>
+        </w:rPr>
+        <w:t>благодаримо</w:t>
+      </w:r>
+      <w:r>
+        <w:rPr>
+          <w:rFonts w:ascii="Times New Roman" w:eastAsia="Times New Roman" w:hAnsi="Times New Roman" w:cs="Times New Roman"/>
+          <w:color w:val="000000"/>
+          <w:sz w:val="24"/>
+          <w:szCs w:val="24"/>
+        </w:rPr>
+        <w:t xml:space="preserve"> Т</w:t>
       </w:r>
       <w:r>
         <w:rPr>
@@ -8786,357 +9010,7 @@
           <w:sz w:val="24"/>
           <w:szCs w:val="24"/>
         </w:rPr>
-        <w:t xml:space="preserve">; і даруй нам те, чого просимо задля спасіння. Вчини нас синами світла і дня та спадкоємцями вічних Твоїх </w:t>
-      </w:r>
-      <w:r>
-        <w:rPr>
-          <w:rFonts w:ascii="Times New Roman" w:eastAsia="Times New Roman" w:hAnsi="Times New Roman" w:cs="Times New Roman"/>
-          <w:sz w:val="24"/>
-          <w:szCs w:val="24"/>
-        </w:rPr>
-        <w:t>благ</w:t>
-      </w:r>
-      <w:r>
-        <w:rPr>
-          <w:rFonts w:ascii="Times New Roman" w:eastAsia="Times New Roman" w:hAnsi="Times New Roman" w:cs="Times New Roman"/>
-          <w:color w:val="000000"/>
-          <w:sz w:val="24"/>
-          <w:szCs w:val="24"/>
-        </w:rPr>
-        <w:t>. Пом'яни, Господи, за багатством ласк Твоїх усіх людей, що є і моляться з нами, і всю братію нашу на землі й на морі, і на всякому місці володіння Твого, що потребують Твоєї любови й помочі. Усім вияви велику Твою милість, щоб спасенні, як душею так і тілом, завжди перебували й відважно славили чудне й благословенне ім'я Твоє, бо Ти Бог милости і ласк, і любови, і Тобі славу возсилаємо: Отцю, і Сину, і Святому Духові, нині і повсякчас, і на віки віків. Амінь.</w:t>
-      </w:r>
-    </w:p>
-    <w:p>
-      <w:pPr>
-        <w:spacing w:after="120" w:line="240" w:lineRule="auto"/>
-        <w:jc w:val="both"/>
-        <w:rPr>
-          <w:rFonts w:ascii="Times New Roman" w:eastAsia="Times New Roman" w:hAnsi="Times New Roman" w:cs="Times New Roman"/>
-          <w:sz w:val="24"/>
-          <w:szCs w:val="24"/>
-        </w:rPr>
-      </w:pPr>
-      <w:r>
-        <w:rPr>
-          <w:rFonts w:ascii="Times New Roman" w:eastAsia="Times New Roman" w:hAnsi="Times New Roman" w:cs="Times New Roman"/>
-          <w:color w:val="FF0000"/>
-          <w:sz w:val="24"/>
-          <w:szCs w:val="24"/>
-        </w:rPr>
-        <w:t>5.</w:t>
-      </w:r>
-      <w:r>
-        <w:rPr>
-          <w:rFonts w:ascii="Times New Roman" w:eastAsia="Times New Roman" w:hAnsi="Times New Roman" w:cs="Times New Roman"/>
-          <w:color w:val="000000"/>
-          <w:sz w:val="24"/>
-          <w:szCs w:val="24"/>
-        </w:rPr>
-        <w:t xml:space="preserve"> Скарб</w:t>
-      </w:r>
-      <w:r>
-        <w:rPr>
-          <w:rFonts w:ascii="Times New Roman" w:eastAsia="Times New Roman" w:hAnsi="Times New Roman" w:cs="Times New Roman"/>
-          <w:sz w:val="24"/>
-          <w:szCs w:val="24"/>
-        </w:rPr>
-        <w:t>нице</w:t>
-      </w:r>
-      <w:r>
-        <w:rPr>
-          <w:rFonts w:ascii="Times New Roman" w:eastAsia="Times New Roman" w:hAnsi="Times New Roman" w:cs="Times New Roman"/>
-          <w:color w:val="000000"/>
-          <w:sz w:val="24"/>
-          <w:szCs w:val="24"/>
-        </w:rPr>
-        <w:t xml:space="preserve"> </w:t>
-      </w:r>
-      <w:r>
-        <w:rPr>
-          <w:rFonts w:ascii="Times New Roman" w:eastAsia="Times New Roman" w:hAnsi="Times New Roman" w:cs="Times New Roman"/>
-          <w:sz w:val="24"/>
-          <w:szCs w:val="24"/>
-        </w:rPr>
-        <w:t>благ</w:t>
-      </w:r>
-      <w:r>
-        <w:rPr>
-          <w:rFonts w:ascii="Times New Roman" w:eastAsia="Times New Roman" w:hAnsi="Times New Roman" w:cs="Times New Roman"/>
-          <w:color w:val="000000"/>
-          <w:sz w:val="24"/>
-          <w:szCs w:val="24"/>
-        </w:rPr>
-        <w:t>, джерело невисихаюче, Отче святий, чудотворче всесильний і вседержителю! Усі Тобі поклоняємося і Тобі молимося та Твої милості і Твої ласки призиваємо на поміч і на заступництво нашій смиренності. Пом'яни, Господи, слуг Твоїх, прийми від усіх нас ранішні моління, як кадило перед Тобою; ні одного з нас не вчини нездатним, але всіх нас зберігай ласками Твоїми. Пом'яни, Господи, тих, що чувають і співають на славу Твою і єдинородного Твого Сина і Бога нашого, і Святого Твого Духа. Будь їм помічником і заступником; прийми їх молитви на наднебесний і духовний Твій жертовник, бо Ти Бог наш, і Тобі славу возсилаємо: Отцю, і Сину, і Святому Духові, нині і повсякчас, і на віки віків. Амінь.</w:t>
-      </w:r>
-    </w:p>
-    <w:p>
-      <w:pPr>
-        <w:spacing w:after="120" w:line="240" w:lineRule="auto"/>
-        <w:jc w:val="both"/>
-        <w:rPr>
-          <w:rFonts w:ascii="Times New Roman" w:eastAsia="Times New Roman" w:hAnsi="Times New Roman" w:cs="Times New Roman"/>
-          <w:sz w:val="24"/>
-          <w:szCs w:val="24"/>
-        </w:rPr>
-      </w:pPr>
-      <w:r>
-        <w:rPr>
-          <w:rFonts w:ascii="Times New Roman" w:eastAsia="Times New Roman" w:hAnsi="Times New Roman" w:cs="Times New Roman"/>
-          <w:color w:val="FF0000"/>
-          <w:sz w:val="24"/>
-          <w:szCs w:val="24"/>
-        </w:rPr>
-        <w:t xml:space="preserve">6. </w:t>
-      </w:r>
-      <w:r>
-        <w:rPr>
-          <w:rFonts w:ascii="Times New Roman" w:eastAsia="Times New Roman" w:hAnsi="Times New Roman" w:cs="Times New Roman"/>
-          <w:sz w:val="24"/>
-          <w:szCs w:val="24"/>
-        </w:rPr>
-        <w:t>Благодаримо</w:t>
-      </w:r>
-      <w:r>
-        <w:rPr>
-          <w:rFonts w:ascii="Times New Roman" w:eastAsia="Times New Roman" w:hAnsi="Times New Roman" w:cs="Times New Roman"/>
-          <w:color w:val="000000"/>
-          <w:sz w:val="24"/>
-          <w:szCs w:val="24"/>
-        </w:rPr>
-        <w:t xml:space="preserve"> Т</w:t>
-      </w:r>
-      <w:r>
-        <w:rPr>
-          <w:rFonts w:ascii="Times New Roman" w:eastAsia="Times New Roman" w:hAnsi="Times New Roman" w:cs="Times New Roman"/>
-          <w:sz w:val="24"/>
-          <w:szCs w:val="24"/>
-        </w:rPr>
-        <w:t>е</w:t>
-      </w:r>
-      <w:r>
-        <w:rPr>
-          <w:rFonts w:ascii="Times New Roman" w:eastAsia="Times New Roman" w:hAnsi="Times New Roman" w:cs="Times New Roman"/>
-          <w:color w:val="000000"/>
-          <w:sz w:val="24"/>
-          <w:szCs w:val="24"/>
-        </w:rPr>
-        <w:t>б</w:t>
-      </w:r>
-      <w:r>
-        <w:rPr>
-          <w:rFonts w:ascii="Times New Roman" w:eastAsia="Times New Roman" w:hAnsi="Times New Roman" w:cs="Times New Roman"/>
-          <w:sz w:val="24"/>
-          <w:szCs w:val="24"/>
-        </w:rPr>
-        <w:t>е</w:t>
-      </w:r>
-      <w:r>
-        <w:rPr>
-          <w:rFonts w:ascii="Times New Roman" w:eastAsia="Times New Roman" w:hAnsi="Times New Roman" w:cs="Times New Roman"/>
-          <w:color w:val="000000"/>
-          <w:sz w:val="24"/>
-          <w:szCs w:val="24"/>
-        </w:rPr>
-        <w:t xml:space="preserve">, Господи, Боже спасіння нашого, бо Ти все робиш для добра життя нашого, щоб ми завжди на Тебе споглядали, Спасителю й Доброчинцю душ наших. Бо Ти дав спокій нам у час минулої ночі й підвів нас, щоб ми поклонялися величному імені Твоєму. Тому молимо Тебе, Господи: Дай нам ласку й силу, щоб ми стали гідними співати Тобі розумно й молитися безупинно та в страсі і тремтінні над нашим спасінням працювали, при заступництві Христа Твого. Пом'яни, Господи, і тих, що вночі до Тебе кличуть. Вислухай їх і помилуй, і круши під ноги їх невидимих </w:t>
-      </w:r>
-      <w:r>
-        <w:rPr>
-          <w:rFonts w:ascii="Times New Roman" w:eastAsia="Times New Roman" w:hAnsi="Times New Roman" w:cs="Times New Roman"/>
-          <w:color w:val="000000"/>
-          <w:sz w:val="24"/>
-          <w:szCs w:val="24"/>
-        </w:rPr>
-        <w:lastRenderedPageBreak/>
-        <w:t>і войовничих ворогів. Бо Ти Цар миру і Спас душ наших, і Тобі славу возсилаємо: Отцю і Сину, і Святому Духові, нині і повсякчас, і на віки віків. Амінь.</w:t>
-      </w:r>
-    </w:p>
-    <w:p>
-      <w:pPr>
-        <w:spacing w:after="120" w:line="240" w:lineRule="auto"/>
-        <w:jc w:val="both"/>
-        <w:rPr>
-          <w:rFonts w:ascii="Times New Roman" w:eastAsia="Times New Roman" w:hAnsi="Times New Roman" w:cs="Times New Roman"/>
-          <w:sz w:val="24"/>
-          <w:szCs w:val="24"/>
-        </w:rPr>
-      </w:pPr>
-      <w:r>
-        <w:rPr>
-          <w:rFonts w:ascii="Times New Roman" w:eastAsia="Times New Roman" w:hAnsi="Times New Roman" w:cs="Times New Roman"/>
-          <w:color w:val="FF0000"/>
-          <w:sz w:val="24"/>
-          <w:szCs w:val="24"/>
-        </w:rPr>
-        <w:t>7.</w:t>
-      </w:r>
-      <w:r>
-        <w:rPr>
-          <w:rFonts w:ascii="Times New Roman" w:eastAsia="Times New Roman" w:hAnsi="Times New Roman" w:cs="Times New Roman"/>
-          <w:color w:val="000000"/>
-          <w:sz w:val="24"/>
-          <w:szCs w:val="24"/>
-        </w:rPr>
-        <w:t xml:space="preserve"> Боже й Отче Господа нашого Ісуса Христа! Ти підніс нас з постелі нашої і зібрав на годину молитви. Дай нам ласку відкрити уста наші і прийми наші подяки, що в наших силах, і навчи нас установ Твоїх. Бо молитися як слід не вміємо, якщо Ти, Господи, святим Твоїм Духом не навчиш нас. Тому молимося Тобі: Даруй і прости, якщо ми згрішили аж до теперішньої години словом або ділом, або думкою, добровільно або недобровільно. Бо коли на провини будеш дивитися, Господи, Господи, то хто встоїться, бо в Тебе є прощення. Ти один святий, допоміжник сильний, захисник життя нашого, і Тебе ми завжди оспівуватимемо. Нехай буде сила Царства Твого завжди благословенна і вельми прославлювана: Отця, і Сина, і Святого Духа, нині і повсякчас, і на віки віків. Амінь.</w:t>
-      </w:r>
-    </w:p>
-    <w:p>
-      <w:pPr>
-        <w:spacing w:after="120" w:line="240" w:lineRule="auto"/>
-        <w:jc w:val="both"/>
-        <w:rPr>
-          <w:rFonts w:ascii="Times New Roman" w:eastAsia="Times New Roman" w:hAnsi="Times New Roman" w:cs="Times New Roman"/>
-          <w:sz w:val="24"/>
-          <w:szCs w:val="24"/>
-        </w:rPr>
-      </w:pPr>
-      <w:r>
-        <w:rPr>
-          <w:rFonts w:ascii="Times New Roman" w:eastAsia="Times New Roman" w:hAnsi="Times New Roman" w:cs="Times New Roman"/>
-          <w:color w:val="FF0000"/>
-          <w:sz w:val="24"/>
-          <w:szCs w:val="24"/>
-        </w:rPr>
-        <w:t xml:space="preserve">8. </w:t>
-      </w:r>
-      <w:r>
-        <w:rPr>
-          <w:rFonts w:ascii="Times New Roman" w:eastAsia="Times New Roman" w:hAnsi="Times New Roman" w:cs="Times New Roman"/>
-          <w:color w:val="000000"/>
-          <w:sz w:val="24"/>
-          <w:szCs w:val="24"/>
-        </w:rPr>
-        <w:t>Господи, Боже наш, що сонну неміч забрав від нас і покликав нас візванням святим, щоб і вночі підносити руки наші і прославляти Тебе за справедливі Твої присуди. Прийми благання наші, моління, визнавання, нічні служби і даруй нам, Боже, віру бездоганну, надію впевнену, любов нелицемірну. Благослови наші входи й виходи, вчинки, слова, діла й думки; і дай нам дочекатися початку дня, нам, що хвалять й оспівують, і благословлять добрість Твоєї несказанної сили, щоб було благословенне Твоє пресвяте ім'я і прославлене Твоє царство: Отця, і Сина, і Святого Духа, нині і повсякчас, і на віки віків. Амінь.</w:t>
-      </w:r>
-    </w:p>
-    <w:p>
-      <w:pPr>
-        <w:spacing w:after="120" w:line="240" w:lineRule="auto"/>
-        <w:jc w:val="both"/>
-        <w:rPr>
-          <w:rFonts w:ascii="Times New Roman" w:eastAsia="Times New Roman" w:hAnsi="Times New Roman" w:cs="Times New Roman"/>
-          <w:sz w:val="24"/>
-          <w:szCs w:val="24"/>
-        </w:rPr>
-      </w:pPr>
-      <w:r>
-        <w:rPr>
-          <w:rFonts w:ascii="Times New Roman" w:eastAsia="Times New Roman" w:hAnsi="Times New Roman" w:cs="Times New Roman"/>
-          <w:color w:val="FF0000"/>
-          <w:sz w:val="24"/>
-          <w:szCs w:val="24"/>
-        </w:rPr>
-        <w:t>9.</w:t>
-      </w:r>
-      <w:r>
-        <w:rPr>
-          <w:rFonts w:ascii="Times New Roman" w:eastAsia="Times New Roman" w:hAnsi="Times New Roman" w:cs="Times New Roman"/>
-          <w:color w:val="000000"/>
-          <w:sz w:val="24"/>
-          <w:szCs w:val="24"/>
-        </w:rPr>
-        <w:t xml:space="preserve"> Господи, Боже наш! Ти за покаяння дарував людям відпущення, нам же, як образ пізнання і визнання гріхів, показав покаяння і прощення пророка Давида. Тож, Владико, помилуй з великої милости Твоєї нас, що в чимало великих гріхів впали, і по багатстві ласк Твоїх очисти беззаконня наші, бо перед Тобою згрішили ми, Господи, що невідомі й таємні речі серця людського знаєш, і єдиний Ти маєш владу прощати гріхи. Серце ж чисте вчини в нас і Духом владичним утверди нас, і радість спасіння Твого яви нам. Не відкинь нас від лиця Твого, але дозволь, як благий і людинолюбний, аж до останнього нашого віддиху появляти Тобі жертву справедливости й приноси на святих Твоїх жертовниках, милістю і ласками і людинолюб'ям єдинородного Сина Твого, з яким Ти є благословенний з пресвятим, добрим і животворчим Твоїм Духом, нині й повсякчас, і на віки віків. Амінь.</w:t>
-      </w:r>
-    </w:p>
-    <w:p>
-      <w:pPr>
-        <w:spacing w:after="120" w:line="240" w:lineRule="auto"/>
-        <w:jc w:val="both"/>
-        <w:rPr>
-          <w:rFonts w:ascii="Times New Roman" w:eastAsia="Times New Roman" w:hAnsi="Times New Roman" w:cs="Times New Roman"/>
-          <w:sz w:val="24"/>
-          <w:szCs w:val="24"/>
-        </w:rPr>
-      </w:pPr>
-      <w:r>
-        <w:rPr>
-          <w:rFonts w:ascii="Times New Roman" w:eastAsia="Times New Roman" w:hAnsi="Times New Roman" w:cs="Times New Roman"/>
-          <w:color w:val="FF0000"/>
-          <w:sz w:val="24"/>
-          <w:szCs w:val="24"/>
-        </w:rPr>
-        <w:t>10.</w:t>
-      </w:r>
-      <w:r>
-        <w:rPr>
-          <w:rFonts w:ascii="Times New Roman" w:eastAsia="Times New Roman" w:hAnsi="Times New Roman" w:cs="Times New Roman"/>
-          <w:color w:val="000000"/>
-          <w:sz w:val="24"/>
-          <w:szCs w:val="24"/>
-        </w:rPr>
-        <w:t xml:space="preserve"> Боже, Боже наш! Ти сотворив розумні й духовні сили своєю волею. Тебе просимо й Тобі молимося: Прийми наші посильні величання з усіма Твоїми творіннями і збагати щедрими даруваннями Твоєї ласки. Бо перед Тобою згинається всяке коліно: на небі, на землі й під землею, і все, що живе, і все створіння оспівує неосяжну Твою славу, бо Ти Бог правдивий і вельми милостивий. Тебе бо хвалять усі небесні сили, і Тобі славу возсилаємо: Отцю, і Сину, і Святому Духові, нині і повсякчас, і на віки віків. Амінь.</w:t>
-      </w:r>
-    </w:p>
-    <w:p>
-      <w:pPr>
-        <w:spacing w:after="120" w:line="240" w:lineRule="auto"/>
-        <w:jc w:val="both"/>
-        <w:rPr>
-          <w:rFonts w:ascii="Times New Roman" w:eastAsia="Times New Roman" w:hAnsi="Times New Roman" w:cs="Times New Roman"/>
-          <w:sz w:val="24"/>
-          <w:szCs w:val="24"/>
-        </w:rPr>
-      </w:pPr>
-      <w:r>
-        <w:rPr>
-          <w:rFonts w:ascii="Times New Roman" w:eastAsia="Times New Roman" w:hAnsi="Times New Roman" w:cs="Times New Roman"/>
-          <w:color w:val="FF0000"/>
-          <w:sz w:val="24"/>
-          <w:szCs w:val="24"/>
-        </w:rPr>
-        <w:t xml:space="preserve">11. </w:t>
-      </w:r>
-      <w:r>
-        <w:rPr>
-          <w:rFonts w:ascii="Times New Roman" w:eastAsia="Times New Roman" w:hAnsi="Times New Roman" w:cs="Times New Roman"/>
-          <w:color w:val="000000"/>
-          <w:sz w:val="24"/>
-          <w:szCs w:val="24"/>
-        </w:rPr>
-        <w:t xml:space="preserve">Хвалимо, співаємо, благословимо і </w:t>
-      </w:r>
-      <w:r>
-        <w:rPr>
-          <w:rFonts w:ascii="Times New Roman" w:eastAsia="Times New Roman" w:hAnsi="Times New Roman" w:cs="Times New Roman"/>
-          <w:sz w:val="24"/>
-          <w:szCs w:val="24"/>
-        </w:rPr>
-        <w:t>благодаримо</w:t>
-      </w:r>
-      <w:r>
-        <w:rPr>
-          <w:rFonts w:ascii="Times New Roman" w:eastAsia="Times New Roman" w:hAnsi="Times New Roman" w:cs="Times New Roman"/>
-          <w:color w:val="000000"/>
-          <w:sz w:val="24"/>
-          <w:szCs w:val="24"/>
-        </w:rPr>
-        <w:t xml:space="preserve"> Т</w:t>
-      </w:r>
-      <w:r>
-        <w:rPr>
-          <w:rFonts w:ascii="Times New Roman" w:eastAsia="Times New Roman" w:hAnsi="Times New Roman" w:cs="Times New Roman"/>
-          <w:sz w:val="24"/>
-          <w:szCs w:val="24"/>
-        </w:rPr>
-        <w:t>ебе</w:t>
-      </w:r>
-      <w:r>
-        <w:rPr>
-          <w:rFonts w:ascii="Times New Roman" w:eastAsia="Times New Roman" w:hAnsi="Times New Roman" w:cs="Times New Roman"/>
-          <w:color w:val="000000"/>
-          <w:sz w:val="24"/>
-          <w:szCs w:val="24"/>
-        </w:rPr>
-        <w:t xml:space="preserve">, Боже батьків наших, бо Ти забрав тінь нічну і явив нам знову світло денне. Молимо Твою добрість: Милостивий будь для нас грішних і прийми молитву нашу задля великої Твоєї ласкавости, бо ми прибігаємо до Тебе, милостивого і всемогутнього Бога. Ти, що засвітив у серцях наших правдиве сонце справедливости Твоєї! Просвіти розум наш і почування всі зберігай, щоб, як у день, ходили ми пристойно шляхом заповідей Твоїх і дійшли до </w:t>
-      </w:r>
-      <w:r>
-        <w:rPr>
-          <w:rFonts w:ascii="Times New Roman" w:eastAsia="Times New Roman" w:hAnsi="Times New Roman" w:cs="Times New Roman"/>
-          <w:color w:val="000000"/>
-          <w:sz w:val="24"/>
-          <w:szCs w:val="24"/>
-        </w:rPr>
-        <w:lastRenderedPageBreak/>
-        <w:t>життя вічного, і стали гідними насолоджуватися недоступним Твоїм світлом. Бо в Тебе є джерело життя, Ти Бог наш і Тобі славу возсилаємо: Отцю, і Сину, і Святому Духові, нині і повсякчас, і на віки віків. Амінь.</w:t>
+        <w:t>, Боже батьків наших, бо Ти забрав тінь нічну і явив нам знову світло денне. Молимо Твою добрість: Милостивий будь для нас грішних і прийми молитву нашу задля великої Твоєї ласкавости, бо ми прибігаємо до Тебе, милостивого і всемогутнього Бога. Ти, що засвітив у серцях наших правдиве сонце справедливости Твоєї! Просвіти розум наш і почування всі зберігай, щоб, як у день, ходили ми пристойно шляхом заповідей Твоїх і дійшли до життя вічного, і стали гідними насолоджуватися недоступним Твоїм світлом. Бо в Тебе є джерело життя, Ти Бог наш і Тобі славу возсилаємо: Отцю, і Сину, і Святому Духові, нині і повсякчас, і на віки віків. Амінь.</w:t>
       </w:r>
     </w:p>
     <w:p>
@@ -9169,6 +9043,7 @@
           <w:sz w:val="24"/>
           <w:szCs w:val="24"/>
         </w:rPr>
+        <w:lastRenderedPageBreak/>
         <w:t>Велика єктенія</w:t>
       </w:r>
     </w:p>
@@ -9844,57 +9719,66 @@
           <w:sz w:val="24"/>
           <w:szCs w:val="24"/>
         </w:rPr>
+        <w:t>Пресвяту, пречисту, преблагословенну, славну Владичицю нашу Богородицю і приснодіву Марію, з усіма святими пом’янувши, самих себе, і один одного, і все життя наше Христу Богові віддаймо.</w:t>
+      </w:r>
+    </w:p>
+    <w:p>
+      <w:pPr>
+        <w:spacing w:after="120" w:line="240" w:lineRule="auto"/>
+        <w:rPr>
+          <w:rFonts w:ascii="Times New Roman" w:eastAsia="Times New Roman" w:hAnsi="Times New Roman" w:cs="Times New Roman"/>
+          <w:sz w:val="24"/>
+          <w:szCs w:val="24"/>
+        </w:rPr>
+      </w:pPr>
+      <w:r>
+        <w:rPr>
+          <w:rFonts w:ascii="Times New Roman" w:eastAsia="Times New Roman" w:hAnsi="Times New Roman" w:cs="Times New Roman"/>
+          <w:i/>
+          <w:color w:val="FF4400"/>
+          <w:sz w:val="24"/>
+          <w:szCs w:val="24"/>
+        </w:rPr>
+        <w:t>Вірні:</w:t>
+      </w:r>
+      <w:r>
+        <w:rPr>
+          <w:rFonts w:ascii="Times New Roman" w:eastAsia="Times New Roman" w:hAnsi="Times New Roman" w:cs="Times New Roman"/>
+          <w:color w:val="000000"/>
+          <w:sz w:val="24"/>
+          <w:szCs w:val="24"/>
+        </w:rPr>
+        <w:t xml:space="preserve"> Тобі́, Го́споди.</w:t>
+      </w:r>
+    </w:p>
+    <w:p>
+      <w:pPr>
+        <w:spacing w:after="120" w:line="240" w:lineRule="auto"/>
+        <w:jc w:val="both"/>
+        <w:rPr>
+          <w:rFonts w:ascii="Times New Roman" w:eastAsia="Times New Roman" w:hAnsi="Times New Roman" w:cs="Times New Roman"/>
+          <w:sz w:val="24"/>
+          <w:szCs w:val="24"/>
+        </w:rPr>
+      </w:pPr>
+      <w:r>
+        <w:rPr>
+          <w:rFonts w:ascii="Times New Roman" w:eastAsia="Times New Roman" w:hAnsi="Times New Roman" w:cs="Times New Roman"/>
+          <w:sz w:val="24"/>
+          <w:szCs w:val="24"/>
+          <w:u w:val="single"/>
+        </w:rPr>
+        <w:t xml:space="preserve">[Благодаримо Тебе, Господи, Боже наш, що підняв нас із постелі нашої і вклав в уста наші слово хвали, щоб поклонятися і призивати ім'я Твоє святе. Ми умоляємо Твоє </w:t>
+      </w:r>
+      <w:r>
+        <w:rPr>
+          <w:rFonts w:ascii="Times New Roman" w:eastAsia="Times New Roman" w:hAnsi="Times New Roman" w:cs="Times New Roman"/>
+          <w:sz w:val="24"/>
+          <w:szCs w:val="24"/>
+          <w:u w:val="single"/>
+        </w:rPr>
         <w:lastRenderedPageBreak/>
-        <w:t>Пресвяту, пречисту, преблагословенну, славну Владичицю нашу Богородицю і приснодіву Марію, з усіма святими пом’янувши, самих себе, і один одного, і все життя наше Христу Богові віддаймо.</w:t>
-      </w:r>
-    </w:p>
-    <w:p>
-      <w:pPr>
-        <w:spacing w:after="120" w:line="240" w:lineRule="auto"/>
-        <w:rPr>
-          <w:rFonts w:ascii="Times New Roman" w:eastAsia="Times New Roman" w:hAnsi="Times New Roman" w:cs="Times New Roman"/>
-          <w:sz w:val="24"/>
-          <w:szCs w:val="24"/>
-        </w:rPr>
-      </w:pPr>
-      <w:r>
-        <w:rPr>
-          <w:rFonts w:ascii="Times New Roman" w:eastAsia="Times New Roman" w:hAnsi="Times New Roman" w:cs="Times New Roman"/>
-          <w:i/>
-          <w:color w:val="FF4400"/>
-          <w:sz w:val="24"/>
-          <w:szCs w:val="24"/>
-        </w:rPr>
-        <w:t>Вірні:</w:t>
-      </w:r>
-      <w:r>
-        <w:rPr>
-          <w:rFonts w:ascii="Times New Roman" w:eastAsia="Times New Roman" w:hAnsi="Times New Roman" w:cs="Times New Roman"/>
-          <w:color w:val="000000"/>
-          <w:sz w:val="24"/>
-          <w:szCs w:val="24"/>
-        </w:rPr>
-        <w:t xml:space="preserve"> Тобі́, Го́споди.</w:t>
-      </w:r>
-    </w:p>
-    <w:p>
-      <w:pPr>
-        <w:spacing w:after="120" w:line="240" w:lineRule="auto"/>
-        <w:jc w:val="both"/>
-        <w:rPr>
-          <w:rFonts w:ascii="Times New Roman" w:eastAsia="Times New Roman" w:hAnsi="Times New Roman" w:cs="Times New Roman"/>
-          <w:sz w:val="24"/>
-          <w:szCs w:val="24"/>
-        </w:rPr>
-      </w:pPr>
-      <w:r>
-        <w:rPr>
-          <w:rFonts w:ascii="Times New Roman" w:eastAsia="Times New Roman" w:hAnsi="Times New Roman" w:cs="Times New Roman"/>
-          <w:sz w:val="24"/>
-          <w:szCs w:val="24"/>
-          <w:u w:val="single"/>
-        </w:rPr>
-        <w:t>[Благодаримо Тебе, Господи, Боже наш, що підняв нас із постелі нашої і вклав в уста наші слово хвали, щоб поклонятися і призивати ім'я Твоє святе. Ми умоляємо Твоє милосердя, яке Ти завжди виявляв у нашому житті. Пошли поміч свою людям, що стоять перед лицем святої слави Твоєї і дожидають від Тебе багатої милости; і дай нам, що зо страхом і любов'ю завжди Тобі служимо, хвалити несказанну Твою доброту.]</w:t>
+        <w:t>милосердя, яке Ти завжди виявляв у нашому житті. Пошли поміч свою людям, що стоять перед лицем святої слави Твоєї і дожидають від Тебе багатої милости; і дай нам, що зо страхом і любов'ю завжди Тобі служимо, хвалити несказанну Твою доброту.]</w:t>
       </w:r>
     </w:p>
     <w:p>
@@ -10429,57 +10313,66 @@
           <w:sz w:val="24"/>
           <w:szCs w:val="24"/>
         </w:rPr>
+        <w:t>Пресвяту, пречисту, преблагословенну, славну Владичицю нашу Богородицю і приснодіву Марію, з усіма святими пом’янувши, самих себе, і один одного, і все життя наше Христу Богові віддаймо.</w:t>
+      </w:r>
+    </w:p>
+    <w:p>
+      <w:pPr>
+        <w:spacing w:after="120" w:line="240" w:lineRule="auto"/>
+        <w:rPr>
+          <w:rFonts w:ascii="Times New Roman" w:eastAsia="Times New Roman" w:hAnsi="Times New Roman" w:cs="Times New Roman"/>
+          <w:sz w:val="24"/>
+          <w:szCs w:val="24"/>
+        </w:rPr>
+      </w:pPr>
+      <w:r>
+        <w:rPr>
+          <w:rFonts w:ascii="Times New Roman" w:eastAsia="Times New Roman" w:hAnsi="Times New Roman" w:cs="Times New Roman"/>
+          <w:i/>
+          <w:color w:val="FF4400"/>
+          <w:sz w:val="24"/>
+          <w:szCs w:val="24"/>
+        </w:rPr>
+        <w:t>Вірні:</w:t>
+      </w:r>
+      <w:r>
+        <w:rPr>
+          <w:rFonts w:ascii="Times New Roman" w:eastAsia="Times New Roman" w:hAnsi="Times New Roman" w:cs="Times New Roman"/>
+          <w:color w:val="000000"/>
+          <w:sz w:val="24"/>
+          <w:szCs w:val="24"/>
+        </w:rPr>
+        <w:t xml:space="preserve"> Тобі́, Го́споди.</w:t>
+      </w:r>
+    </w:p>
+    <w:p>
+      <w:pPr>
+        <w:spacing w:after="120" w:line="240" w:lineRule="auto"/>
+        <w:jc w:val="both"/>
+        <w:rPr>
+          <w:rFonts w:ascii="Times New Roman" w:eastAsia="Times New Roman" w:hAnsi="Times New Roman" w:cs="Times New Roman"/>
+          <w:sz w:val="24"/>
+          <w:szCs w:val="24"/>
+        </w:rPr>
+      </w:pPr>
+      <w:r>
+        <w:rPr>
+          <w:rFonts w:ascii="Times New Roman" w:eastAsia="Times New Roman" w:hAnsi="Times New Roman" w:cs="Times New Roman"/>
+          <w:sz w:val="24"/>
+          <w:szCs w:val="24"/>
+          <w:u w:val="single"/>
+        </w:rPr>
+        <w:t xml:space="preserve">[Від ночі лине дух наш до Тебе, Боже, бо світлом є повеління Твої. Навчи нас, Боже, правди Твоєї, заповідей Твоїх і виправдань Твоїх. Просвіти наші духовні очі, щоб ми не заснули в гріхах на смерть. Віджени всяку мряку від сердець наших, даруй нам сонце правди і охорони життя наше знаменням і печаттю Святого Твого Духа. </w:t>
+      </w:r>
+      <w:r>
+        <w:rPr>
+          <w:rFonts w:ascii="Times New Roman" w:eastAsia="Times New Roman" w:hAnsi="Times New Roman" w:cs="Times New Roman"/>
+          <w:sz w:val="24"/>
+          <w:szCs w:val="24"/>
+          <w:u w:val="single"/>
+        </w:rPr>
         <w:lastRenderedPageBreak/>
-        <w:t>Пресвяту, пречисту, преблагословенну, славну Владичицю нашу Богородицю і приснодіву Марію, з усіма святими пом’янувши, самих себе, і один одного, і все життя наше Христу Богові віддаймо.</w:t>
-      </w:r>
-    </w:p>
-    <w:p>
-      <w:pPr>
-        <w:spacing w:after="120" w:line="240" w:lineRule="auto"/>
-        <w:rPr>
-          <w:rFonts w:ascii="Times New Roman" w:eastAsia="Times New Roman" w:hAnsi="Times New Roman" w:cs="Times New Roman"/>
-          <w:sz w:val="24"/>
-          <w:szCs w:val="24"/>
-        </w:rPr>
-      </w:pPr>
-      <w:r>
-        <w:rPr>
-          <w:rFonts w:ascii="Times New Roman" w:eastAsia="Times New Roman" w:hAnsi="Times New Roman" w:cs="Times New Roman"/>
-          <w:i/>
-          <w:color w:val="FF4400"/>
-          <w:sz w:val="24"/>
-          <w:szCs w:val="24"/>
-        </w:rPr>
-        <w:t>Вірні:</w:t>
-      </w:r>
-      <w:r>
-        <w:rPr>
-          <w:rFonts w:ascii="Times New Roman" w:eastAsia="Times New Roman" w:hAnsi="Times New Roman" w:cs="Times New Roman"/>
-          <w:color w:val="000000"/>
-          <w:sz w:val="24"/>
-          <w:szCs w:val="24"/>
-        </w:rPr>
-        <w:t xml:space="preserve"> Тобі́, Го́споди.</w:t>
-      </w:r>
-    </w:p>
-    <w:p>
-      <w:pPr>
-        <w:spacing w:after="120" w:line="240" w:lineRule="auto"/>
-        <w:jc w:val="both"/>
-        <w:rPr>
-          <w:rFonts w:ascii="Times New Roman" w:eastAsia="Times New Roman" w:hAnsi="Times New Roman" w:cs="Times New Roman"/>
-          <w:sz w:val="24"/>
-          <w:szCs w:val="24"/>
-        </w:rPr>
-      </w:pPr>
-      <w:r>
-        <w:rPr>
-          <w:rFonts w:ascii="Times New Roman" w:eastAsia="Times New Roman" w:hAnsi="Times New Roman" w:cs="Times New Roman"/>
-          <w:sz w:val="24"/>
-          <w:szCs w:val="24"/>
-          <w:u w:val="single"/>
-        </w:rPr>
-        <w:t>[Від ночі лине дух наш до Тебе, Боже, бо світлом є повеління Твої. Навчи нас, Боже, правди Твоєї, заповідей Твоїх і виправдань Твоїх. Просвіти наші духовні очі, щоб ми не заснули в гріхах на смерть. Віджени всяку мряку від сердець наших, даруй нам сонце правди і охорони життя наше знаменням і печаттю Святого Твого Духа. Направ стопи наші на шлях мирний, дай нам бачити ранішній день у радості, щоб ми Тобі засилали ранішні молитви.]</w:t>
+        <w:t>Направ стопи наші на шлях мирний, дай нам бачити ранішній день у радості, щоб ми Тобі засилали ранішні молитви.]</w:t>
       </w:r>
     </w:p>
     <w:p>
@@ -10942,7 +10835,16 @@
           <w:sz w:val="24"/>
           <w:szCs w:val="24"/>
         </w:rPr>
-        <w:t>Посеред раю дерево видало смерть,* а посеред усієї землі виросло дерево життя.* Вкусивши з плоду першого,* ми, колись нетлінні, стали тлінню;* а вкусивши з другого, втішаємось нетлінням,* бо ти, як Бог, хрестом спасаєш рід людський.</w:t>
+        <w:t xml:space="preserve">Посеред раю дерево видало смерть,* а посеред усієї землі виросло дерево життя.* Вкусивши з плоду першого,* ми, колись нетлінні, стали тлінню;* а </w:t>
+      </w:r>
+      <w:r>
+        <w:rPr>
+          <w:rFonts w:ascii="Times New Roman" w:eastAsia="Times New Roman" w:hAnsi="Times New Roman" w:cs="Times New Roman"/>
+          <w:sz w:val="24"/>
+          <w:szCs w:val="24"/>
+        </w:rPr>
+        <w:lastRenderedPageBreak/>
+        <w:t>вкусивши з другого, втішаємось нетлінням,* бо ти, як Бог, хрестом спасаєш рід людський.</w:t>
       </w:r>
     </w:p>
     <w:p>
@@ -11345,76 +11247,76 @@
           <w:sz w:val="24"/>
           <w:szCs w:val="24"/>
         </w:rPr>
+        <w:t>Жертва Богові – дух сокрушений,* серцем сокрушеним і смиренним Бог не погордить.</w:t>
+      </w:r>
+    </w:p>
+    <w:p>
+      <w:pPr>
+        <w:spacing w:after="120" w:line="240" w:lineRule="auto"/>
+        <w:jc w:val="both"/>
+        <w:rPr>
+          <w:rFonts w:ascii="Times New Roman" w:eastAsia="Times New Roman" w:hAnsi="Times New Roman" w:cs="Times New Roman"/>
+          <w:sz w:val="24"/>
+          <w:szCs w:val="24"/>
+        </w:rPr>
+      </w:pPr>
+      <w:r>
+        <w:rPr>
+          <w:rFonts w:ascii="Times New Roman" w:eastAsia="Times New Roman" w:hAnsi="Times New Roman" w:cs="Times New Roman"/>
+          <w:sz w:val="24"/>
+          <w:szCs w:val="24"/>
+        </w:rPr>
+        <w:t>Ущаслив, Господи, благоволінням твоїм Сіон,* і нехай відбудуються стіни єрусалимські.</w:t>
+      </w:r>
+    </w:p>
+    <w:p>
+      <w:pPr>
+        <w:spacing w:after="120" w:line="240" w:lineRule="auto"/>
+        <w:jc w:val="both"/>
+        <w:rPr>
+          <w:rFonts w:ascii="Times New Roman" w:eastAsia="Times New Roman" w:hAnsi="Times New Roman" w:cs="Times New Roman"/>
+          <w:sz w:val="24"/>
+          <w:szCs w:val="24"/>
+        </w:rPr>
+      </w:pPr>
+      <w:r>
+        <w:rPr>
+          <w:rFonts w:ascii="Times New Roman" w:eastAsia="Times New Roman" w:hAnsi="Times New Roman" w:cs="Times New Roman"/>
+          <w:sz w:val="24"/>
+          <w:szCs w:val="24"/>
+        </w:rPr>
+        <w:t>Тоді вподобаєш собі жертву правди, приношення і всепалення;* тоді покладуть на вівтар твій тельців.</w:t>
+      </w:r>
+    </w:p>
+    <w:p>
+      <w:pPr>
+        <w:spacing w:after="120" w:line="240" w:lineRule="auto"/>
+        <w:jc w:val="both"/>
+        <w:rPr>
+          <w:rFonts w:ascii="Times New Roman" w:eastAsia="Times New Roman" w:hAnsi="Times New Roman" w:cs="Times New Roman"/>
+          <w:sz w:val="24"/>
+          <w:szCs w:val="24"/>
+        </w:rPr>
+      </w:pPr>
+    </w:p>
+    <w:p>
+      <w:pPr>
+        <w:spacing w:after="120" w:line="240" w:lineRule="auto"/>
+        <w:jc w:val="both"/>
+        <w:rPr>
+          <w:rFonts w:ascii="Times New Roman" w:eastAsia="Times New Roman" w:hAnsi="Times New Roman" w:cs="Times New Roman"/>
+          <w:sz w:val="24"/>
+          <w:szCs w:val="24"/>
+        </w:rPr>
+      </w:pPr>
+      <w:r>
+        <w:rPr>
+          <w:rFonts w:ascii="Times New Roman" w:eastAsia="Times New Roman" w:hAnsi="Times New Roman" w:cs="Times New Roman"/>
+          <w:sz w:val="24"/>
+          <w:szCs w:val="24"/>
+          <w:u w:val="single"/>
+        </w:rPr>
         <w:lastRenderedPageBreak/>
-        <w:t>Жертва Богові – дух сокрушений,* серцем сокрушеним і смиренним Бог не погордить.</w:t>
-      </w:r>
-    </w:p>
-    <w:p>
-      <w:pPr>
-        <w:spacing w:after="120" w:line="240" w:lineRule="auto"/>
-        <w:jc w:val="both"/>
-        <w:rPr>
-          <w:rFonts w:ascii="Times New Roman" w:eastAsia="Times New Roman" w:hAnsi="Times New Roman" w:cs="Times New Roman"/>
-          <w:sz w:val="24"/>
-          <w:szCs w:val="24"/>
-        </w:rPr>
-      </w:pPr>
-      <w:r>
-        <w:rPr>
-          <w:rFonts w:ascii="Times New Roman" w:eastAsia="Times New Roman" w:hAnsi="Times New Roman" w:cs="Times New Roman"/>
-          <w:sz w:val="24"/>
-          <w:szCs w:val="24"/>
-        </w:rPr>
-        <w:t>Ущаслив, Господи, благоволінням твоїм Сіон,* і нехай відбудуються стіни єрусалимські.</w:t>
-      </w:r>
-    </w:p>
-    <w:p>
-      <w:pPr>
-        <w:spacing w:after="120" w:line="240" w:lineRule="auto"/>
-        <w:jc w:val="both"/>
-        <w:rPr>
-          <w:rFonts w:ascii="Times New Roman" w:eastAsia="Times New Roman" w:hAnsi="Times New Roman" w:cs="Times New Roman"/>
-          <w:sz w:val="24"/>
-          <w:szCs w:val="24"/>
-        </w:rPr>
-      </w:pPr>
-      <w:r>
-        <w:rPr>
-          <w:rFonts w:ascii="Times New Roman" w:eastAsia="Times New Roman" w:hAnsi="Times New Roman" w:cs="Times New Roman"/>
-          <w:sz w:val="24"/>
-          <w:szCs w:val="24"/>
-        </w:rPr>
-        <w:t>Тоді вподобаєш собі жертву правди, приношення і всепалення;* тоді покладуть на вівтар твій тельців.</w:t>
-      </w:r>
-    </w:p>
-    <w:p>
-      <w:pPr>
-        <w:spacing w:after="120" w:line="240" w:lineRule="auto"/>
-        <w:jc w:val="both"/>
-        <w:rPr>
-          <w:rFonts w:ascii="Times New Roman" w:eastAsia="Times New Roman" w:hAnsi="Times New Roman" w:cs="Times New Roman"/>
-          <w:sz w:val="24"/>
-          <w:szCs w:val="24"/>
-        </w:rPr>
-      </w:pPr>
-    </w:p>
-    <w:p>
-      <w:pPr>
-        <w:spacing w:after="120" w:line="240" w:lineRule="auto"/>
-        <w:jc w:val="both"/>
-        <w:rPr>
-          <w:rFonts w:ascii="Times New Roman" w:eastAsia="Times New Roman" w:hAnsi="Times New Roman" w:cs="Times New Roman"/>
-          <w:sz w:val="24"/>
-          <w:szCs w:val="24"/>
-        </w:rPr>
-      </w:pPr>
-      <w:r>
-        <w:rPr>
-          <w:rFonts w:ascii="Times New Roman" w:eastAsia="Times New Roman" w:hAnsi="Times New Roman" w:cs="Times New Roman"/>
-          <w:sz w:val="24"/>
-          <w:szCs w:val="24"/>
-          <w:u w:val="single"/>
-        </w:rPr>
         <w:t>Господи, Боже наш! Ти за покаяння дарував людям відпущення, нам же, як образ пізнання і визнання гріхів, показав покаяння і прощення пророка Давида. Тож, Владико, помилуй з великої милости Твоєї нас, що в чимало великих гріхів впали, і по багатстві ласк Твоїх очисти беззаконня наші, бо перед Тобою згрішили ми, Господи, що невідомі й таємні речі серця людського знаєш, і єдиний Ти маєш владу прощати гріхи. Серце ж чисте вчини в нас і Духом владичним утверди нас, і радість спасіння Твого яви нам. Не відкинь нас від лиця Твого, але дозволь, як благий і людинолюбний, аж до останнього нашого віддиху появляти Тобі жертву справедливости й приноси на святих Твоїх жертовниках, милістю і ласками і людинолюб'ям єдинородного Сина Твого, з яким Ти є благословенний з пресвятим, добрим і животворчим Твоїм Духом, нині й повсякчас, і на віки віків. Амінь.]</w:t>
       </w:r>
     </w:p>
@@ -11772,114 +11674,114 @@
           <w:sz w:val="24"/>
           <w:szCs w:val="24"/>
         </w:rPr>
+        <w:t xml:space="preserve">Стих: </w:t>
+      </w:r>
+      <w:r>
+        <w:rPr>
+          <w:rFonts w:ascii="Times New Roman" w:eastAsia="Times New Roman" w:hAnsi="Times New Roman" w:cs="Times New Roman"/>
+          <w:sz w:val="24"/>
+          <w:szCs w:val="24"/>
+          <w:u w:val="single"/>
+        </w:rPr>
+        <w:t>Слава, Господи, чесному хресту твоєму і розп'яттю.</w:t>
+      </w:r>
+    </w:p>
+    <w:p>
+      <w:pPr>
+        <w:shd w:val="clear" w:color="auto" w:fill="FFFFFF"/>
+        <w:spacing w:after="120" w:line="240" w:lineRule="auto"/>
+        <w:jc w:val="both"/>
+        <w:rPr>
+          <w:rFonts w:ascii="Times New Roman" w:eastAsia="Times New Roman" w:hAnsi="Times New Roman" w:cs="Times New Roman"/>
+          <w:color w:val="000000"/>
+          <w:sz w:val="24"/>
+          <w:szCs w:val="24"/>
+        </w:rPr>
+      </w:pPr>
+      <w:r>
+        <w:rPr>
+          <w:rFonts w:ascii="Times New Roman" w:eastAsia="Times New Roman" w:hAnsi="Times New Roman" w:cs="Times New Roman"/>
+          <w:color w:val="000000"/>
+          <w:sz w:val="24"/>
+          <w:szCs w:val="24"/>
+        </w:rPr>
+        <w:t>Ти утвердив небеса, і землю заснував, і море зв’язав словом; Ти був зв’язаний заради мене і на хресті прицвяхований, щоб розірвати кайдани гріха мого, Чоловіколюбче.</w:t>
+      </w:r>
+    </w:p>
+    <w:p>
+      <w:pPr>
+        <w:spacing w:after="120" w:line="240" w:lineRule="auto"/>
+        <w:jc w:val="both"/>
+        <w:rPr>
+          <w:rFonts w:ascii="Times New Roman" w:eastAsia="Times New Roman" w:hAnsi="Times New Roman" w:cs="Times New Roman"/>
+          <w:i/>
+          <w:sz w:val="24"/>
+          <w:szCs w:val="24"/>
+          <w:u w:val="single"/>
+        </w:rPr>
+      </w:pPr>
+      <w:r>
+        <w:rPr>
+          <w:rFonts w:ascii="Times New Roman" w:eastAsia="Times New Roman" w:hAnsi="Times New Roman" w:cs="Times New Roman"/>
+          <w:i/>
+          <w:color w:val="FF0000"/>
+          <w:sz w:val="24"/>
+          <w:szCs w:val="24"/>
+        </w:rPr>
+        <w:t xml:space="preserve">Стих: </w:t>
+      </w:r>
+      <w:r>
+        <w:rPr>
+          <w:rFonts w:ascii="Times New Roman" w:eastAsia="Times New Roman" w:hAnsi="Times New Roman" w:cs="Times New Roman"/>
+          <w:sz w:val="24"/>
+          <w:szCs w:val="24"/>
+          <w:u w:val="single"/>
+        </w:rPr>
+        <w:t>Слава, Господи, чесному хресту твоєму і розп'яттю.</w:t>
+      </w:r>
+    </w:p>
+    <w:p>
+      <w:pPr>
+        <w:shd w:val="clear" w:color="auto" w:fill="FFFFFF"/>
+        <w:spacing w:after="120" w:line="240" w:lineRule="auto"/>
+        <w:jc w:val="both"/>
+        <w:rPr>
+          <w:rFonts w:ascii="Times New Roman" w:eastAsia="Times New Roman" w:hAnsi="Times New Roman" w:cs="Times New Roman"/>
+          <w:color w:val="000000"/>
+          <w:sz w:val="24"/>
+          <w:szCs w:val="24"/>
+        </w:rPr>
+      </w:pPr>
+      <w:r>
+        <w:rPr>
+          <w:rFonts w:ascii="Times New Roman" w:eastAsia="Times New Roman" w:hAnsi="Times New Roman" w:cs="Times New Roman"/>
+          <w:color w:val="000000"/>
+          <w:sz w:val="24"/>
+          <w:szCs w:val="24"/>
+        </w:rPr>
+        <w:t>До хресного древа ворог приступив і умертвився зі своїми бісами злочинними, а осуджений за поживу лукаву був помилуваний, і творіння утвердилося у благочесті.</w:t>
+      </w:r>
+    </w:p>
+    <w:p>
+      <w:pPr>
+        <w:shd w:val="clear" w:color="auto" w:fill="FFFFFF"/>
+        <w:spacing w:after="120" w:line="240" w:lineRule="auto"/>
+        <w:jc w:val="both"/>
+        <w:rPr>
+          <w:rFonts w:ascii="Times New Roman" w:eastAsia="Times New Roman" w:hAnsi="Times New Roman" w:cs="Times New Roman"/>
+          <w:color w:val="000000"/>
+          <w:sz w:val="24"/>
+          <w:szCs w:val="24"/>
+        </w:rPr>
+      </w:pPr>
+      <w:r>
+        <w:rPr>
+          <w:rFonts w:ascii="Times New Roman" w:eastAsia="Times New Roman" w:hAnsi="Times New Roman" w:cs="Times New Roman"/>
+          <w:b/>
+          <w:sz w:val="24"/>
+          <w:szCs w:val="24"/>
+        </w:rPr>
         <w:lastRenderedPageBreak/>
-        <w:t xml:space="preserve">Стих: </w:t>
-      </w:r>
-      <w:r>
-        <w:rPr>
-          <w:rFonts w:ascii="Times New Roman" w:eastAsia="Times New Roman" w:hAnsi="Times New Roman" w:cs="Times New Roman"/>
-          <w:sz w:val="24"/>
-          <w:szCs w:val="24"/>
-          <w:u w:val="single"/>
-        </w:rPr>
-        <w:t>Слава, Господи, чесному хресту твоєму і розп'яттю.</w:t>
-      </w:r>
-    </w:p>
-    <w:p>
-      <w:pPr>
-        <w:shd w:val="clear" w:color="auto" w:fill="FFFFFF"/>
-        <w:spacing w:after="120" w:line="240" w:lineRule="auto"/>
-        <w:jc w:val="both"/>
-        <w:rPr>
-          <w:rFonts w:ascii="Times New Roman" w:eastAsia="Times New Roman" w:hAnsi="Times New Roman" w:cs="Times New Roman"/>
-          <w:color w:val="000000"/>
-          <w:sz w:val="24"/>
-          <w:szCs w:val="24"/>
-        </w:rPr>
-      </w:pPr>
-      <w:r>
-        <w:rPr>
-          <w:rFonts w:ascii="Times New Roman" w:eastAsia="Times New Roman" w:hAnsi="Times New Roman" w:cs="Times New Roman"/>
-          <w:color w:val="000000"/>
-          <w:sz w:val="24"/>
-          <w:szCs w:val="24"/>
-        </w:rPr>
-        <w:t>Ти утвердив небеса, і землю заснував, і море зв’язав словом; Ти був зв’язаний заради мене і на хресті прицвяхований, щоб розірвати кайдани гріха мого, Чоловіколюбче.</w:t>
-      </w:r>
-    </w:p>
-    <w:p>
-      <w:pPr>
-        <w:spacing w:after="120" w:line="240" w:lineRule="auto"/>
-        <w:jc w:val="both"/>
-        <w:rPr>
-          <w:rFonts w:ascii="Times New Roman" w:eastAsia="Times New Roman" w:hAnsi="Times New Roman" w:cs="Times New Roman"/>
-          <w:i/>
-          <w:sz w:val="24"/>
-          <w:szCs w:val="24"/>
-          <w:u w:val="single"/>
-        </w:rPr>
-      </w:pPr>
-      <w:r>
-        <w:rPr>
-          <w:rFonts w:ascii="Times New Roman" w:eastAsia="Times New Roman" w:hAnsi="Times New Roman" w:cs="Times New Roman"/>
-          <w:i/>
-          <w:color w:val="FF0000"/>
-          <w:sz w:val="24"/>
-          <w:szCs w:val="24"/>
-        </w:rPr>
-        <w:t xml:space="preserve">Стих: </w:t>
-      </w:r>
-      <w:r>
-        <w:rPr>
-          <w:rFonts w:ascii="Times New Roman" w:eastAsia="Times New Roman" w:hAnsi="Times New Roman" w:cs="Times New Roman"/>
-          <w:sz w:val="24"/>
-          <w:szCs w:val="24"/>
-          <w:u w:val="single"/>
-        </w:rPr>
-        <w:t>Слава, Господи, чесному хресту твоєму і розп'яттю.</w:t>
-      </w:r>
-    </w:p>
-    <w:p>
-      <w:pPr>
-        <w:shd w:val="clear" w:color="auto" w:fill="FFFFFF"/>
-        <w:spacing w:after="120" w:line="240" w:lineRule="auto"/>
-        <w:jc w:val="both"/>
-        <w:rPr>
-          <w:rFonts w:ascii="Times New Roman" w:eastAsia="Times New Roman" w:hAnsi="Times New Roman" w:cs="Times New Roman"/>
-          <w:color w:val="000000"/>
-          <w:sz w:val="24"/>
-          <w:szCs w:val="24"/>
-        </w:rPr>
-      </w:pPr>
-      <w:r>
-        <w:rPr>
-          <w:rFonts w:ascii="Times New Roman" w:eastAsia="Times New Roman" w:hAnsi="Times New Roman" w:cs="Times New Roman"/>
-          <w:color w:val="000000"/>
-          <w:sz w:val="24"/>
-          <w:szCs w:val="24"/>
-        </w:rPr>
-        <w:t>До хресного древа ворог приступив і умертвився зі своїми бісами злочинними, а осуджений за поживу лукаву був помилуваний, і творіння утвердилося у благочесті.</w:t>
-      </w:r>
-    </w:p>
-    <w:p>
-      <w:pPr>
-        <w:shd w:val="clear" w:color="auto" w:fill="FFFFFF"/>
-        <w:spacing w:after="120" w:line="240" w:lineRule="auto"/>
-        <w:jc w:val="both"/>
-        <w:rPr>
-          <w:rFonts w:ascii="Times New Roman" w:eastAsia="Times New Roman" w:hAnsi="Times New Roman" w:cs="Times New Roman"/>
-          <w:color w:val="000000"/>
-          <w:sz w:val="24"/>
-          <w:szCs w:val="24"/>
-        </w:rPr>
-      </w:pPr>
-      <w:r>
-        <w:rPr>
-          <w:rFonts w:ascii="Times New Roman" w:eastAsia="Times New Roman" w:hAnsi="Times New Roman" w:cs="Times New Roman"/>
-          <w:b/>
-          <w:sz w:val="24"/>
-          <w:szCs w:val="24"/>
-        </w:rPr>
         <w:t xml:space="preserve">Слава: І нині: </w:t>
       </w:r>
       <w:r>
@@ -12325,7 +12227,6 @@
           <w:sz w:val="24"/>
           <w:szCs w:val="24"/>
         </w:rPr>
-        <w:lastRenderedPageBreak/>
         <w:t>Став хрест, і вся омана упала; коли Тебе, Спасе, обнажали, оголився ворог; Адам був одягнений у божественну ризу нетління; творіння просвітилося, коли сонце затьмарилося, бо Ти був розіп’ятий на древі, Христе.</w:t>
       </w:r>
     </w:p>
@@ -12416,6 +12317,7 @@
           <w:sz w:val="24"/>
           <w:szCs w:val="24"/>
         </w:rPr>
+        <w:lastRenderedPageBreak/>
         <w:t>Ірмос:</w:t>
       </w:r>
       <w:r>
@@ -12882,103 +12784,103 @@
           <w:sz w:val="24"/>
           <w:szCs w:val="24"/>
         </w:rPr>
+        <w:t>Заступи, спаси, помилуй і охорони нас, Боже, твоєю благодаттю.</w:t>
+      </w:r>
+    </w:p>
+    <w:p>
+      <w:pPr>
+        <w:spacing w:after="120" w:line="240" w:lineRule="auto"/>
+        <w:rPr>
+          <w:rFonts w:ascii="Times New Roman" w:eastAsia="Times New Roman" w:hAnsi="Times New Roman" w:cs="Times New Roman"/>
+          <w:sz w:val="24"/>
+          <w:szCs w:val="24"/>
+        </w:rPr>
+      </w:pPr>
+      <w:r>
+        <w:rPr>
+          <w:rFonts w:ascii="Times New Roman" w:eastAsia="Times New Roman" w:hAnsi="Times New Roman" w:cs="Times New Roman"/>
+          <w:i/>
+          <w:color w:val="FF0000"/>
+          <w:sz w:val="24"/>
+          <w:szCs w:val="24"/>
+        </w:rPr>
+        <w:t>Вірні:</w:t>
+      </w:r>
+      <w:r>
+        <w:rPr>
+          <w:rFonts w:ascii="Times New Roman" w:eastAsia="Times New Roman" w:hAnsi="Times New Roman" w:cs="Times New Roman"/>
+          <w:color w:val="000000"/>
+          <w:sz w:val="24"/>
+          <w:szCs w:val="24"/>
+        </w:rPr>
+        <w:t xml:space="preserve"> Господи, помилуй.</w:t>
+      </w:r>
+    </w:p>
+    <w:p>
+      <w:pPr>
+        <w:spacing w:after="120" w:line="240" w:lineRule="auto"/>
+        <w:rPr>
+          <w:rFonts w:ascii="Times New Roman" w:eastAsia="Times New Roman" w:hAnsi="Times New Roman" w:cs="Times New Roman"/>
+          <w:sz w:val="24"/>
+          <w:szCs w:val="24"/>
+        </w:rPr>
+      </w:pPr>
+      <w:r>
+        <w:rPr>
+          <w:rFonts w:ascii="Times New Roman" w:eastAsia="Times New Roman" w:hAnsi="Times New Roman" w:cs="Times New Roman"/>
+          <w:color w:val="000000"/>
+          <w:sz w:val="24"/>
+          <w:szCs w:val="24"/>
+        </w:rPr>
+        <w:t>Пресвяту, пречисту, преблагословенну, славну Владичицю нашу Богородицю і приснодіву Марію, з усіма святими пом'янувши, самі себе, і один одного, і все життя наше Христу Богові віддаймо.</w:t>
+      </w:r>
+    </w:p>
+    <w:p>
+      <w:pPr>
+        <w:spacing w:after="120" w:line="240" w:lineRule="auto"/>
+        <w:rPr>
+          <w:rFonts w:ascii="Times New Roman" w:eastAsia="Times New Roman" w:hAnsi="Times New Roman" w:cs="Times New Roman"/>
+          <w:sz w:val="24"/>
+          <w:szCs w:val="24"/>
+        </w:rPr>
+      </w:pPr>
+      <w:r>
+        <w:rPr>
+          <w:rFonts w:ascii="Times New Roman" w:eastAsia="Times New Roman" w:hAnsi="Times New Roman" w:cs="Times New Roman"/>
+          <w:i/>
+          <w:color w:val="FF0000"/>
+          <w:sz w:val="24"/>
+          <w:szCs w:val="24"/>
+        </w:rPr>
+        <w:t>Вірні:</w:t>
+      </w:r>
+      <w:r>
+        <w:rPr>
+          <w:rFonts w:ascii="Times New Roman" w:eastAsia="Times New Roman" w:hAnsi="Times New Roman" w:cs="Times New Roman"/>
+          <w:color w:val="000000"/>
+          <w:sz w:val="24"/>
+          <w:szCs w:val="24"/>
+        </w:rPr>
+        <w:t xml:space="preserve"> Тобі, Господи.</w:t>
+      </w:r>
+    </w:p>
+    <w:p>
+      <w:pPr>
+        <w:spacing w:after="120" w:line="240" w:lineRule="auto"/>
+        <w:rPr>
+          <w:rFonts w:ascii="Times New Roman" w:eastAsia="Times New Roman" w:hAnsi="Times New Roman" w:cs="Times New Roman"/>
+          <w:sz w:val="24"/>
+          <w:szCs w:val="24"/>
+        </w:rPr>
+      </w:pPr>
+      <w:r>
+        <w:rPr>
+          <w:rFonts w:ascii="Times New Roman" w:eastAsia="Times New Roman" w:hAnsi="Times New Roman" w:cs="Times New Roman"/>
+          <w:sz w:val="24"/>
+          <w:szCs w:val="24"/>
+          <w:u w:val="single"/>
+        </w:rPr>
         <w:lastRenderedPageBreak/>
-        <w:t>Заступи, спаси, помилуй і охорони нас, Боже, твоєю благодаттю.</w:t>
-      </w:r>
-    </w:p>
-    <w:p>
-      <w:pPr>
-        <w:spacing w:after="120" w:line="240" w:lineRule="auto"/>
-        <w:rPr>
-          <w:rFonts w:ascii="Times New Roman" w:eastAsia="Times New Roman" w:hAnsi="Times New Roman" w:cs="Times New Roman"/>
-          <w:sz w:val="24"/>
-          <w:szCs w:val="24"/>
-        </w:rPr>
-      </w:pPr>
-      <w:r>
-        <w:rPr>
-          <w:rFonts w:ascii="Times New Roman" w:eastAsia="Times New Roman" w:hAnsi="Times New Roman" w:cs="Times New Roman"/>
-          <w:i/>
-          <w:color w:val="FF0000"/>
-          <w:sz w:val="24"/>
-          <w:szCs w:val="24"/>
-        </w:rPr>
-        <w:t>Вірні:</w:t>
-      </w:r>
-      <w:r>
-        <w:rPr>
-          <w:rFonts w:ascii="Times New Roman" w:eastAsia="Times New Roman" w:hAnsi="Times New Roman" w:cs="Times New Roman"/>
-          <w:color w:val="000000"/>
-          <w:sz w:val="24"/>
-          <w:szCs w:val="24"/>
-        </w:rPr>
-        <w:t xml:space="preserve"> Господи, помилуй.</w:t>
-      </w:r>
-    </w:p>
-    <w:p>
-      <w:pPr>
-        <w:spacing w:after="120" w:line="240" w:lineRule="auto"/>
-        <w:rPr>
-          <w:rFonts w:ascii="Times New Roman" w:eastAsia="Times New Roman" w:hAnsi="Times New Roman" w:cs="Times New Roman"/>
-          <w:sz w:val="24"/>
-          <w:szCs w:val="24"/>
-        </w:rPr>
-      </w:pPr>
-      <w:r>
-        <w:rPr>
-          <w:rFonts w:ascii="Times New Roman" w:eastAsia="Times New Roman" w:hAnsi="Times New Roman" w:cs="Times New Roman"/>
-          <w:color w:val="000000"/>
-          <w:sz w:val="24"/>
-          <w:szCs w:val="24"/>
-        </w:rPr>
-        <w:t>Пресвяту, пречисту, преблагословенну, славну Владичицю нашу Богородицю і приснодіву Марію, з усіма святими пом'янувши, самі себе, і один одного, і все життя наше Христу Богові віддаймо.</w:t>
-      </w:r>
-    </w:p>
-    <w:p>
-      <w:pPr>
-        <w:spacing w:after="120" w:line="240" w:lineRule="auto"/>
-        <w:rPr>
-          <w:rFonts w:ascii="Times New Roman" w:eastAsia="Times New Roman" w:hAnsi="Times New Roman" w:cs="Times New Roman"/>
-          <w:sz w:val="24"/>
-          <w:szCs w:val="24"/>
-        </w:rPr>
-      </w:pPr>
-      <w:r>
-        <w:rPr>
-          <w:rFonts w:ascii="Times New Roman" w:eastAsia="Times New Roman" w:hAnsi="Times New Roman" w:cs="Times New Roman"/>
-          <w:i/>
-          <w:color w:val="FF0000"/>
-          <w:sz w:val="24"/>
-          <w:szCs w:val="24"/>
-        </w:rPr>
-        <w:t>Вірні:</w:t>
-      </w:r>
-      <w:r>
-        <w:rPr>
-          <w:rFonts w:ascii="Times New Roman" w:eastAsia="Times New Roman" w:hAnsi="Times New Roman" w:cs="Times New Roman"/>
-          <w:color w:val="000000"/>
-          <w:sz w:val="24"/>
-          <w:szCs w:val="24"/>
-        </w:rPr>
-        <w:t xml:space="preserve"> Тобі, Господи.</w:t>
-      </w:r>
-    </w:p>
-    <w:p>
-      <w:pPr>
-        <w:spacing w:after="120" w:line="240" w:lineRule="auto"/>
-        <w:rPr>
-          <w:rFonts w:ascii="Times New Roman" w:eastAsia="Times New Roman" w:hAnsi="Times New Roman" w:cs="Times New Roman"/>
-          <w:sz w:val="24"/>
-          <w:szCs w:val="24"/>
-        </w:rPr>
-      </w:pPr>
-      <w:r>
-        <w:rPr>
-          <w:rFonts w:ascii="Times New Roman" w:eastAsia="Times New Roman" w:hAnsi="Times New Roman" w:cs="Times New Roman"/>
-          <w:sz w:val="24"/>
-          <w:szCs w:val="24"/>
-          <w:u w:val="single"/>
-        </w:rPr>
         <w:t>[Дякуємо тобі, Господи, Боже спасіння нашого, бо ти все робиш для добра життя нашого, щоб ми завжди на тебе споглядали, Спасителю й Доброчинцю душ наших. Бо ти дав спокій нам у час минулої ночі й підвів нас, щоб ми поклонялися величному імені твоєму. Тому молимо тебе, Господи: Дай нам ласку й силу, щоб ми стали гідними співати тобі розумно й молитися безупинно та в страсі і тремтінні над нашим спасінням працювали, при заступництві Христа твого. Пом'яни, Господи, і тих, що вночі до тебе кличуть. Вислухай їх і помилуй, і круши під ноги їх невидимих і войовничих ворогів.]</w:t>
       </w:r>
     </w:p>
@@ -13383,17 +13285,7 @@
           <w:sz w:val="24"/>
           <w:szCs w:val="24"/>
         </w:rPr>
-        <w:t xml:space="preserve">Із кореня Єссеєвого народився Ти, Христе, у плоті, щоб викоренити терня, яке виросло з Адамового непослуху, прийнявши вінець терновий; на дереві ж </w:t>
-      </w:r>
-      <w:r>
-        <w:rPr>
-          <w:rFonts w:ascii="Times New Roman" w:eastAsia="Times New Roman" w:hAnsi="Times New Roman" w:cs="Times New Roman"/>
-          <w:color w:val="000000"/>
-          <w:sz w:val="24"/>
-          <w:szCs w:val="24"/>
-        </w:rPr>
-        <w:lastRenderedPageBreak/>
-        <w:t>прицвяхувався, щоб визволити від клятви, яка виросла із дерева непослуху, і спасти співаючих: священики, оспівуйте, люди, прославляйте по всі віки.</w:t>
+        <w:t>Із кореня Єссеєвого народився Ти, Христе, у плоті, щоб викоренити терня, яке виросло з Адамового непослуху, прийнявши вінець терновий; на дереві ж прицвяхувався, щоб визволити від клятви, яка виросла із дерева непослуху, і спасти співаючих: священики, оспівуйте, люди, прославляйте по всі віки.</w:t>
       </w:r>
     </w:p>
     <w:p>
@@ -13471,6 +13363,7 @@
           <w:sz w:val="24"/>
           <w:szCs w:val="24"/>
         </w:rPr>
+        <w:lastRenderedPageBreak/>
         <w:t>Благословім Отця і Сина і Святого Духа Господа, нині і повсякчас, і на віки віків. Амінь.</w:t>
       </w:r>
     </w:p>
@@ -13891,7 +13784,6 @@
           <w:sz w:val="24"/>
           <w:szCs w:val="24"/>
         </w:rPr>
-        <w:lastRenderedPageBreak/>
         <w:t>Помилуй, Пречиста, мою окаянну душу* й умертви погубні пристрасті та віджени дошкульну непевність;* подай всежиттєдайні струмки святих сліз,* щоб ними врятувалися ми від майбутнього тяжкого засудження.</w:t>
       </w:r>
     </w:p>
@@ -13953,6 +13845,7 @@
           <w:sz w:val="24"/>
           <w:szCs w:val="24"/>
         </w:rPr>
+        <w:lastRenderedPageBreak/>
         <w:t>Достойно</w:t>
       </w:r>
     </w:p>
@@ -14321,16 +14214,7 @@
           <w:sz w:val="24"/>
           <w:szCs w:val="24"/>
         </w:rPr>
-        <w:t xml:space="preserve">: Стоячи біля хреста і бачивши свого Сина на дереві розп'ятого й бездушного,* Пречиста по-материнському ридала,* кликала зі сльозами і </w:t>
-      </w:r>
-      <w:r>
-        <w:rPr>
-          <w:rFonts w:ascii="Times New Roman" w:eastAsia="Times New Roman" w:hAnsi="Times New Roman" w:cs="Times New Roman"/>
-          <w:sz w:val="24"/>
-          <w:szCs w:val="24"/>
-        </w:rPr>
-        <w:lastRenderedPageBreak/>
-        <w:t>промовляла:* Яке ж це диво, що Творець створіння дав себе піднести на хрест, щоб розіп'ястися?</w:t>
+        <w:t>: Стоячи біля хреста і бачивши свого Сина на дереві розп'ятого й бездушного,* Пречиста по-материнському ридала,* кликала зі сльозами і промовляла:* Яке ж це диво, що Творець створіння дав себе піднести на хрест, щоб розіп'ястися?</w:t>
       </w:r>
     </w:p>
     <w:p>
@@ -14913,7 +14797,6 @@
           <w:sz w:val="24"/>
           <w:szCs w:val="24"/>
         </w:rPr>
-        <w:lastRenderedPageBreak/>
         <w:t>Хваліте його за його подвиги великі,* хваліте його в його величі безмежній.</w:t>
       </w:r>
     </w:p>
@@ -15003,6 +14886,7 @@
           <w:sz w:val="24"/>
           <w:szCs w:val="24"/>
         </w:rPr>
+        <w:lastRenderedPageBreak/>
         <w:t>Мале славослов'я</w:t>
       </w:r>
     </w:p>
@@ -15364,102 +15248,102 @@
           <w:sz w:val="24"/>
           <w:szCs w:val="24"/>
         </w:rPr>
+        <w:t>Благословенний ти, Господи, Боже Отців наших,* і хвальне, і прославлене ім'я твоє навіки. Амінь.</w:t>
+      </w:r>
+    </w:p>
+    <w:p>
+      <w:pPr>
+        <w:spacing w:after="120" w:line="240" w:lineRule="auto"/>
+        <w:jc w:val="both"/>
+        <w:rPr>
+          <w:rFonts w:ascii="Times New Roman" w:eastAsia="Times New Roman" w:hAnsi="Times New Roman" w:cs="Times New Roman"/>
+          <w:sz w:val="24"/>
+          <w:szCs w:val="24"/>
+        </w:rPr>
+      </w:pPr>
+      <w:r>
+        <w:rPr>
+          <w:rFonts w:ascii="Times New Roman" w:eastAsia="Times New Roman" w:hAnsi="Times New Roman" w:cs="Times New Roman"/>
+          <w:sz w:val="24"/>
+          <w:szCs w:val="24"/>
+        </w:rPr>
+        <w:t>Нехай буде, Господи, милість твоя на нас,* бо ми надіємось на тебе.</w:t>
+      </w:r>
+    </w:p>
+    <w:p>
+      <w:pPr>
+        <w:spacing w:after="120" w:line="240" w:lineRule="auto"/>
+        <w:jc w:val="both"/>
+        <w:rPr>
+          <w:rFonts w:ascii="Times New Roman" w:eastAsia="Times New Roman" w:hAnsi="Times New Roman" w:cs="Times New Roman"/>
+          <w:sz w:val="24"/>
+          <w:szCs w:val="24"/>
+        </w:rPr>
+      </w:pPr>
+      <w:r>
+        <w:rPr>
+          <w:rFonts w:ascii="Times New Roman" w:eastAsia="Times New Roman" w:hAnsi="Times New Roman" w:cs="Times New Roman"/>
+          <w:sz w:val="24"/>
+          <w:szCs w:val="24"/>
+        </w:rPr>
+        <w:t>Благословенний ти, Господи,* навчи мене установ твоїх.</w:t>
+      </w:r>
+    </w:p>
+    <w:p>
+      <w:pPr>
+        <w:spacing w:after="120" w:line="240" w:lineRule="auto"/>
+        <w:jc w:val="both"/>
+        <w:rPr>
+          <w:rFonts w:ascii="Times New Roman" w:eastAsia="Times New Roman" w:hAnsi="Times New Roman" w:cs="Times New Roman"/>
+          <w:sz w:val="24"/>
+          <w:szCs w:val="24"/>
+        </w:rPr>
+      </w:pPr>
+      <w:r>
+        <w:rPr>
+          <w:rFonts w:ascii="Times New Roman" w:eastAsia="Times New Roman" w:hAnsi="Times New Roman" w:cs="Times New Roman"/>
+          <w:sz w:val="24"/>
+          <w:szCs w:val="24"/>
+        </w:rPr>
+        <w:t>Благословенний ти, Владико,* врозуми мене установами твоїми.</w:t>
+      </w:r>
+    </w:p>
+    <w:p>
+      <w:pPr>
+        <w:spacing w:after="120" w:line="240" w:lineRule="auto"/>
+        <w:jc w:val="both"/>
+        <w:rPr>
+          <w:rFonts w:ascii="Times New Roman" w:eastAsia="Times New Roman" w:hAnsi="Times New Roman" w:cs="Times New Roman"/>
+          <w:sz w:val="24"/>
+          <w:szCs w:val="24"/>
+        </w:rPr>
+      </w:pPr>
+      <w:r>
+        <w:rPr>
+          <w:rFonts w:ascii="Times New Roman" w:eastAsia="Times New Roman" w:hAnsi="Times New Roman" w:cs="Times New Roman"/>
+          <w:sz w:val="24"/>
+          <w:szCs w:val="24"/>
+        </w:rPr>
+        <w:t>Благословенний ти, Святий,* просвіти мене установами твоїми.</w:t>
+      </w:r>
+    </w:p>
+    <w:p>
+      <w:pPr>
+        <w:spacing w:after="120" w:line="240" w:lineRule="auto"/>
+        <w:jc w:val="both"/>
+        <w:rPr>
+          <w:rFonts w:ascii="Times New Roman" w:eastAsia="Times New Roman" w:hAnsi="Times New Roman" w:cs="Times New Roman"/>
+          <w:sz w:val="24"/>
+          <w:szCs w:val="24"/>
+        </w:rPr>
+      </w:pPr>
+      <w:r>
+        <w:rPr>
+          <w:rFonts w:ascii="Times New Roman" w:eastAsia="Times New Roman" w:hAnsi="Times New Roman" w:cs="Times New Roman"/>
+          <w:sz w:val="24"/>
+          <w:szCs w:val="24"/>
+        </w:rPr>
         <w:lastRenderedPageBreak/>
-        <w:t>Благословенний ти, Господи, Боже Отців наших,* і хвальне, і прославлене ім'я твоє навіки. Амінь.</w:t>
-      </w:r>
-    </w:p>
-    <w:p>
-      <w:pPr>
-        <w:spacing w:after="120" w:line="240" w:lineRule="auto"/>
-        <w:jc w:val="both"/>
-        <w:rPr>
-          <w:rFonts w:ascii="Times New Roman" w:eastAsia="Times New Roman" w:hAnsi="Times New Roman" w:cs="Times New Roman"/>
-          <w:sz w:val="24"/>
-          <w:szCs w:val="24"/>
-        </w:rPr>
-      </w:pPr>
-      <w:r>
-        <w:rPr>
-          <w:rFonts w:ascii="Times New Roman" w:eastAsia="Times New Roman" w:hAnsi="Times New Roman" w:cs="Times New Roman"/>
-          <w:sz w:val="24"/>
-          <w:szCs w:val="24"/>
-        </w:rPr>
-        <w:t>Нехай буде, Господи, милість твоя на нас,* бо ми надіємось на тебе.</w:t>
-      </w:r>
-    </w:p>
-    <w:p>
-      <w:pPr>
-        <w:spacing w:after="120" w:line="240" w:lineRule="auto"/>
-        <w:jc w:val="both"/>
-        <w:rPr>
-          <w:rFonts w:ascii="Times New Roman" w:eastAsia="Times New Roman" w:hAnsi="Times New Roman" w:cs="Times New Roman"/>
-          <w:sz w:val="24"/>
-          <w:szCs w:val="24"/>
-        </w:rPr>
-      </w:pPr>
-      <w:r>
-        <w:rPr>
-          <w:rFonts w:ascii="Times New Roman" w:eastAsia="Times New Roman" w:hAnsi="Times New Roman" w:cs="Times New Roman"/>
-          <w:sz w:val="24"/>
-          <w:szCs w:val="24"/>
-        </w:rPr>
-        <w:t>Благословенний ти, Господи,* навчи мене установ твоїх.</w:t>
-      </w:r>
-    </w:p>
-    <w:p>
-      <w:pPr>
-        <w:spacing w:after="120" w:line="240" w:lineRule="auto"/>
-        <w:jc w:val="both"/>
-        <w:rPr>
-          <w:rFonts w:ascii="Times New Roman" w:eastAsia="Times New Roman" w:hAnsi="Times New Roman" w:cs="Times New Roman"/>
-          <w:sz w:val="24"/>
-          <w:szCs w:val="24"/>
-        </w:rPr>
-      </w:pPr>
-      <w:r>
-        <w:rPr>
-          <w:rFonts w:ascii="Times New Roman" w:eastAsia="Times New Roman" w:hAnsi="Times New Roman" w:cs="Times New Roman"/>
-          <w:sz w:val="24"/>
-          <w:szCs w:val="24"/>
-        </w:rPr>
-        <w:t>Благословенний ти, Владико,* врозуми мене установами твоїми.</w:t>
-      </w:r>
-    </w:p>
-    <w:p>
-      <w:pPr>
-        <w:spacing w:after="120" w:line="240" w:lineRule="auto"/>
-        <w:jc w:val="both"/>
-        <w:rPr>
-          <w:rFonts w:ascii="Times New Roman" w:eastAsia="Times New Roman" w:hAnsi="Times New Roman" w:cs="Times New Roman"/>
-          <w:sz w:val="24"/>
-          <w:szCs w:val="24"/>
-        </w:rPr>
-      </w:pPr>
-      <w:r>
-        <w:rPr>
-          <w:rFonts w:ascii="Times New Roman" w:eastAsia="Times New Roman" w:hAnsi="Times New Roman" w:cs="Times New Roman"/>
-          <w:sz w:val="24"/>
-          <w:szCs w:val="24"/>
-        </w:rPr>
-        <w:t>Благословенний ти, Святий,* просвіти мене установами твоїми.</w:t>
-      </w:r>
-    </w:p>
-    <w:p>
-      <w:pPr>
-        <w:spacing w:after="120" w:line="240" w:lineRule="auto"/>
-        <w:jc w:val="both"/>
-        <w:rPr>
-          <w:rFonts w:ascii="Times New Roman" w:eastAsia="Times New Roman" w:hAnsi="Times New Roman" w:cs="Times New Roman"/>
-          <w:sz w:val="24"/>
-          <w:szCs w:val="24"/>
-        </w:rPr>
-      </w:pPr>
-      <w:r>
-        <w:rPr>
-          <w:rFonts w:ascii="Times New Roman" w:eastAsia="Times New Roman" w:hAnsi="Times New Roman" w:cs="Times New Roman"/>
-          <w:sz w:val="24"/>
-          <w:szCs w:val="24"/>
-        </w:rPr>
         <w:t>Господи, милість твоя повіки,* не покидай діло рук твоїх.</w:t>
       </w:r>
     </w:p>
@@ -15988,26 +15872,26 @@
           <w:szCs w:val="24"/>
           <w:u w:val="single"/>
         </w:rPr>
+        <w:t>[Владико, Боже святий і неосяжний, що казав із темряви світлові засіяти, що заспокоїв нас у нічному сні й підвів до величання і моління Твоєї доброти! Ти, що даєш себе умолити задля свого милосердя, прийми і нині нас, що поклоняємося Тобі й по силі благодаримо Тебе; і даруй нам те, чого просимо задля спасіння. Вчини нас синами світла і дня та спадкоємцями вічних Твоїх благ. Пом'яни, Господи, за багатством ласк Твоїх усіх людей, що є і моляться з нами, і всю братію нашу на землі й на морі, і на всякому місці володіння Твого, що потребують Твоєї любови й помочі. Усім вияви велику Твою милість, щоб спасенні, як душею так і тілом, завжди перебували й відважно славили чудне й благословенне ім'я Твоє.]</w:t>
+      </w:r>
+    </w:p>
+    <w:p>
+      <w:pPr>
+        <w:spacing w:after="120" w:line="240" w:lineRule="auto"/>
+        <w:rPr>
+          <w:rFonts w:ascii="Times New Roman" w:eastAsia="Times New Roman" w:hAnsi="Times New Roman" w:cs="Times New Roman"/>
+          <w:sz w:val="24"/>
+          <w:szCs w:val="24"/>
+        </w:rPr>
+      </w:pPr>
+      <w:r>
+        <w:rPr>
+          <w:rFonts w:ascii="Times New Roman" w:hAnsi="Times New Roman"/>
+          <w:i/>
+          <w:color w:val="FF0000"/>
+          <w:sz w:val="24"/>
+        </w:rPr>
         <w:lastRenderedPageBreak/>
-        <w:t>[Владико, Боже святий і неосяжний, що казав із темряви світлові засіяти, що заспокоїв нас у нічному сні й підвів до величання і моління Твоєї доброти! Ти, що даєш себе умолити задля свого милосердя, прийми і нині нас, що поклоняємося Тобі й по силі благодаримо Тебе; і даруй нам те, чого просимо задля спасіння. Вчини нас синами світла і дня та спадкоємцями вічних Твоїх благ. Пом'яни, Господи, за багатством ласк Твоїх усіх людей, що є і моляться з нами, і всю братію нашу на землі й на морі, і на всякому місці володіння Твого, що потребують Твоєї любови й помочі. Усім вияви велику Твою милість, щоб спасенні, як душею так і тілом, завжди перебували й відважно славили чудне й благословенне ім'я Твоє.]</w:t>
-      </w:r>
-    </w:p>
-    <w:p>
-      <w:pPr>
-        <w:spacing w:after="120" w:line="240" w:lineRule="auto"/>
-        <w:rPr>
-          <w:rFonts w:ascii="Times New Roman" w:eastAsia="Times New Roman" w:hAnsi="Times New Roman" w:cs="Times New Roman"/>
-          <w:sz w:val="24"/>
-          <w:szCs w:val="24"/>
-        </w:rPr>
-      </w:pPr>
-      <w:r>
-        <w:rPr>
-          <w:rFonts w:ascii="Times New Roman" w:hAnsi="Times New Roman"/>
-          <w:i/>
-          <w:color w:val="FF0000"/>
-          <w:sz w:val="24"/>
-        </w:rPr>
         <w:t>Священник:</w:t>
       </w:r>
       <w:r>
@@ -16446,67 +16330,67 @@
           <w:sz w:val="24"/>
           <w:szCs w:val="24"/>
         </w:rPr>
+        <w:t>Мученики Христові непереможні!* Силою хресною ви перемогли обманство* й отримали благодать вічного життя.* Не злякавшись погроз мучителів, ви раділи муками й ранами,* а нині кров ваша стала зціленням для душ наших!* Молітесь, щоб спаслися душі наші.</w:t>
+      </w:r>
+    </w:p>
+    <w:p>
+      <w:pPr>
+        <w:spacing w:after="120" w:line="240" w:lineRule="auto"/>
+        <w:jc w:val="both"/>
+        <w:rPr>
+          <w:rFonts w:ascii="Times New Roman" w:eastAsia="Times New Roman" w:hAnsi="Times New Roman" w:cs="Times New Roman"/>
+          <w:sz w:val="24"/>
+          <w:szCs w:val="24"/>
+        </w:rPr>
+      </w:pPr>
+      <w:r>
+        <w:rPr>
+          <w:rFonts w:ascii="Times New Roman" w:eastAsia="Times New Roman" w:hAnsi="Times New Roman" w:cs="Times New Roman"/>
+          <w:b/>
+          <w:sz w:val="24"/>
+          <w:szCs w:val="24"/>
+        </w:rPr>
+        <w:t>Слава і нині</w:t>
+      </w:r>
+      <w:r>
+        <w:rPr>
+          <w:rFonts w:ascii="Times New Roman" w:eastAsia="Times New Roman" w:hAnsi="Times New Roman" w:cs="Times New Roman"/>
+          <w:sz w:val="24"/>
+          <w:szCs w:val="24"/>
+        </w:rPr>
+        <w:t>: Бачивши тебе повішеного на хресті, Чиста,* що тебе породила, Господи,* і стоячи близько та плачучи, промовляла:* Дитино, чому терпиш оце тілом* і спішно тобі вчинити мене бездітною?* Поспішай прославитися, щоб звеличилась я твоїми стражданнями.</w:t>
+      </w:r>
+    </w:p>
+    <w:p>
+      <w:pPr>
+        <w:spacing w:after="120" w:line="240" w:lineRule="auto"/>
+        <w:jc w:val="both"/>
+        <w:rPr>
+          <w:rFonts w:ascii="Times New Roman" w:eastAsia="Times New Roman" w:hAnsi="Times New Roman" w:cs="Times New Roman"/>
+          <w:sz w:val="24"/>
+          <w:szCs w:val="24"/>
+        </w:rPr>
+      </w:pPr>
+    </w:p>
+    <w:p>
+      <w:pPr>
+        <w:spacing w:after="120" w:line="240" w:lineRule="auto"/>
+        <w:jc w:val="both"/>
+        <w:rPr>
+          <w:rFonts w:ascii="Times New Roman" w:eastAsia="Times New Roman" w:hAnsi="Times New Roman" w:cs="Times New Roman"/>
+          <w:sz w:val="24"/>
+          <w:szCs w:val="24"/>
+        </w:rPr>
+      </w:pPr>
+      <w:r>
+        <w:rPr>
+          <w:rFonts w:ascii="Times New Roman" w:eastAsia="Times New Roman" w:hAnsi="Times New Roman" w:cs="Times New Roman"/>
+          <w:i/>
+          <w:color w:val="FF0000"/>
+          <w:sz w:val="24"/>
+          <w:szCs w:val="24"/>
+        </w:rPr>
         <w:lastRenderedPageBreak/>
-        <w:t>Мученики Христові непереможні!* Силою хресною ви перемогли обманство* й отримали благодать вічного життя.* Не злякавшись погроз мучителів, ви раділи муками й ранами,* а нині кров ваша стала зціленням для душ наших!* Молітесь, щоб спаслися душі наші.</w:t>
-      </w:r>
-    </w:p>
-    <w:p>
-      <w:pPr>
-        <w:spacing w:after="120" w:line="240" w:lineRule="auto"/>
-        <w:jc w:val="both"/>
-        <w:rPr>
-          <w:rFonts w:ascii="Times New Roman" w:eastAsia="Times New Roman" w:hAnsi="Times New Roman" w:cs="Times New Roman"/>
-          <w:sz w:val="24"/>
-          <w:szCs w:val="24"/>
-        </w:rPr>
-      </w:pPr>
-      <w:r>
-        <w:rPr>
-          <w:rFonts w:ascii="Times New Roman" w:eastAsia="Times New Roman" w:hAnsi="Times New Roman" w:cs="Times New Roman"/>
-          <w:b/>
-          <w:sz w:val="24"/>
-          <w:szCs w:val="24"/>
-        </w:rPr>
-        <w:t>Слава і нині</w:t>
-      </w:r>
-      <w:r>
-        <w:rPr>
-          <w:rFonts w:ascii="Times New Roman" w:eastAsia="Times New Roman" w:hAnsi="Times New Roman" w:cs="Times New Roman"/>
-          <w:sz w:val="24"/>
-          <w:szCs w:val="24"/>
-        </w:rPr>
-        <w:t>: Бачивши тебе повішеного на хресті, Чиста,* що тебе породила, Господи,* і стоячи близько та плачучи, промовляла:* Дитино, чому терпиш оце тілом* і спішно тобі вчинити мене бездітною?* Поспішай прославитися, щоб звеличилась я твоїми стражданнями.</w:t>
-      </w:r>
-    </w:p>
-    <w:p>
-      <w:pPr>
-        <w:spacing w:after="120" w:line="240" w:lineRule="auto"/>
-        <w:jc w:val="both"/>
-        <w:rPr>
-          <w:rFonts w:ascii="Times New Roman" w:eastAsia="Times New Roman" w:hAnsi="Times New Roman" w:cs="Times New Roman"/>
-          <w:sz w:val="24"/>
-          <w:szCs w:val="24"/>
-        </w:rPr>
-      </w:pPr>
-    </w:p>
-    <w:p>
-      <w:pPr>
-        <w:spacing w:after="120" w:line="240" w:lineRule="auto"/>
-        <w:jc w:val="both"/>
-        <w:rPr>
-          <w:rFonts w:ascii="Times New Roman" w:eastAsia="Times New Roman" w:hAnsi="Times New Roman" w:cs="Times New Roman"/>
-          <w:sz w:val="24"/>
-          <w:szCs w:val="24"/>
-        </w:rPr>
-      </w:pPr>
-      <w:r>
-        <w:rPr>
-          <w:rFonts w:ascii="Times New Roman" w:eastAsia="Times New Roman" w:hAnsi="Times New Roman" w:cs="Times New Roman"/>
-          <w:i/>
-          <w:color w:val="FF0000"/>
-          <w:sz w:val="24"/>
-          <w:szCs w:val="24"/>
-        </w:rPr>
         <w:t>Після стиховні читаємо:</w:t>
       </w:r>
     </w:p>
@@ -16953,173 +16837,173 @@
           <w:sz w:val="24"/>
           <w:szCs w:val="24"/>
         </w:rPr>
+        <w:t xml:space="preserve">Ще молимось за святішого вселенського архиєрея Франциска, папу Римського, і за блаженнішого патріярха нашого Святослава, і за преосвященнішого архиєпископа і митрополита нашого кир </w:t>
+      </w:r>
+      <w:r>
+        <w:rPr>
+          <w:rFonts w:ascii="Times New Roman" w:eastAsia="Times New Roman" w:hAnsi="Times New Roman" w:cs="Times New Roman"/>
+          <w:i/>
+          <w:color w:val="FF4400"/>
+          <w:sz w:val="24"/>
+          <w:szCs w:val="24"/>
+        </w:rPr>
+        <w:t>ім’я</w:t>
+      </w:r>
+      <w:r>
+        <w:rPr>
+          <w:rFonts w:ascii="Times New Roman" w:eastAsia="Times New Roman" w:hAnsi="Times New Roman" w:cs="Times New Roman"/>
+          <w:i/>
+          <w:sz w:val="24"/>
+          <w:szCs w:val="24"/>
+        </w:rPr>
+        <w:t>,</w:t>
+      </w:r>
+      <w:r>
+        <w:rPr>
+          <w:rFonts w:ascii="Times New Roman" w:eastAsia="Times New Roman" w:hAnsi="Times New Roman" w:cs="Times New Roman"/>
+          <w:sz w:val="24"/>
+          <w:szCs w:val="24"/>
+        </w:rPr>
+        <w:t xml:space="preserve"> і за боголюбивого єпископа нашого кир </w:t>
+      </w:r>
+      <w:r>
+        <w:rPr>
+          <w:rFonts w:ascii="Times New Roman" w:eastAsia="Times New Roman" w:hAnsi="Times New Roman" w:cs="Times New Roman"/>
+          <w:i/>
+          <w:color w:val="FF4400"/>
+          <w:sz w:val="24"/>
+          <w:szCs w:val="24"/>
+        </w:rPr>
+        <w:t>ім’я</w:t>
+      </w:r>
+      <w:r>
+        <w:rPr>
+          <w:rFonts w:ascii="Times New Roman" w:eastAsia="Times New Roman" w:hAnsi="Times New Roman" w:cs="Times New Roman"/>
+          <w:i/>
+          <w:sz w:val="24"/>
+          <w:szCs w:val="24"/>
+        </w:rPr>
+        <w:t>,</w:t>
+      </w:r>
+      <w:r>
+        <w:rPr>
+          <w:rFonts w:ascii="Times New Roman" w:eastAsia="Times New Roman" w:hAnsi="Times New Roman" w:cs="Times New Roman"/>
+          <w:sz w:val="24"/>
+          <w:szCs w:val="24"/>
+        </w:rPr>
+        <w:t xml:space="preserve"> за тих, що служать і послужили у святім храмі цьому, і за отців наших духовних, і всіх у Христі братів і сестер наших.</w:t>
+      </w:r>
+    </w:p>
+    <w:p>
+      <w:pPr>
+        <w:spacing w:after="120" w:line="240" w:lineRule="auto"/>
+        <w:rPr>
+          <w:rFonts w:ascii="Times New Roman" w:eastAsia="Times New Roman" w:hAnsi="Times New Roman" w:cs="Times New Roman"/>
+          <w:sz w:val="24"/>
+          <w:szCs w:val="24"/>
+        </w:rPr>
+      </w:pPr>
+      <w:r>
+        <w:rPr>
+          <w:rFonts w:ascii="Times New Roman" w:eastAsia="Times New Roman" w:hAnsi="Times New Roman" w:cs="Times New Roman"/>
+          <w:i/>
+          <w:color w:val="FF4400"/>
+          <w:sz w:val="24"/>
+          <w:szCs w:val="24"/>
+        </w:rPr>
+        <w:t>Вірні:</w:t>
+      </w:r>
+      <w:r>
+        <w:rPr>
+          <w:rFonts w:ascii="Times New Roman" w:eastAsia="Times New Roman" w:hAnsi="Times New Roman" w:cs="Times New Roman"/>
+          <w:sz w:val="24"/>
+          <w:szCs w:val="24"/>
+        </w:rPr>
+        <w:t xml:space="preserve"> Го́споди, поми́луй. </w:t>
+      </w:r>
+      <w:r>
+        <w:rPr>
+          <w:rFonts w:ascii="Times New Roman" w:eastAsia="Times New Roman" w:hAnsi="Times New Roman" w:cs="Times New Roman"/>
+          <w:i/>
+          <w:color w:val="FF4400"/>
+          <w:sz w:val="24"/>
+          <w:szCs w:val="24"/>
+        </w:rPr>
+        <w:t>(3 р.)</w:t>
+      </w:r>
+    </w:p>
+    <w:p>
+      <w:pPr>
+        <w:spacing w:after="120" w:line="240" w:lineRule="auto"/>
+        <w:rPr>
+          <w:rFonts w:ascii="Times New Roman" w:eastAsia="Times New Roman" w:hAnsi="Times New Roman" w:cs="Times New Roman"/>
+          <w:sz w:val="24"/>
+          <w:szCs w:val="24"/>
+        </w:rPr>
+      </w:pPr>
+      <w:r>
+        <w:rPr>
+          <w:rFonts w:ascii="Times New Roman" w:eastAsia="Times New Roman" w:hAnsi="Times New Roman" w:cs="Times New Roman"/>
+          <w:sz w:val="24"/>
+          <w:szCs w:val="24"/>
+        </w:rPr>
+        <w:t>Ще молимось за Богом бережений народ наш, за правління і за все військо.</w:t>
+      </w:r>
+    </w:p>
+    <w:p>
+      <w:pPr>
+        <w:spacing w:after="120" w:line="240" w:lineRule="auto"/>
+        <w:rPr>
+          <w:rFonts w:ascii="Times New Roman" w:eastAsia="Times New Roman" w:hAnsi="Times New Roman" w:cs="Times New Roman"/>
+          <w:sz w:val="24"/>
+          <w:szCs w:val="24"/>
+        </w:rPr>
+      </w:pPr>
+      <w:r>
+        <w:rPr>
+          <w:rFonts w:ascii="Times New Roman" w:eastAsia="Times New Roman" w:hAnsi="Times New Roman" w:cs="Times New Roman"/>
+          <w:i/>
+          <w:color w:val="FF4400"/>
+          <w:sz w:val="24"/>
+          <w:szCs w:val="24"/>
+        </w:rPr>
+        <w:t>Вірні:</w:t>
+      </w:r>
+      <w:r>
+        <w:rPr>
+          <w:rFonts w:ascii="Times New Roman" w:eastAsia="Times New Roman" w:hAnsi="Times New Roman" w:cs="Times New Roman"/>
+          <w:sz w:val="24"/>
+          <w:szCs w:val="24"/>
+        </w:rPr>
+        <w:t xml:space="preserve"> Го́споди, поми́луй. </w:t>
+      </w:r>
+      <w:r>
+        <w:rPr>
+          <w:rFonts w:ascii="Times New Roman" w:eastAsia="Times New Roman" w:hAnsi="Times New Roman" w:cs="Times New Roman"/>
+          <w:i/>
+          <w:color w:val="FF4400"/>
+          <w:sz w:val="24"/>
+          <w:szCs w:val="24"/>
+        </w:rPr>
+        <w:t>(3 р.)</w:t>
+      </w:r>
+    </w:p>
+    <w:p>
+      <w:pPr>
+        <w:spacing w:after="120" w:line="240" w:lineRule="auto"/>
+        <w:rPr>
+          <w:rFonts w:ascii="Times New Roman" w:eastAsia="Times New Roman" w:hAnsi="Times New Roman" w:cs="Times New Roman"/>
+          <w:sz w:val="24"/>
+          <w:szCs w:val="24"/>
+        </w:rPr>
+      </w:pPr>
+      <w:r>
+        <w:rPr>
+          <w:rFonts w:ascii="Times New Roman" w:eastAsia="Times New Roman" w:hAnsi="Times New Roman" w:cs="Times New Roman"/>
+          <w:sz w:val="24"/>
+          <w:szCs w:val="24"/>
+        </w:rPr>
         <w:lastRenderedPageBreak/>
-        <w:t xml:space="preserve">Ще молимось за святішого вселенського архиєрея Франциска, папу Римського, і за блаженнішого патріярха нашого Святослава, і за преосвященнішого архиєпископа і митрополита нашого кир </w:t>
-      </w:r>
-      <w:r>
-        <w:rPr>
-          <w:rFonts w:ascii="Times New Roman" w:eastAsia="Times New Roman" w:hAnsi="Times New Roman" w:cs="Times New Roman"/>
-          <w:i/>
-          <w:color w:val="FF4400"/>
-          <w:sz w:val="24"/>
-          <w:szCs w:val="24"/>
-        </w:rPr>
-        <w:t>ім’я</w:t>
-      </w:r>
-      <w:r>
-        <w:rPr>
-          <w:rFonts w:ascii="Times New Roman" w:eastAsia="Times New Roman" w:hAnsi="Times New Roman" w:cs="Times New Roman"/>
-          <w:i/>
-          <w:sz w:val="24"/>
-          <w:szCs w:val="24"/>
-        </w:rPr>
-        <w:t>,</w:t>
-      </w:r>
-      <w:r>
-        <w:rPr>
-          <w:rFonts w:ascii="Times New Roman" w:eastAsia="Times New Roman" w:hAnsi="Times New Roman" w:cs="Times New Roman"/>
-          <w:sz w:val="24"/>
-          <w:szCs w:val="24"/>
-        </w:rPr>
-        <w:t xml:space="preserve"> і за боголюбивого єпископа нашого кир </w:t>
-      </w:r>
-      <w:r>
-        <w:rPr>
-          <w:rFonts w:ascii="Times New Roman" w:eastAsia="Times New Roman" w:hAnsi="Times New Roman" w:cs="Times New Roman"/>
-          <w:i/>
-          <w:color w:val="FF4400"/>
-          <w:sz w:val="24"/>
-          <w:szCs w:val="24"/>
-        </w:rPr>
-        <w:t>ім’я</w:t>
-      </w:r>
-      <w:r>
-        <w:rPr>
-          <w:rFonts w:ascii="Times New Roman" w:eastAsia="Times New Roman" w:hAnsi="Times New Roman" w:cs="Times New Roman"/>
-          <w:i/>
-          <w:sz w:val="24"/>
-          <w:szCs w:val="24"/>
-        </w:rPr>
-        <w:t>,</w:t>
-      </w:r>
-      <w:r>
-        <w:rPr>
-          <w:rFonts w:ascii="Times New Roman" w:eastAsia="Times New Roman" w:hAnsi="Times New Roman" w:cs="Times New Roman"/>
-          <w:sz w:val="24"/>
-          <w:szCs w:val="24"/>
-        </w:rPr>
-        <w:t xml:space="preserve"> за тих, що служать і послужили у святім храмі цьому, і за отців наших духовних, і всіх у Христі братів і сестер наших.</w:t>
-      </w:r>
-    </w:p>
-    <w:p>
-      <w:pPr>
-        <w:spacing w:after="120" w:line="240" w:lineRule="auto"/>
-        <w:rPr>
-          <w:rFonts w:ascii="Times New Roman" w:eastAsia="Times New Roman" w:hAnsi="Times New Roman" w:cs="Times New Roman"/>
-          <w:sz w:val="24"/>
-          <w:szCs w:val="24"/>
-        </w:rPr>
-      </w:pPr>
-      <w:r>
-        <w:rPr>
-          <w:rFonts w:ascii="Times New Roman" w:eastAsia="Times New Roman" w:hAnsi="Times New Roman" w:cs="Times New Roman"/>
-          <w:i/>
-          <w:color w:val="FF4400"/>
-          <w:sz w:val="24"/>
-          <w:szCs w:val="24"/>
-        </w:rPr>
-        <w:t>Вірні:</w:t>
-      </w:r>
-      <w:r>
-        <w:rPr>
-          <w:rFonts w:ascii="Times New Roman" w:eastAsia="Times New Roman" w:hAnsi="Times New Roman" w:cs="Times New Roman"/>
-          <w:sz w:val="24"/>
-          <w:szCs w:val="24"/>
-        </w:rPr>
-        <w:t xml:space="preserve"> Го́споди, поми́луй. </w:t>
-      </w:r>
-      <w:r>
-        <w:rPr>
-          <w:rFonts w:ascii="Times New Roman" w:eastAsia="Times New Roman" w:hAnsi="Times New Roman" w:cs="Times New Roman"/>
-          <w:i/>
-          <w:color w:val="FF4400"/>
-          <w:sz w:val="24"/>
-          <w:szCs w:val="24"/>
-        </w:rPr>
-        <w:t>(3 р.)</w:t>
-      </w:r>
-    </w:p>
-    <w:p>
-      <w:pPr>
-        <w:spacing w:after="120" w:line="240" w:lineRule="auto"/>
-        <w:rPr>
-          <w:rFonts w:ascii="Times New Roman" w:eastAsia="Times New Roman" w:hAnsi="Times New Roman" w:cs="Times New Roman"/>
-          <w:sz w:val="24"/>
-          <w:szCs w:val="24"/>
-        </w:rPr>
-      </w:pPr>
-      <w:r>
-        <w:rPr>
-          <w:rFonts w:ascii="Times New Roman" w:eastAsia="Times New Roman" w:hAnsi="Times New Roman" w:cs="Times New Roman"/>
-          <w:sz w:val="24"/>
-          <w:szCs w:val="24"/>
-        </w:rPr>
-        <w:t>Ще молимось за Богом бережений народ наш, за правління і за все військо.</w:t>
-      </w:r>
-    </w:p>
-    <w:p>
-      <w:pPr>
-        <w:spacing w:after="120" w:line="240" w:lineRule="auto"/>
-        <w:rPr>
-          <w:rFonts w:ascii="Times New Roman" w:eastAsia="Times New Roman" w:hAnsi="Times New Roman" w:cs="Times New Roman"/>
-          <w:sz w:val="24"/>
-          <w:szCs w:val="24"/>
-        </w:rPr>
-      </w:pPr>
-      <w:r>
-        <w:rPr>
-          <w:rFonts w:ascii="Times New Roman" w:eastAsia="Times New Roman" w:hAnsi="Times New Roman" w:cs="Times New Roman"/>
-          <w:i/>
-          <w:color w:val="FF4400"/>
-          <w:sz w:val="24"/>
-          <w:szCs w:val="24"/>
-        </w:rPr>
-        <w:t>Вірні:</w:t>
-      </w:r>
-      <w:r>
-        <w:rPr>
-          <w:rFonts w:ascii="Times New Roman" w:eastAsia="Times New Roman" w:hAnsi="Times New Roman" w:cs="Times New Roman"/>
-          <w:sz w:val="24"/>
-          <w:szCs w:val="24"/>
-        </w:rPr>
-        <w:t xml:space="preserve"> Го́споди, поми́луй. </w:t>
-      </w:r>
-      <w:r>
-        <w:rPr>
-          <w:rFonts w:ascii="Times New Roman" w:eastAsia="Times New Roman" w:hAnsi="Times New Roman" w:cs="Times New Roman"/>
-          <w:i/>
-          <w:color w:val="FF4400"/>
-          <w:sz w:val="24"/>
-          <w:szCs w:val="24"/>
-        </w:rPr>
-        <w:t>(3 р.)</w:t>
-      </w:r>
-    </w:p>
-    <w:p>
-      <w:pPr>
-        <w:spacing w:after="120" w:line="240" w:lineRule="auto"/>
-        <w:rPr>
-          <w:rFonts w:ascii="Times New Roman" w:eastAsia="Times New Roman" w:hAnsi="Times New Roman" w:cs="Times New Roman"/>
-          <w:sz w:val="24"/>
-          <w:szCs w:val="24"/>
-        </w:rPr>
-      </w:pPr>
-      <w:r>
-        <w:rPr>
-          <w:rFonts w:ascii="Times New Roman" w:eastAsia="Times New Roman" w:hAnsi="Times New Roman" w:cs="Times New Roman"/>
-          <w:sz w:val="24"/>
-          <w:szCs w:val="24"/>
-        </w:rPr>
         <w:t>Ще молимось за тут присутніх людей, що очікують від Тебе великої і багатої милости, за тих, що творять нам милостиню, і за всіх православних християн.</w:t>
       </w:r>
     </w:p>
@@ -17402,11 +17286,18 @@
           <w:rFonts w:ascii="Times New Roman" w:hAnsi="Times New Roman"/>
           <w:sz w:val="24"/>
         </w:rPr>
-        <w:t xml:space="preserve"> Христос, істинний Бог наш - молитвами пречистої Своєї Матері, силою чесного і животворчого хреста, заступництвом святих славних і всехвальних апостолів, і святого, </w:t>
+        <w:t xml:space="preserve"> Хри</w:t>
       </w:r>
       <w:r>
         <w:rPr>
           <w:rFonts w:ascii="Times New Roman" w:hAnsi="Times New Roman"/>
+          <w:sz w:val="24"/>
+        </w:rPr>
+        <w:t xml:space="preserve">стос, істинний Бог наш - молитвами пречистої Своєї Матері, силою чесного і животворчого хреста, заступництвом святих славних і всехвальних апостолів, і святого, </w:t>
+      </w:r>
+      <w:r>
+        <w:rPr>
+          <w:rFonts w:ascii="Times New Roman" w:hAnsi="Times New Roman"/>
           <w:i/>
           <w:color w:val="FF0000"/>
           <w:sz w:val="24"/>
@@ -17418,7 +17309,14 @@
           <w:rFonts w:ascii="Times New Roman" w:hAnsi="Times New Roman"/>
           <w:sz w:val="24"/>
         </w:rPr>
-        <w:t>, і святого мученика Севастіана і тих, що з ним, і всіх святих - помилує і спасе нас як благий і людинолюбний.</w:t>
+        <w:t>, і святого мученика Севастіана і тих, що з ним, і всіх святих - помилує і спасе на</w:t>
+      </w:r>
+      <w:r>
+        <w:rPr>
+          <w:rFonts w:ascii="Times New Roman" w:hAnsi="Times New Roman"/>
+          <w:sz w:val="24"/>
+        </w:rPr>
+        <w:t>с як благий і людинолюбний.</w:t>
       </w:r>
     </w:p>
     <w:p>

--- a/flow/20230914_vu_template/drafts/2024-12-u/18-СР-Севастіана.docx
+++ b/flow/20230914_vu_template/drafts/2024-12-u/18-СР-Севастіана.docx
@@ -11828,202 +11828,1150 @@
     </w:p>
     <w:p>
       <w:pPr>
-        <w:spacing w:after="120" w:line="240" w:lineRule="auto"/>
-        <w:rPr>
-          <w:rFonts w:ascii="Times New Roman" w:eastAsia="Times New Roman" w:hAnsi="Times New Roman" w:cs="Times New Roman"/>
-          <w:sz w:val="24"/>
-          <w:szCs w:val="24"/>
-        </w:rPr>
-      </w:pPr>
-      <w:r>
-        <w:rPr>
-          <w:rFonts w:ascii="Times New Roman" w:eastAsia="Times New Roman" w:hAnsi="Times New Roman" w:cs="Times New Roman"/>
-          <w:color w:val="000000"/>
-          <w:sz w:val="24"/>
-          <w:szCs w:val="24"/>
-        </w:rPr>
-        <w:t>Ще і ще в мирі Господеві помолімся.</w:t>
-      </w:r>
-    </w:p>
-    <w:p>
-      <w:pPr>
-        <w:spacing w:after="120" w:line="240" w:lineRule="auto"/>
-        <w:rPr>
-          <w:rFonts w:ascii="Times New Roman" w:eastAsia="Times New Roman" w:hAnsi="Times New Roman" w:cs="Times New Roman"/>
-          <w:sz w:val="24"/>
-          <w:szCs w:val="24"/>
-        </w:rPr>
-      </w:pPr>
-      <w:r>
-        <w:rPr>
-          <w:rFonts w:ascii="Times New Roman" w:eastAsia="Times New Roman" w:hAnsi="Times New Roman" w:cs="Times New Roman"/>
+        <w:spacing w:after="120"/>
+      </w:pPr>
+      <w:r>
+        <w:rPr>
+          <w:rFonts w:ascii="Times New Roman" w:hAnsi="Times New Roman"/>
+          <w:color w:val="000000"/>
+          <w:sz w:val="24"/>
+        </w:rPr>
+        <w:t>Ще</w:t>
+      </w:r>
+      <w:r>
+        <w:rPr>
+          <w:rFonts w:ascii="Times New Roman" w:hAnsi="Times New Roman"/>
+          <w:color w:val="000000"/>
+          <w:sz w:val="24"/>
+        </w:rPr>
+        <w:t xml:space="preserve"> </w:t>
+      </w:r>
+      <w:r>
+        <w:rPr>
+          <w:rFonts w:ascii="Times New Roman" w:hAnsi="Times New Roman"/>
+          <w:color w:val="000000"/>
+          <w:sz w:val="24"/>
+        </w:rPr>
+        <w:t>і</w:t>
+      </w:r>
+      <w:r>
+        <w:rPr>
+          <w:rFonts w:ascii="Times New Roman" w:hAnsi="Times New Roman"/>
+          <w:color w:val="000000"/>
+          <w:sz w:val="24"/>
+        </w:rPr>
+        <w:t xml:space="preserve"> </w:t>
+      </w:r>
+      <w:r>
+        <w:rPr>
+          <w:rFonts w:ascii="Times New Roman" w:hAnsi="Times New Roman"/>
+          <w:color w:val="000000"/>
+          <w:sz w:val="24"/>
+        </w:rPr>
+        <w:t>ще</w:t>
+      </w:r>
+      <w:r>
+        <w:rPr>
+          <w:rFonts w:ascii="Times New Roman" w:hAnsi="Times New Roman"/>
+          <w:color w:val="000000"/>
+          <w:sz w:val="24"/>
+        </w:rPr>
+        <w:t xml:space="preserve"> </w:t>
+      </w:r>
+      <w:r>
+        <w:rPr>
+          <w:rFonts w:ascii="Times New Roman" w:hAnsi="Times New Roman"/>
+          <w:color w:val="000000"/>
+          <w:sz w:val="24"/>
+        </w:rPr>
+        <w:t>в</w:t>
+      </w:r>
+      <w:r>
+        <w:rPr>
+          <w:rFonts w:ascii="Times New Roman" w:hAnsi="Times New Roman"/>
+          <w:color w:val="000000"/>
+          <w:sz w:val="24"/>
+        </w:rPr>
+        <w:t xml:space="preserve"> </w:t>
+      </w:r>
+      <w:r>
+        <w:rPr>
+          <w:rFonts w:ascii="Times New Roman" w:hAnsi="Times New Roman"/>
+          <w:color w:val="000000"/>
+          <w:sz w:val="24"/>
+        </w:rPr>
+        <w:t>мирі</w:t>
+      </w:r>
+      <w:r>
+        <w:rPr>
+          <w:rFonts w:ascii="Times New Roman" w:hAnsi="Times New Roman"/>
+          <w:color w:val="000000"/>
+          <w:sz w:val="24"/>
+        </w:rPr>
+        <w:t xml:space="preserve"> </w:t>
+      </w:r>
+      <w:r>
+        <w:rPr>
+          <w:rFonts w:ascii="Times New Roman" w:hAnsi="Times New Roman"/>
+          <w:color w:val="000000"/>
+          <w:sz w:val="24"/>
+        </w:rPr>
+        <w:t>Господеві</w:t>
+      </w:r>
+      <w:r>
+        <w:rPr>
+          <w:rFonts w:ascii="Times New Roman" w:hAnsi="Times New Roman"/>
+          <w:color w:val="000000"/>
+          <w:sz w:val="24"/>
+        </w:rPr>
+        <w:t xml:space="preserve"> </w:t>
+      </w:r>
+      <w:r>
+        <w:rPr>
+          <w:rFonts w:ascii="Times New Roman" w:hAnsi="Times New Roman"/>
+          <w:color w:val="000000"/>
+          <w:sz w:val="24"/>
+        </w:rPr>
+        <w:t>помолімся.</w:t>
+      </w:r>
+    </w:p>
+    <w:p>
+      <w:pPr>
+        <w:spacing w:after="120"/>
+      </w:pPr>
+      <w:r>
+        <w:rPr>
+          <w:rFonts w:ascii="Times New Roman" w:hAnsi="Times New Roman"/>
+          <w:i/>
+          <w:color w:val="FF4400"/>
+          <w:sz w:val="24"/>
+        </w:rPr>
+        <w:t>Вірні:</w:t>
+      </w:r>
+      <w:r>
+        <w:rPr>
+          <w:rFonts w:ascii="Times New Roman" w:hAnsi="Times New Roman"/>
+          <w:color w:val="000000"/>
+          <w:sz w:val="24"/>
+        </w:rPr>
+        <w:t xml:space="preserve"> </w:t>
+      </w:r>
+      <w:r>
+        <w:rPr>
+          <w:rFonts w:ascii="Times New Roman" w:hAnsi="Times New Roman"/>
+          <w:color w:val="000000"/>
+          <w:sz w:val="24"/>
+        </w:rPr>
+        <w:t>Го́споди,</w:t>
+      </w:r>
+      <w:r>
+        <w:rPr>
+          <w:rFonts w:ascii="Times New Roman" w:hAnsi="Times New Roman"/>
+          <w:color w:val="000000"/>
+          <w:sz w:val="24"/>
+        </w:rPr>
+        <w:t xml:space="preserve"> </w:t>
+      </w:r>
+      <w:r>
+        <w:rPr>
+          <w:rFonts w:ascii="Times New Roman" w:hAnsi="Times New Roman"/>
+          <w:color w:val="000000"/>
+          <w:sz w:val="24"/>
+        </w:rPr>
+        <w:t>поми́луй.</w:t>
+      </w:r>
+    </w:p>
+    <w:p>
+      <w:pPr>
+        <w:spacing w:after="120"/>
+      </w:pPr>
+      <w:r>
+        <w:rPr>
+          <w:rFonts w:ascii="Times New Roman" w:hAnsi="Times New Roman"/>
+          <w:sz w:val="24"/>
+        </w:rPr>
+        <w:t>Заступи,</w:t>
+      </w:r>
+      <w:r>
+        <w:rPr>
+          <w:rFonts w:ascii="Times New Roman" w:hAnsi="Times New Roman"/>
+          <w:sz w:val="24"/>
+        </w:rPr>
+        <w:t xml:space="preserve"> </w:t>
+      </w:r>
+      <w:r>
+        <w:rPr>
+          <w:rFonts w:ascii="Times New Roman" w:hAnsi="Times New Roman"/>
+          <w:sz w:val="24"/>
+        </w:rPr>
+        <w:t>спаси,</w:t>
+      </w:r>
+      <w:r>
+        <w:rPr>
+          <w:rFonts w:ascii="Times New Roman" w:hAnsi="Times New Roman"/>
+          <w:sz w:val="24"/>
+        </w:rPr>
+        <w:t xml:space="preserve"> </w:t>
+      </w:r>
+      <w:r>
+        <w:rPr>
+          <w:rFonts w:ascii="Times New Roman" w:hAnsi="Times New Roman"/>
+          <w:sz w:val="24"/>
+        </w:rPr>
+        <w:t>помилуй</w:t>
+      </w:r>
+      <w:r>
+        <w:rPr>
+          <w:rFonts w:ascii="Times New Roman" w:hAnsi="Times New Roman"/>
+          <w:sz w:val="24"/>
+        </w:rPr>
+        <w:t xml:space="preserve"> </w:t>
+      </w:r>
+      <w:r>
+        <w:rPr>
+          <w:rFonts w:ascii="Times New Roman" w:hAnsi="Times New Roman"/>
+          <w:sz w:val="24"/>
+        </w:rPr>
+        <w:t>і</w:t>
+      </w:r>
+      <w:r>
+        <w:rPr>
+          <w:rFonts w:ascii="Times New Roman" w:hAnsi="Times New Roman"/>
+          <w:sz w:val="24"/>
+        </w:rPr>
+        <w:t xml:space="preserve"> </w:t>
+      </w:r>
+      <w:r>
+        <w:rPr>
+          <w:rFonts w:ascii="Times New Roman" w:hAnsi="Times New Roman"/>
+          <w:sz w:val="24"/>
+        </w:rPr>
+        <w:t>охорони</w:t>
+      </w:r>
+      <w:r>
+        <w:rPr>
+          <w:rFonts w:ascii="Times New Roman" w:hAnsi="Times New Roman"/>
+          <w:sz w:val="24"/>
+        </w:rPr>
+        <w:t xml:space="preserve"> </w:t>
+      </w:r>
+      <w:r>
+        <w:rPr>
+          <w:rFonts w:ascii="Times New Roman" w:hAnsi="Times New Roman"/>
+          <w:sz w:val="24"/>
+        </w:rPr>
+        <w:t>нас,</w:t>
+      </w:r>
+      <w:r>
+        <w:rPr>
+          <w:rFonts w:ascii="Times New Roman" w:hAnsi="Times New Roman"/>
+          <w:sz w:val="24"/>
+        </w:rPr>
+        <w:t xml:space="preserve"> </w:t>
+      </w:r>
+      <w:r>
+        <w:rPr>
+          <w:rFonts w:ascii="Times New Roman" w:hAnsi="Times New Roman"/>
+          <w:sz w:val="24"/>
+        </w:rPr>
+        <w:t>Боже,</w:t>
+      </w:r>
+      <w:r>
+        <w:rPr>
+          <w:rFonts w:ascii="Times New Roman" w:hAnsi="Times New Roman"/>
+          <w:sz w:val="24"/>
+        </w:rPr>
+        <w:t xml:space="preserve"> </w:t>
+      </w:r>
+      <w:r>
+        <w:rPr>
+          <w:rFonts w:ascii="Times New Roman" w:hAnsi="Times New Roman"/>
+          <w:sz w:val="24"/>
+        </w:rPr>
+        <w:t>Твоєю</w:t>
+      </w:r>
+      <w:r>
+        <w:rPr>
+          <w:rFonts w:ascii="Times New Roman" w:hAnsi="Times New Roman"/>
+          <w:sz w:val="24"/>
+        </w:rPr>
+        <w:t xml:space="preserve"> </w:t>
+      </w:r>
+      <w:r>
+        <w:rPr>
+          <w:rFonts w:ascii="Times New Roman" w:hAnsi="Times New Roman"/>
+          <w:sz w:val="24"/>
+        </w:rPr>
+        <w:t>благодаттю</w:t>
+      </w:r>
+    </w:p>
+    <w:p>
+      <w:pPr>
+        <w:spacing w:after="120"/>
+      </w:pPr>
+      <w:r>
+        <w:rPr>
+          <w:rFonts w:ascii="Times New Roman" w:hAnsi="Times New Roman"/>
+          <w:i/>
+          <w:color w:val="FF4400"/>
+          <w:sz w:val="24"/>
+        </w:rPr>
+        <w:t>Вірні:</w:t>
+      </w:r>
+      <w:r>
+        <w:rPr>
+          <w:rFonts w:ascii="Times New Roman" w:hAnsi="Times New Roman"/>
+          <w:color w:val="000000"/>
+          <w:sz w:val="24"/>
+        </w:rPr>
+        <w:t xml:space="preserve"> </w:t>
+      </w:r>
+      <w:r>
+        <w:rPr>
+          <w:rFonts w:ascii="Times New Roman" w:hAnsi="Times New Roman"/>
+          <w:color w:val="000000"/>
+          <w:sz w:val="24"/>
+        </w:rPr>
+        <w:t>Го́споди,</w:t>
+      </w:r>
+      <w:r>
+        <w:rPr>
+          <w:rFonts w:ascii="Times New Roman" w:hAnsi="Times New Roman"/>
+          <w:color w:val="000000"/>
+          <w:sz w:val="24"/>
+        </w:rPr>
+        <w:t xml:space="preserve"> </w:t>
+      </w:r>
+      <w:r>
+        <w:rPr>
+          <w:rFonts w:ascii="Times New Roman" w:hAnsi="Times New Roman"/>
+          <w:color w:val="000000"/>
+          <w:sz w:val="24"/>
+        </w:rPr>
+        <w:t>поми́луй.</w:t>
+      </w:r>
+    </w:p>
+    <w:p>
+      <w:pPr>
+        <w:spacing w:after="120"/>
+      </w:pPr>
+      <w:r>
+        <w:rPr>
+          <w:rFonts w:ascii="Times New Roman" w:hAnsi="Times New Roman"/>
+          <w:color w:val="000000"/>
+          <w:sz w:val="24"/>
+        </w:rPr>
+        <w:t>Пресвяту,</w:t>
+      </w:r>
+      <w:r>
+        <w:rPr>
+          <w:rFonts w:ascii="Times New Roman" w:hAnsi="Times New Roman"/>
+          <w:color w:val="000000"/>
+          <w:sz w:val="24"/>
+        </w:rPr>
+        <w:t xml:space="preserve"> </w:t>
+      </w:r>
+      <w:r>
+        <w:rPr>
+          <w:rFonts w:ascii="Times New Roman" w:hAnsi="Times New Roman"/>
+          <w:color w:val="000000"/>
+          <w:sz w:val="24"/>
+        </w:rPr>
+        <w:t>пречисту,</w:t>
+      </w:r>
+      <w:r>
+        <w:rPr>
+          <w:rFonts w:ascii="Times New Roman" w:hAnsi="Times New Roman"/>
+          <w:color w:val="000000"/>
+          <w:sz w:val="24"/>
+        </w:rPr>
+        <w:t xml:space="preserve"> </w:t>
+      </w:r>
+      <w:r>
+        <w:rPr>
+          <w:rFonts w:ascii="Times New Roman" w:hAnsi="Times New Roman"/>
+          <w:color w:val="000000"/>
+          <w:sz w:val="24"/>
+        </w:rPr>
+        <w:t>преблагословенну,</w:t>
+      </w:r>
+      <w:r>
+        <w:rPr>
+          <w:rFonts w:ascii="Times New Roman" w:hAnsi="Times New Roman"/>
+          <w:color w:val="000000"/>
+          <w:sz w:val="24"/>
+        </w:rPr>
+        <w:t xml:space="preserve"> </w:t>
+      </w:r>
+      <w:r>
+        <w:rPr>
+          <w:rFonts w:ascii="Times New Roman" w:hAnsi="Times New Roman"/>
+          <w:color w:val="000000"/>
+          <w:sz w:val="24"/>
+        </w:rPr>
+        <w:t>славну</w:t>
+      </w:r>
+      <w:r>
+        <w:rPr>
+          <w:rFonts w:ascii="Times New Roman" w:hAnsi="Times New Roman"/>
+          <w:color w:val="000000"/>
+          <w:sz w:val="24"/>
+        </w:rPr>
+        <w:t xml:space="preserve"> </w:t>
+      </w:r>
+      <w:r>
+        <w:rPr>
+          <w:rFonts w:ascii="Times New Roman" w:hAnsi="Times New Roman"/>
+          <w:color w:val="000000"/>
+          <w:sz w:val="24"/>
+        </w:rPr>
+        <w:t>Владичицю</w:t>
+      </w:r>
+      <w:r>
+        <w:rPr>
+          <w:rFonts w:ascii="Times New Roman" w:hAnsi="Times New Roman"/>
+          <w:color w:val="000000"/>
+          <w:sz w:val="24"/>
+        </w:rPr>
+        <w:t xml:space="preserve"> </w:t>
+      </w:r>
+      <w:r>
+        <w:rPr>
+          <w:rFonts w:ascii="Times New Roman" w:hAnsi="Times New Roman"/>
+          <w:color w:val="000000"/>
+          <w:sz w:val="24"/>
+        </w:rPr>
+        <w:t>нашу</w:t>
+      </w:r>
+      <w:r>
+        <w:rPr>
+          <w:rFonts w:ascii="Times New Roman" w:hAnsi="Times New Roman"/>
+          <w:color w:val="000000"/>
+          <w:sz w:val="24"/>
+        </w:rPr>
+        <w:t xml:space="preserve"> </w:t>
+      </w:r>
+      <w:r>
+        <w:rPr>
+          <w:rFonts w:ascii="Times New Roman" w:hAnsi="Times New Roman"/>
+          <w:color w:val="000000"/>
+          <w:sz w:val="24"/>
+        </w:rPr>
+        <w:t>Богородицю</w:t>
+      </w:r>
+      <w:r>
+        <w:rPr>
+          <w:rFonts w:ascii="Times New Roman" w:hAnsi="Times New Roman"/>
+          <w:color w:val="000000"/>
+          <w:sz w:val="24"/>
+        </w:rPr>
+        <w:t xml:space="preserve"> </w:t>
+      </w:r>
+      <w:r>
+        <w:rPr>
+          <w:rFonts w:ascii="Times New Roman" w:hAnsi="Times New Roman"/>
+          <w:color w:val="000000"/>
+          <w:sz w:val="24"/>
+        </w:rPr>
+        <w:t>і</w:t>
+      </w:r>
+      <w:r>
+        <w:rPr>
+          <w:rFonts w:ascii="Times New Roman" w:hAnsi="Times New Roman"/>
+          <w:color w:val="000000"/>
+          <w:sz w:val="24"/>
+        </w:rPr>
+        <w:t xml:space="preserve"> </w:t>
+      </w:r>
+      <w:r>
+        <w:rPr>
+          <w:rFonts w:ascii="Times New Roman" w:hAnsi="Times New Roman"/>
+          <w:color w:val="000000"/>
+          <w:sz w:val="24"/>
+        </w:rPr>
+        <w:t>приснодіву</w:t>
+      </w:r>
+      <w:r>
+        <w:rPr>
+          <w:rFonts w:ascii="Times New Roman" w:hAnsi="Times New Roman"/>
+          <w:color w:val="000000"/>
+          <w:sz w:val="24"/>
+        </w:rPr>
+        <w:t xml:space="preserve"> </w:t>
+      </w:r>
+      <w:r>
+        <w:rPr>
+          <w:rFonts w:ascii="Times New Roman" w:hAnsi="Times New Roman"/>
+          <w:color w:val="000000"/>
+          <w:sz w:val="24"/>
+        </w:rPr>
+        <w:t>Марію,</w:t>
+      </w:r>
+      <w:r>
+        <w:rPr>
+          <w:rFonts w:ascii="Times New Roman" w:hAnsi="Times New Roman"/>
+          <w:color w:val="000000"/>
+          <w:sz w:val="24"/>
+        </w:rPr>
+        <w:t xml:space="preserve"> </w:t>
+      </w:r>
+      <w:r>
+        <w:rPr>
+          <w:rFonts w:ascii="Times New Roman" w:hAnsi="Times New Roman"/>
+          <w:color w:val="000000"/>
+          <w:sz w:val="24"/>
+        </w:rPr>
+        <w:t>з</w:t>
+      </w:r>
+      <w:r>
+        <w:rPr>
+          <w:rFonts w:ascii="Times New Roman" w:hAnsi="Times New Roman"/>
+          <w:color w:val="000000"/>
+          <w:sz w:val="24"/>
+        </w:rPr>
+        <w:t xml:space="preserve"> </w:t>
+      </w:r>
+      <w:r>
+        <w:rPr>
+          <w:rFonts w:ascii="Times New Roman" w:hAnsi="Times New Roman"/>
+          <w:color w:val="000000"/>
+          <w:sz w:val="24"/>
+        </w:rPr>
+        <w:t>усіма</w:t>
+      </w:r>
+      <w:r>
+        <w:rPr>
+          <w:rFonts w:ascii="Times New Roman" w:hAnsi="Times New Roman"/>
+          <w:color w:val="000000"/>
+          <w:sz w:val="24"/>
+        </w:rPr>
+        <w:t xml:space="preserve"> </w:t>
+      </w:r>
+      <w:r>
+        <w:rPr>
+          <w:rFonts w:ascii="Times New Roman" w:hAnsi="Times New Roman"/>
+          <w:color w:val="000000"/>
+          <w:sz w:val="24"/>
+        </w:rPr>
+        <w:t>святими</w:t>
+      </w:r>
+      <w:r>
+        <w:rPr>
+          <w:rFonts w:ascii="Times New Roman" w:hAnsi="Times New Roman"/>
+          <w:color w:val="000000"/>
+          <w:sz w:val="24"/>
+        </w:rPr>
+        <w:t xml:space="preserve"> </w:t>
+      </w:r>
+      <w:r>
+        <w:rPr>
+          <w:rFonts w:ascii="Times New Roman" w:hAnsi="Times New Roman"/>
+          <w:color w:val="000000"/>
+          <w:sz w:val="24"/>
+        </w:rPr>
+        <w:t>пом’янувши,</w:t>
+      </w:r>
+      <w:r>
+        <w:rPr>
+          <w:rFonts w:ascii="Times New Roman" w:hAnsi="Times New Roman"/>
+          <w:color w:val="000000"/>
+          <w:sz w:val="24"/>
+        </w:rPr>
+        <w:t xml:space="preserve"> </w:t>
+      </w:r>
+      <w:r>
+        <w:rPr>
+          <w:rFonts w:ascii="Times New Roman" w:hAnsi="Times New Roman"/>
+          <w:color w:val="000000"/>
+          <w:sz w:val="24"/>
+        </w:rPr>
+        <w:t>самих</w:t>
+      </w:r>
+      <w:r>
+        <w:rPr>
+          <w:rFonts w:ascii="Times New Roman" w:hAnsi="Times New Roman"/>
+          <w:color w:val="000000"/>
+          <w:sz w:val="24"/>
+        </w:rPr>
+        <w:t xml:space="preserve"> </w:t>
+      </w:r>
+      <w:r>
+        <w:rPr>
+          <w:rFonts w:ascii="Times New Roman" w:hAnsi="Times New Roman"/>
+          <w:color w:val="000000"/>
+          <w:sz w:val="24"/>
+        </w:rPr>
+        <w:t>себе,</w:t>
+      </w:r>
+      <w:r>
+        <w:rPr>
+          <w:rFonts w:ascii="Times New Roman" w:hAnsi="Times New Roman"/>
+          <w:color w:val="000000"/>
+          <w:sz w:val="24"/>
+        </w:rPr>
+        <w:t xml:space="preserve"> </w:t>
+      </w:r>
+      <w:r>
+        <w:rPr>
+          <w:rFonts w:ascii="Times New Roman" w:hAnsi="Times New Roman"/>
+          <w:color w:val="000000"/>
+          <w:sz w:val="24"/>
+        </w:rPr>
+        <w:t>і</w:t>
+      </w:r>
+      <w:r>
+        <w:rPr>
+          <w:rFonts w:ascii="Times New Roman" w:hAnsi="Times New Roman"/>
+          <w:color w:val="000000"/>
+          <w:sz w:val="24"/>
+        </w:rPr>
+        <w:t xml:space="preserve"> </w:t>
+      </w:r>
+      <w:r>
+        <w:rPr>
+          <w:rFonts w:ascii="Times New Roman" w:hAnsi="Times New Roman"/>
+          <w:color w:val="000000"/>
+          <w:sz w:val="24"/>
+        </w:rPr>
+        <w:t>один</w:t>
+      </w:r>
+      <w:r>
+        <w:rPr>
+          <w:rFonts w:ascii="Times New Roman" w:hAnsi="Times New Roman"/>
+          <w:color w:val="000000"/>
+          <w:sz w:val="24"/>
+        </w:rPr>
+        <w:t xml:space="preserve"> </w:t>
+      </w:r>
+      <w:r>
+        <w:rPr>
+          <w:rFonts w:ascii="Times New Roman" w:hAnsi="Times New Roman"/>
+          <w:color w:val="000000"/>
+          <w:sz w:val="24"/>
+        </w:rPr>
+        <w:t>одного,</w:t>
+      </w:r>
+      <w:r>
+        <w:rPr>
+          <w:rFonts w:ascii="Times New Roman" w:hAnsi="Times New Roman"/>
+          <w:color w:val="000000"/>
+          <w:sz w:val="24"/>
+        </w:rPr>
+        <w:t xml:space="preserve"> </w:t>
+      </w:r>
+      <w:r>
+        <w:rPr>
+          <w:rFonts w:ascii="Times New Roman" w:hAnsi="Times New Roman"/>
+          <w:color w:val="000000"/>
+          <w:sz w:val="24"/>
+        </w:rPr>
+        <w:t>і</w:t>
+      </w:r>
+      <w:r>
+        <w:rPr>
+          <w:rFonts w:ascii="Times New Roman" w:hAnsi="Times New Roman"/>
+          <w:color w:val="000000"/>
+          <w:sz w:val="24"/>
+        </w:rPr>
+        <w:t xml:space="preserve"> </w:t>
+      </w:r>
+      <w:r>
+        <w:rPr>
+          <w:rFonts w:ascii="Times New Roman" w:hAnsi="Times New Roman"/>
+          <w:color w:val="000000"/>
+          <w:sz w:val="24"/>
+        </w:rPr>
+        <w:t>все</w:t>
+      </w:r>
+      <w:r>
+        <w:rPr>
+          <w:rFonts w:ascii="Times New Roman" w:hAnsi="Times New Roman"/>
+          <w:color w:val="000000"/>
+          <w:sz w:val="24"/>
+        </w:rPr>
+        <w:t xml:space="preserve"> </w:t>
+      </w:r>
+      <w:r>
+        <w:rPr>
+          <w:rFonts w:ascii="Times New Roman" w:hAnsi="Times New Roman"/>
+          <w:color w:val="000000"/>
+          <w:sz w:val="24"/>
+        </w:rPr>
+        <w:t>життя</w:t>
+      </w:r>
+      <w:r>
+        <w:rPr>
+          <w:rFonts w:ascii="Times New Roman" w:hAnsi="Times New Roman"/>
+          <w:color w:val="000000"/>
+          <w:sz w:val="24"/>
+        </w:rPr>
+        <w:t xml:space="preserve"> </w:t>
+      </w:r>
+      <w:r>
+        <w:rPr>
+          <w:rFonts w:ascii="Times New Roman" w:hAnsi="Times New Roman"/>
+          <w:color w:val="000000"/>
+          <w:sz w:val="24"/>
+        </w:rPr>
+        <w:t>наше</w:t>
+      </w:r>
+      <w:r>
+        <w:rPr>
+          <w:rFonts w:ascii="Times New Roman" w:hAnsi="Times New Roman"/>
+          <w:color w:val="000000"/>
+          <w:sz w:val="24"/>
+        </w:rPr>
+        <w:t xml:space="preserve"> </w:t>
+      </w:r>
+      <w:r>
+        <w:rPr>
+          <w:rFonts w:ascii="Times New Roman" w:hAnsi="Times New Roman"/>
+          <w:color w:val="000000"/>
+          <w:sz w:val="24"/>
+        </w:rPr>
+        <w:t>Христу</w:t>
+      </w:r>
+      <w:r>
+        <w:rPr>
+          <w:rFonts w:ascii="Times New Roman" w:hAnsi="Times New Roman"/>
+          <w:color w:val="000000"/>
+          <w:sz w:val="24"/>
+        </w:rPr>
+        <w:t xml:space="preserve"> </w:t>
+      </w:r>
+      <w:r>
+        <w:rPr>
+          <w:rFonts w:ascii="Times New Roman" w:hAnsi="Times New Roman"/>
+          <w:color w:val="000000"/>
+          <w:sz w:val="24"/>
+        </w:rPr>
+        <w:t>Богові</w:t>
+      </w:r>
+      <w:r>
+        <w:rPr>
+          <w:rFonts w:ascii="Times New Roman" w:hAnsi="Times New Roman"/>
+          <w:color w:val="000000"/>
+          <w:sz w:val="24"/>
+        </w:rPr>
+        <w:t xml:space="preserve"> </w:t>
+      </w:r>
+      <w:r>
+        <w:rPr>
+          <w:rFonts w:ascii="Times New Roman" w:hAnsi="Times New Roman"/>
+          <w:color w:val="000000"/>
+          <w:sz w:val="24"/>
+        </w:rPr>
+        <w:t>віддаймо.</w:t>
+      </w:r>
+    </w:p>
+    <w:p>
+      <w:pPr>
+        <w:spacing w:after="120"/>
+      </w:pPr>
+      <w:r>
+        <w:rPr>
+          <w:rFonts w:ascii="Times New Roman" w:hAnsi="Times New Roman"/>
+          <w:i/>
+          <w:color w:val="FF4400"/>
+          <w:sz w:val="24"/>
+        </w:rPr>
+        <w:t>Вірні:</w:t>
+      </w:r>
+      <w:r>
+        <w:rPr>
+          <w:rFonts w:ascii="Times New Roman" w:hAnsi="Times New Roman"/>
+          <w:color w:val="000000"/>
+          <w:sz w:val="24"/>
+        </w:rPr>
+        <w:t xml:space="preserve"> </w:t>
+      </w:r>
+      <w:r>
+        <w:rPr>
+          <w:rFonts w:ascii="Times New Roman" w:hAnsi="Times New Roman"/>
+          <w:color w:val="000000"/>
+          <w:sz w:val="24"/>
+        </w:rPr>
+        <w:t>Тобі́,</w:t>
+      </w:r>
+      <w:r>
+        <w:rPr>
+          <w:rFonts w:ascii="Times New Roman" w:hAnsi="Times New Roman"/>
+          <w:color w:val="000000"/>
+          <w:sz w:val="24"/>
+        </w:rPr>
+        <w:t xml:space="preserve"> </w:t>
+      </w:r>
+      <w:r>
+        <w:rPr>
+          <w:rFonts w:ascii="Times New Roman" w:hAnsi="Times New Roman"/>
+          <w:color w:val="000000"/>
+          <w:sz w:val="24"/>
+        </w:rPr>
+        <w:t>Го́споди.</w:t>
+      </w:r>
+    </w:p>
+    <w:p>
+      <w:pPr>
+        <w:spacing w:after="120" w:line="240" w:lineRule="auto"/>
+        <w:rPr>
+          <w:rFonts w:ascii="Times New Roman" w:eastAsia="Times New Roman" w:hAnsi="Times New Roman" w:cs="Times New Roman"/>
+          <w:sz w:val="24"/>
+          <w:szCs w:val="24"/>
+        </w:rPr>
+      </w:pPr>
+      <w:r>
+        <w:rPr>
+          <w:rFonts w:ascii="Times New Roman" w:eastAsia="Times New Roman" w:hAnsi="Times New Roman" w:cs="Times New Roman"/>
+          <w:sz w:val="24"/>
+          <w:szCs w:val="24"/>
+          <w:u w:val="single"/>
+        </w:rPr>
+        <w:t>[Господи, Боже наш, що сонну неміч забрав від нас і покликав нас візванням святим, щоб і вночі підносити руки наші і прославляти тебе за справедливі твої присуди. Прийми благання наші, моління, визнавання, нічні служби і даруй нам, Боже, віру бездоганну, надію впевнену, любов нелицемірну. Благослови наші входи й виходи, вчинки, слова, діла й думки; і дай нам дочекатися початку дня, нам, що хвалять й оспівують, і благословлять добрість твоєї несказанної сили]</w:t>
+      </w:r>
+    </w:p>
+    <w:p>
+      <w:pPr>
+        <w:spacing w:after="120"/>
+        <w:jc w:val="both"/>
+      </w:pPr>
+      <w:r>
+        <w:rPr>
+          <w:rFonts w:ascii="Times New Roman" w:hAnsi="Times New Roman"/>
           <w:i/>
           <w:color w:val="FF0000"/>
           <w:sz w:val="24"/>
-          <w:szCs w:val="24"/>
-        </w:rPr>
-        <w:t>Вірні:</w:t>
-      </w:r>
-      <w:r>
-        <w:rPr>
-          <w:rFonts w:ascii="Times New Roman" w:eastAsia="Times New Roman" w:hAnsi="Times New Roman" w:cs="Times New Roman"/>
-          <w:color w:val="000000"/>
-          <w:sz w:val="24"/>
-          <w:szCs w:val="24"/>
-        </w:rPr>
-        <w:t xml:space="preserve"> Господи, помилуй.</w:t>
-      </w:r>
-    </w:p>
-    <w:p>
-      <w:pPr>
-        <w:spacing w:after="120" w:line="240" w:lineRule="auto"/>
-        <w:rPr>
-          <w:rFonts w:ascii="Times New Roman" w:eastAsia="Times New Roman" w:hAnsi="Times New Roman" w:cs="Times New Roman"/>
-          <w:sz w:val="24"/>
-          <w:szCs w:val="24"/>
-        </w:rPr>
-      </w:pPr>
-      <w:r>
-        <w:rPr>
-          <w:rFonts w:ascii="Times New Roman" w:eastAsia="Times New Roman" w:hAnsi="Times New Roman" w:cs="Times New Roman"/>
-          <w:color w:val="000000"/>
-          <w:sz w:val="24"/>
-          <w:szCs w:val="24"/>
-        </w:rPr>
-        <w:t>Заступи, спаси, помилуй і охорони нас, Боже, твоєю благодаттю.</w:t>
-      </w:r>
-    </w:p>
-    <w:p>
-      <w:pPr>
-        <w:spacing w:after="120" w:line="240" w:lineRule="auto"/>
-        <w:rPr>
-          <w:rFonts w:ascii="Times New Roman" w:eastAsia="Times New Roman" w:hAnsi="Times New Roman" w:cs="Times New Roman"/>
-          <w:sz w:val="24"/>
-          <w:szCs w:val="24"/>
-        </w:rPr>
-      </w:pPr>
-      <w:r>
-        <w:rPr>
-          <w:rFonts w:ascii="Times New Roman" w:eastAsia="Times New Roman" w:hAnsi="Times New Roman" w:cs="Times New Roman"/>
+        </w:rPr>
+        <w:t>Священник:</w:t>
+      </w:r>
+      <w:r>
+        <w:rPr>
+          <w:rFonts w:ascii="Times New Roman" w:hAnsi="Times New Roman"/>
           <w:i/>
           <w:color w:val="FF0000"/>
           <w:sz w:val="24"/>
-          <w:szCs w:val="24"/>
-        </w:rPr>
-        <w:t>Вірні:</w:t>
-      </w:r>
-      <w:r>
-        <w:rPr>
-          <w:rFonts w:ascii="Times New Roman" w:eastAsia="Times New Roman" w:hAnsi="Times New Roman" w:cs="Times New Roman"/>
-          <w:color w:val="000000"/>
-          <w:sz w:val="24"/>
-          <w:szCs w:val="24"/>
-        </w:rPr>
-        <w:t xml:space="preserve"> Господи, помилуй.</w:t>
-      </w:r>
-    </w:p>
-    <w:p>
-      <w:pPr>
-        <w:spacing w:after="120" w:line="240" w:lineRule="auto"/>
-        <w:rPr>
-          <w:rFonts w:ascii="Times New Roman" w:eastAsia="Times New Roman" w:hAnsi="Times New Roman" w:cs="Times New Roman"/>
-          <w:sz w:val="24"/>
-          <w:szCs w:val="24"/>
-        </w:rPr>
-      </w:pPr>
-      <w:r>
-        <w:rPr>
-          <w:rFonts w:ascii="Times New Roman" w:eastAsia="Times New Roman" w:hAnsi="Times New Roman" w:cs="Times New Roman"/>
-          <w:color w:val="000000"/>
-          <w:sz w:val="24"/>
-          <w:szCs w:val="24"/>
-        </w:rPr>
-        <w:t>Пресвяту, пречисту, преблагословенну, славну Владичицю нашу Богородицю і приснодіву Марію, з усіма святими пом'янувши, самі себе, і один одного, і все життя наше Христу Богові віддаймо.</w:t>
-      </w:r>
-    </w:p>
-    <w:p>
-      <w:pPr>
-        <w:spacing w:after="120" w:line="240" w:lineRule="auto"/>
-        <w:rPr>
-          <w:rFonts w:ascii="Times New Roman" w:eastAsia="Times New Roman" w:hAnsi="Times New Roman" w:cs="Times New Roman"/>
-          <w:sz w:val="24"/>
-          <w:szCs w:val="24"/>
-        </w:rPr>
-      </w:pPr>
-      <w:r>
-        <w:rPr>
-          <w:rFonts w:ascii="Times New Roman" w:eastAsia="Times New Roman" w:hAnsi="Times New Roman" w:cs="Times New Roman"/>
-          <w:i/>
-          <w:color w:val="FF0000"/>
-          <w:sz w:val="24"/>
-          <w:szCs w:val="24"/>
-        </w:rPr>
-        <w:t>Вірні:</w:t>
-      </w:r>
-      <w:r>
-        <w:rPr>
-          <w:rFonts w:ascii="Times New Roman" w:eastAsia="Times New Roman" w:hAnsi="Times New Roman" w:cs="Times New Roman"/>
-          <w:color w:val="000000"/>
-          <w:sz w:val="24"/>
-          <w:szCs w:val="24"/>
-        </w:rPr>
-        <w:t xml:space="preserve"> Тобі, Господи.</w:t>
-      </w:r>
-    </w:p>
-    <w:p>
-      <w:pPr>
-        <w:spacing w:after="120" w:line="240" w:lineRule="auto"/>
-        <w:rPr>
-          <w:rFonts w:ascii="Times New Roman" w:eastAsia="Times New Roman" w:hAnsi="Times New Roman" w:cs="Times New Roman"/>
-          <w:sz w:val="24"/>
-          <w:szCs w:val="24"/>
-        </w:rPr>
-      </w:pPr>
-      <w:r>
-        <w:rPr>
-          <w:rFonts w:ascii="Times New Roman" w:eastAsia="Times New Roman" w:hAnsi="Times New Roman" w:cs="Times New Roman"/>
-          <w:sz w:val="24"/>
-          <w:szCs w:val="24"/>
-          <w:u w:val="single"/>
-        </w:rPr>
-        <w:t>[Господи, Боже наш, що сонну неміч забрав від нас і покликав нас візванням святим, щоб і вночі підносити руки наші і прославляти тебе за справедливі твої присуди. Прийми благання наші, моління, визнавання, нічні служби і даруй нам, Боже, віру бездоганну, надію впевнену, любов нелицемірну. Благослови наші входи й виходи, вчинки, слова, діла й думки; і дай нам дочекатися початку дня, нам, що хвалять й оспівують, і благословлять добрість твоєї несказанної сили]</w:t>
-      </w:r>
-    </w:p>
-    <w:p>
-      <w:pPr>
-        <w:spacing w:after="120" w:line="240" w:lineRule="auto"/>
-        <w:rPr>
-          <w:rFonts w:ascii="Times New Roman" w:eastAsia="Times New Roman" w:hAnsi="Times New Roman" w:cs="Times New Roman"/>
-          <w:sz w:val="24"/>
-          <w:szCs w:val="24"/>
-        </w:rPr>
-      </w:pPr>
-      <w:r>
-        <w:rPr>
-          <w:rFonts w:ascii="Times New Roman" w:eastAsia="Times New Roman" w:hAnsi="Times New Roman" w:cs="Times New Roman"/>
-          <w:i/>
-          <w:color w:val="FF0000"/>
-          <w:sz w:val="24"/>
-          <w:szCs w:val="24"/>
-        </w:rPr>
-        <w:t>Священик: </w:t>
-      </w:r>
-      <w:r>
-        <w:rPr>
-          <w:rFonts w:ascii="Times New Roman" w:eastAsia="Times New Roman" w:hAnsi="Times New Roman" w:cs="Times New Roman"/>
-          <w:color w:val="000000"/>
-          <w:sz w:val="24"/>
-          <w:szCs w:val="24"/>
-        </w:rPr>
-        <w:t>Бо Ти Бог наш і Тобі славу возсилаємо: Отцю, і Сину, і Святому Духові</w:t>
-      </w:r>
-      <w:r>
-        <w:rPr>
-          <w:rFonts w:ascii="Times New Roman" w:eastAsia="Times New Roman" w:hAnsi="Times New Roman" w:cs="Times New Roman"/>
-          <w:sz w:val="24"/>
-          <w:szCs w:val="24"/>
-        </w:rPr>
-        <w:t>, нині і повсякчас, і на віки віків.</w:t>
+        </w:rPr>
+        <w:t xml:space="preserve"> </w:t>
+      </w:r>
+      <w:r>
+        <w:rPr>
+          <w:rFonts w:ascii="Times New Roman" w:hAnsi="Times New Roman"/>
+          <w:color w:val="000000"/>
+          <w:sz w:val="24"/>
+        </w:rPr>
+        <w:t>Бо</w:t>
+      </w:r>
+      <w:r>
+        <w:rPr>
+          <w:rFonts w:ascii="Times New Roman" w:hAnsi="Times New Roman"/>
+          <w:color w:val="000000"/>
+          <w:sz w:val="24"/>
+        </w:rPr>
+        <w:t xml:space="preserve"> </w:t>
+      </w:r>
+      <w:r>
+        <w:rPr>
+          <w:rFonts w:ascii="Times New Roman" w:hAnsi="Times New Roman"/>
+          <w:color w:val="000000"/>
+          <w:sz w:val="24"/>
+        </w:rPr>
+        <w:t>Ти</w:t>
+      </w:r>
+      <w:r>
+        <w:rPr>
+          <w:rFonts w:ascii="Times New Roman" w:hAnsi="Times New Roman"/>
+          <w:color w:val="000000"/>
+          <w:sz w:val="24"/>
+        </w:rPr>
+        <w:t xml:space="preserve"> </w:t>
+      </w:r>
+      <w:r>
+        <w:rPr>
+          <w:rFonts w:ascii="Times New Roman" w:hAnsi="Times New Roman"/>
+          <w:color w:val="000000"/>
+          <w:sz w:val="24"/>
+        </w:rPr>
+        <w:t>Бог</w:t>
+      </w:r>
+      <w:r>
+        <w:rPr>
+          <w:rFonts w:ascii="Times New Roman" w:hAnsi="Times New Roman"/>
+          <w:color w:val="000000"/>
+          <w:sz w:val="24"/>
+        </w:rPr>
+        <w:t xml:space="preserve"> </w:t>
+      </w:r>
+      <w:r>
+        <w:rPr>
+          <w:rFonts w:ascii="Times New Roman" w:hAnsi="Times New Roman"/>
+          <w:color w:val="000000"/>
+          <w:sz w:val="24"/>
+        </w:rPr>
+        <w:t>наш</w:t>
+      </w:r>
+      <w:r>
+        <w:rPr>
+          <w:rFonts w:ascii="Times New Roman" w:hAnsi="Times New Roman"/>
+          <w:color w:val="000000"/>
+          <w:sz w:val="24"/>
+        </w:rPr>
+        <w:t xml:space="preserve"> </w:t>
+      </w:r>
+      <w:r>
+        <w:rPr>
+          <w:rFonts w:ascii="Times New Roman" w:hAnsi="Times New Roman"/>
+          <w:color w:val="000000"/>
+          <w:sz w:val="24"/>
+        </w:rPr>
+        <w:t>і</w:t>
+      </w:r>
+      <w:r>
+        <w:rPr>
+          <w:rFonts w:ascii="Times New Roman" w:hAnsi="Times New Roman"/>
+          <w:color w:val="000000"/>
+          <w:sz w:val="24"/>
+        </w:rPr>
+        <w:t xml:space="preserve"> </w:t>
+      </w:r>
+      <w:r>
+        <w:rPr>
+          <w:rFonts w:ascii="Times New Roman" w:hAnsi="Times New Roman"/>
+          <w:color w:val="000000"/>
+          <w:sz w:val="24"/>
+        </w:rPr>
+        <w:t>Тобі</w:t>
+      </w:r>
+      <w:r>
+        <w:rPr>
+          <w:rFonts w:ascii="Times New Roman" w:hAnsi="Times New Roman"/>
+          <w:color w:val="000000"/>
+          <w:sz w:val="24"/>
+        </w:rPr>
+        <w:t xml:space="preserve"> </w:t>
+      </w:r>
+      <w:r>
+        <w:rPr>
+          <w:rFonts w:ascii="Times New Roman" w:hAnsi="Times New Roman"/>
+          <w:color w:val="000000"/>
+          <w:sz w:val="24"/>
+        </w:rPr>
+        <w:t>славу</w:t>
+      </w:r>
+      <w:r>
+        <w:rPr>
+          <w:rFonts w:ascii="Times New Roman" w:hAnsi="Times New Roman"/>
+          <w:color w:val="000000"/>
+          <w:sz w:val="24"/>
+        </w:rPr>
+        <w:t xml:space="preserve"> </w:t>
+      </w:r>
+      <w:r>
+        <w:rPr>
+          <w:rFonts w:ascii="Times New Roman" w:hAnsi="Times New Roman"/>
+          <w:color w:val="000000"/>
+          <w:sz w:val="24"/>
+        </w:rPr>
+        <w:t>возсилаємо:</w:t>
+      </w:r>
+      <w:r>
+        <w:rPr>
+          <w:rFonts w:ascii="Times New Roman" w:hAnsi="Times New Roman"/>
+          <w:color w:val="000000"/>
+          <w:sz w:val="24"/>
+        </w:rPr>
+        <w:t xml:space="preserve"> </w:t>
+      </w:r>
+      <w:r>
+        <w:rPr>
+          <w:rFonts w:ascii="Times New Roman" w:hAnsi="Times New Roman"/>
+          <w:color w:val="000000"/>
+          <w:sz w:val="24"/>
+        </w:rPr>
+        <w:t>Отцю,</w:t>
+      </w:r>
+      <w:r>
+        <w:rPr>
+          <w:rFonts w:ascii="Times New Roman" w:hAnsi="Times New Roman"/>
+          <w:color w:val="000000"/>
+          <w:sz w:val="24"/>
+        </w:rPr>
+        <w:t xml:space="preserve"> </w:t>
+      </w:r>
+      <w:r>
+        <w:rPr>
+          <w:rFonts w:ascii="Times New Roman" w:hAnsi="Times New Roman"/>
+          <w:color w:val="000000"/>
+          <w:sz w:val="24"/>
+        </w:rPr>
+        <w:t>і</w:t>
+      </w:r>
+      <w:r>
+        <w:rPr>
+          <w:rFonts w:ascii="Times New Roman" w:hAnsi="Times New Roman"/>
+          <w:color w:val="000000"/>
+          <w:sz w:val="24"/>
+        </w:rPr>
+        <w:t xml:space="preserve"> </w:t>
+      </w:r>
+      <w:r>
+        <w:rPr>
+          <w:rFonts w:ascii="Times New Roman" w:hAnsi="Times New Roman"/>
+          <w:color w:val="000000"/>
+          <w:sz w:val="24"/>
+        </w:rPr>
+        <w:t>Сину,</w:t>
+      </w:r>
+      <w:r>
+        <w:rPr>
+          <w:rFonts w:ascii="Times New Roman" w:hAnsi="Times New Roman"/>
+          <w:color w:val="000000"/>
+          <w:sz w:val="24"/>
+        </w:rPr>
+        <w:t xml:space="preserve"> </w:t>
+      </w:r>
+      <w:r>
+        <w:rPr>
+          <w:rFonts w:ascii="Times New Roman" w:hAnsi="Times New Roman"/>
+          <w:color w:val="000000"/>
+          <w:sz w:val="24"/>
+        </w:rPr>
+        <w:t>і</w:t>
+      </w:r>
+      <w:r>
+        <w:rPr>
+          <w:rFonts w:ascii="Times New Roman" w:hAnsi="Times New Roman"/>
+          <w:color w:val="000000"/>
+          <w:sz w:val="24"/>
+        </w:rPr>
+        <w:t xml:space="preserve"> </w:t>
+      </w:r>
+      <w:r>
+        <w:rPr>
+          <w:rFonts w:ascii="Times New Roman" w:hAnsi="Times New Roman"/>
+          <w:color w:val="000000"/>
+          <w:sz w:val="24"/>
+        </w:rPr>
+        <w:t>Святому</w:t>
+      </w:r>
+      <w:r>
+        <w:rPr>
+          <w:rFonts w:ascii="Times New Roman" w:hAnsi="Times New Roman"/>
+          <w:color w:val="000000"/>
+          <w:sz w:val="24"/>
+        </w:rPr>
+        <w:t xml:space="preserve"> </w:t>
+      </w:r>
+      <w:r>
+        <w:rPr>
+          <w:rFonts w:ascii="Times New Roman" w:hAnsi="Times New Roman"/>
+          <w:color w:val="000000"/>
+          <w:sz w:val="24"/>
+        </w:rPr>
+        <w:t>Духові</w:t>
+      </w:r>
+      <w:r>
+        <w:rPr>
+          <w:rFonts w:ascii="Times New Roman" w:hAnsi="Times New Roman"/>
+          <w:sz w:val="24"/>
+        </w:rPr>
+        <w:t>,</w:t>
+      </w:r>
+      <w:r>
+        <w:rPr>
+          <w:rFonts w:ascii="Times New Roman" w:hAnsi="Times New Roman"/>
+          <w:sz w:val="24"/>
+        </w:rPr>
+        <w:t xml:space="preserve"> </w:t>
+      </w:r>
+      <w:r>
+        <w:rPr>
+          <w:rFonts w:ascii="Times New Roman" w:hAnsi="Times New Roman"/>
+          <w:sz w:val="24"/>
+        </w:rPr>
+        <w:t>нині,</w:t>
+      </w:r>
+      <w:r>
+        <w:rPr>
+          <w:rFonts w:ascii="Times New Roman" w:hAnsi="Times New Roman"/>
+          <w:sz w:val="24"/>
+        </w:rPr>
+        <w:t xml:space="preserve"> </w:t>
+      </w:r>
+      <w:r>
+        <w:rPr>
+          <w:rFonts w:ascii="Times New Roman" w:hAnsi="Times New Roman"/>
+          <w:sz w:val="24"/>
+        </w:rPr>
+        <w:t>і</w:t>
+      </w:r>
+      <w:r>
+        <w:rPr>
+          <w:rFonts w:ascii="Times New Roman" w:hAnsi="Times New Roman"/>
+          <w:sz w:val="24"/>
+        </w:rPr>
+        <w:t xml:space="preserve"> </w:t>
+      </w:r>
+      <w:r>
+        <w:rPr>
+          <w:rFonts w:ascii="Times New Roman" w:hAnsi="Times New Roman"/>
+          <w:sz w:val="24"/>
+        </w:rPr>
+        <w:t>повсякчас,</w:t>
+      </w:r>
+      <w:r>
+        <w:rPr>
+          <w:rFonts w:ascii="Times New Roman" w:hAnsi="Times New Roman"/>
+          <w:sz w:val="24"/>
+        </w:rPr>
+        <w:t xml:space="preserve"> </w:t>
+      </w:r>
+      <w:r>
+        <w:rPr>
+          <w:rFonts w:ascii="Times New Roman" w:hAnsi="Times New Roman"/>
+          <w:sz w:val="24"/>
+        </w:rPr>
+        <w:t>і</w:t>
+      </w:r>
+      <w:r>
+        <w:rPr>
+          <w:rFonts w:ascii="Times New Roman" w:hAnsi="Times New Roman"/>
+          <w:sz w:val="24"/>
+        </w:rPr>
+        <w:t xml:space="preserve"> </w:t>
+      </w:r>
+      <w:r>
+        <w:rPr>
+          <w:rFonts w:ascii="Times New Roman" w:hAnsi="Times New Roman"/>
+          <w:sz w:val="24"/>
+        </w:rPr>
+        <w:t>на</w:t>
+      </w:r>
+      <w:r>
+        <w:rPr>
+          <w:rFonts w:ascii="Times New Roman" w:hAnsi="Times New Roman"/>
+          <w:sz w:val="24"/>
+        </w:rPr>
+        <w:t xml:space="preserve"> </w:t>
+      </w:r>
+      <w:r>
+        <w:rPr>
+          <w:rFonts w:ascii="Times New Roman" w:hAnsi="Times New Roman"/>
+          <w:sz w:val="24"/>
+        </w:rPr>
+        <w:t>віки</w:t>
+      </w:r>
+      <w:r>
+        <w:rPr>
+          <w:rFonts w:ascii="Times New Roman" w:hAnsi="Times New Roman"/>
+          <w:sz w:val="24"/>
+        </w:rPr>
+        <w:t xml:space="preserve"> </w:t>
+      </w:r>
+      <w:r>
+        <w:rPr>
+          <w:rFonts w:ascii="Times New Roman" w:hAnsi="Times New Roman"/>
+          <w:sz w:val="24"/>
+        </w:rPr>
+        <w:t>віків.</w:t>
       </w:r>
     </w:p>
     <w:p>
@@ -12722,146 +13670,786 @@
     </w:p>
     <w:p>
       <w:pPr>
-        <w:spacing w:after="120" w:line="240" w:lineRule="auto"/>
-        <w:rPr>
-          <w:rFonts w:ascii="Times New Roman" w:eastAsia="Times New Roman" w:hAnsi="Times New Roman" w:cs="Times New Roman"/>
-          <w:sz w:val="24"/>
-          <w:szCs w:val="24"/>
-        </w:rPr>
-      </w:pPr>
-      <w:r>
-        <w:rPr>
-          <w:rFonts w:ascii="Times New Roman" w:eastAsia="Times New Roman" w:hAnsi="Times New Roman" w:cs="Times New Roman"/>
-          <w:color w:val="000000"/>
-          <w:sz w:val="24"/>
-          <w:szCs w:val="24"/>
-        </w:rPr>
-        <w:t>Ще і ще в мирі Господеві помолімся.</w:t>
-      </w:r>
-    </w:p>
-    <w:p>
-      <w:pPr>
-        <w:spacing w:after="120" w:line="240" w:lineRule="auto"/>
-        <w:rPr>
-          <w:rFonts w:ascii="Times New Roman" w:eastAsia="Times New Roman" w:hAnsi="Times New Roman" w:cs="Times New Roman"/>
-          <w:sz w:val="24"/>
-          <w:szCs w:val="24"/>
-        </w:rPr>
-      </w:pPr>
-      <w:r>
-        <w:rPr>
-          <w:rFonts w:ascii="Times New Roman" w:eastAsia="Times New Roman" w:hAnsi="Times New Roman" w:cs="Times New Roman"/>
-          <w:i/>
-          <w:color w:val="FF0000"/>
-          <w:sz w:val="24"/>
-          <w:szCs w:val="24"/>
+        <w:spacing w:after="120"/>
+      </w:pPr>
+      <w:r>
+        <w:rPr>
+          <w:rFonts w:ascii="Times New Roman" w:hAnsi="Times New Roman"/>
+          <w:color w:val="000000"/>
+          <w:sz w:val="24"/>
+        </w:rPr>
+        <w:t>Ще</w:t>
+      </w:r>
+      <w:r>
+        <w:rPr>
+          <w:rFonts w:ascii="Times New Roman" w:hAnsi="Times New Roman"/>
+          <w:color w:val="000000"/>
+          <w:sz w:val="24"/>
+        </w:rPr>
+        <w:t xml:space="preserve"> </w:t>
+      </w:r>
+      <w:r>
+        <w:rPr>
+          <w:rFonts w:ascii="Times New Roman" w:hAnsi="Times New Roman"/>
+          <w:color w:val="000000"/>
+          <w:sz w:val="24"/>
+        </w:rPr>
+        <w:t>і</w:t>
+      </w:r>
+      <w:r>
+        <w:rPr>
+          <w:rFonts w:ascii="Times New Roman" w:hAnsi="Times New Roman"/>
+          <w:color w:val="000000"/>
+          <w:sz w:val="24"/>
+        </w:rPr>
+        <w:t xml:space="preserve"> </w:t>
+      </w:r>
+      <w:r>
+        <w:rPr>
+          <w:rFonts w:ascii="Times New Roman" w:hAnsi="Times New Roman"/>
+          <w:color w:val="000000"/>
+          <w:sz w:val="24"/>
+        </w:rPr>
+        <w:t>ще</w:t>
+      </w:r>
+      <w:r>
+        <w:rPr>
+          <w:rFonts w:ascii="Times New Roman" w:hAnsi="Times New Roman"/>
+          <w:color w:val="000000"/>
+          <w:sz w:val="24"/>
+        </w:rPr>
+        <w:t xml:space="preserve"> </w:t>
+      </w:r>
+      <w:r>
+        <w:rPr>
+          <w:rFonts w:ascii="Times New Roman" w:hAnsi="Times New Roman"/>
+          <w:color w:val="000000"/>
+          <w:sz w:val="24"/>
+        </w:rPr>
+        <w:t>в</w:t>
+      </w:r>
+      <w:r>
+        <w:rPr>
+          <w:rFonts w:ascii="Times New Roman" w:hAnsi="Times New Roman"/>
+          <w:color w:val="000000"/>
+          <w:sz w:val="24"/>
+        </w:rPr>
+        <w:t xml:space="preserve"> </w:t>
+      </w:r>
+      <w:r>
+        <w:rPr>
+          <w:rFonts w:ascii="Times New Roman" w:hAnsi="Times New Roman"/>
+          <w:color w:val="000000"/>
+          <w:sz w:val="24"/>
+        </w:rPr>
+        <w:t>мирі</w:t>
+      </w:r>
+      <w:r>
+        <w:rPr>
+          <w:rFonts w:ascii="Times New Roman" w:hAnsi="Times New Roman"/>
+          <w:color w:val="000000"/>
+          <w:sz w:val="24"/>
+        </w:rPr>
+        <w:t xml:space="preserve"> </w:t>
+      </w:r>
+      <w:r>
+        <w:rPr>
+          <w:rFonts w:ascii="Times New Roman" w:hAnsi="Times New Roman"/>
+          <w:color w:val="000000"/>
+          <w:sz w:val="24"/>
+        </w:rPr>
+        <w:t>Господеві</w:t>
+      </w:r>
+      <w:r>
+        <w:rPr>
+          <w:rFonts w:ascii="Times New Roman" w:hAnsi="Times New Roman"/>
+          <w:color w:val="000000"/>
+          <w:sz w:val="24"/>
+        </w:rPr>
+        <w:t xml:space="preserve"> </w:t>
+      </w:r>
+      <w:r>
+        <w:rPr>
+          <w:rFonts w:ascii="Times New Roman" w:hAnsi="Times New Roman"/>
+          <w:color w:val="000000"/>
+          <w:sz w:val="24"/>
+        </w:rPr>
+        <w:t>помолімся.</w:t>
+      </w:r>
+    </w:p>
+    <w:p>
+      <w:pPr>
+        <w:spacing w:after="120"/>
+      </w:pPr>
+      <w:r>
+        <w:rPr>
+          <w:rFonts w:ascii="Times New Roman" w:hAnsi="Times New Roman"/>
+          <w:i/>
+          <w:color w:val="FF4400"/>
+          <w:sz w:val="24"/>
         </w:rPr>
         <w:t>Вірні:</w:t>
       </w:r>
       <w:r>
         <w:rPr>
-          <w:rFonts w:ascii="Times New Roman" w:eastAsia="Times New Roman" w:hAnsi="Times New Roman" w:cs="Times New Roman"/>
-          <w:color w:val="000000"/>
-          <w:sz w:val="24"/>
-          <w:szCs w:val="24"/>
-        </w:rPr>
-        <w:t xml:space="preserve"> Господи, помилуй.</w:t>
-      </w:r>
-    </w:p>
-    <w:p>
-      <w:pPr>
-        <w:spacing w:after="120" w:line="240" w:lineRule="auto"/>
-        <w:rPr>
-          <w:rFonts w:ascii="Times New Roman" w:eastAsia="Times New Roman" w:hAnsi="Times New Roman" w:cs="Times New Roman"/>
-          <w:sz w:val="24"/>
-          <w:szCs w:val="24"/>
-        </w:rPr>
-      </w:pPr>
-      <w:r>
-        <w:rPr>
-          <w:rFonts w:ascii="Times New Roman" w:eastAsia="Times New Roman" w:hAnsi="Times New Roman" w:cs="Times New Roman"/>
-          <w:color w:val="000000"/>
-          <w:sz w:val="24"/>
-          <w:szCs w:val="24"/>
-        </w:rPr>
-        <w:t>Заступи, спаси, помилуй і охорони нас, Боже, твоєю благодаттю.</w:t>
-      </w:r>
-    </w:p>
-    <w:p>
-      <w:pPr>
-        <w:spacing w:after="120" w:line="240" w:lineRule="auto"/>
-        <w:rPr>
-          <w:rFonts w:ascii="Times New Roman" w:eastAsia="Times New Roman" w:hAnsi="Times New Roman" w:cs="Times New Roman"/>
-          <w:sz w:val="24"/>
-          <w:szCs w:val="24"/>
-        </w:rPr>
-      </w:pPr>
-      <w:r>
-        <w:rPr>
-          <w:rFonts w:ascii="Times New Roman" w:eastAsia="Times New Roman" w:hAnsi="Times New Roman" w:cs="Times New Roman"/>
-          <w:i/>
-          <w:color w:val="FF0000"/>
-          <w:sz w:val="24"/>
-          <w:szCs w:val="24"/>
+          <w:rFonts w:ascii="Times New Roman" w:hAnsi="Times New Roman"/>
+          <w:color w:val="000000"/>
+          <w:sz w:val="24"/>
+        </w:rPr>
+        <w:t xml:space="preserve"> </w:t>
+      </w:r>
+      <w:r>
+        <w:rPr>
+          <w:rFonts w:ascii="Times New Roman" w:hAnsi="Times New Roman"/>
+          <w:color w:val="000000"/>
+          <w:sz w:val="24"/>
+        </w:rPr>
+        <w:t>Го́споди,</w:t>
+      </w:r>
+      <w:r>
+        <w:rPr>
+          <w:rFonts w:ascii="Times New Roman" w:hAnsi="Times New Roman"/>
+          <w:color w:val="000000"/>
+          <w:sz w:val="24"/>
+        </w:rPr>
+        <w:t xml:space="preserve"> </w:t>
+      </w:r>
+      <w:r>
+        <w:rPr>
+          <w:rFonts w:ascii="Times New Roman" w:hAnsi="Times New Roman"/>
+          <w:color w:val="000000"/>
+          <w:sz w:val="24"/>
+        </w:rPr>
+        <w:t>поми́луй.</w:t>
+      </w:r>
+    </w:p>
+    <w:p>
+      <w:pPr>
+        <w:spacing w:after="120"/>
+      </w:pPr>
+      <w:r>
+        <w:rPr>
+          <w:rFonts w:ascii="Times New Roman" w:hAnsi="Times New Roman"/>
+          <w:sz w:val="24"/>
+        </w:rPr>
+        <w:t>Заступи,</w:t>
+      </w:r>
+      <w:r>
+        <w:rPr>
+          <w:rFonts w:ascii="Times New Roman" w:hAnsi="Times New Roman"/>
+          <w:sz w:val="24"/>
+        </w:rPr>
+        <w:t xml:space="preserve"> </w:t>
+      </w:r>
+      <w:r>
+        <w:rPr>
+          <w:rFonts w:ascii="Times New Roman" w:hAnsi="Times New Roman"/>
+          <w:sz w:val="24"/>
+        </w:rPr>
+        <w:t>спаси,</w:t>
+      </w:r>
+      <w:r>
+        <w:rPr>
+          <w:rFonts w:ascii="Times New Roman" w:hAnsi="Times New Roman"/>
+          <w:sz w:val="24"/>
+        </w:rPr>
+        <w:t xml:space="preserve"> </w:t>
+      </w:r>
+      <w:r>
+        <w:rPr>
+          <w:rFonts w:ascii="Times New Roman" w:hAnsi="Times New Roman"/>
+          <w:sz w:val="24"/>
+        </w:rPr>
+        <w:t>помилуй</w:t>
+      </w:r>
+      <w:r>
+        <w:rPr>
+          <w:rFonts w:ascii="Times New Roman" w:hAnsi="Times New Roman"/>
+          <w:sz w:val="24"/>
+        </w:rPr>
+        <w:t xml:space="preserve"> </w:t>
+      </w:r>
+      <w:r>
+        <w:rPr>
+          <w:rFonts w:ascii="Times New Roman" w:hAnsi="Times New Roman"/>
+          <w:sz w:val="24"/>
+        </w:rPr>
+        <w:t>і</w:t>
+      </w:r>
+      <w:r>
+        <w:rPr>
+          <w:rFonts w:ascii="Times New Roman" w:hAnsi="Times New Roman"/>
+          <w:sz w:val="24"/>
+        </w:rPr>
+        <w:t xml:space="preserve"> </w:t>
+      </w:r>
+      <w:r>
+        <w:rPr>
+          <w:rFonts w:ascii="Times New Roman" w:hAnsi="Times New Roman"/>
+          <w:sz w:val="24"/>
+        </w:rPr>
+        <w:t>охорони</w:t>
+      </w:r>
+      <w:r>
+        <w:rPr>
+          <w:rFonts w:ascii="Times New Roman" w:hAnsi="Times New Roman"/>
+          <w:sz w:val="24"/>
+        </w:rPr>
+        <w:t xml:space="preserve"> </w:t>
+      </w:r>
+      <w:r>
+        <w:rPr>
+          <w:rFonts w:ascii="Times New Roman" w:hAnsi="Times New Roman"/>
+          <w:sz w:val="24"/>
+        </w:rPr>
+        <w:t>нас,</w:t>
+      </w:r>
+      <w:r>
+        <w:rPr>
+          <w:rFonts w:ascii="Times New Roman" w:hAnsi="Times New Roman"/>
+          <w:sz w:val="24"/>
+        </w:rPr>
+        <w:t xml:space="preserve"> </w:t>
+      </w:r>
+      <w:r>
+        <w:rPr>
+          <w:rFonts w:ascii="Times New Roman" w:hAnsi="Times New Roman"/>
+          <w:sz w:val="24"/>
+        </w:rPr>
+        <w:t>Боже,</w:t>
+      </w:r>
+      <w:r>
+        <w:rPr>
+          <w:rFonts w:ascii="Times New Roman" w:hAnsi="Times New Roman"/>
+          <w:sz w:val="24"/>
+        </w:rPr>
+        <w:t xml:space="preserve"> </w:t>
+      </w:r>
+      <w:r>
+        <w:rPr>
+          <w:rFonts w:ascii="Times New Roman" w:hAnsi="Times New Roman"/>
+          <w:sz w:val="24"/>
+        </w:rPr>
+        <w:t>Твоєю</w:t>
+      </w:r>
+      <w:r>
+        <w:rPr>
+          <w:rFonts w:ascii="Times New Roman" w:hAnsi="Times New Roman"/>
+          <w:sz w:val="24"/>
+        </w:rPr>
+        <w:t xml:space="preserve"> </w:t>
+      </w:r>
+      <w:r>
+        <w:rPr>
+          <w:rFonts w:ascii="Times New Roman" w:hAnsi="Times New Roman"/>
+          <w:sz w:val="24"/>
+        </w:rPr>
+        <w:t>благодаттю</w:t>
+      </w:r>
+    </w:p>
+    <w:p>
+      <w:pPr>
+        <w:spacing w:after="120"/>
+      </w:pPr>
+      <w:r>
+        <w:rPr>
+          <w:rFonts w:ascii="Times New Roman" w:hAnsi="Times New Roman"/>
+          <w:i/>
+          <w:color w:val="FF4400"/>
+          <w:sz w:val="24"/>
         </w:rPr>
         <w:t>Вірні:</w:t>
       </w:r>
       <w:r>
         <w:rPr>
-          <w:rFonts w:ascii="Times New Roman" w:eastAsia="Times New Roman" w:hAnsi="Times New Roman" w:cs="Times New Roman"/>
-          <w:color w:val="000000"/>
-          <w:sz w:val="24"/>
-          <w:szCs w:val="24"/>
-        </w:rPr>
-        <w:t xml:space="preserve"> Господи, помилуй.</w:t>
-      </w:r>
-    </w:p>
-    <w:p>
-      <w:pPr>
-        <w:spacing w:after="120" w:line="240" w:lineRule="auto"/>
-        <w:rPr>
-          <w:rFonts w:ascii="Times New Roman" w:eastAsia="Times New Roman" w:hAnsi="Times New Roman" w:cs="Times New Roman"/>
-          <w:sz w:val="24"/>
-          <w:szCs w:val="24"/>
-        </w:rPr>
-      </w:pPr>
-      <w:r>
-        <w:rPr>
-          <w:rFonts w:ascii="Times New Roman" w:eastAsia="Times New Roman" w:hAnsi="Times New Roman" w:cs="Times New Roman"/>
-          <w:color w:val="000000"/>
-          <w:sz w:val="24"/>
-          <w:szCs w:val="24"/>
-        </w:rPr>
-        <w:t>Пресвяту, пречисту, преблагословенну, славну Владичицю нашу Богородицю і приснодіву Марію, з усіма святими пом'янувши, самі себе, і один одного, і все життя наше Христу Богові віддаймо.</w:t>
-      </w:r>
-    </w:p>
-    <w:p>
-      <w:pPr>
-        <w:spacing w:after="120" w:line="240" w:lineRule="auto"/>
-        <w:rPr>
-          <w:rFonts w:ascii="Times New Roman" w:eastAsia="Times New Roman" w:hAnsi="Times New Roman" w:cs="Times New Roman"/>
-          <w:sz w:val="24"/>
-          <w:szCs w:val="24"/>
-        </w:rPr>
-      </w:pPr>
-      <w:r>
-        <w:rPr>
-          <w:rFonts w:ascii="Times New Roman" w:eastAsia="Times New Roman" w:hAnsi="Times New Roman" w:cs="Times New Roman"/>
-          <w:i/>
-          <w:color w:val="FF0000"/>
-          <w:sz w:val="24"/>
-          <w:szCs w:val="24"/>
+          <w:rFonts w:ascii="Times New Roman" w:hAnsi="Times New Roman"/>
+          <w:color w:val="000000"/>
+          <w:sz w:val="24"/>
+        </w:rPr>
+        <w:t xml:space="preserve"> </w:t>
+      </w:r>
+      <w:r>
+        <w:rPr>
+          <w:rFonts w:ascii="Times New Roman" w:hAnsi="Times New Roman"/>
+          <w:color w:val="000000"/>
+          <w:sz w:val="24"/>
+        </w:rPr>
+        <w:t>Го́споди,</w:t>
+      </w:r>
+      <w:r>
+        <w:rPr>
+          <w:rFonts w:ascii="Times New Roman" w:hAnsi="Times New Roman"/>
+          <w:color w:val="000000"/>
+          <w:sz w:val="24"/>
+        </w:rPr>
+        <w:t xml:space="preserve"> </w:t>
+      </w:r>
+      <w:r>
+        <w:rPr>
+          <w:rFonts w:ascii="Times New Roman" w:hAnsi="Times New Roman"/>
+          <w:color w:val="000000"/>
+          <w:sz w:val="24"/>
+        </w:rPr>
+        <w:t>поми́луй.</w:t>
+      </w:r>
+    </w:p>
+    <w:p>
+      <w:pPr>
+        <w:spacing w:after="120"/>
+      </w:pPr>
+      <w:r>
+        <w:rPr>
+          <w:rFonts w:ascii="Times New Roman" w:hAnsi="Times New Roman"/>
+          <w:color w:val="000000"/>
+          <w:sz w:val="24"/>
+        </w:rPr>
+        <w:t>Пресвяту,</w:t>
+      </w:r>
+      <w:r>
+        <w:rPr>
+          <w:rFonts w:ascii="Times New Roman" w:hAnsi="Times New Roman"/>
+          <w:color w:val="000000"/>
+          <w:sz w:val="24"/>
+        </w:rPr>
+        <w:t xml:space="preserve"> </w:t>
+      </w:r>
+      <w:r>
+        <w:rPr>
+          <w:rFonts w:ascii="Times New Roman" w:hAnsi="Times New Roman"/>
+          <w:color w:val="000000"/>
+          <w:sz w:val="24"/>
+        </w:rPr>
+        <w:t>пречисту,</w:t>
+      </w:r>
+      <w:r>
+        <w:rPr>
+          <w:rFonts w:ascii="Times New Roman" w:hAnsi="Times New Roman"/>
+          <w:color w:val="000000"/>
+          <w:sz w:val="24"/>
+        </w:rPr>
+        <w:t xml:space="preserve"> </w:t>
+      </w:r>
+      <w:r>
+        <w:rPr>
+          <w:rFonts w:ascii="Times New Roman" w:hAnsi="Times New Roman"/>
+          <w:color w:val="000000"/>
+          <w:sz w:val="24"/>
+        </w:rPr>
+        <w:t>преблагословенну,</w:t>
+      </w:r>
+      <w:r>
+        <w:rPr>
+          <w:rFonts w:ascii="Times New Roman" w:hAnsi="Times New Roman"/>
+          <w:color w:val="000000"/>
+          <w:sz w:val="24"/>
+        </w:rPr>
+        <w:t xml:space="preserve"> </w:t>
+      </w:r>
+      <w:r>
+        <w:rPr>
+          <w:rFonts w:ascii="Times New Roman" w:hAnsi="Times New Roman"/>
+          <w:color w:val="000000"/>
+          <w:sz w:val="24"/>
+        </w:rPr>
+        <w:t>славну</w:t>
+      </w:r>
+      <w:r>
+        <w:rPr>
+          <w:rFonts w:ascii="Times New Roman" w:hAnsi="Times New Roman"/>
+          <w:color w:val="000000"/>
+          <w:sz w:val="24"/>
+        </w:rPr>
+        <w:t xml:space="preserve"> </w:t>
+      </w:r>
+      <w:r>
+        <w:rPr>
+          <w:rFonts w:ascii="Times New Roman" w:hAnsi="Times New Roman"/>
+          <w:color w:val="000000"/>
+          <w:sz w:val="24"/>
+        </w:rPr>
+        <w:t>Владичицю</w:t>
+      </w:r>
+      <w:r>
+        <w:rPr>
+          <w:rFonts w:ascii="Times New Roman" w:hAnsi="Times New Roman"/>
+          <w:color w:val="000000"/>
+          <w:sz w:val="24"/>
+        </w:rPr>
+        <w:t xml:space="preserve"> </w:t>
+      </w:r>
+      <w:r>
+        <w:rPr>
+          <w:rFonts w:ascii="Times New Roman" w:hAnsi="Times New Roman"/>
+          <w:color w:val="000000"/>
+          <w:sz w:val="24"/>
+        </w:rPr>
+        <w:t>нашу</w:t>
+      </w:r>
+      <w:r>
+        <w:rPr>
+          <w:rFonts w:ascii="Times New Roman" w:hAnsi="Times New Roman"/>
+          <w:color w:val="000000"/>
+          <w:sz w:val="24"/>
+        </w:rPr>
+        <w:t xml:space="preserve"> </w:t>
+      </w:r>
+      <w:r>
+        <w:rPr>
+          <w:rFonts w:ascii="Times New Roman" w:hAnsi="Times New Roman"/>
+          <w:color w:val="000000"/>
+          <w:sz w:val="24"/>
+        </w:rPr>
+        <w:t>Богородицю</w:t>
+      </w:r>
+      <w:r>
+        <w:rPr>
+          <w:rFonts w:ascii="Times New Roman" w:hAnsi="Times New Roman"/>
+          <w:color w:val="000000"/>
+          <w:sz w:val="24"/>
+        </w:rPr>
+        <w:t xml:space="preserve"> </w:t>
+      </w:r>
+      <w:r>
+        <w:rPr>
+          <w:rFonts w:ascii="Times New Roman" w:hAnsi="Times New Roman"/>
+          <w:color w:val="000000"/>
+          <w:sz w:val="24"/>
+        </w:rPr>
+        <w:t>і</w:t>
+      </w:r>
+      <w:r>
+        <w:rPr>
+          <w:rFonts w:ascii="Times New Roman" w:hAnsi="Times New Roman"/>
+          <w:color w:val="000000"/>
+          <w:sz w:val="24"/>
+        </w:rPr>
+        <w:t xml:space="preserve"> </w:t>
+      </w:r>
+      <w:r>
+        <w:rPr>
+          <w:rFonts w:ascii="Times New Roman" w:hAnsi="Times New Roman"/>
+          <w:color w:val="000000"/>
+          <w:sz w:val="24"/>
+        </w:rPr>
+        <w:t>приснодіву</w:t>
+      </w:r>
+      <w:r>
+        <w:rPr>
+          <w:rFonts w:ascii="Times New Roman" w:hAnsi="Times New Roman"/>
+          <w:color w:val="000000"/>
+          <w:sz w:val="24"/>
+        </w:rPr>
+        <w:t xml:space="preserve"> </w:t>
+      </w:r>
+      <w:r>
+        <w:rPr>
+          <w:rFonts w:ascii="Times New Roman" w:hAnsi="Times New Roman"/>
+          <w:color w:val="000000"/>
+          <w:sz w:val="24"/>
+        </w:rPr>
+        <w:t>Марію,</w:t>
+      </w:r>
+      <w:r>
+        <w:rPr>
+          <w:rFonts w:ascii="Times New Roman" w:hAnsi="Times New Roman"/>
+          <w:color w:val="000000"/>
+          <w:sz w:val="24"/>
+        </w:rPr>
+        <w:t xml:space="preserve"> </w:t>
+      </w:r>
+      <w:r>
+        <w:rPr>
+          <w:rFonts w:ascii="Times New Roman" w:hAnsi="Times New Roman"/>
+          <w:color w:val="000000"/>
+          <w:sz w:val="24"/>
+        </w:rPr>
+        <w:t>з</w:t>
+      </w:r>
+      <w:r>
+        <w:rPr>
+          <w:rFonts w:ascii="Times New Roman" w:hAnsi="Times New Roman"/>
+          <w:color w:val="000000"/>
+          <w:sz w:val="24"/>
+        </w:rPr>
+        <w:t xml:space="preserve"> </w:t>
+      </w:r>
+      <w:r>
+        <w:rPr>
+          <w:rFonts w:ascii="Times New Roman" w:hAnsi="Times New Roman"/>
+          <w:color w:val="000000"/>
+          <w:sz w:val="24"/>
+        </w:rPr>
+        <w:t>усіма</w:t>
+      </w:r>
+      <w:r>
+        <w:rPr>
+          <w:rFonts w:ascii="Times New Roman" w:hAnsi="Times New Roman"/>
+          <w:color w:val="000000"/>
+          <w:sz w:val="24"/>
+        </w:rPr>
+        <w:t xml:space="preserve"> </w:t>
+      </w:r>
+      <w:r>
+        <w:rPr>
+          <w:rFonts w:ascii="Times New Roman" w:hAnsi="Times New Roman"/>
+          <w:color w:val="000000"/>
+          <w:sz w:val="24"/>
+        </w:rPr>
+        <w:t>святими</w:t>
+      </w:r>
+      <w:r>
+        <w:rPr>
+          <w:rFonts w:ascii="Times New Roman" w:hAnsi="Times New Roman"/>
+          <w:color w:val="000000"/>
+          <w:sz w:val="24"/>
+        </w:rPr>
+        <w:t xml:space="preserve"> </w:t>
+      </w:r>
+      <w:r>
+        <w:rPr>
+          <w:rFonts w:ascii="Times New Roman" w:hAnsi="Times New Roman"/>
+          <w:color w:val="000000"/>
+          <w:sz w:val="24"/>
+        </w:rPr>
+        <w:t>пом’янувши,</w:t>
+      </w:r>
+      <w:r>
+        <w:rPr>
+          <w:rFonts w:ascii="Times New Roman" w:hAnsi="Times New Roman"/>
+          <w:color w:val="000000"/>
+          <w:sz w:val="24"/>
+        </w:rPr>
+        <w:t xml:space="preserve"> </w:t>
+      </w:r>
+      <w:r>
+        <w:rPr>
+          <w:rFonts w:ascii="Times New Roman" w:hAnsi="Times New Roman"/>
+          <w:color w:val="000000"/>
+          <w:sz w:val="24"/>
+        </w:rPr>
+        <w:t>самих</w:t>
+      </w:r>
+      <w:r>
+        <w:rPr>
+          <w:rFonts w:ascii="Times New Roman" w:hAnsi="Times New Roman"/>
+          <w:color w:val="000000"/>
+          <w:sz w:val="24"/>
+        </w:rPr>
+        <w:t xml:space="preserve"> </w:t>
+      </w:r>
+      <w:r>
+        <w:rPr>
+          <w:rFonts w:ascii="Times New Roman" w:hAnsi="Times New Roman"/>
+          <w:color w:val="000000"/>
+          <w:sz w:val="24"/>
+        </w:rPr>
+        <w:t>себе,</w:t>
+      </w:r>
+      <w:r>
+        <w:rPr>
+          <w:rFonts w:ascii="Times New Roman" w:hAnsi="Times New Roman"/>
+          <w:color w:val="000000"/>
+          <w:sz w:val="24"/>
+        </w:rPr>
+        <w:t xml:space="preserve"> </w:t>
+      </w:r>
+      <w:r>
+        <w:rPr>
+          <w:rFonts w:ascii="Times New Roman" w:hAnsi="Times New Roman"/>
+          <w:color w:val="000000"/>
+          <w:sz w:val="24"/>
+        </w:rPr>
+        <w:t>і</w:t>
+      </w:r>
+      <w:r>
+        <w:rPr>
+          <w:rFonts w:ascii="Times New Roman" w:hAnsi="Times New Roman"/>
+          <w:color w:val="000000"/>
+          <w:sz w:val="24"/>
+        </w:rPr>
+        <w:t xml:space="preserve"> </w:t>
+      </w:r>
+      <w:r>
+        <w:rPr>
+          <w:rFonts w:ascii="Times New Roman" w:hAnsi="Times New Roman"/>
+          <w:color w:val="000000"/>
+          <w:sz w:val="24"/>
+        </w:rPr>
+        <w:t>один</w:t>
+      </w:r>
+      <w:r>
+        <w:rPr>
+          <w:rFonts w:ascii="Times New Roman" w:hAnsi="Times New Roman"/>
+          <w:color w:val="000000"/>
+          <w:sz w:val="24"/>
+        </w:rPr>
+        <w:t xml:space="preserve"> </w:t>
+      </w:r>
+      <w:r>
+        <w:rPr>
+          <w:rFonts w:ascii="Times New Roman" w:hAnsi="Times New Roman"/>
+          <w:color w:val="000000"/>
+          <w:sz w:val="24"/>
+        </w:rPr>
+        <w:t>одного,</w:t>
+      </w:r>
+      <w:r>
+        <w:rPr>
+          <w:rFonts w:ascii="Times New Roman" w:hAnsi="Times New Roman"/>
+          <w:color w:val="000000"/>
+          <w:sz w:val="24"/>
+        </w:rPr>
+        <w:t xml:space="preserve"> </w:t>
+      </w:r>
+      <w:r>
+        <w:rPr>
+          <w:rFonts w:ascii="Times New Roman" w:hAnsi="Times New Roman"/>
+          <w:color w:val="000000"/>
+          <w:sz w:val="24"/>
+        </w:rPr>
+        <w:t>і</w:t>
+      </w:r>
+      <w:r>
+        <w:rPr>
+          <w:rFonts w:ascii="Times New Roman" w:hAnsi="Times New Roman"/>
+          <w:color w:val="000000"/>
+          <w:sz w:val="24"/>
+        </w:rPr>
+        <w:t xml:space="preserve"> </w:t>
+      </w:r>
+      <w:r>
+        <w:rPr>
+          <w:rFonts w:ascii="Times New Roman" w:hAnsi="Times New Roman"/>
+          <w:color w:val="000000"/>
+          <w:sz w:val="24"/>
+        </w:rPr>
+        <w:t>все</w:t>
+      </w:r>
+      <w:r>
+        <w:rPr>
+          <w:rFonts w:ascii="Times New Roman" w:hAnsi="Times New Roman"/>
+          <w:color w:val="000000"/>
+          <w:sz w:val="24"/>
+        </w:rPr>
+        <w:t xml:space="preserve"> </w:t>
+      </w:r>
+      <w:r>
+        <w:rPr>
+          <w:rFonts w:ascii="Times New Roman" w:hAnsi="Times New Roman"/>
+          <w:color w:val="000000"/>
+          <w:sz w:val="24"/>
+        </w:rPr>
+        <w:t>життя</w:t>
+      </w:r>
+      <w:r>
+        <w:rPr>
+          <w:rFonts w:ascii="Times New Roman" w:hAnsi="Times New Roman"/>
+          <w:color w:val="000000"/>
+          <w:sz w:val="24"/>
+        </w:rPr>
+        <w:t xml:space="preserve"> </w:t>
+      </w:r>
+      <w:r>
+        <w:rPr>
+          <w:rFonts w:ascii="Times New Roman" w:hAnsi="Times New Roman"/>
+          <w:color w:val="000000"/>
+          <w:sz w:val="24"/>
+        </w:rPr>
+        <w:t>наше</w:t>
+      </w:r>
+      <w:r>
+        <w:rPr>
+          <w:rFonts w:ascii="Times New Roman" w:hAnsi="Times New Roman"/>
+          <w:color w:val="000000"/>
+          <w:sz w:val="24"/>
+        </w:rPr>
+        <w:t xml:space="preserve"> </w:t>
+      </w:r>
+      <w:r>
+        <w:rPr>
+          <w:rFonts w:ascii="Times New Roman" w:hAnsi="Times New Roman"/>
+          <w:color w:val="000000"/>
+          <w:sz w:val="24"/>
+        </w:rPr>
+        <w:t>Христу</w:t>
+      </w:r>
+      <w:r>
+        <w:rPr>
+          <w:rFonts w:ascii="Times New Roman" w:hAnsi="Times New Roman"/>
+          <w:color w:val="000000"/>
+          <w:sz w:val="24"/>
+        </w:rPr>
+        <w:t xml:space="preserve"> </w:t>
+      </w:r>
+      <w:r>
+        <w:rPr>
+          <w:rFonts w:ascii="Times New Roman" w:hAnsi="Times New Roman"/>
+          <w:color w:val="000000"/>
+          <w:sz w:val="24"/>
+        </w:rPr>
+        <w:t>Богові</w:t>
+      </w:r>
+      <w:r>
+        <w:rPr>
+          <w:rFonts w:ascii="Times New Roman" w:hAnsi="Times New Roman"/>
+          <w:color w:val="000000"/>
+          <w:sz w:val="24"/>
+        </w:rPr>
+        <w:t xml:space="preserve"> </w:t>
+      </w:r>
+      <w:r>
+        <w:rPr>
+          <w:rFonts w:ascii="Times New Roman" w:hAnsi="Times New Roman"/>
+          <w:color w:val="000000"/>
+          <w:sz w:val="24"/>
+        </w:rPr>
+        <w:t>віддаймо.</w:t>
+      </w:r>
+    </w:p>
+    <w:p>
+      <w:pPr>
+        <w:spacing w:after="120"/>
+      </w:pPr>
+      <w:r>
+        <w:rPr>
+          <w:rFonts w:ascii="Times New Roman" w:hAnsi="Times New Roman"/>
+          <w:i/>
+          <w:color w:val="FF4400"/>
+          <w:sz w:val="24"/>
         </w:rPr>
         <w:t>Вірні:</w:t>
       </w:r>
       <w:r>
         <w:rPr>
-          <w:rFonts w:ascii="Times New Roman" w:eastAsia="Times New Roman" w:hAnsi="Times New Roman" w:cs="Times New Roman"/>
-          <w:color w:val="000000"/>
-          <w:sz w:val="24"/>
-          <w:szCs w:val="24"/>
-        </w:rPr>
-        <w:t xml:space="preserve"> Тобі, Господи.</w:t>
+          <w:rFonts w:ascii="Times New Roman" w:hAnsi="Times New Roman"/>
+          <w:color w:val="000000"/>
+          <w:sz w:val="24"/>
+        </w:rPr>
+        <w:t xml:space="preserve"> </w:t>
+      </w:r>
+      <w:r>
+        <w:rPr>
+          <w:rFonts w:ascii="Times New Roman" w:hAnsi="Times New Roman"/>
+          <w:color w:val="000000"/>
+          <w:sz w:val="24"/>
+        </w:rPr>
+        <w:t>Тобі́,</w:t>
+      </w:r>
+      <w:r>
+        <w:rPr>
+          <w:rFonts w:ascii="Times New Roman" w:hAnsi="Times New Roman"/>
+          <w:color w:val="000000"/>
+          <w:sz w:val="24"/>
+        </w:rPr>
+        <w:t xml:space="preserve"> </w:t>
+      </w:r>
+      <w:r>
+        <w:rPr>
+          <w:rFonts w:ascii="Times New Roman" w:hAnsi="Times New Roman"/>
+          <w:color w:val="000000"/>
+          <w:sz w:val="24"/>
+        </w:rPr>
+        <w:t>Го́споди.</w:t>
       </w:r>
     </w:p>
     <w:p>
@@ -12886,39 +14474,427 @@
     </w:p>
     <w:p>
       <w:pPr>
-        <w:spacing w:after="120" w:line="240" w:lineRule="auto"/>
-        <w:rPr>
-          <w:rFonts w:ascii="Times New Roman" w:eastAsia="Times New Roman" w:hAnsi="Times New Roman" w:cs="Times New Roman"/>
-          <w:sz w:val="24"/>
-          <w:szCs w:val="24"/>
-        </w:rPr>
-      </w:pPr>
-      <w:r>
-        <w:rPr>
-          <w:rFonts w:ascii="Times New Roman" w:eastAsia="Times New Roman" w:hAnsi="Times New Roman" w:cs="Times New Roman"/>
+        <w:spacing w:after="120"/>
+        <w:jc w:val="both"/>
+      </w:pPr>
+      <w:r>
+        <w:rPr>
+          <w:rFonts w:ascii="Times New Roman" w:hAnsi="Times New Roman"/>
           <w:i/>
           <w:color w:val="FF0000"/>
           <w:sz w:val="24"/>
-          <w:szCs w:val="24"/>
-        </w:rPr>
-        <w:t>Священик: </w:t>
-      </w:r>
-      <w:r>
-        <w:rPr>
-          <w:rFonts w:ascii="Times New Roman" w:eastAsia="Times New Roman" w:hAnsi="Times New Roman" w:cs="Times New Roman"/>
-          <w:color w:val="000000"/>
-          <w:sz w:val="24"/>
-          <w:szCs w:val="24"/>
-        </w:rPr>
-        <w:t>Бо Ти цар миру і Спас душ наших і Тобі славу возсилаємо: Отцю, і Сину, і Святому Духові</w:t>
-      </w:r>
-      <w:r>
-        <w:rPr>
-          <w:rFonts w:ascii="Times New Roman" w:eastAsia="Times New Roman" w:hAnsi="Times New Roman" w:cs="Times New Roman"/>
-          <w:sz w:val="24"/>
-          <w:szCs w:val="24"/>
-        </w:rPr>
-        <w:t>, нині і повсякчас, і на віки віків.</w:t>
+        </w:rPr>
+        <w:t>Священник:</w:t>
+      </w:r>
+      <w:r>
+        <w:rPr>
+          <w:rFonts w:ascii="Times New Roman" w:hAnsi="Times New Roman"/>
+          <w:i/>
+          <w:color w:val="FF0000"/>
+          <w:sz w:val="24"/>
+        </w:rPr>
+        <w:t xml:space="preserve"> </w:t>
+      </w:r>
+      <w:r>
+        <w:rPr>
+          <w:rFonts w:ascii="Times New Roman" w:hAnsi="Times New Roman"/>
+          <w:color w:val="000000"/>
+          <w:sz w:val="24"/>
+        </w:rPr>
+        <w:t>Бо</w:t>
+      </w:r>
+      <w:r>
+        <w:rPr>
+          <w:rFonts w:ascii="Times New Roman" w:hAnsi="Times New Roman"/>
+          <w:color w:val="000000"/>
+          <w:sz w:val="24"/>
+        </w:rPr>
+        <w:t xml:space="preserve"> </w:t>
+      </w:r>
+      <w:r>
+        <w:rPr>
+          <w:rFonts w:ascii="Times New Roman" w:hAnsi="Times New Roman"/>
+          <w:color w:val="000000"/>
+          <w:sz w:val="24"/>
+        </w:rPr>
+        <w:t>Ти</w:t>
+      </w:r>
+      <w:r>
+        <w:rPr>
+          <w:rFonts w:ascii="Times New Roman" w:hAnsi="Times New Roman"/>
+          <w:color w:val="000000"/>
+          <w:sz w:val="24"/>
+        </w:rPr>
+        <w:t xml:space="preserve"> </w:t>
+      </w:r>
+      <w:r>
+        <w:rPr>
+          <w:rFonts w:ascii="Times New Roman" w:hAnsi="Times New Roman"/>
+          <w:color w:val="000000"/>
+          <w:sz w:val="24"/>
+        </w:rPr>
+        <w:t>цар</w:t>
+      </w:r>
+      <w:r>
+        <w:rPr>
+          <w:rFonts w:ascii="Times New Roman" w:hAnsi="Times New Roman"/>
+          <w:color w:val="000000"/>
+          <w:sz w:val="24"/>
+        </w:rPr>
+        <w:t xml:space="preserve"> </w:t>
+      </w:r>
+      <w:r>
+        <w:rPr>
+          <w:rFonts w:ascii="Times New Roman" w:hAnsi="Times New Roman"/>
+          <w:color w:val="000000"/>
+          <w:sz w:val="24"/>
+        </w:rPr>
+        <w:t>миру</w:t>
+      </w:r>
+      <w:r>
+        <w:rPr>
+          <w:rFonts w:ascii="Times New Roman" w:hAnsi="Times New Roman"/>
+          <w:color w:val="000000"/>
+          <w:sz w:val="24"/>
+        </w:rPr>
+        <w:t xml:space="preserve"> </w:t>
+      </w:r>
+      <w:r>
+        <w:rPr>
+          <w:rFonts w:ascii="Times New Roman" w:hAnsi="Times New Roman"/>
+          <w:color w:val="000000"/>
+          <w:sz w:val="24"/>
+        </w:rPr>
+        <w:t>і</w:t>
+      </w:r>
+      <w:r>
+        <w:rPr>
+          <w:rFonts w:ascii="Times New Roman" w:hAnsi="Times New Roman"/>
+          <w:color w:val="000000"/>
+          <w:sz w:val="24"/>
+        </w:rPr>
+        <w:t xml:space="preserve"> </w:t>
+      </w:r>
+      <w:r>
+        <w:rPr>
+          <w:rFonts w:ascii="Times New Roman" w:hAnsi="Times New Roman"/>
+          <w:color w:val="000000"/>
+          <w:sz w:val="24"/>
+        </w:rPr>
+        <w:t>Спас</w:t>
+      </w:r>
+      <w:r>
+        <w:rPr>
+          <w:rFonts w:ascii="Times New Roman" w:hAnsi="Times New Roman"/>
+          <w:color w:val="000000"/>
+          <w:sz w:val="24"/>
+        </w:rPr>
+        <w:t xml:space="preserve"> </w:t>
+      </w:r>
+      <w:r>
+        <w:rPr>
+          <w:rFonts w:ascii="Times New Roman" w:hAnsi="Times New Roman"/>
+          <w:color w:val="000000"/>
+          <w:sz w:val="24"/>
+        </w:rPr>
+        <w:t>душ</w:t>
+      </w:r>
+      <w:r>
+        <w:rPr>
+          <w:rFonts w:ascii="Times New Roman" w:hAnsi="Times New Roman"/>
+          <w:color w:val="000000"/>
+          <w:sz w:val="24"/>
+        </w:rPr>
+        <w:t xml:space="preserve"> </w:t>
+      </w:r>
+      <w:r>
+        <w:rPr>
+          <w:rFonts w:ascii="Times New Roman" w:hAnsi="Times New Roman"/>
+          <w:color w:val="000000"/>
+          <w:sz w:val="24"/>
+        </w:rPr>
+        <w:t>наших</w:t>
+      </w:r>
+      <w:r>
+        <w:rPr>
+          <w:rFonts w:ascii="Times New Roman" w:hAnsi="Times New Roman"/>
+          <w:color w:val="000000"/>
+          <w:sz w:val="24"/>
+        </w:rPr>
+        <w:t xml:space="preserve"> </w:t>
+      </w:r>
+      <w:r>
+        <w:rPr>
+          <w:rFonts w:ascii="Times New Roman" w:hAnsi="Times New Roman"/>
+          <w:color w:val="000000"/>
+          <w:sz w:val="24"/>
+        </w:rPr>
+        <w:t>–</w:t>
+      </w:r>
+      <w:r>
+        <w:rPr>
+          <w:rFonts w:ascii="Times New Roman" w:hAnsi="Times New Roman"/>
+          <w:color w:val="000000"/>
+          <w:sz w:val="24"/>
+        </w:rPr>
+        <w:t xml:space="preserve"> </w:t>
+      </w:r>
+      <w:r>
+        <w:rPr>
+          <w:rFonts w:ascii="Times New Roman" w:hAnsi="Times New Roman"/>
+          <w:color w:val="000000"/>
+          <w:sz w:val="24"/>
+        </w:rPr>
+        <w:t>і</w:t>
+      </w:r>
+      <w:r>
+        <w:rPr>
+          <w:rFonts w:ascii="Times New Roman" w:hAnsi="Times New Roman"/>
+          <w:color w:val="000000"/>
+          <w:sz w:val="24"/>
+        </w:rPr>
+        <w:t xml:space="preserve"> </w:t>
+      </w:r>
+      <w:r>
+        <w:rPr>
+          <w:rFonts w:ascii="Times New Roman" w:hAnsi="Times New Roman"/>
+          <w:color w:val="000000"/>
+          <w:sz w:val="24"/>
+        </w:rPr>
+        <w:t>Тобі</w:t>
+      </w:r>
+      <w:r>
+        <w:rPr>
+          <w:rFonts w:ascii="Times New Roman" w:hAnsi="Times New Roman"/>
+          <w:color w:val="000000"/>
+          <w:sz w:val="24"/>
+        </w:rPr>
+        <w:t xml:space="preserve"> </w:t>
+      </w:r>
+      <w:r>
+        <w:rPr>
+          <w:rFonts w:ascii="Times New Roman" w:hAnsi="Times New Roman"/>
+          <w:color w:val="000000"/>
+          <w:sz w:val="24"/>
+        </w:rPr>
+        <w:t>славу</w:t>
+      </w:r>
+      <w:r>
+        <w:rPr>
+          <w:rFonts w:ascii="Times New Roman" w:hAnsi="Times New Roman"/>
+          <w:color w:val="000000"/>
+          <w:sz w:val="24"/>
+        </w:rPr>
+        <w:t xml:space="preserve"> </w:t>
+      </w:r>
+      <w:r>
+        <w:rPr>
+          <w:rFonts w:ascii="Times New Roman" w:hAnsi="Times New Roman"/>
+          <w:color w:val="000000"/>
+          <w:sz w:val="24"/>
+        </w:rPr>
+        <w:t>возсилаємо,</w:t>
+      </w:r>
+      <w:r>
+        <w:rPr>
+          <w:rFonts w:ascii="Times New Roman" w:hAnsi="Times New Roman"/>
+          <w:color w:val="000000"/>
+          <w:sz w:val="24"/>
+        </w:rPr>
+        <w:t xml:space="preserve"> </w:t>
+      </w:r>
+      <w:r>
+        <w:rPr>
+          <w:rFonts w:ascii="Times New Roman" w:hAnsi="Times New Roman"/>
+          <w:color w:val="000000"/>
+          <w:sz w:val="24"/>
+        </w:rPr>
+        <w:t>Отцю,</w:t>
+      </w:r>
+      <w:r>
+        <w:rPr>
+          <w:rFonts w:ascii="Times New Roman" w:hAnsi="Times New Roman"/>
+          <w:color w:val="000000"/>
+          <w:sz w:val="24"/>
+        </w:rPr>
+        <w:t xml:space="preserve"> </w:t>
+      </w:r>
+      <w:r>
+        <w:rPr>
+          <w:rFonts w:ascii="Times New Roman" w:hAnsi="Times New Roman"/>
+          <w:color w:val="000000"/>
+          <w:sz w:val="24"/>
+        </w:rPr>
+        <w:t>і</w:t>
+      </w:r>
+      <w:r>
+        <w:rPr>
+          <w:rFonts w:ascii="Times New Roman" w:hAnsi="Times New Roman"/>
+          <w:color w:val="000000"/>
+          <w:sz w:val="24"/>
+        </w:rPr>
+        <w:t xml:space="preserve"> </w:t>
+      </w:r>
+      <w:r>
+        <w:rPr>
+          <w:rFonts w:ascii="Times New Roman" w:hAnsi="Times New Roman"/>
+          <w:color w:val="000000"/>
+          <w:sz w:val="24"/>
+        </w:rPr>
+        <w:t>Сину,</w:t>
+      </w:r>
+      <w:r>
+        <w:rPr>
+          <w:rFonts w:ascii="Times New Roman" w:hAnsi="Times New Roman"/>
+          <w:color w:val="000000"/>
+          <w:sz w:val="24"/>
+        </w:rPr>
+        <w:t xml:space="preserve"> </w:t>
+      </w:r>
+      <w:r>
+        <w:rPr>
+          <w:rFonts w:ascii="Times New Roman" w:hAnsi="Times New Roman"/>
+          <w:color w:val="000000"/>
+          <w:sz w:val="24"/>
+        </w:rPr>
+        <w:t>і</w:t>
+      </w:r>
+      <w:r>
+        <w:rPr>
+          <w:rFonts w:ascii="Times New Roman" w:hAnsi="Times New Roman"/>
+          <w:color w:val="000000"/>
+          <w:sz w:val="24"/>
+        </w:rPr>
+        <w:t xml:space="preserve"> </w:t>
+      </w:r>
+      <w:r>
+        <w:rPr>
+          <w:rFonts w:ascii="Times New Roman" w:hAnsi="Times New Roman"/>
+          <w:color w:val="000000"/>
+          <w:sz w:val="24"/>
+        </w:rPr>
+        <w:t>Святому</w:t>
+      </w:r>
+      <w:r>
+        <w:rPr>
+          <w:rFonts w:ascii="Times New Roman" w:hAnsi="Times New Roman"/>
+          <w:color w:val="000000"/>
+          <w:sz w:val="24"/>
+        </w:rPr>
+        <w:t xml:space="preserve"> </w:t>
+      </w:r>
+      <w:r>
+        <w:rPr>
+          <w:rFonts w:ascii="Times New Roman" w:hAnsi="Times New Roman"/>
+          <w:color w:val="000000"/>
+          <w:sz w:val="24"/>
+        </w:rPr>
+        <w:t>Духові</w:t>
+      </w:r>
+      <w:r>
+        <w:rPr>
+          <w:rFonts w:ascii="Times New Roman" w:hAnsi="Times New Roman"/>
+          <w:sz w:val="24"/>
+        </w:rPr>
+        <w:t>,</w:t>
+      </w:r>
+      <w:r>
+        <w:rPr>
+          <w:rFonts w:ascii="Times New Roman" w:hAnsi="Times New Roman"/>
+          <w:sz w:val="24"/>
+        </w:rPr>
+        <w:t xml:space="preserve"> </w:t>
+      </w:r>
+      <w:r>
+        <w:rPr>
+          <w:rFonts w:ascii="Times New Roman" w:hAnsi="Times New Roman"/>
+          <w:sz w:val="24"/>
+        </w:rPr>
+        <w:t>нині,</w:t>
+      </w:r>
+      <w:r>
+        <w:rPr>
+          <w:rFonts w:ascii="Times New Roman" w:hAnsi="Times New Roman"/>
+          <w:sz w:val="24"/>
+        </w:rPr>
+        <w:t xml:space="preserve"> </w:t>
+      </w:r>
+      <w:r>
+        <w:rPr>
+          <w:rFonts w:ascii="Times New Roman" w:hAnsi="Times New Roman"/>
+          <w:sz w:val="24"/>
+        </w:rPr>
+        <w:t>і</w:t>
+      </w:r>
+      <w:r>
+        <w:rPr>
+          <w:rFonts w:ascii="Times New Roman" w:hAnsi="Times New Roman"/>
+          <w:sz w:val="24"/>
+        </w:rPr>
+        <w:t xml:space="preserve"> </w:t>
+      </w:r>
+      <w:r>
+        <w:rPr>
+          <w:rFonts w:ascii="Times New Roman" w:hAnsi="Times New Roman"/>
+          <w:sz w:val="24"/>
+        </w:rPr>
+        <w:t>повсякчас,</w:t>
+      </w:r>
+      <w:r>
+        <w:rPr>
+          <w:rFonts w:ascii="Times New Roman" w:hAnsi="Times New Roman"/>
+          <w:sz w:val="24"/>
+        </w:rPr>
+        <w:t xml:space="preserve"> </w:t>
+      </w:r>
+      <w:r>
+        <w:rPr>
+          <w:rFonts w:ascii="Times New Roman" w:hAnsi="Times New Roman"/>
+          <w:sz w:val="24"/>
+        </w:rPr>
+        <w:t>і</w:t>
+      </w:r>
+      <w:r>
+        <w:rPr>
+          <w:rFonts w:ascii="Times New Roman" w:hAnsi="Times New Roman"/>
+          <w:sz w:val="24"/>
+        </w:rPr>
+        <w:t xml:space="preserve"> </w:t>
+      </w:r>
+      <w:r>
+        <w:rPr>
+          <w:rFonts w:ascii="Times New Roman" w:hAnsi="Times New Roman"/>
+          <w:sz w:val="24"/>
+        </w:rPr>
+        <w:t>на</w:t>
+      </w:r>
+      <w:r>
+        <w:rPr>
+          <w:rFonts w:ascii="Times New Roman" w:hAnsi="Times New Roman"/>
+          <w:sz w:val="24"/>
+        </w:rPr>
+        <w:t xml:space="preserve"> </w:t>
+      </w:r>
+      <w:r>
+        <w:rPr>
+          <w:rFonts w:ascii="Times New Roman" w:hAnsi="Times New Roman"/>
+          <w:sz w:val="24"/>
+        </w:rPr>
+        <w:t>віки</w:t>
+      </w:r>
+      <w:r>
+        <w:rPr>
+          <w:rFonts w:ascii="Times New Roman" w:hAnsi="Times New Roman"/>
+          <w:sz w:val="24"/>
+        </w:rPr>
+        <w:t xml:space="preserve"> </w:t>
+      </w:r>
+      <w:r>
+        <w:rPr>
+          <w:rFonts w:ascii="Times New Roman" w:hAnsi="Times New Roman"/>
+          <w:sz w:val="24"/>
+        </w:rPr>
+        <w:t>віків.</w:t>
       </w:r>
     </w:p>
     <w:p>

--- a/flow/20230914_vu_template/drafts/2024-12-u/18-СР-Севастіана.docx
+++ b/flow/20230914_vu_template/drafts/2024-12-u/18-СР-Севастіана.docx
@@ -5939,14 +5939,7 @@
           <w:rFonts w:ascii="Times New Roman" w:hAnsi="Times New Roman"/>
           <w:sz w:val="24"/>
         </w:rPr>
-        <w:t xml:space="preserve">, і святого мученика </w:t>
-      </w:r>
-      <w:r>
-        <w:rPr>
-          <w:rFonts w:ascii="Times New Roman" w:hAnsi="Times New Roman"/>
-          <w:sz w:val="24"/>
-        </w:rPr>
-        <w:t>Севастіана і тих, що з ним, і всіх святих - помилує і спасе нас як благий і людинолюбний.</w:t>
+        <w:t>, і святого мученика Севастіана і тих, що з ним, і всіх святих - помилує і спасе нас як благий і людинолюбний.</w:t>
       </w:r>
     </w:p>
     <w:p>
@@ -12646,332 +12639,9 @@
       <w:r>
         <w:rPr>
           <w:rFonts w:ascii="Times New Roman" w:hAnsi="Times New Roman"/>
-          <w:i/>
-          <w:color w:val="FF0000"/>
-          <w:sz w:val="24"/>
-        </w:rPr>
-        <w:t xml:space="preserve"> </w:t>
-      </w:r>
-      <w:r>
-        <w:rPr>
-          <w:rFonts w:ascii="Times New Roman" w:hAnsi="Times New Roman"/>
-          <w:color w:val="000000"/>
-          <w:sz w:val="24"/>
-        </w:rPr>
-        <w:t>Бо</w:t>
-      </w:r>
-      <w:r>
-        <w:rPr>
-          <w:rFonts w:ascii="Times New Roman" w:hAnsi="Times New Roman"/>
-          <w:color w:val="000000"/>
-          <w:sz w:val="24"/>
-        </w:rPr>
-        <w:t xml:space="preserve"> </w:t>
-      </w:r>
-      <w:r>
-        <w:rPr>
-          <w:rFonts w:ascii="Times New Roman" w:hAnsi="Times New Roman"/>
-          <w:color w:val="000000"/>
-          <w:sz w:val="24"/>
-        </w:rPr>
-        <w:t>Ти</w:t>
-      </w:r>
-      <w:r>
-        <w:rPr>
-          <w:rFonts w:ascii="Times New Roman" w:hAnsi="Times New Roman"/>
-          <w:color w:val="000000"/>
-          <w:sz w:val="24"/>
-        </w:rPr>
-        <w:t xml:space="preserve"> </w:t>
-      </w:r>
-      <w:r>
-        <w:rPr>
-          <w:rFonts w:ascii="Times New Roman" w:hAnsi="Times New Roman"/>
-          <w:color w:val="000000"/>
-          <w:sz w:val="24"/>
-        </w:rPr>
-        <w:t>Бог</w:t>
-      </w:r>
-      <w:r>
-        <w:rPr>
-          <w:rFonts w:ascii="Times New Roman" w:hAnsi="Times New Roman"/>
-          <w:color w:val="000000"/>
-          <w:sz w:val="24"/>
-        </w:rPr>
-        <w:t xml:space="preserve"> </w:t>
-      </w:r>
-      <w:r>
-        <w:rPr>
-          <w:rFonts w:ascii="Times New Roman" w:hAnsi="Times New Roman"/>
-          <w:color w:val="000000"/>
-          <w:sz w:val="24"/>
-        </w:rPr>
-        <w:t>наш</w:t>
-      </w:r>
-      <w:r>
-        <w:rPr>
-          <w:rFonts w:ascii="Times New Roman" w:hAnsi="Times New Roman"/>
-          <w:color w:val="000000"/>
-          <w:sz w:val="24"/>
-        </w:rPr>
-        <w:t xml:space="preserve"> </w:t>
-      </w:r>
-      <w:r>
-        <w:rPr>
-          <w:rFonts w:ascii="Times New Roman" w:hAnsi="Times New Roman"/>
-          <w:color w:val="000000"/>
-          <w:sz w:val="24"/>
-        </w:rPr>
-        <w:t>і</w:t>
-      </w:r>
-      <w:r>
-        <w:rPr>
-          <w:rFonts w:ascii="Times New Roman" w:hAnsi="Times New Roman"/>
-          <w:color w:val="000000"/>
-          <w:sz w:val="24"/>
-        </w:rPr>
-        <w:t xml:space="preserve"> </w:t>
-      </w:r>
-      <w:r>
-        <w:rPr>
-          <w:rFonts w:ascii="Times New Roman" w:hAnsi="Times New Roman"/>
-          <w:color w:val="000000"/>
-          <w:sz w:val="24"/>
-        </w:rPr>
-        <w:t>Тобі</w:t>
-      </w:r>
-      <w:r>
-        <w:rPr>
-          <w:rFonts w:ascii="Times New Roman" w:hAnsi="Times New Roman"/>
-          <w:color w:val="000000"/>
-          <w:sz w:val="24"/>
-        </w:rPr>
-        <w:t xml:space="preserve"> </w:t>
-      </w:r>
-      <w:r>
-        <w:rPr>
-          <w:rFonts w:ascii="Times New Roman" w:hAnsi="Times New Roman"/>
-          <w:color w:val="000000"/>
-          <w:sz w:val="24"/>
-        </w:rPr>
-        <w:t>славу</w:t>
-      </w:r>
-      <w:r>
-        <w:rPr>
-          <w:rFonts w:ascii="Times New Roman" w:hAnsi="Times New Roman"/>
-          <w:color w:val="000000"/>
-          <w:sz w:val="24"/>
-        </w:rPr>
-        <w:t xml:space="preserve"> </w:t>
-      </w:r>
-      <w:r>
-        <w:rPr>
-          <w:rFonts w:ascii="Times New Roman" w:hAnsi="Times New Roman"/>
-          <w:color w:val="000000"/>
-          <w:sz w:val="24"/>
-        </w:rPr>
-        <w:t>возсилаємо:</w:t>
-      </w:r>
-      <w:r>
-        <w:rPr>
-          <w:rFonts w:ascii="Times New Roman" w:hAnsi="Times New Roman"/>
-          <w:color w:val="000000"/>
-          <w:sz w:val="24"/>
-        </w:rPr>
-        <w:t xml:space="preserve"> </w:t>
-      </w:r>
-      <w:r>
-        <w:rPr>
-          <w:rFonts w:ascii="Times New Roman" w:hAnsi="Times New Roman"/>
-          <w:color w:val="000000"/>
-          <w:sz w:val="24"/>
-        </w:rPr>
-        <w:t>Отцю,</w:t>
-      </w:r>
-      <w:r>
-        <w:rPr>
-          <w:rFonts w:ascii="Times New Roman" w:hAnsi="Times New Roman"/>
-          <w:color w:val="000000"/>
-          <w:sz w:val="24"/>
-        </w:rPr>
-        <w:t xml:space="preserve"> </w:t>
-      </w:r>
-      <w:r>
-        <w:rPr>
-          <w:rFonts w:ascii="Times New Roman" w:hAnsi="Times New Roman"/>
-          <w:color w:val="000000"/>
-          <w:sz w:val="24"/>
-        </w:rPr>
-        <w:t>і</w:t>
-      </w:r>
-      <w:r>
-        <w:rPr>
-          <w:rFonts w:ascii="Times New Roman" w:hAnsi="Times New Roman"/>
-          <w:color w:val="000000"/>
-          <w:sz w:val="24"/>
-        </w:rPr>
-        <w:t xml:space="preserve"> </w:t>
-      </w:r>
-      <w:r>
-        <w:rPr>
-          <w:rFonts w:ascii="Times New Roman" w:hAnsi="Times New Roman"/>
-          <w:color w:val="000000"/>
-          <w:sz w:val="24"/>
-        </w:rPr>
-        <w:t>Сину,</w:t>
-      </w:r>
-      <w:r>
-        <w:rPr>
-          <w:rFonts w:ascii="Times New Roman" w:hAnsi="Times New Roman"/>
-          <w:color w:val="000000"/>
-          <w:sz w:val="24"/>
-        </w:rPr>
-        <w:t xml:space="preserve"> </w:t>
-      </w:r>
-      <w:r>
-        <w:rPr>
-          <w:rFonts w:ascii="Times New Roman" w:hAnsi="Times New Roman"/>
-          <w:color w:val="000000"/>
-          <w:sz w:val="24"/>
-        </w:rPr>
-        <w:t>і</w:t>
-      </w:r>
-      <w:r>
-        <w:rPr>
-          <w:rFonts w:ascii="Times New Roman" w:hAnsi="Times New Roman"/>
-          <w:color w:val="000000"/>
-          <w:sz w:val="24"/>
-        </w:rPr>
-        <w:t xml:space="preserve"> </w:t>
-      </w:r>
-      <w:r>
-        <w:rPr>
-          <w:rFonts w:ascii="Times New Roman" w:hAnsi="Times New Roman"/>
-          <w:color w:val="000000"/>
-          <w:sz w:val="24"/>
-        </w:rPr>
-        <w:t>Святому</w:t>
-      </w:r>
-      <w:r>
-        <w:rPr>
-          <w:rFonts w:ascii="Times New Roman" w:hAnsi="Times New Roman"/>
-          <w:color w:val="000000"/>
-          <w:sz w:val="24"/>
-        </w:rPr>
-        <w:t xml:space="preserve"> </w:t>
-      </w:r>
-      <w:r>
-        <w:rPr>
-          <w:rFonts w:ascii="Times New Roman" w:hAnsi="Times New Roman"/>
-          <w:color w:val="000000"/>
-          <w:sz w:val="24"/>
-        </w:rPr>
-        <w:t>Духові</w:t>
-      </w:r>
-      <w:r>
-        <w:rPr>
-          <w:rFonts w:ascii="Times New Roman" w:hAnsi="Times New Roman"/>
-          <w:sz w:val="24"/>
-        </w:rPr>
-        <w:t>,</w:t>
-      </w:r>
-      <w:r>
-        <w:rPr>
-          <w:rFonts w:ascii="Times New Roman" w:hAnsi="Times New Roman"/>
-          <w:sz w:val="24"/>
-        </w:rPr>
-        <w:t xml:space="preserve"> </w:t>
-      </w:r>
-      <w:r>
-        <w:rPr>
-          <w:rFonts w:ascii="Times New Roman" w:hAnsi="Times New Roman"/>
-          <w:sz w:val="24"/>
-        </w:rPr>
-        <w:t>нині,</w:t>
-      </w:r>
-      <w:r>
-        <w:rPr>
-          <w:rFonts w:ascii="Times New Roman" w:hAnsi="Times New Roman"/>
-          <w:sz w:val="24"/>
-        </w:rPr>
-        <w:t xml:space="preserve"> </w:t>
-      </w:r>
-      <w:r>
-        <w:rPr>
-          <w:rFonts w:ascii="Times New Roman" w:hAnsi="Times New Roman"/>
-          <w:sz w:val="24"/>
-        </w:rPr>
-        <w:t>і</w:t>
-      </w:r>
-      <w:r>
-        <w:rPr>
-          <w:rFonts w:ascii="Times New Roman" w:hAnsi="Times New Roman"/>
-          <w:sz w:val="24"/>
-        </w:rPr>
-        <w:t xml:space="preserve"> </w:t>
-      </w:r>
-      <w:r>
-        <w:rPr>
-          <w:rFonts w:ascii="Times New Roman" w:hAnsi="Times New Roman"/>
-          <w:sz w:val="24"/>
-        </w:rPr>
-        <w:t>повсякчас,</w:t>
-      </w:r>
-      <w:r>
-        <w:rPr>
-          <w:rFonts w:ascii="Times New Roman" w:hAnsi="Times New Roman"/>
-          <w:sz w:val="24"/>
-        </w:rPr>
-        <w:t xml:space="preserve"> </w:t>
-      </w:r>
-      <w:r>
-        <w:rPr>
-          <w:rFonts w:ascii="Times New Roman" w:hAnsi="Times New Roman"/>
-          <w:sz w:val="24"/>
-        </w:rPr>
-        <w:t>і</w:t>
-      </w:r>
-      <w:r>
-        <w:rPr>
-          <w:rFonts w:ascii="Times New Roman" w:hAnsi="Times New Roman"/>
-          <w:sz w:val="24"/>
-        </w:rPr>
-        <w:t xml:space="preserve"> </w:t>
-      </w:r>
-      <w:r>
-        <w:rPr>
-          <w:rFonts w:ascii="Times New Roman" w:hAnsi="Times New Roman"/>
-          <w:sz w:val="24"/>
-        </w:rPr>
-        <w:t>на</w:t>
-      </w:r>
-      <w:r>
-        <w:rPr>
-          <w:rFonts w:ascii="Times New Roman" w:hAnsi="Times New Roman"/>
-          <w:sz w:val="24"/>
-        </w:rPr>
-        <w:t xml:space="preserve"> </w:t>
-      </w:r>
-      <w:r>
-        <w:rPr>
-          <w:rFonts w:ascii="Times New Roman" w:hAnsi="Times New Roman"/>
-          <w:sz w:val="24"/>
-        </w:rPr>
-        <w:t>віки</w:t>
-      </w:r>
-      <w:r>
-        <w:rPr>
-          <w:rFonts w:ascii="Times New Roman" w:hAnsi="Times New Roman"/>
-          <w:sz w:val="24"/>
-        </w:rPr>
-        <w:t xml:space="preserve"> </w:t>
-      </w:r>
-      <w:r>
-        <w:rPr>
-          <w:rFonts w:ascii="Times New Roman" w:hAnsi="Times New Roman"/>
-          <w:sz w:val="24"/>
-        </w:rPr>
-        <w:t>віків.</w:t>
+          <w:sz w:val="24"/>
+        </w:rPr>
+        <w:t xml:space="preserve"> Бо Ти Бог наш і Тобі славу возсилаємо: Отцю, і Сину, і Святому Духові, нині, і повсякчас, і на віки віків.</w:t>
       </w:r>
     </w:p>
     <w:p>
@@ -14489,412 +14159,9 @@
       <w:r>
         <w:rPr>
           <w:rFonts w:ascii="Times New Roman" w:hAnsi="Times New Roman"/>
-          <w:i/>
-          <w:color w:val="FF0000"/>
-          <w:sz w:val="24"/>
-        </w:rPr>
-        <w:t xml:space="preserve"> </w:t>
-      </w:r>
-      <w:r>
-        <w:rPr>
-          <w:rFonts w:ascii="Times New Roman" w:hAnsi="Times New Roman"/>
-          <w:color w:val="000000"/>
-          <w:sz w:val="24"/>
-        </w:rPr>
-        <w:t>Бо</w:t>
-      </w:r>
-      <w:r>
-        <w:rPr>
-          <w:rFonts w:ascii="Times New Roman" w:hAnsi="Times New Roman"/>
-          <w:color w:val="000000"/>
-          <w:sz w:val="24"/>
-        </w:rPr>
-        <w:t xml:space="preserve"> </w:t>
-      </w:r>
-      <w:r>
-        <w:rPr>
-          <w:rFonts w:ascii="Times New Roman" w:hAnsi="Times New Roman"/>
-          <w:color w:val="000000"/>
-          <w:sz w:val="24"/>
-        </w:rPr>
-        <w:t>Ти</w:t>
-      </w:r>
-      <w:r>
-        <w:rPr>
-          <w:rFonts w:ascii="Times New Roman" w:hAnsi="Times New Roman"/>
-          <w:color w:val="000000"/>
-          <w:sz w:val="24"/>
-        </w:rPr>
-        <w:t xml:space="preserve"> </w:t>
-      </w:r>
-      <w:r>
-        <w:rPr>
-          <w:rFonts w:ascii="Times New Roman" w:hAnsi="Times New Roman"/>
-          <w:color w:val="000000"/>
-          <w:sz w:val="24"/>
-        </w:rPr>
-        <w:t>цар</w:t>
-      </w:r>
-      <w:r>
-        <w:rPr>
-          <w:rFonts w:ascii="Times New Roman" w:hAnsi="Times New Roman"/>
-          <w:color w:val="000000"/>
-          <w:sz w:val="24"/>
-        </w:rPr>
-        <w:t xml:space="preserve"> </w:t>
-      </w:r>
-      <w:r>
-        <w:rPr>
-          <w:rFonts w:ascii="Times New Roman" w:hAnsi="Times New Roman"/>
-          <w:color w:val="000000"/>
-          <w:sz w:val="24"/>
-        </w:rPr>
-        <w:t>миру</w:t>
-      </w:r>
-      <w:r>
-        <w:rPr>
-          <w:rFonts w:ascii="Times New Roman" w:hAnsi="Times New Roman"/>
-          <w:color w:val="000000"/>
-          <w:sz w:val="24"/>
-        </w:rPr>
-        <w:t xml:space="preserve"> </w:t>
-      </w:r>
-      <w:r>
-        <w:rPr>
-          <w:rFonts w:ascii="Times New Roman" w:hAnsi="Times New Roman"/>
-          <w:color w:val="000000"/>
-          <w:sz w:val="24"/>
-        </w:rPr>
-        <w:t>і</w:t>
-      </w:r>
-      <w:r>
-        <w:rPr>
-          <w:rFonts w:ascii="Times New Roman" w:hAnsi="Times New Roman"/>
-          <w:color w:val="000000"/>
-          <w:sz w:val="24"/>
-        </w:rPr>
-        <w:t xml:space="preserve"> </w:t>
-      </w:r>
-      <w:r>
-        <w:rPr>
-          <w:rFonts w:ascii="Times New Roman" w:hAnsi="Times New Roman"/>
-          <w:color w:val="000000"/>
-          <w:sz w:val="24"/>
-        </w:rPr>
-        <w:t>Спас</w:t>
-      </w:r>
-      <w:r>
-        <w:rPr>
-          <w:rFonts w:ascii="Times New Roman" w:hAnsi="Times New Roman"/>
-          <w:color w:val="000000"/>
-          <w:sz w:val="24"/>
-        </w:rPr>
-        <w:t xml:space="preserve"> </w:t>
-      </w:r>
-      <w:r>
-        <w:rPr>
-          <w:rFonts w:ascii="Times New Roman" w:hAnsi="Times New Roman"/>
-          <w:color w:val="000000"/>
-          <w:sz w:val="24"/>
-        </w:rPr>
-        <w:t>душ</w:t>
-      </w:r>
-      <w:r>
-        <w:rPr>
-          <w:rFonts w:ascii="Times New Roman" w:hAnsi="Times New Roman"/>
-          <w:color w:val="000000"/>
-          <w:sz w:val="24"/>
-        </w:rPr>
-        <w:t xml:space="preserve"> </w:t>
-      </w:r>
-      <w:r>
-        <w:rPr>
-          <w:rFonts w:ascii="Times New Roman" w:hAnsi="Times New Roman"/>
-          <w:color w:val="000000"/>
-          <w:sz w:val="24"/>
-        </w:rPr>
-        <w:t>наших</w:t>
-      </w:r>
-      <w:r>
-        <w:rPr>
-          <w:rFonts w:ascii="Times New Roman" w:hAnsi="Times New Roman"/>
-          <w:color w:val="000000"/>
-          <w:sz w:val="24"/>
-        </w:rPr>
-        <w:t xml:space="preserve"> </w:t>
-      </w:r>
-      <w:r>
-        <w:rPr>
-          <w:rFonts w:ascii="Times New Roman" w:hAnsi="Times New Roman"/>
-          <w:color w:val="000000"/>
-          <w:sz w:val="24"/>
-        </w:rPr>
-        <w:t>–</w:t>
-      </w:r>
-      <w:r>
-        <w:rPr>
-          <w:rFonts w:ascii="Times New Roman" w:hAnsi="Times New Roman"/>
-          <w:color w:val="000000"/>
-          <w:sz w:val="24"/>
-        </w:rPr>
-        <w:t xml:space="preserve"> </w:t>
-      </w:r>
-      <w:r>
-        <w:rPr>
-          <w:rFonts w:ascii="Times New Roman" w:hAnsi="Times New Roman"/>
-          <w:color w:val="000000"/>
-          <w:sz w:val="24"/>
-        </w:rPr>
-        <w:t>і</w:t>
-      </w:r>
-      <w:r>
-        <w:rPr>
-          <w:rFonts w:ascii="Times New Roman" w:hAnsi="Times New Roman"/>
-          <w:color w:val="000000"/>
-          <w:sz w:val="24"/>
-        </w:rPr>
-        <w:t xml:space="preserve"> </w:t>
-      </w:r>
-      <w:r>
-        <w:rPr>
-          <w:rFonts w:ascii="Times New Roman" w:hAnsi="Times New Roman"/>
-          <w:color w:val="000000"/>
-          <w:sz w:val="24"/>
-        </w:rPr>
-        <w:t>Тобі</w:t>
-      </w:r>
-      <w:r>
-        <w:rPr>
-          <w:rFonts w:ascii="Times New Roman" w:hAnsi="Times New Roman"/>
-          <w:color w:val="000000"/>
-          <w:sz w:val="24"/>
-        </w:rPr>
-        <w:t xml:space="preserve"> </w:t>
-      </w:r>
-      <w:r>
-        <w:rPr>
-          <w:rFonts w:ascii="Times New Roman" w:hAnsi="Times New Roman"/>
-          <w:color w:val="000000"/>
-          <w:sz w:val="24"/>
-        </w:rPr>
-        <w:t>славу</w:t>
-      </w:r>
-      <w:r>
-        <w:rPr>
-          <w:rFonts w:ascii="Times New Roman" w:hAnsi="Times New Roman"/>
-          <w:color w:val="000000"/>
-          <w:sz w:val="24"/>
-        </w:rPr>
-        <w:t xml:space="preserve"> </w:t>
-      </w:r>
-      <w:r>
-        <w:rPr>
-          <w:rFonts w:ascii="Times New Roman" w:hAnsi="Times New Roman"/>
-          <w:color w:val="000000"/>
-          <w:sz w:val="24"/>
-        </w:rPr>
-        <w:t>возсилаємо,</w:t>
-      </w:r>
-      <w:r>
-        <w:rPr>
-          <w:rFonts w:ascii="Times New Roman" w:hAnsi="Times New Roman"/>
-          <w:color w:val="000000"/>
-          <w:sz w:val="24"/>
-        </w:rPr>
-        <w:t xml:space="preserve"> </w:t>
-      </w:r>
-      <w:r>
-        <w:rPr>
-          <w:rFonts w:ascii="Times New Roman" w:hAnsi="Times New Roman"/>
-          <w:color w:val="000000"/>
-          <w:sz w:val="24"/>
-        </w:rPr>
-        <w:t>Отцю,</w:t>
-      </w:r>
-      <w:r>
-        <w:rPr>
-          <w:rFonts w:ascii="Times New Roman" w:hAnsi="Times New Roman"/>
-          <w:color w:val="000000"/>
-          <w:sz w:val="24"/>
-        </w:rPr>
-        <w:t xml:space="preserve"> </w:t>
-      </w:r>
-      <w:r>
-        <w:rPr>
-          <w:rFonts w:ascii="Times New Roman" w:hAnsi="Times New Roman"/>
-          <w:color w:val="000000"/>
-          <w:sz w:val="24"/>
-        </w:rPr>
-        <w:t>і</w:t>
-      </w:r>
-      <w:r>
-        <w:rPr>
-          <w:rFonts w:ascii="Times New Roman" w:hAnsi="Times New Roman"/>
-          <w:color w:val="000000"/>
-          <w:sz w:val="24"/>
-        </w:rPr>
-        <w:t xml:space="preserve"> </w:t>
-      </w:r>
-      <w:r>
-        <w:rPr>
-          <w:rFonts w:ascii="Times New Roman" w:hAnsi="Times New Roman"/>
-          <w:color w:val="000000"/>
-          <w:sz w:val="24"/>
-        </w:rPr>
-        <w:t>Сину,</w:t>
-      </w:r>
-      <w:r>
-        <w:rPr>
-          <w:rFonts w:ascii="Times New Roman" w:hAnsi="Times New Roman"/>
-          <w:color w:val="000000"/>
-          <w:sz w:val="24"/>
-        </w:rPr>
-        <w:t xml:space="preserve"> </w:t>
-      </w:r>
-      <w:r>
-        <w:rPr>
-          <w:rFonts w:ascii="Times New Roman" w:hAnsi="Times New Roman"/>
-          <w:color w:val="000000"/>
-          <w:sz w:val="24"/>
-        </w:rPr>
-        <w:t>і</w:t>
-      </w:r>
-      <w:r>
-        <w:rPr>
-          <w:rFonts w:ascii="Times New Roman" w:hAnsi="Times New Roman"/>
-          <w:color w:val="000000"/>
-          <w:sz w:val="24"/>
-        </w:rPr>
-        <w:t xml:space="preserve"> </w:t>
-      </w:r>
-      <w:r>
-        <w:rPr>
-          <w:rFonts w:ascii="Times New Roman" w:hAnsi="Times New Roman"/>
-          <w:color w:val="000000"/>
-          <w:sz w:val="24"/>
-        </w:rPr>
-        <w:t>Святому</w:t>
-      </w:r>
-      <w:r>
-        <w:rPr>
-          <w:rFonts w:ascii="Times New Roman" w:hAnsi="Times New Roman"/>
-          <w:color w:val="000000"/>
-          <w:sz w:val="24"/>
-        </w:rPr>
-        <w:t xml:space="preserve"> </w:t>
-      </w:r>
-      <w:r>
-        <w:rPr>
-          <w:rFonts w:ascii="Times New Roman" w:hAnsi="Times New Roman"/>
-          <w:color w:val="000000"/>
-          <w:sz w:val="24"/>
-        </w:rPr>
-        <w:t>Духові</w:t>
-      </w:r>
-      <w:r>
-        <w:rPr>
-          <w:rFonts w:ascii="Times New Roman" w:hAnsi="Times New Roman"/>
-          <w:sz w:val="24"/>
-        </w:rPr>
-        <w:t>,</w:t>
-      </w:r>
-      <w:r>
-        <w:rPr>
-          <w:rFonts w:ascii="Times New Roman" w:hAnsi="Times New Roman"/>
-          <w:sz w:val="24"/>
-        </w:rPr>
-        <w:t xml:space="preserve"> </w:t>
-      </w:r>
-      <w:r>
-        <w:rPr>
-          <w:rFonts w:ascii="Times New Roman" w:hAnsi="Times New Roman"/>
-          <w:sz w:val="24"/>
-        </w:rPr>
-        <w:t>нині,</w:t>
-      </w:r>
-      <w:r>
-        <w:rPr>
-          <w:rFonts w:ascii="Times New Roman" w:hAnsi="Times New Roman"/>
-          <w:sz w:val="24"/>
-        </w:rPr>
-        <w:t xml:space="preserve"> </w:t>
-      </w:r>
-      <w:r>
-        <w:rPr>
-          <w:rFonts w:ascii="Times New Roman" w:hAnsi="Times New Roman"/>
-          <w:sz w:val="24"/>
-        </w:rPr>
-        <w:t>і</w:t>
-      </w:r>
-      <w:r>
-        <w:rPr>
-          <w:rFonts w:ascii="Times New Roman" w:hAnsi="Times New Roman"/>
-          <w:sz w:val="24"/>
-        </w:rPr>
-        <w:t xml:space="preserve"> </w:t>
-      </w:r>
-      <w:r>
-        <w:rPr>
-          <w:rFonts w:ascii="Times New Roman" w:hAnsi="Times New Roman"/>
-          <w:sz w:val="24"/>
-        </w:rPr>
-        <w:t>повсякчас,</w:t>
-      </w:r>
-      <w:r>
-        <w:rPr>
-          <w:rFonts w:ascii="Times New Roman" w:hAnsi="Times New Roman"/>
-          <w:sz w:val="24"/>
-        </w:rPr>
-        <w:t xml:space="preserve"> </w:t>
-      </w:r>
-      <w:r>
-        <w:rPr>
-          <w:rFonts w:ascii="Times New Roman" w:hAnsi="Times New Roman"/>
-          <w:sz w:val="24"/>
-        </w:rPr>
-        <w:t>і</w:t>
-      </w:r>
-      <w:r>
-        <w:rPr>
-          <w:rFonts w:ascii="Times New Roman" w:hAnsi="Times New Roman"/>
-          <w:sz w:val="24"/>
-        </w:rPr>
-        <w:t xml:space="preserve"> </w:t>
-      </w:r>
-      <w:r>
-        <w:rPr>
-          <w:rFonts w:ascii="Times New Roman" w:hAnsi="Times New Roman"/>
-          <w:sz w:val="24"/>
-        </w:rPr>
-        <w:t>на</w:t>
-      </w:r>
-      <w:r>
-        <w:rPr>
-          <w:rFonts w:ascii="Times New Roman" w:hAnsi="Times New Roman"/>
-          <w:sz w:val="24"/>
-        </w:rPr>
-        <w:t xml:space="preserve"> </w:t>
-      </w:r>
-      <w:r>
-        <w:rPr>
-          <w:rFonts w:ascii="Times New Roman" w:hAnsi="Times New Roman"/>
-          <w:sz w:val="24"/>
-        </w:rPr>
-        <w:t>віки</w:t>
-      </w:r>
-      <w:r>
-        <w:rPr>
-          <w:rFonts w:ascii="Times New Roman" w:hAnsi="Times New Roman"/>
-          <w:sz w:val="24"/>
-        </w:rPr>
-        <w:t xml:space="preserve"> </w:t>
-      </w:r>
-      <w:r>
-        <w:rPr>
-          <w:rFonts w:ascii="Times New Roman" w:hAnsi="Times New Roman"/>
-          <w:sz w:val="24"/>
-        </w:rPr>
-        <w:t>віків.</w:t>
+          <w:sz w:val="24"/>
+        </w:rPr>
+        <w:t xml:space="preserve"> Бо Ти цар миру і Спас душ наших – і Тобі славу возсилаємо, Отцю, і Сину, і Святому Духові, нині, і повсякчас, і на віки віків.</w:t>
       </w:r>
     </w:p>
     <w:p>
@@ -17867,7 +17134,6 @@
           <w:color w:val="FF0000"/>
           <w:sz w:val="24"/>
         </w:rPr>
-        <w:lastRenderedPageBreak/>
         <w:t>Священник:</w:t>
       </w:r>
       <w:r>
@@ -19262,37 +18528,23 @@
           <w:rFonts w:ascii="Times New Roman" w:hAnsi="Times New Roman"/>
           <w:sz w:val="24"/>
         </w:rPr>
-        <w:t xml:space="preserve"> Хри</w:t>
+        <w:t xml:space="preserve"> Христос, істинний Бог наш - молитвами пречистої Своєї Матері, силою чесного і животворчого хреста, заступництвом святих славних і всехвальних апостолів, і святого, </w:t>
       </w:r>
       <w:r>
         <w:rPr>
           <w:rFonts w:ascii="Times New Roman" w:hAnsi="Times New Roman"/>
-          <w:sz w:val="24"/>
-        </w:rPr>
-        <w:t xml:space="preserve">стос, істинний Бог наш - молитвами пречистої Своєї Матері, силою чесного і животворчого хреста, заступництвом святих славних і всехвальних апостолів, і святого, </w:t>
+          <w:i/>
+          <w:color w:val="FF0000"/>
+          <w:sz w:val="24"/>
+        </w:rPr>
+        <w:t>якого є храм</w:t>
       </w:r>
       <w:r>
         <w:rPr>
           <w:rFonts w:ascii="Times New Roman" w:hAnsi="Times New Roman"/>
-          <w:i/>
-          <w:color w:val="FF0000"/>
-          <w:sz w:val="24"/>
-        </w:rPr>
-        <w:t>якого є храм</w:t>
-      </w:r>
-      <w:r>
-        <w:rPr>
-          <w:rFonts w:ascii="Times New Roman" w:hAnsi="Times New Roman"/>
-          <w:sz w:val="24"/>
-        </w:rPr>
-        <w:t>, і святого мученика Севастіана і тих, що з ним, і всіх святих - помилує і спасе на</w:t>
-      </w:r>
-      <w:r>
-        <w:rPr>
-          <w:rFonts w:ascii="Times New Roman" w:hAnsi="Times New Roman"/>
-          <w:sz w:val="24"/>
-        </w:rPr>
-        <w:t>с як благий і людинолюбний.</w:t>
+          <w:sz w:val="24"/>
+        </w:rPr>
+        <w:t>, і святого мученика Севастіана і тих, що з ним, і всіх святих - помилує і спасе нас як благий і людинолюбний.</w:t>
       </w:r>
     </w:p>
     <w:p>
